--- a/6-过程管理/运行记录类文件/JXTX-06-16-翔云系统运维服务项目-服务可用性和连续性报告.docx
+++ b/6-过程管理/运行记录类文件/JXTX-06-16-翔云系统运维服务项目-服务可用性和连续性报告.docx
@@ -1,10 +1,11 @@
 
 <file path=word/document.xml><?xml version="1.0" encoding="utf-8"?>
-<w:document xmlns:wpc="http://schemas.microsoft.com/office/word/2010/wordprocessingCanvas" xmlns:mc="http://schemas.openxmlformats.org/markup-compatibility/2006" xmlns:o="urn:schemas-microsoft-com:office:office" xmlns:r="http://schemas.openxmlformats.org/officeDocument/2006/relationships" xmlns:m="http://schemas.openxmlformats.org/officeDocument/2006/math" xmlns:v="urn:schemas-microsoft-com:vml" xmlns:wp14="http://schemas.microsoft.com/office/word/2010/wordprocessingDrawing" xmlns:wp="http://schemas.openxmlformats.org/drawingml/2006/wordprocessingDrawing" xmlns:w="http://schemas.openxmlformats.org/wordprocessingml/2006/main" xmlns:w14="http://schemas.microsoft.com/office/word/2010/wordml" xmlns:w10="urn:schemas-microsoft-com:office:word" xmlns:w15="http://schemas.microsoft.com/office/word/2012/wordml" xmlns:wpg="http://schemas.microsoft.com/office/word/2010/wordprocessingGroup" xmlns:wpi="http://schemas.microsoft.com/office/word/2010/wordprocessingInk" xmlns:wne="http://schemas.microsoft.com/office/word/2006/wordml" xmlns:wps="http://schemas.microsoft.com/office/word/2010/wordprocessingShape" xmlns:wpsCustomData="http://www.wps.cn/officeDocument/2013/wpsCustomData" mc:Ignorable="w14 w15 wp14">
+<w:document xmlns:wpc="http://schemas.microsoft.com/office/word/2010/wordprocessingCanvas" xmlns:mc="http://schemas.openxmlformats.org/markup-compatibility/2006" xmlns:o="urn:schemas-microsoft-com:office:office" xmlns:r="http://schemas.openxmlformats.org/officeDocument/2006/relationships" xmlns:m="http://schemas.openxmlformats.org/officeDocument/2006/math" xmlns:v="urn:schemas-microsoft-com:vml" xmlns:wp14="http://schemas.microsoft.com/office/word/2010/wordprocessingDrawing" xmlns:wp="http://schemas.openxmlformats.org/drawingml/2006/wordprocessingDrawing" xmlns:w10="urn:schemas-microsoft-com:office:word" xmlns:w="http://schemas.openxmlformats.org/wordprocessingml/2006/main" xmlns:w14="http://schemas.microsoft.com/office/word/2010/wordml" xmlns:w15="http://schemas.microsoft.com/office/word/2012/wordml" xmlns:wne="http://schemas.microsoft.com/office/word/2006/wordml" xmlns:wpg="http://schemas.microsoft.com/office/word/2010/wordprocessingGroup" xmlns:wpi="http://schemas.microsoft.com/office/word/2010/wordprocessingInk" xmlns:wps="http://schemas.microsoft.com/office/word/2010/wordprocessingShape" mc:Ignorable="w14 w15 wp14">
+  <!-- Generated by Aspose.Words for .NET 13.3.0.1 -->
   <w:body>
     <w:p>
       <w:pPr>
-        <w:pStyle w:val="24"/>
+        <w:pStyle w:val="a"/>
         <w:keepNext w:val="0"/>
         <w:keepLines w:val="0"/>
         <w:pageBreakBefore w:val="0"/>
@@ -24,7 +25,7 @@
       <w:bookmarkStart w:id="0" w:name="_Toc5677"/>
       <w:r>
         <w:drawing>
-          <wp:anchor distT="0" distB="0" distL="114300" distR="114300" simplePos="0" relativeHeight="251661312" behindDoc="1" locked="0" layoutInCell="1" allowOverlap="1">
+          <wp:anchor distT="0" distB="0" distL="114300" distR="114300" simplePos="0" relativeHeight="251660288" behindDoc="1" locked="0" layoutInCell="1" allowOverlap="1">
             <wp:simplePos x="0" y="0"/>
             <wp:positionH relativeFrom="column">
               <wp:posOffset>-19050</wp:posOffset>
@@ -49,7 +50,7 @@
                     </pic:cNvPicPr>
                   </pic:nvPicPr>
                   <pic:blipFill>
-                    <a:blip r:embed="rId7"/>
+                    <a:blip xmlns:r="http://schemas.openxmlformats.org/officeDocument/2006/relationships" r:embed="rId4"/>
                     <a:stretch>
                       <a:fillRect/>
                     </a:stretch>
@@ -75,7 +76,7 @@
       </w:r>
       <w:r>
         <w:drawing>
-          <wp:anchor distT="0" distB="0" distL="114300" distR="114300" simplePos="0" relativeHeight="251660288" behindDoc="1" locked="0" layoutInCell="1" allowOverlap="1">
+          <wp:anchor distT="0" distB="0" distL="114300" distR="114300" simplePos="0" relativeHeight="251659264" behindDoc="1" locked="0" layoutInCell="1" allowOverlap="1">
             <wp:simplePos x="0" y="0"/>
             <wp:positionH relativeFrom="column">
               <wp:posOffset>0</wp:posOffset>
@@ -100,7 +101,7 @@
                     </pic:cNvPicPr>
                   </pic:nvPicPr>
                   <pic:blipFill>
-                    <a:blip r:embed="rId8"/>
+                    <a:blip xmlns:r="http://schemas.openxmlformats.org/officeDocument/2006/relationships" r:embed="rId5"/>
                     <a:stretch>
                       <a:fillRect/>
                     </a:stretch>
@@ -130,7 +131,7 @@
           <w:lang w:val="en-US" w:eastAsia="zh-CN"/>
         </w:rPr>
         <w:drawing>
-          <wp:anchor distT="0" distB="0" distL="114300" distR="114300" simplePos="0" relativeHeight="251659264" behindDoc="1" locked="0" layoutInCell="1" allowOverlap="1">
+          <wp:anchor distT="0" distB="0" distL="114300" distR="114300" simplePos="0" relativeHeight="251658240" behindDoc="1" locked="0" layoutInCell="1" allowOverlap="1">
             <wp:simplePos x="0" y="0"/>
             <wp:positionH relativeFrom="column">
               <wp:posOffset>635</wp:posOffset>
@@ -155,7 +156,7 @@
                     </pic:cNvPicPr>
                   </pic:nvPicPr>
                   <pic:blipFill>
-                    <a:blip r:embed="rId9">
+                    <a:blip xmlns:r="http://schemas.openxmlformats.org/officeDocument/2006/relationships" r:embed="rId6">
                       <a:alphaModFix amt="58000"/>
                       <a:lum contrast="-52000"/>
                     </a:blip>
@@ -189,7 +190,7 @@
     </w:p>
     <w:p>
       <w:pPr>
-        <w:pStyle w:val="25"/>
+        <w:pStyle w:val="a0"/>
         <w:keepNext w:val="0"/>
         <w:keepLines w:val="0"/>
         <w:pageBreakBefore w:val="0"/>
@@ -222,7 +223,7 @@
     </w:p>
     <w:p>
       <w:pPr>
-        <w:pStyle w:val="25"/>
+        <w:pStyle w:val="a0"/>
         <w:keepNext w:val="0"/>
         <w:keepLines w:val="0"/>
         <w:pageBreakBefore w:val="0"/>
@@ -269,11 +270,11 @@
         <w:adjustRightInd w:val="0"/>
         <w:snapToGrid w:val="0"/>
         <w:spacing w:after="624" w:afterLines="200" w:line="219" w:lineRule="auto"/>
-        <w:ind w:left="0" w:leftChars="0" w:right="0" w:rightChars="0" w:firstLine="0" w:firstLineChars="0"/>
+        <w:ind w:left="0" w:right="0" w:firstLine="0" w:leftChars="0" w:rightChars="0" w:firstLineChars="0"/>
         <w:jc w:val="center"/>
         <w:textAlignment w:val="baseline"/>
         <w:rPr>
-          <w:rFonts w:hint="default" w:ascii="宋体" w:hAnsi="宋体" w:eastAsia="宋体" w:cs="宋体"/>
+          <w:rFonts w:ascii="宋体" w:eastAsia="宋体" w:hAnsi="宋体" w:cs="宋体" w:hint="default"/>
           <w:sz w:val="24"/>
           <w:szCs w:val="24"/>
           <w:lang w:val="en-US" w:eastAsia="zh-CN"/>
@@ -281,7 +282,7 @@
       </w:pPr>
       <w:r>
         <w:rPr>
-          <w:rFonts w:ascii="宋体" w:hAnsi="宋体" w:eastAsia="宋体" w:cs="宋体"/>
+          <w:rFonts w:ascii="宋体" w:eastAsia="宋体" w:hAnsi="宋体" w:cs="宋体"/>
           <w:b/>
           <w:bCs/>
           <w:spacing w:val="-3"/>
@@ -292,7 +293,7 @@
       </w:r>
       <w:r>
         <w:rPr>
-          <w:rFonts w:hint="eastAsia" w:ascii="宋体" w:hAnsi="宋体" w:eastAsia="宋体" w:cs="宋体"/>
+          <w:rFonts w:ascii="宋体" w:eastAsia="宋体" w:hAnsi="宋体" w:cs="宋体" w:hint="eastAsia"/>
           <w:b/>
           <w:bCs/>
           <w:spacing w:val="-3"/>
@@ -304,7 +305,7 @@
       </w:r>
       <w:r>
         <w:rPr>
-          <w:rFonts w:ascii="宋体" w:hAnsi="宋体" w:eastAsia="宋体" w:cs="宋体"/>
+          <w:rFonts w:ascii="宋体" w:eastAsia="宋体" w:hAnsi="宋体" w:cs="宋体"/>
           <w:b/>
           <w:bCs/>
           <w:spacing w:val="-3"/>
@@ -315,7 +316,7 @@
       </w:r>
       <w:r>
         <w:rPr>
-          <w:rFonts w:hint="eastAsia" w:ascii="宋体" w:hAnsi="宋体" w:cs="宋体"/>
+          <w:rFonts w:ascii="宋体" w:hAnsi="宋体" w:cs="宋体" w:hint="eastAsia"/>
           <w:b/>
           <w:bCs/>
           <w:spacing w:val="-3"/>
@@ -327,7 +328,7 @@
       </w:r>
       <w:r>
         <w:rPr>
-          <w:rFonts w:ascii="宋体" w:hAnsi="宋体" w:eastAsia="宋体" w:cs="宋体"/>
+          <w:rFonts w:ascii="宋体" w:eastAsia="宋体" w:hAnsi="宋体" w:cs="宋体"/>
           <w:b/>
           <w:bCs/>
           <w:spacing w:val="-3"/>
@@ -338,7 +339,7 @@
       </w:r>
       <w:r>
         <w:rPr>
-          <w:rFonts w:hint="eastAsia" w:ascii="宋体" w:hAnsi="宋体" w:cs="宋体"/>
+          <w:rFonts w:ascii="宋体" w:hAnsi="宋体" w:cs="宋体" w:hint="eastAsia"/>
           <w:b/>
           <w:bCs/>
           <w:spacing w:val="-3"/>
@@ -346,23 +347,24 @@
           <w:szCs w:val="24"/>
           <w:lang w:val="en-US" w:eastAsia="zh-CN"/>
         </w:rPr>
-        <w:t>13</w:t>
+        <w:t>16</w:t>
       </w:r>
+      <w:bookmarkStart w:id="3" w:name="_GoBack"/>
+      <w:bookmarkEnd w:id="3"/>
     </w:p>
     <w:tbl>
       <w:tblPr>
-        <w:tblStyle w:val="21"/>
+        <w:tblStyle w:val="TableGrid"/>
         <w:tblW w:w="0" w:type="auto"/>
         <w:jc w:val="center"/>
         <w:tblBorders>
-          <w:top w:val="none" w:color="auto" w:sz="0" w:space="0"/>
-          <w:left w:val="none" w:color="auto" w:sz="0" w:space="0"/>
-          <w:bottom w:val="none" w:color="auto" w:sz="0" w:space="0"/>
-          <w:right w:val="none" w:color="auto" w:sz="0" w:space="0"/>
-          <w:insideH w:val="none" w:color="auto" w:sz="0" w:space="0"/>
-          <w:insideV w:val="none" w:color="auto" w:sz="0" w:space="0"/>
+          <w:top w:val="nil"/>
+          <w:left w:val="nil"/>
+          <w:bottom w:val="nil"/>
+          <w:right w:val="nil"/>
+          <w:insideH w:val="nil"/>
+          <w:insideV w:val="nil"/>
         </w:tblBorders>
-        <w:tblLayout w:type="autofit"/>
         <w:tblCellMar>
           <w:top w:w="0" w:type="dxa"/>
           <w:left w:w="108" w:type="dxa"/>
@@ -376,13 +378,15 @@
       </w:tblGrid>
       <w:tr>
         <w:tblPrEx>
+          <w:tblW w:w="0" w:type="auto"/>
+          <w:jc w:val="center"/>
           <w:tblBorders>
-            <w:top w:val="none" w:color="auto" w:sz="0" w:space="0"/>
-            <w:left w:val="none" w:color="auto" w:sz="0" w:space="0"/>
-            <w:bottom w:val="none" w:color="auto" w:sz="0" w:space="0"/>
-            <w:right w:val="none" w:color="auto" w:sz="0" w:space="0"/>
-            <w:insideH w:val="none" w:color="auto" w:sz="0" w:space="0"/>
-            <w:insideV w:val="none" w:color="auto" w:sz="0" w:space="0"/>
+            <w:top w:val="nil"/>
+            <w:left w:val="nil"/>
+            <w:bottom w:val="nil"/>
+            <w:right w:val="nil"/>
+            <w:insideH w:val="nil"/>
+            <w:insideV w:val="nil"/>
           </w:tblBorders>
           <w:tblCellMar>
             <w:top w:w="0" w:type="dxa"/>
@@ -392,7 +396,7 @@
           </w:tblCellMar>
         </w:tblPrEx>
         <w:trPr>
-          <w:trHeight w:val="810" w:hRule="atLeast"/>
+          <w:trHeight w:val="810"/>
           <w:jc w:val="center"/>
         </w:trPr>
         <w:tc>
@@ -431,7 +435,7 @@
             </w:r>
             <w:r>
               <w:rPr>
-                <w:rFonts w:hint="default" w:asciiTheme="minorAscii" w:hAnsiTheme="minorAscii" w:eastAsiaTheme="minorEastAsia"/>
+                <w:rFonts w:asciiTheme="minorAscii" w:eastAsiaTheme="minorEastAsia" w:hAnsiTheme="minorAscii" w:hint="default"/>
                 <w:spacing w:val="227"/>
                 <w:sz w:val="21"/>
                 <w:vertAlign w:val="baseline"/>
@@ -486,7 +490,7 @@
             </w:r>
             <w:r>
               <w:rPr>
-                <w:rFonts w:hint="eastAsia" w:asciiTheme="minorAscii" w:hAnsiTheme="minorAscii" w:eastAsiaTheme="minorEastAsia"/>
+                <w:rFonts w:asciiTheme="minorAscii" w:eastAsiaTheme="minorEastAsia" w:hAnsiTheme="minorAscii" w:hint="eastAsia"/>
                 <w:spacing w:val="227"/>
                 <w:sz w:val="21"/>
                 <w:vertAlign w:val="baseline"/>
@@ -508,14 +512,8 @@
       </w:tr>
       <w:tr>
         <w:tblPrEx>
-          <w:tblBorders>
-            <w:top w:val="none" w:color="auto" w:sz="0" w:space="0"/>
-            <w:left w:val="none" w:color="auto" w:sz="0" w:space="0"/>
-            <w:bottom w:val="none" w:color="auto" w:sz="0" w:space="0"/>
-            <w:right w:val="none" w:color="auto" w:sz="0" w:space="0"/>
-            <w:insideH w:val="none" w:color="auto" w:sz="0" w:space="0"/>
-            <w:insideV w:val="none" w:color="auto" w:sz="0" w:space="0"/>
-          </w:tblBorders>
+          <w:tblW w:w="0" w:type="auto"/>
+          <w:jc w:val="center"/>
           <w:tblCellMar>
             <w:top w:w="0" w:type="dxa"/>
             <w:left w:w="108" w:type="dxa"/>
@@ -524,7 +522,7 @@
           </w:tblCellMar>
         </w:tblPrEx>
         <w:trPr>
-          <w:trHeight w:val="810" w:hRule="atLeast"/>
+          <w:trHeight w:val="810"/>
           <w:jc w:val="center"/>
         </w:trPr>
         <w:tc>
@@ -549,7 +547,7 @@
               <w:snapToGrid w:val="0"/>
               <w:textAlignment w:val="baseline"/>
               <w:rPr>
-                <w:rFonts w:hint="default" w:ascii="Arial" w:hAnsi="Arial" w:eastAsia="Arial" w:cs="Arial"/>
+                <w:rFonts w:ascii="Arial" w:eastAsia="Arial" w:hAnsi="Arial" w:cs="Arial" w:hint="default"/>
                 <w:snapToGrid w:val="0"/>
                 <w:color w:val="000000"/>
                 <w:kern w:val="0"/>
@@ -581,7 +579,7 @@
             </w:r>
             <w:r>
               <w:rPr>
-                <w:rFonts w:hint="default" w:asciiTheme="minorAscii" w:hAnsiTheme="minorAscii" w:eastAsiaTheme="minorEastAsia"/>
+                <w:rFonts w:asciiTheme="minorAscii" w:eastAsiaTheme="minorEastAsia" w:hAnsiTheme="minorAscii" w:hint="default"/>
                 <w:spacing w:val="227"/>
                 <w:sz w:val="21"/>
                 <w:vertAlign w:val="baseline"/>
@@ -635,7 +633,7 @@
               <w:snapToGrid w:val="0"/>
               <w:textAlignment w:val="baseline"/>
               <w:rPr>
-                <w:rFonts w:hint="default" w:ascii="Arial" w:hAnsi="Arial" w:eastAsia="Arial" w:cs="Arial"/>
+                <w:rFonts w:ascii="Arial" w:eastAsia="Arial" w:hAnsi="Arial" w:cs="Arial" w:hint="default"/>
                 <w:snapToGrid w:val="0"/>
                 <w:color w:val="000000"/>
                 <w:kern w:val="0"/>
@@ -655,7 +653,7 @@
             </w:r>
             <w:r>
               <w:rPr>
-                <w:rFonts w:hint="eastAsia" w:asciiTheme="minorAscii" w:hAnsiTheme="minorAscii" w:eastAsiaTheme="minorEastAsia"/>
+                <w:rFonts w:asciiTheme="minorAscii" w:eastAsiaTheme="minorEastAsia" w:hAnsiTheme="minorAscii" w:hint="eastAsia"/>
                 <w:spacing w:val="227"/>
                 <w:sz w:val="21"/>
                 <w:vertAlign w:val="baseline"/>
@@ -677,14 +675,8 @@
       </w:tr>
       <w:tr>
         <w:tblPrEx>
-          <w:tblBorders>
-            <w:top w:val="none" w:color="auto" w:sz="0" w:space="0"/>
-            <w:left w:val="none" w:color="auto" w:sz="0" w:space="0"/>
-            <w:bottom w:val="none" w:color="auto" w:sz="0" w:space="0"/>
-            <w:right w:val="none" w:color="auto" w:sz="0" w:space="0"/>
-            <w:insideH w:val="none" w:color="auto" w:sz="0" w:space="0"/>
-            <w:insideV w:val="none" w:color="auto" w:sz="0" w:space="0"/>
-          </w:tblBorders>
+          <w:tblW w:w="0" w:type="auto"/>
+          <w:jc w:val="center"/>
           <w:tblCellMar>
             <w:top w:w="0" w:type="dxa"/>
             <w:left w:w="108" w:type="dxa"/>
@@ -693,7 +685,7 @@
           </w:tblCellMar>
         </w:tblPrEx>
         <w:trPr>
-          <w:trHeight w:val="635" w:hRule="atLeast"/>
+          <w:trHeight w:val="635"/>
           <w:jc w:val="center"/>
         </w:trPr>
         <w:tc>
@@ -744,7 +736,7 @@
             </w:r>
             <w:r>
               <w:rPr>
-                <w:rFonts w:hint="eastAsia" w:asciiTheme="minorAscii" w:hAnsiTheme="minorAscii" w:eastAsiaTheme="minorEastAsia"/>
+                <w:rFonts w:asciiTheme="minorAscii" w:eastAsiaTheme="minorEastAsia" w:hAnsiTheme="minorAscii" w:hint="eastAsia"/>
                 <w:spacing w:val="227"/>
                 <w:sz w:val="21"/>
                 <w:vertAlign w:val="baseline"/>
@@ -798,7 +790,7 @@
             </w:r>
             <w:r>
               <w:rPr>
-                <w:rFonts w:hint="eastAsia" w:asciiTheme="minorAscii" w:hAnsiTheme="minorAscii" w:eastAsiaTheme="minorEastAsia"/>
+                <w:rFonts w:asciiTheme="minorAscii" w:eastAsiaTheme="minorEastAsia" w:hAnsiTheme="minorAscii" w:hint="eastAsia"/>
                 <w:spacing w:val="227"/>
                 <w:sz w:val="21"/>
                 <w:vertAlign w:val="baseline"/>
@@ -859,14 +851,14 @@
         <w:ind w:left="3634"/>
         <w:textAlignment w:val="baseline"/>
         <w:rPr>
-          <w:rFonts w:ascii="宋体" w:hAnsi="宋体" w:eastAsia="宋体" w:cs="宋体"/>
+          <w:rFonts w:ascii="宋体" w:eastAsia="宋体" w:hAnsi="宋体" w:cs="宋体"/>
           <w:sz w:val="31"/>
           <w:szCs w:val="31"/>
         </w:rPr>
       </w:pPr>
       <w:r>
         <w:rPr>
-          <w:rFonts w:ascii="宋体" w:hAnsi="宋体" w:eastAsia="宋体" w:cs="宋体"/>
+          <w:rFonts w:ascii="宋体" w:eastAsia="宋体" w:hAnsi="宋体" w:cs="宋体"/>
           <w:b/>
           <w:bCs/>
           <w:spacing w:val="4"/>
@@ -878,16 +870,16 @@
     </w:p>
     <w:tbl>
       <w:tblPr>
-        <w:tblStyle w:val="26"/>
+        <w:tblStyle w:val="TableNormal0"/>
         <w:tblW w:w="8214" w:type="dxa"/>
         <w:jc w:val="center"/>
         <w:tblBorders>
-          <w:top w:val="single" w:color="000000" w:sz="2" w:space="0"/>
-          <w:left w:val="single" w:color="000000" w:sz="2" w:space="0"/>
-          <w:bottom w:val="single" w:color="000000" w:sz="2" w:space="0"/>
-          <w:right w:val="single" w:color="000000" w:sz="2" w:space="0"/>
-          <w:insideH w:val="single" w:color="000000" w:sz="2" w:space="0"/>
-          <w:insideV w:val="single" w:color="000000" w:sz="2" w:space="0"/>
+          <w:top w:val="single" w:sz="2" w:space="0" w:color="000000"/>
+          <w:left w:val="single" w:sz="2" w:space="0" w:color="000000"/>
+          <w:bottom w:val="single" w:sz="2" w:space="0" w:color="000000"/>
+          <w:right w:val="single" w:sz="2" w:space="0" w:color="000000"/>
+          <w:insideH w:val="single" w:sz="2" w:space="0" w:color="000000"/>
+          <w:insideV w:val="single" w:sz="2" w:space="0" w:color="000000"/>
         </w:tblBorders>
         <w:tblLayout w:type="fixed"/>
         <w:tblCellMar>
@@ -907,14 +899,17 @@
       </w:tblGrid>
       <w:tr>
         <w:tblPrEx>
+          <w:tblW w:w="8214" w:type="dxa"/>
+          <w:jc w:val="center"/>
           <w:tblBorders>
-            <w:top w:val="single" w:color="000000" w:sz="2" w:space="0"/>
-            <w:left w:val="single" w:color="000000" w:sz="2" w:space="0"/>
-            <w:bottom w:val="single" w:color="000000" w:sz="2" w:space="0"/>
-            <w:right w:val="single" w:color="000000" w:sz="2" w:space="0"/>
-            <w:insideH w:val="single" w:color="000000" w:sz="2" w:space="0"/>
-            <w:insideV w:val="single" w:color="000000" w:sz="2" w:space="0"/>
+            <w:top w:val="single" w:sz="2" w:space="0" w:color="000000"/>
+            <w:left w:val="single" w:sz="2" w:space="0" w:color="000000"/>
+            <w:bottom w:val="single" w:sz="2" w:space="0" w:color="000000"/>
+            <w:right w:val="single" w:sz="2" w:space="0" w:color="000000"/>
+            <w:insideH w:val="single" w:sz="2" w:space="0" w:color="000000"/>
+            <w:insideV w:val="single" w:sz="2" w:space="0" w:color="000000"/>
           </w:tblBorders>
+          <w:tblLayout w:type="fixed"/>
           <w:tblCellMar>
             <w:top w:w="0" w:type="dxa"/>
             <w:left w:w="0" w:type="dxa"/>
@@ -923,7 +918,7 @@
           </w:tblCellMar>
         </w:tblPrEx>
         <w:trPr>
-          <w:trHeight w:val="593" w:hRule="atLeast"/>
+          <w:trHeight w:val="593"/>
           <w:jc w:val="center"/>
         </w:trPr>
         <w:tc>
@@ -945,18 +940,18 @@
               <w:adjustRightInd w:val="0"/>
               <w:snapToGrid w:val="0"/>
               <w:spacing w:before="176" w:line="228" w:lineRule="auto"/>
-              <w:ind w:left="0" w:leftChars="0" w:right="0" w:rightChars="0" w:firstLine="0" w:firstLineChars="0"/>
+              <w:ind w:left="0" w:right="0" w:firstLine="0" w:leftChars="0" w:rightChars="0" w:firstLineChars="0"/>
               <w:jc w:val="center"/>
               <w:textAlignment w:val="baseline"/>
               <w:rPr>
-                <w:rFonts w:ascii="宋体" w:hAnsi="宋体" w:eastAsia="宋体" w:cs="宋体"/>
+                <w:rFonts w:ascii="宋体" w:eastAsia="宋体" w:hAnsi="宋体" w:cs="宋体"/>
                 <w:sz w:val="20"/>
                 <w:szCs w:val="20"/>
               </w:rPr>
             </w:pPr>
             <w:r>
               <w:rPr>
-                <w:rFonts w:hint="eastAsia" w:ascii="宋体" w:hAnsi="宋体" w:cs="宋体"/>
+                <w:rFonts w:ascii="宋体" w:hAnsi="宋体" w:cs="宋体" w:hint="eastAsia"/>
                 <w:spacing w:val="-14"/>
                 <w:sz w:val="20"/>
                 <w:szCs w:val="20"/>
@@ -966,7 +961,7 @@
             </w:r>
             <w:r>
               <w:rPr>
-                <w:rFonts w:ascii="宋体" w:hAnsi="宋体" w:eastAsia="宋体" w:cs="宋体"/>
+                <w:rFonts w:ascii="宋体" w:eastAsia="宋体" w:hAnsi="宋体" w:cs="宋体"/>
                 <w:spacing w:val="-14"/>
                 <w:sz w:val="20"/>
                 <w:szCs w:val="20"/>
@@ -994,18 +989,18 @@
               <w:adjustRightInd w:val="0"/>
               <w:snapToGrid w:val="0"/>
               <w:spacing w:before="175" w:line="227" w:lineRule="auto"/>
-              <w:ind w:left="0" w:leftChars="0" w:right="0" w:rightChars="0" w:firstLine="0" w:firstLineChars="0"/>
+              <w:ind w:left="0" w:right="0" w:firstLine="0" w:leftChars="0" w:rightChars="0" w:firstLineChars="0"/>
               <w:jc w:val="center"/>
               <w:textAlignment w:val="baseline"/>
               <w:rPr>
-                <w:rFonts w:ascii="宋体" w:hAnsi="宋体" w:eastAsia="宋体" w:cs="宋体"/>
+                <w:rFonts w:ascii="宋体" w:eastAsia="宋体" w:hAnsi="宋体" w:cs="宋体"/>
                 <w:sz w:val="20"/>
                 <w:szCs w:val="20"/>
               </w:rPr>
             </w:pPr>
             <w:r>
               <w:rPr>
-                <w:rFonts w:ascii="宋体" w:hAnsi="宋体" w:eastAsia="宋体" w:cs="宋体"/>
+                <w:rFonts w:ascii="宋体" w:eastAsia="宋体" w:hAnsi="宋体" w:cs="宋体"/>
                 <w:spacing w:val="4"/>
                 <w:sz w:val="20"/>
                 <w:szCs w:val="20"/>
@@ -1033,18 +1028,18 @@
               <w:adjustRightInd w:val="0"/>
               <w:snapToGrid w:val="0"/>
               <w:spacing w:before="175" w:line="228" w:lineRule="auto"/>
-              <w:ind w:left="0" w:leftChars="0" w:right="0" w:rightChars="0" w:firstLine="0" w:firstLineChars="0"/>
+              <w:ind w:left="0" w:right="0" w:firstLine="0" w:leftChars="0" w:rightChars="0" w:firstLineChars="0"/>
               <w:jc w:val="center"/>
               <w:textAlignment w:val="baseline"/>
               <w:rPr>
-                <w:rFonts w:ascii="宋体" w:hAnsi="宋体" w:eastAsia="宋体" w:cs="宋体"/>
+                <w:rFonts w:ascii="宋体" w:eastAsia="宋体" w:hAnsi="宋体" w:cs="宋体"/>
                 <w:sz w:val="20"/>
                 <w:szCs w:val="20"/>
               </w:rPr>
             </w:pPr>
             <w:r>
               <w:rPr>
-                <w:rFonts w:ascii="宋体" w:hAnsi="宋体" w:eastAsia="宋体" w:cs="宋体"/>
+                <w:rFonts w:ascii="宋体" w:eastAsia="宋体" w:hAnsi="宋体" w:cs="宋体"/>
                 <w:spacing w:val="7"/>
                 <w:sz w:val="20"/>
                 <w:szCs w:val="20"/>
@@ -1072,11 +1067,11 @@
               <w:adjustRightInd w:val="0"/>
               <w:snapToGrid w:val="0"/>
               <w:spacing w:before="175" w:line="228" w:lineRule="auto"/>
-              <w:ind w:left="0" w:leftChars="0" w:right="0" w:rightChars="0" w:firstLine="0" w:firstLineChars="0"/>
+              <w:ind w:left="0" w:right="0" w:firstLine="0" w:leftChars="0" w:rightChars="0" w:firstLineChars="0"/>
               <w:jc w:val="center"/>
               <w:textAlignment w:val="baseline"/>
               <w:rPr>
-                <w:rFonts w:hint="eastAsia" w:ascii="宋体" w:hAnsi="宋体" w:eastAsia="宋体" w:cs="宋体"/>
+                <w:rFonts w:ascii="宋体" w:eastAsia="宋体" w:hAnsi="宋体" w:cs="宋体" w:hint="eastAsia"/>
                 <w:spacing w:val="7"/>
                 <w:sz w:val="20"/>
                 <w:szCs w:val="20"/>
@@ -1085,7 +1080,7 @@
             </w:pPr>
             <w:r>
               <w:rPr>
-                <w:rFonts w:hint="eastAsia" w:ascii="宋体" w:hAnsi="宋体" w:cs="宋体"/>
+                <w:rFonts w:ascii="宋体" w:hAnsi="宋体" w:cs="宋体" w:hint="eastAsia"/>
                 <w:spacing w:val="7"/>
                 <w:sz w:val="20"/>
                 <w:szCs w:val="20"/>
@@ -1114,11 +1109,11 @@
               <w:adjustRightInd w:val="0"/>
               <w:snapToGrid w:val="0"/>
               <w:spacing w:before="175" w:line="228" w:lineRule="auto"/>
-              <w:ind w:left="0" w:leftChars="0" w:right="0" w:rightChars="0" w:firstLine="0" w:firstLineChars="0"/>
+              <w:ind w:left="0" w:right="0" w:firstLine="0" w:leftChars="0" w:rightChars="0" w:firstLineChars="0"/>
               <w:jc w:val="center"/>
               <w:textAlignment w:val="baseline"/>
               <w:rPr>
-                <w:rFonts w:hint="default" w:ascii="宋体" w:hAnsi="宋体" w:cs="宋体"/>
+                <w:rFonts w:ascii="宋体" w:hAnsi="宋体" w:cs="宋体" w:hint="default"/>
                 <w:spacing w:val="7"/>
                 <w:sz w:val="20"/>
                 <w:szCs w:val="20"/>
@@ -1127,7 +1122,7 @@
             </w:pPr>
             <w:r>
               <w:rPr>
-                <w:rFonts w:hint="eastAsia" w:ascii="宋体" w:hAnsi="宋体" w:cs="宋体"/>
+                <w:rFonts w:ascii="宋体" w:hAnsi="宋体" w:cs="宋体" w:hint="eastAsia"/>
                 <w:spacing w:val="7"/>
                 <w:sz w:val="20"/>
                 <w:szCs w:val="20"/>
@@ -1156,18 +1151,18 @@
               <w:adjustRightInd w:val="0"/>
               <w:snapToGrid w:val="0"/>
               <w:spacing w:before="176" w:line="229" w:lineRule="auto"/>
-              <w:ind w:left="0" w:leftChars="0" w:right="0" w:rightChars="0" w:firstLine="0" w:firstLineChars="0"/>
+              <w:ind w:left="0" w:right="0" w:firstLine="0" w:leftChars="0" w:rightChars="0" w:firstLineChars="0"/>
               <w:jc w:val="center"/>
               <w:textAlignment w:val="baseline"/>
               <w:rPr>
-                <w:rFonts w:ascii="宋体" w:hAnsi="宋体" w:eastAsia="宋体" w:cs="宋体"/>
+                <w:rFonts w:ascii="宋体" w:eastAsia="宋体" w:hAnsi="宋体" w:cs="宋体"/>
                 <w:sz w:val="20"/>
                 <w:szCs w:val="20"/>
               </w:rPr>
             </w:pPr>
             <w:r>
               <w:rPr>
-                <w:rFonts w:ascii="宋体" w:hAnsi="宋体" w:eastAsia="宋体" w:cs="宋体"/>
+                <w:rFonts w:ascii="宋体" w:eastAsia="宋体" w:hAnsi="宋体" w:cs="宋体"/>
                 <w:spacing w:val="7"/>
                 <w:sz w:val="20"/>
                 <w:szCs w:val="20"/>
@@ -1179,14 +1174,9 @@
       </w:tr>
       <w:tr>
         <w:tblPrEx>
-          <w:tblBorders>
-            <w:top w:val="single" w:color="000000" w:sz="2" w:space="0"/>
-            <w:left w:val="single" w:color="000000" w:sz="2" w:space="0"/>
-            <w:bottom w:val="single" w:color="000000" w:sz="2" w:space="0"/>
-            <w:right w:val="single" w:color="000000" w:sz="2" w:space="0"/>
-            <w:insideH w:val="single" w:color="000000" w:sz="2" w:space="0"/>
-            <w:insideV w:val="single" w:color="000000" w:sz="2" w:space="0"/>
-          </w:tblBorders>
+          <w:tblW w:w="8214" w:type="dxa"/>
+          <w:jc w:val="center"/>
+          <w:tblLayout w:type="fixed"/>
           <w:tblCellMar>
             <w:top w:w="0" w:type="dxa"/>
             <w:left w:w="0" w:type="dxa"/>
@@ -1195,7 +1185,7 @@
           </w:tblCellMar>
         </w:tblPrEx>
         <w:trPr>
-          <w:trHeight w:val="516" w:hRule="atLeast"/>
+          <w:trHeight w:val="516"/>
           <w:jc w:val="center"/>
         </w:trPr>
         <w:tc>
@@ -1217,11 +1207,11 @@
               <w:adjustRightInd w:val="0"/>
               <w:snapToGrid w:val="0"/>
               <w:spacing w:before="173" w:line="267" w:lineRule="exact"/>
-              <w:ind w:left="0" w:leftChars="0" w:right="0" w:rightChars="0" w:firstLine="0" w:firstLineChars="0"/>
+              <w:ind w:left="0" w:right="0" w:firstLine="0" w:leftChars="0" w:rightChars="0" w:firstLineChars="0"/>
               <w:jc w:val="center"/>
               <w:textAlignment w:val="baseline"/>
               <w:rPr>
-                <w:rFonts w:hint="default" w:ascii="宋体" w:hAnsi="宋体" w:eastAsia="宋体" w:cs="宋体"/>
+                <w:rFonts w:ascii="宋体" w:eastAsia="宋体" w:hAnsi="宋体" w:cs="宋体" w:hint="default"/>
                 <w:sz w:val="20"/>
                 <w:szCs w:val="20"/>
                 <w:lang w:val="en-US"/>
@@ -1229,7 +1219,7 @@
             </w:pPr>
             <w:r>
               <w:rPr>
-                <w:rFonts w:ascii="宋体" w:hAnsi="宋体" w:eastAsia="宋体" w:cs="宋体"/>
+                <w:rFonts w:ascii="宋体" w:eastAsia="宋体" w:hAnsi="宋体" w:cs="宋体"/>
                 <w:spacing w:val="3"/>
                 <w:position w:val="1"/>
                 <w:sz w:val="20"/>
@@ -1239,7 +1229,7 @@
             </w:r>
             <w:r>
               <w:rPr>
-                <w:rFonts w:hint="eastAsia" w:ascii="宋体" w:hAnsi="宋体" w:cs="宋体"/>
+                <w:rFonts w:ascii="宋体" w:hAnsi="宋体" w:cs="宋体" w:hint="eastAsia"/>
                 <w:spacing w:val="3"/>
                 <w:position w:val="1"/>
                 <w:sz w:val="20"/>
@@ -1250,7 +1240,7 @@
             </w:r>
             <w:r>
               <w:rPr>
-                <w:rFonts w:ascii="宋体" w:hAnsi="宋体" w:eastAsia="宋体" w:cs="宋体"/>
+                <w:rFonts w:ascii="宋体" w:eastAsia="宋体" w:hAnsi="宋体" w:cs="宋体"/>
                 <w:spacing w:val="3"/>
                 <w:position w:val="1"/>
                 <w:sz w:val="20"/>
@@ -1260,7 +1250,7 @@
             </w:r>
             <w:r>
               <w:rPr>
-                <w:rFonts w:hint="eastAsia" w:ascii="宋体" w:hAnsi="宋体" w:cs="宋体"/>
+                <w:rFonts w:ascii="宋体" w:hAnsi="宋体" w:cs="宋体" w:hint="eastAsia"/>
                 <w:spacing w:val="3"/>
                 <w:position w:val="1"/>
                 <w:sz w:val="20"/>
@@ -1290,18 +1280,18 @@
               <w:adjustRightInd w:val="0"/>
               <w:snapToGrid w:val="0"/>
               <w:spacing w:before="173" w:line="267" w:lineRule="exact"/>
-              <w:ind w:left="0" w:leftChars="0" w:right="0" w:rightChars="0" w:firstLine="0" w:firstLineChars="0"/>
+              <w:ind w:left="0" w:right="0" w:firstLine="0" w:leftChars="0" w:rightChars="0" w:firstLineChars="0"/>
               <w:jc w:val="center"/>
               <w:textAlignment w:val="baseline"/>
               <w:rPr>
-                <w:rFonts w:ascii="宋体" w:hAnsi="宋体" w:eastAsia="宋体" w:cs="宋体"/>
+                <w:rFonts w:ascii="宋体" w:eastAsia="宋体" w:hAnsi="宋体" w:cs="宋体"/>
                 <w:sz w:val="20"/>
                 <w:szCs w:val="20"/>
               </w:rPr>
             </w:pPr>
             <w:r>
               <w:rPr>
-                <w:rFonts w:ascii="宋体" w:hAnsi="宋体" w:eastAsia="宋体" w:cs="宋体"/>
+                <w:rFonts w:ascii="宋体" w:eastAsia="宋体" w:hAnsi="宋体" w:cs="宋体"/>
                 <w:spacing w:val="4"/>
                 <w:position w:val="1"/>
                 <w:sz w:val="20"/>
@@ -1330,18 +1320,18 @@
               <w:adjustRightInd w:val="0"/>
               <w:snapToGrid w:val="0"/>
               <w:spacing w:before="172" w:line="228" w:lineRule="auto"/>
-              <w:ind w:left="0" w:leftChars="0" w:right="0" w:rightChars="0" w:firstLine="0" w:firstLineChars="0"/>
+              <w:ind w:left="0" w:right="0" w:firstLine="0" w:leftChars="0" w:rightChars="0" w:firstLineChars="0"/>
               <w:jc w:val="center"/>
               <w:textAlignment w:val="baseline"/>
               <w:rPr>
-                <w:rFonts w:ascii="宋体" w:hAnsi="宋体" w:eastAsia="宋体" w:cs="宋体"/>
+                <w:rFonts w:ascii="宋体" w:eastAsia="宋体" w:hAnsi="宋体" w:cs="宋体"/>
                 <w:sz w:val="20"/>
                 <w:szCs w:val="20"/>
               </w:rPr>
             </w:pPr>
             <w:r>
               <w:rPr>
-                <w:rFonts w:ascii="宋体" w:hAnsi="宋体" w:eastAsia="宋体" w:cs="宋体"/>
+                <w:rFonts w:ascii="宋体" w:eastAsia="宋体" w:hAnsi="宋体" w:cs="宋体"/>
                 <w:spacing w:val="200"/>
                 <w:kern w:val="0"/>
                 <w:sz w:val="20"/>
@@ -1351,7 +1341,7 @@
             </w:r>
             <w:r>
               <w:rPr>
-                <w:rFonts w:ascii="宋体" w:hAnsi="宋体" w:eastAsia="宋体" w:cs="宋体"/>
+                <w:rFonts w:ascii="宋体" w:eastAsia="宋体" w:hAnsi="宋体" w:cs="宋体"/>
                 <w:spacing w:val="0"/>
                 <w:kern w:val="0"/>
                 <w:sz w:val="20"/>
@@ -1380,11 +1370,11 @@
               <w:adjustRightInd w:val="0"/>
               <w:snapToGrid w:val="0"/>
               <w:spacing w:before="173" w:line="229" w:lineRule="auto"/>
-              <w:ind w:left="0" w:leftChars="0" w:right="0" w:rightChars="0" w:firstLine="0" w:firstLineChars="0"/>
+              <w:ind w:left="0" w:right="0" w:firstLine="0" w:leftChars="0" w:rightChars="0" w:firstLineChars="0"/>
               <w:jc w:val="center"/>
               <w:textAlignment w:val="baseline"/>
               <w:rPr>
-                <w:rFonts w:ascii="宋体" w:hAnsi="宋体" w:eastAsia="宋体" w:cs="宋体"/>
+                <w:rFonts w:ascii="宋体" w:eastAsia="宋体" w:hAnsi="宋体" w:cs="宋体"/>
                 <w:spacing w:val="200"/>
                 <w:kern w:val="0"/>
                 <w:sz w:val="20"/>
@@ -1393,7 +1383,7 @@
             </w:pPr>
             <w:r>
               <w:rPr>
-                <w:rFonts w:hint="eastAsia" w:asciiTheme="minorAscii" w:hAnsiTheme="minorAscii" w:eastAsiaTheme="minorEastAsia"/>
+                <w:rFonts w:asciiTheme="minorAscii" w:eastAsiaTheme="minorEastAsia" w:hAnsiTheme="minorAscii" w:hint="eastAsia"/>
                 <w:spacing w:val="0"/>
                 <w:kern w:val="0"/>
                 <w:sz w:val="21"/>
@@ -1423,11 +1413,11 @@
               <w:adjustRightInd w:val="0"/>
               <w:snapToGrid w:val="0"/>
               <w:spacing w:before="172" w:line="228" w:lineRule="auto"/>
-              <w:ind w:left="0" w:leftChars="0" w:right="0" w:rightChars="0" w:firstLine="0" w:firstLineChars="0"/>
+              <w:ind w:left="0" w:right="0" w:firstLine="0" w:leftChars="0" w:rightChars="0" w:firstLineChars="0"/>
               <w:jc w:val="center"/>
               <w:textAlignment w:val="baseline"/>
               <w:rPr>
-                <w:rFonts w:ascii="宋体" w:hAnsi="宋体" w:eastAsia="宋体" w:cs="宋体"/>
+                <w:rFonts w:ascii="宋体" w:eastAsia="宋体" w:hAnsi="宋体" w:cs="宋体"/>
                 <w:spacing w:val="200"/>
                 <w:kern w:val="0"/>
                 <w:sz w:val="20"/>
@@ -1436,7 +1426,7 @@
             </w:pPr>
             <w:r>
               <w:rPr>
-                <w:rFonts w:hint="eastAsia" w:ascii="宋体" w:hAnsi="宋体" w:eastAsia="宋体" w:cs="宋体"/>
+                <w:rFonts w:ascii="宋体" w:eastAsia="宋体" w:hAnsi="宋体" w:cs="宋体" w:hint="eastAsia"/>
                 <w:spacing w:val="200"/>
                 <w:kern w:val="0"/>
                 <w:sz w:val="20"/>
@@ -1446,7 +1436,7 @@
             </w:r>
             <w:r>
               <w:rPr>
-                <w:rFonts w:hint="eastAsia" w:asciiTheme="minorAscii" w:hAnsiTheme="minorAscii" w:eastAsiaTheme="minorEastAsia"/>
+                <w:rFonts w:asciiTheme="minorAscii" w:eastAsiaTheme="minorEastAsia" w:hAnsiTheme="minorAscii" w:hint="eastAsia"/>
                 <w:spacing w:val="0"/>
                 <w:kern w:val="0"/>
                 <w:sz w:val="21"/>
@@ -1476,18 +1466,18 @@
               <w:adjustRightInd w:val="0"/>
               <w:snapToGrid w:val="0"/>
               <w:spacing w:before="173" w:line="229" w:lineRule="auto"/>
-              <w:ind w:left="0" w:leftChars="0" w:right="0" w:rightChars="0" w:firstLine="0" w:firstLineChars="0"/>
+              <w:ind w:left="0" w:right="0" w:firstLine="0" w:leftChars="0" w:rightChars="0" w:firstLineChars="0"/>
               <w:jc w:val="center"/>
               <w:textAlignment w:val="baseline"/>
               <w:rPr>
-                <w:rFonts w:ascii="宋体" w:hAnsi="宋体" w:eastAsia="宋体" w:cs="宋体"/>
+                <w:rFonts w:ascii="宋体" w:eastAsia="宋体" w:hAnsi="宋体" w:cs="宋体"/>
                 <w:sz w:val="20"/>
                 <w:szCs w:val="20"/>
               </w:rPr>
             </w:pPr>
             <w:r>
               <w:rPr>
-                <w:rFonts w:hint="eastAsia" w:asciiTheme="minorAscii" w:hAnsiTheme="minorAscii" w:eastAsiaTheme="minorEastAsia"/>
+                <w:rFonts w:asciiTheme="minorAscii" w:eastAsiaTheme="minorEastAsia" w:hAnsiTheme="minorAscii" w:hint="eastAsia"/>
                 <w:spacing w:val="0"/>
                 <w:kern w:val="0"/>
                 <w:sz w:val="21"/>
@@ -1501,14 +1491,9 @@
       </w:tr>
       <w:tr>
         <w:tblPrEx>
-          <w:tblBorders>
-            <w:top w:val="single" w:color="000000" w:sz="2" w:space="0"/>
-            <w:left w:val="single" w:color="000000" w:sz="2" w:space="0"/>
-            <w:bottom w:val="single" w:color="000000" w:sz="2" w:space="0"/>
-            <w:right w:val="single" w:color="000000" w:sz="2" w:space="0"/>
-            <w:insideH w:val="single" w:color="000000" w:sz="2" w:space="0"/>
-            <w:insideV w:val="single" w:color="000000" w:sz="2" w:space="0"/>
-          </w:tblBorders>
+          <w:tblW w:w="8214" w:type="dxa"/>
+          <w:jc w:val="center"/>
+          <w:tblLayout w:type="fixed"/>
           <w:tblCellMar>
             <w:top w:w="0" w:type="dxa"/>
             <w:left w:w="0" w:type="dxa"/>
@@ -1517,7 +1502,7 @@
           </w:tblCellMar>
         </w:tblPrEx>
         <w:trPr>
-          <w:trHeight w:val="556" w:hRule="atLeast"/>
+          <w:trHeight w:val="556"/>
           <w:jc w:val="center"/>
         </w:trPr>
         <w:tc>
@@ -1526,7 +1511,7 @@
           </w:tcPr>
           <w:p>
             <w:pPr>
-              <w:pStyle w:val="27"/>
+              <w:pStyle w:val="TableText"/>
               <w:keepNext w:val="0"/>
               <w:keepLines w:val="0"/>
               <w:pageBreakBefore w:val="0"/>
@@ -1539,7 +1524,7 @@
               <w:bidi w:val="0"/>
               <w:adjustRightInd w:val="0"/>
               <w:snapToGrid w:val="0"/>
-              <w:ind w:left="0" w:leftChars="0" w:right="0" w:rightChars="0" w:firstLine="0" w:firstLineChars="0"/>
+              <w:ind w:left="0" w:right="0" w:firstLine="0" w:leftChars="0" w:rightChars="0" w:firstLineChars="0"/>
               <w:jc w:val="center"/>
               <w:textAlignment w:val="baseline"/>
             </w:pPr>
@@ -1551,7 +1536,7 @@
           </w:tcPr>
           <w:p>
             <w:pPr>
-              <w:pStyle w:val="27"/>
+              <w:pStyle w:val="TableText"/>
               <w:keepNext w:val="0"/>
               <w:keepLines w:val="0"/>
               <w:pageBreakBefore w:val="0"/>
@@ -1564,7 +1549,7 @@
               <w:bidi w:val="0"/>
               <w:adjustRightInd w:val="0"/>
               <w:snapToGrid w:val="0"/>
-              <w:ind w:left="0" w:leftChars="0" w:right="0" w:rightChars="0" w:firstLine="0" w:firstLineChars="0"/>
+              <w:ind w:left="0" w:right="0" w:firstLine="0" w:leftChars="0" w:rightChars="0" w:firstLineChars="0"/>
               <w:jc w:val="center"/>
               <w:textAlignment w:val="baseline"/>
             </w:pPr>
@@ -1576,7 +1561,7 @@
           </w:tcPr>
           <w:p>
             <w:pPr>
-              <w:pStyle w:val="27"/>
+              <w:pStyle w:val="TableText"/>
               <w:keepNext w:val="0"/>
               <w:keepLines w:val="0"/>
               <w:pageBreakBefore w:val="0"/>
@@ -1589,7 +1574,7 @@
               <w:bidi w:val="0"/>
               <w:adjustRightInd w:val="0"/>
               <w:snapToGrid w:val="0"/>
-              <w:ind w:left="0" w:leftChars="0" w:right="0" w:rightChars="0" w:firstLine="0" w:firstLineChars="0"/>
+              <w:ind w:left="0" w:right="0" w:firstLine="0" w:leftChars="0" w:rightChars="0" w:firstLineChars="0"/>
               <w:jc w:val="center"/>
               <w:textAlignment w:val="baseline"/>
             </w:pPr>
@@ -1601,7 +1586,7 @@
           </w:tcPr>
           <w:p>
             <w:pPr>
-              <w:pStyle w:val="27"/>
+              <w:pStyle w:val="TableText"/>
               <w:keepNext w:val="0"/>
               <w:keepLines w:val="0"/>
               <w:pageBreakBefore w:val="0"/>
@@ -1614,7 +1599,7 @@
               <w:bidi w:val="0"/>
               <w:adjustRightInd w:val="0"/>
               <w:snapToGrid w:val="0"/>
-              <w:ind w:left="0" w:leftChars="0" w:right="0" w:rightChars="0" w:firstLine="0" w:firstLineChars="0"/>
+              <w:ind w:left="0" w:right="0" w:firstLine="0" w:leftChars="0" w:rightChars="0" w:firstLineChars="0"/>
               <w:jc w:val="center"/>
               <w:textAlignment w:val="baseline"/>
             </w:pPr>
@@ -1626,7 +1611,7 @@
           </w:tcPr>
           <w:p>
             <w:pPr>
-              <w:pStyle w:val="27"/>
+              <w:pStyle w:val="TableText"/>
               <w:keepNext w:val="0"/>
               <w:keepLines w:val="0"/>
               <w:pageBreakBefore w:val="0"/>
@@ -1639,7 +1624,7 @@
               <w:bidi w:val="0"/>
               <w:adjustRightInd w:val="0"/>
               <w:snapToGrid w:val="0"/>
-              <w:ind w:left="0" w:leftChars="0" w:right="0" w:rightChars="0" w:firstLine="0" w:firstLineChars="0"/>
+              <w:ind w:left="0" w:right="0" w:firstLine="0" w:leftChars="0" w:rightChars="0" w:firstLineChars="0"/>
               <w:jc w:val="center"/>
               <w:textAlignment w:val="baseline"/>
             </w:pPr>
@@ -1651,7 +1636,7 @@
           </w:tcPr>
           <w:p>
             <w:pPr>
-              <w:pStyle w:val="27"/>
+              <w:pStyle w:val="TableText"/>
               <w:keepNext w:val="0"/>
               <w:keepLines w:val="0"/>
               <w:pageBreakBefore w:val="0"/>
@@ -1664,7 +1649,7 @@
               <w:bidi w:val="0"/>
               <w:adjustRightInd w:val="0"/>
               <w:snapToGrid w:val="0"/>
-              <w:ind w:left="0" w:leftChars="0" w:right="0" w:rightChars="0" w:firstLine="0" w:firstLineChars="0"/>
+              <w:ind w:left="0" w:right="0" w:firstLine="0" w:leftChars="0" w:rightChars="0" w:firstLineChars="0"/>
               <w:jc w:val="center"/>
               <w:textAlignment w:val="baseline"/>
             </w:pPr>
@@ -1673,14 +1658,9 @@
       </w:tr>
       <w:tr>
         <w:tblPrEx>
-          <w:tblBorders>
-            <w:top w:val="single" w:color="000000" w:sz="2" w:space="0"/>
-            <w:left w:val="single" w:color="000000" w:sz="2" w:space="0"/>
-            <w:bottom w:val="single" w:color="000000" w:sz="2" w:space="0"/>
-            <w:right w:val="single" w:color="000000" w:sz="2" w:space="0"/>
-            <w:insideH w:val="single" w:color="000000" w:sz="2" w:space="0"/>
-            <w:insideV w:val="single" w:color="000000" w:sz="2" w:space="0"/>
-          </w:tblBorders>
+          <w:tblW w:w="8214" w:type="dxa"/>
+          <w:jc w:val="center"/>
+          <w:tblLayout w:type="fixed"/>
           <w:tblCellMar>
             <w:top w:w="0" w:type="dxa"/>
             <w:left w:w="0" w:type="dxa"/>
@@ -1689,7 +1669,7 @@
           </w:tblCellMar>
         </w:tblPrEx>
         <w:trPr>
-          <w:trHeight w:val="556" w:hRule="atLeast"/>
+          <w:trHeight w:val="556"/>
           <w:jc w:val="center"/>
         </w:trPr>
         <w:tc>
@@ -1698,7 +1678,7 @@
           </w:tcPr>
           <w:p>
             <w:pPr>
-              <w:pStyle w:val="27"/>
+              <w:pStyle w:val="TableText"/>
               <w:keepNext w:val="0"/>
               <w:keepLines w:val="0"/>
               <w:pageBreakBefore w:val="0"/>
@@ -1711,7 +1691,7 @@
               <w:bidi w:val="0"/>
               <w:adjustRightInd w:val="0"/>
               <w:snapToGrid w:val="0"/>
-              <w:ind w:left="0" w:leftChars="0" w:right="0" w:rightChars="0" w:firstLine="0" w:firstLineChars="0"/>
+              <w:ind w:left="0" w:right="0" w:firstLine="0" w:leftChars="0" w:rightChars="0" w:firstLineChars="0"/>
               <w:jc w:val="center"/>
               <w:textAlignment w:val="baseline"/>
             </w:pPr>
@@ -1723,7 +1703,7 @@
           </w:tcPr>
           <w:p>
             <w:pPr>
-              <w:pStyle w:val="27"/>
+              <w:pStyle w:val="TableText"/>
               <w:keepNext w:val="0"/>
               <w:keepLines w:val="0"/>
               <w:pageBreakBefore w:val="0"/>
@@ -1736,7 +1716,7 @@
               <w:bidi w:val="0"/>
               <w:adjustRightInd w:val="0"/>
               <w:snapToGrid w:val="0"/>
-              <w:ind w:left="0" w:leftChars="0" w:right="0" w:rightChars="0" w:firstLine="0" w:firstLineChars="0"/>
+              <w:ind w:left="0" w:right="0" w:firstLine="0" w:leftChars="0" w:rightChars="0" w:firstLineChars="0"/>
               <w:jc w:val="center"/>
               <w:textAlignment w:val="baseline"/>
             </w:pPr>
@@ -1748,7 +1728,7 @@
           </w:tcPr>
           <w:p>
             <w:pPr>
-              <w:pStyle w:val="27"/>
+              <w:pStyle w:val="TableText"/>
               <w:keepNext w:val="0"/>
               <w:keepLines w:val="0"/>
               <w:pageBreakBefore w:val="0"/>
@@ -1761,7 +1741,7 @@
               <w:bidi w:val="0"/>
               <w:adjustRightInd w:val="0"/>
               <w:snapToGrid w:val="0"/>
-              <w:ind w:left="0" w:leftChars="0" w:right="0" w:rightChars="0" w:firstLine="0" w:firstLineChars="0"/>
+              <w:ind w:left="0" w:right="0" w:firstLine="0" w:leftChars="0" w:rightChars="0" w:firstLineChars="0"/>
               <w:jc w:val="center"/>
               <w:textAlignment w:val="baseline"/>
             </w:pPr>
@@ -1773,7 +1753,7 @@
           </w:tcPr>
           <w:p>
             <w:pPr>
-              <w:pStyle w:val="27"/>
+              <w:pStyle w:val="TableText"/>
               <w:keepNext w:val="0"/>
               <w:keepLines w:val="0"/>
               <w:pageBreakBefore w:val="0"/>
@@ -1786,7 +1766,7 @@
               <w:bidi w:val="0"/>
               <w:adjustRightInd w:val="0"/>
               <w:snapToGrid w:val="0"/>
-              <w:ind w:left="0" w:leftChars="0" w:right="0" w:rightChars="0" w:firstLine="0" w:firstLineChars="0"/>
+              <w:ind w:left="0" w:right="0" w:firstLine="0" w:leftChars="0" w:rightChars="0" w:firstLineChars="0"/>
               <w:jc w:val="center"/>
               <w:textAlignment w:val="baseline"/>
             </w:pPr>
@@ -1798,7 +1778,7 @@
           </w:tcPr>
           <w:p>
             <w:pPr>
-              <w:pStyle w:val="27"/>
+              <w:pStyle w:val="TableText"/>
               <w:keepNext w:val="0"/>
               <w:keepLines w:val="0"/>
               <w:pageBreakBefore w:val="0"/>
@@ -1811,7 +1791,7 @@
               <w:bidi w:val="0"/>
               <w:adjustRightInd w:val="0"/>
               <w:snapToGrid w:val="0"/>
-              <w:ind w:left="0" w:leftChars="0" w:right="0" w:rightChars="0" w:firstLine="0" w:firstLineChars="0"/>
+              <w:ind w:left="0" w:right="0" w:firstLine="0" w:leftChars="0" w:rightChars="0" w:firstLineChars="0"/>
               <w:jc w:val="center"/>
               <w:textAlignment w:val="baseline"/>
             </w:pPr>
@@ -1823,7 +1803,7 @@
           </w:tcPr>
           <w:p>
             <w:pPr>
-              <w:pStyle w:val="27"/>
+              <w:pStyle w:val="TableText"/>
               <w:keepNext w:val="0"/>
               <w:keepLines w:val="0"/>
               <w:pageBreakBefore w:val="0"/>
@@ -1836,7 +1816,7 @@
               <w:bidi w:val="0"/>
               <w:adjustRightInd w:val="0"/>
               <w:snapToGrid w:val="0"/>
-              <w:ind w:left="0" w:leftChars="0" w:right="0" w:rightChars="0" w:firstLine="0" w:firstLineChars="0"/>
+              <w:ind w:left="0" w:right="0" w:firstLine="0" w:leftChars="0" w:rightChars="0" w:firstLineChars="0"/>
               <w:jc w:val="center"/>
               <w:textAlignment w:val="baseline"/>
             </w:pPr>
@@ -1845,14 +1825,9 @@
       </w:tr>
       <w:tr>
         <w:tblPrEx>
-          <w:tblBorders>
-            <w:top w:val="single" w:color="000000" w:sz="2" w:space="0"/>
-            <w:left w:val="single" w:color="000000" w:sz="2" w:space="0"/>
-            <w:bottom w:val="single" w:color="000000" w:sz="2" w:space="0"/>
-            <w:right w:val="single" w:color="000000" w:sz="2" w:space="0"/>
-            <w:insideH w:val="single" w:color="000000" w:sz="2" w:space="0"/>
-            <w:insideV w:val="single" w:color="000000" w:sz="2" w:space="0"/>
-          </w:tblBorders>
+          <w:tblW w:w="8214" w:type="dxa"/>
+          <w:jc w:val="center"/>
+          <w:tblLayout w:type="fixed"/>
           <w:tblCellMar>
             <w:top w:w="0" w:type="dxa"/>
             <w:left w:w="0" w:type="dxa"/>
@@ -1861,7 +1836,7 @@
           </w:tblCellMar>
         </w:tblPrEx>
         <w:trPr>
-          <w:trHeight w:val="557" w:hRule="atLeast"/>
+          <w:trHeight w:val="557"/>
           <w:jc w:val="center"/>
         </w:trPr>
         <w:tc>
@@ -1870,7 +1845,7 @@
           </w:tcPr>
           <w:p>
             <w:pPr>
-              <w:pStyle w:val="27"/>
+              <w:pStyle w:val="TableText"/>
               <w:keepNext w:val="0"/>
               <w:keepLines w:val="0"/>
               <w:pageBreakBefore w:val="0"/>
@@ -1883,7 +1858,7 @@
               <w:bidi w:val="0"/>
               <w:adjustRightInd w:val="0"/>
               <w:snapToGrid w:val="0"/>
-              <w:ind w:left="0" w:leftChars="0" w:right="0" w:rightChars="0" w:firstLine="0" w:firstLineChars="0"/>
+              <w:ind w:left="0" w:right="0" w:firstLine="0" w:leftChars="0" w:rightChars="0" w:firstLineChars="0"/>
               <w:jc w:val="center"/>
               <w:textAlignment w:val="baseline"/>
             </w:pPr>
@@ -1895,7 +1870,7 @@
           </w:tcPr>
           <w:p>
             <w:pPr>
-              <w:pStyle w:val="27"/>
+              <w:pStyle w:val="TableText"/>
               <w:keepNext w:val="0"/>
               <w:keepLines w:val="0"/>
               <w:pageBreakBefore w:val="0"/>
@@ -1908,7 +1883,7 @@
               <w:bidi w:val="0"/>
               <w:adjustRightInd w:val="0"/>
               <w:snapToGrid w:val="0"/>
-              <w:ind w:left="0" w:leftChars="0" w:right="0" w:rightChars="0" w:firstLine="0" w:firstLineChars="0"/>
+              <w:ind w:left="0" w:right="0" w:firstLine="0" w:leftChars="0" w:rightChars="0" w:firstLineChars="0"/>
               <w:jc w:val="center"/>
               <w:textAlignment w:val="baseline"/>
             </w:pPr>
@@ -1920,7 +1895,7 @@
           </w:tcPr>
           <w:p>
             <w:pPr>
-              <w:pStyle w:val="27"/>
+              <w:pStyle w:val="TableText"/>
               <w:keepNext w:val="0"/>
               <w:keepLines w:val="0"/>
               <w:pageBreakBefore w:val="0"/>
@@ -1933,7 +1908,7 @@
               <w:bidi w:val="0"/>
               <w:adjustRightInd w:val="0"/>
               <w:snapToGrid w:val="0"/>
-              <w:ind w:left="0" w:leftChars="0" w:right="0" w:rightChars="0" w:firstLine="0" w:firstLineChars="0"/>
+              <w:ind w:left="0" w:right="0" w:firstLine="0" w:leftChars="0" w:rightChars="0" w:firstLineChars="0"/>
               <w:jc w:val="center"/>
               <w:textAlignment w:val="baseline"/>
             </w:pPr>
@@ -1945,7 +1920,7 @@
           </w:tcPr>
           <w:p>
             <w:pPr>
-              <w:pStyle w:val="27"/>
+              <w:pStyle w:val="TableText"/>
               <w:keepNext w:val="0"/>
               <w:keepLines w:val="0"/>
               <w:pageBreakBefore w:val="0"/>
@@ -1958,7 +1933,7 @@
               <w:bidi w:val="0"/>
               <w:adjustRightInd w:val="0"/>
               <w:snapToGrid w:val="0"/>
-              <w:ind w:left="0" w:leftChars="0" w:right="0" w:rightChars="0" w:firstLine="0" w:firstLineChars="0"/>
+              <w:ind w:left="0" w:right="0" w:firstLine="0" w:leftChars="0" w:rightChars="0" w:firstLineChars="0"/>
               <w:jc w:val="center"/>
               <w:textAlignment w:val="baseline"/>
             </w:pPr>
@@ -1970,7 +1945,7 @@
           </w:tcPr>
           <w:p>
             <w:pPr>
-              <w:pStyle w:val="27"/>
+              <w:pStyle w:val="TableText"/>
               <w:keepNext w:val="0"/>
               <w:keepLines w:val="0"/>
               <w:pageBreakBefore w:val="0"/>
@@ -1983,7 +1958,7 @@
               <w:bidi w:val="0"/>
               <w:adjustRightInd w:val="0"/>
               <w:snapToGrid w:val="0"/>
-              <w:ind w:left="0" w:leftChars="0" w:right="0" w:rightChars="0" w:firstLine="0" w:firstLineChars="0"/>
+              <w:ind w:left="0" w:right="0" w:firstLine="0" w:leftChars="0" w:rightChars="0" w:firstLineChars="0"/>
               <w:jc w:val="center"/>
               <w:textAlignment w:val="baseline"/>
             </w:pPr>
@@ -1995,7 +1970,7 @@
           </w:tcPr>
           <w:p>
             <w:pPr>
-              <w:pStyle w:val="27"/>
+              <w:pStyle w:val="TableText"/>
               <w:keepNext w:val="0"/>
               <w:keepLines w:val="0"/>
               <w:pageBreakBefore w:val="0"/>
@@ -2008,7 +1983,7 @@
               <w:bidi w:val="0"/>
               <w:adjustRightInd w:val="0"/>
               <w:snapToGrid w:val="0"/>
-              <w:ind w:left="0" w:leftChars="0" w:right="0" w:rightChars="0" w:firstLine="0" w:firstLineChars="0"/>
+              <w:ind w:left="0" w:right="0" w:firstLine="0" w:leftChars="0" w:rightChars="0" w:firstLineChars="0"/>
               <w:jc w:val="center"/>
               <w:textAlignment w:val="baseline"/>
             </w:pPr>
@@ -2040,7 +2015,7 @@
     <w:sdt>
       <w:sdtPr>
         <w:rPr>
-          <w:rFonts w:hint="eastAsia" w:ascii="宋体" w:hAnsi="宋体" w:eastAsia="宋体" w:cs="宋体"/>
+          <w:rFonts w:ascii="宋体" w:eastAsia="宋体" w:hAnsi="宋体" w:cs="宋体" w:hint="eastAsia"/>
           <w:snapToGrid w:val="0"/>
           <w:color w:val="000000"/>
           <w:kern w:val="0"/>
@@ -2056,7 +2031,7 @@
       </w:sdtPr>
       <w:sdtEndPr>
         <w:rPr>
-          <w:rFonts w:hint="eastAsia" w:ascii="宋体" w:hAnsi="宋体" w:eastAsia="宋体" w:cs="宋体"/>
+          <w:rFonts w:ascii="宋体" w:eastAsia="宋体" w:hAnsi="宋体" w:cs="宋体" w:hint="eastAsia"/>
           <w:snapToGrid w:val="0"/>
           <w:color w:val="000000"/>
           <w:kern w:val="0"/>
@@ -2082,18 +2057,18 @@
             <w:adjustRightInd w:val="0"/>
             <w:snapToGrid w:val="0"/>
             <w:spacing w:before="0" w:beforeLines="0" w:after="0" w:afterLines="0" w:line="312" w:lineRule="auto"/>
-            <w:ind w:left="0" w:leftChars="0" w:right="0" w:rightChars="0" w:firstLine="0" w:firstLineChars="0"/>
+            <w:ind w:left="0" w:right="0" w:firstLine="0" w:leftChars="0" w:rightChars="0" w:firstLineChars="0"/>
             <w:jc w:val="center"/>
             <w:textAlignment w:val="baseline"/>
             <w:rPr>
-              <w:rFonts w:hint="eastAsia" w:ascii="宋体" w:hAnsi="宋体" w:eastAsia="宋体" w:cs="宋体"/>
+              <w:rFonts w:ascii="宋体" w:eastAsia="宋体" w:hAnsi="宋体" w:cs="宋体" w:hint="eastAsia"/>
               <w:sz w:val="24"/>
               <w:szCs w:val="24"/>
             </w:rPr>
           </w:pPr>
           <w:r>
             <w:rPr>
-              <w:rFonts w:hint="eastAsia" w:ascii="宋体" w:hAnsi="宋体" w:eastAsia="宋体" w:cs="宋体"/>
+              <w:rFonts w:ascii="宋体" w:eastAsia="宋体" w:hAnsi="宋体" w:cs="宋体" w:hint="eastAsia"/>
               <w:sz w:val="24"/>
               <w:szCs w:val="24"/>
             </w:rPr>
@@ -2102,14 +2077,14 @@
         </w:p>
         <w:p>
           <w:pPr>
-            <w:pStyle w:val="16"/>
+            <w:pStyle w:val="TOC1"/>
             <w:tabs>
               <w:tab w:val="right" w:leader="dot" w:pos="8306"/>
             </w:tabs>
           </w:pPr>
           <w:r>
             <w:rPr>
-              <w:rFonts w:hint="eastAsia" w:ascii="宋体" w:hAnsi="宋体" w:eastAsia="宋体" w:cs="宋体"/>
+              <w:rFonts w:ascii="宋体" w:eastAsia="宋体" w:hAnsi="宋体" w:cs="宋体" w:hint="eastAsia"/>
               <w:sz w:val="24"/>
               <w:szCs w:val="24"/>
             </w:rPr>
@@ -2117,7 +2092,7 @@
           </w:r>
           <w:r>
             <w:rPr>
-              <w:rFonts w:hint="eastAsia" w:ascii="宋体" w:hAnsi="宋体" w:eastAsia="宋体" w:cs="宋体"/>
+              <w:rFonts w:ascii="宋体" w:eastAsia="宋体" w:hAnsi="宋体" w:cs="宋体" w:hint="eastAsia"/>
               <w:sz w:val="24"/>
               <w:szCs w:val="24"/>
             </w:rPr>
@@ -2125,7 +2100,7 @@
           </w:r>
           <w:r>
             <w:rPr>
-              <w:rFonts w:hint="eastAsia" w:ascii="宋体" w:hAnsi="宋体" w:eastAsia="宋体" w:cs="宋体"/>
+              <w:rFonts w:ascii="宋体" w:eastAsia="宋体" w:hAnsi="宋体" w:cs="宋体" w:hint="eastAsia"/>
               <w:sz w:val="24"/>
               <w:szCs w:val="24"/>
             </w:rPr>
@@ -2133,21 +2108,21 @@
           </w:r>
           <w:r>
             <w:rPr>
-              <w:rFonts w:hint="eastAsia" w:ascii="宋体" w:hAnsi="宋体" w:eastAsia="宋体" w:cs="宋体"/>
+              <w:rFonts w:ascii="宋体" w:eastAsia="宋体" w:hAnsi="宋体" w:cs="宋体" w:hint="eastAsia"/>
               <w:szCs w:val="24"/>
             </w:rPr>
             <w:fldChar w:fldCharType="begin"/>
           </w:r>
           <w:r>
             <w:rPr>
-              <w:rFonts w:hint="eastAsia" w:ascii="宋体" w:hAnsi="宋体" w:eastAsia="宋体" w:cs="宋体"/>
+              <w:rFonts w:ascii="宋体" w:eastAsia="宋体" w:hAnsi="宋体" w:cs="宋体" w:hint="eastAsia"/>
               <w:szCs w:val="24"/>
             </w:rPr>
             <w:instrText xml:space="preserve"> HYPERLINK \l _Toc5677 </w:instrText>
           </w:r>
           <w:r>
             <w:rPr>
-              <w:rFonts w:hint="eastAsia" w:ascii="宋体" w:hAnsi="宋体" w:eastAsia="宋体" w:cs="宋体"/>
+              <w:rFonts w:ascii="宋体" w:eastAsia="宋体" w:hAnsi="宋体" w:cs="宋体" w:hint="eastAsia"/>
               <w:szCs w:val="24"/>
             </w:rPr>
             <w:fldChar w:fldCharType="separate"/>
@@ -2179,7 +2154,7 @@
           </w:r>
           <w:r>
             <w:rPr>
-              <w:rFonts w:hint="eastAsia" w:ascii="宋体" w:hAnsi="宋体" w:eastAsia="宋体" w:cs="宋体"/>
+              <w:rFonts w:ascii="宋体" w:eastAsia="宋体" w:hAnsi="宋体" w:cs="宋体" w:hint="eastAsia"/>
               <w:szCs w:val="24"/>
             </w:rPr>
             <w:fldChar w:fldCharType="end"/>
@@ -2187,28 +2162,28 @@
         </w:p>
         <w:p>
           <w:pPr>
-            <w:pStyle w:val="16"/>
+            <w:pStyle w:val="TOC1"/>
             <w:tabs>
               <w:tab w:val="right" w:leader="dot" w:pos="8306"/>
             </w:tabs>
           </w:pPr>
           <w:r>
             <w:rPr>
-              <w:rFonts w:hint="eastAsia" w:ascii="宋体" w:hAnsi="宋体" w:eastAsia="宋体" w:cs="宋体"/>
+              <w:rFonts w:ascii="宋体" w:eastAsia="宋体" w:hAnsi="宋体" w:cs="宋体" w:hint="eastAsia"/>
               <w:szCs w:val="24"/>
             </w:rPr>
             <w:fldChar w:fldCharType="begin"/>
           </w:r>
           <w:r>
             <w:rPr>
-              <w:rFonts w:hint="eastAsia" w:ascii="宋体" w:hAnsi="宋体" w:eastAsia="宋体" w:cs="宋体"/>
+              <w:rFonts w:ascii="宋体" w:eastAsia="宋体" w:hAnsi="宋体" w:cs="宋体" w:hint="eastAsia"/>
               <w:szCs w:val="24"/>
             </w:rPr>
             <w:instrText xml:space="preserve"> HYPERLINK \l _Toc20983 </w:instrText>
           </w:r>
           <w:r>
             <w:rPr>
-              <w:rFonts w:hint="eastAsia" w:ascii="宋体" w:hAnsi="宋体" w:eastAsia="宋体" w:cs="宋体"/>
+              <w:rFonts w:ascii="宋体" w:eastAsia="宋体" w:hAnsi="宋体" w:cs="宋体" w:hint="eastAsia"/>
               <w:szCs w:val="24"/>
             </w:rPr>
             <w:fldChar w:fldCharType="separate"/>
@@ -2240,7 +2215,7 @@
           </w:r>
           <w:r>
             <w:rPr>
-              <w:rFonts w:hint="eastAsia" w:ascii="宋体" w:hAnsi="宋体" w:eastAsia="宋体" w:cs="宋体"/>
+              <w:rFonts w:ascii="宋体" w:eastAsia="宋体" w:hAnsi="宋体" w:cs="宋体" w:hint="eastAsia"/>
               <w:szCs w:val="24"/>
             </w:rPr>
             <w:fldChar w:fldCharType="end"/>
@@ -2248,28 +2223,28 @@
         </w:p>
         <w:p>
           <w:pPr>
-            <w:pStyle w:val="16"/>
+            <w:pStyle w:val="TOC1"/>
             <w:tabs>
               <w:tab w:val="right" w:leader="dot" w:pos="8306"/>
             </w:tabs>
           </w:pPr>
           <w:r>
             <w:rPr>
-              <w:rFonts w:hint="eastAsia" w:ascii="宋体" w:hAnsi="宋体" w:eastAsia="宋体" w:cs="宋体"/>
+              <w:rFonts w:ascii="宋体" w:eastAsia="宋体" w:hAnsi="宋体" w:cs="宋体" w:hint="eastAsia"/>
               <w:szCs w:val="24"/>
             </w:rPr>
             <w:fldChar w:fldCharType="begin"/>
           </w:r>
           <w:r>
             <w:rPr>
-              <w:rFonts w:hint="eastAsia" w:ascii="宋体" w:hAnsi="宋体" w:eastAsia="宋体" w:cs="宋体"/>
+              <w:rFonts w:ascii="宋体" w:eastAsia="宋体" w:hAnsi="宋体" w:cs="宋体" w:hint="eastAsia"/>
               <w:szCs w:val="24"/>
             </w:rPr>
             <w:instrText xml:space="preserve"> HYPERLINK \l _Toc24758 </w:instrText>
           </w:r>
           <w:r>
             <w:rPr>
-              <w:rFonts w:hint="eastAsia" w:ascii="宋体" w:hAnsi="宋体" w:eastAsia="宋体" w:cs="宋体"/>
+              <w:rFonts w:ascii="宋体" w:eastAsia="宋体" w:hAnsi="宋体" w:cs="宋体" w:hint="eastAsia"/>
               <w:szCs w:val="24"/>
             </w:rPr>
             <w:fldChar w:fldCharType="separate"/>
@@ -2301,7 +2276,7 @@
           </w:r>
           <w:r>
             <w:rPr>
-              <w:rFonts w:hint="eastAsia" w:ascii="宋体" w:hAnsi="宋体" w:eastAsia="宋体" w:cs="宋体"/>
+              <w:rFonts w:ascii="宋体" w:eastAsia="宋体" w:hAnsi="宋体" w:cs="宋体" w:hint="eastAsia"/>
               <w:szCs w:val="24"/>
             </w:rPr>
             <w:fldChar w:fldCharType="end"/>
@@ -2309,28 +2284,28 @@
         </w:p>
         <w:p>
           <w:pPr>
-            <w:pStyle w:val="16"/>
+            <w:pStyle w:val="TOC1"/>
             <w:tabs>
               <w:tab w:val="right" w:leader="dot" w:pos="8306"/>
             </w:tabs>
           </w:pPr>
           <w:r>
             <w:rPr>
-              <w:rFonts w:hint="eastAsia" w:ascii="宋体" w:hAnsi="宋体" w:eastAsia="宋体" w:cs="宋体"/>
+              <w:rFonts w:ascii="宋体" w:eastAsia="宋体" w:hAnsi="宋体" w:cs="宋体" w:hint="eastAsia"/>
               <w:szCs w:val="24"/>
             </w:rPr>
             <w:fldChar w:fldCharType="begin"/>
           </w:r>
           <w:r>
             <w:rPr>
-              <w:rFonts w:hint="eastAsia" w:ascii="宋体" w:hAnsi="宋体" w:eastAsia="宋体" w:cs="宋体"/>
+              <w:rFonts w:ascii="宋体" w:eastAsia="宋体" w:hAnsi="宋体" w:cs="宋体" w:hint="eastAsia"/>
               <w:szCs w:val="24"/>
             </w:rPr>
             <w:instrText xml:space="preserve"> HYPERLINK \l _Toc17428 </w:instrText>
           </w:r>
           <w:r>
             <w:rPr>
-              <w:rFonts w:hint="eastAsia" w:ascii="宋体" w:hAnsi="宋体" w:eastAsia="宋体" w:cs="宋体"/>
+              <w:rFonts w:ascii="宋体" w:eastAsia="宋体" w:hAnsi="宋体" w:cs="宋体" w:hint="eastAsia"/>
               <w:szCs w:val="24"/>
             </w:rPr>
             <w:fldChar w:fldCharType="separate"/>
@@ -2362,7 +2337,7 @@
           </w:r>
           <w:r>
             <w:rPr>
-              <w:rFonts w:hint="eastAsia" w:ascii="宋体" w:hAnsi="宋体" w:eastAsia="宋体" w:cs="宋体"/>
+              <w:rFonts w:ascii="宋体" w:eastAsia="宋体" w:hAnsi="宋体" w:cs="宋体" w:hint="eastAsia"/>
               <w:szCs w:val="24"/>
             </w:rPr>
             <w:fldChar w:fldCharType="end"/>
@@ -2370,28 +2345,28 @@
         </w:p>
         <w:p>
           <w:pPr>
-            <w:pStyle w:val="16"/>
+            <w:pStyle w:val="TOC1"/>
             <w:tabs>
               <w:tab w:val="right" w:leader="dot" w:pos="8306"/>
             </w:tabs>
           </w:pPr>
           <w:r>
             <w:rPr>
-              <w:rFonts w:hint="eastAsia" w:ascii="宋体" w:hAnsi="宋体" w:eastAsia="宋体" w:cs="宋体"/>
+              <w:rFonts w:ascii="宋体" w:eastAsia="宋体" w:hAnsi="宋体" w:cs="宋体" w:hint="eastAsia"/>
               <w:szCs w:val="24"/>
             </w:rPr>
             <w:fldChar w:fldCharType="begin"/>
           </w:r>
           <w:r>
             <w:rPr>
-              <w:rFonts w:hint="eastAsia" w:ascii="宋体" w:hAnsi="宋体" w:eastAsia="宋体" w:cs="宋体"/>
+              <w:rFonts w:ascii="宋体" w:eastAsia="宋体" w:hAnsi="宋体" w:cs="宋体" w:hint="eastAsia"/>
               <w:szCs w:val="24"/>
             </w:rPr>
             <w:instrText xml:space="preserve"> HYPERLINK \l _Toc10589 </w:instrText>
           </w:r>
           <w:r>
             <w:rPr>
-              <w:rFonts w:hint="eastAsia" w:ascii="宋体" w:hAnsi="宋体" w:eastAsia="宋体" w:cs="宋体"/>
+              <w:rFonts w:ascii="宋体" w:eastAsia="宋体" w:hAnsi="宋体" w:cs="宋体" w:hint="eastAsia"/>
               <w:szCs w:val="24"/>
             </w:rPr>
             <w:fldChar w:fldCharType="separate"/>
@@ -2423,7 +2398,7 @@
           </w:r>
           <w:r>
             <w:rPr>
-              <w:rFonts w:hint="eastAsia" w:ascii="宋体" w:hAnsi="宋体" w:eastAsia="宋体" w:cs="宋体"/>
+              <w:rFonts w:ascii="宋体" w:eastAsia="宋体" w:hAnsi="宋体" w:cs="宋体" w:hint="eastAsia"/>
               <w:szCs w:val="24"/>
             </w:rPr>
             <w:fldChar w:fldCharType="end"/>
@@ -2431,28 +2406,28 @@
         </w:p>
         <w:p>
           <w:pPr>
-            <w:pStyle w:val="16"/>
+            <w:pStyle w:val="TOC1"/>
             <w:tabs>
               <w:tab w:val="right" w:leader="dot" w:pos="8306"/>
             </w:tabs>
           </w:pPr>
           <w:r>
             <w:rPr>
-              <w:rFonts w:hint="eastAsia" w:ascii="宋体" w:hAnsi="宋体" w:eastAsia="宋体" w:cs="宋体"/>
+              <w:rFonts w:ascii="宋体" w:eastAsia="宋体" w:hAnsi="宋体" w:cs="宋体" w:hint="eastAsia"/>
               <w:szCs w:val="24"/>
             </w:rPr>
             <w:fldChar w:fldCharType="begin"/>
           </w:r>
           <w:r>
             <w:rPr>
-              <w:rFonts w:hint="eastAsia" w:ascii="宋体" w:hAnsi="宋体" w:eastAsia="宋体" w:cs="宋体"/>
+              <w:rFonts w:ascii="宋体" w:eastAsia="宋体" w:hAnsi="宋体" w:cs="宋体" w:hint="eastAsia"/>
               <w:szCs w:val="24"/>
             </w:rPr>
             <w:instrText xml:space="preserve"> HYPERLINK \l _Toc20682 </w:instrText>
           </w:r>
           <w:r>
             <w:rPr>
-              <w:rFonts w:hint="eastAsia" w:ascii="宋体" w:hAnsi="宋体" w:eastAsia="宋体" w:cs="宋体"/>
+              <w:rFonts w:ascii="宋体" w:eastAsia="宋体" w:hAnsi="宋体" w:cs="宋体" w:hint="eastAsia"/>
               <w:szCs w:val="24"/>
             </w:rPr>
             <w:fldChar w:fldCharType="separate"/>
@@ -2484,7 +2459,7 @@
           </w:r>
           <w:r>
             <w:rPr>
-              <w:rFonts w:hint="eastAsia" w:ascii="宋体" w:hAnsi="宋体" w:eastAsia="宋体" w:cs="宋体"/>
+              <w:rFonts w:ascii="宋体" w:eastAsia="宋体" w:hAnsi="宋体" w:cs="宋体" w:hint="eastAsia"/>
               <w:szCs w:val="24"/>
             </w:rPr>
             <w:fldChar w:fldCharType="end"/>
@@ -2492,28 +2467,28 @@
         </w:p>
         <w:p>
           <w:pPr>
-            <w:pStyle w:val="17"/>
+            <w:pStyle w:val="TOC2"/>
             <w:tabs>
               <w:tab w:val="right" w:leader="dot" w:pos="8306"/>
             </w:tabs>
           </w:pPr>
           <w:r>
             <w:rPr>
-              <w:rFonts w:hint="eastAsia" w:ascii="宋体" w:hAnsi="宋体" w:eastAsia="宋体" w:cs="宋体"/>
+              <w:rFonts w:ascii="宋体" w:eastAsia="宋体" w:hAnsi="宋体" w:cs="宋体" w:hint="eastAsia"/>
               <w:szCs w:val="24"/>
             </w:rPr>
             <w:fldChar w:fldCharType="begin"/>
           </w:r>
           <w:r>
             <w:rPr>
-              <w:rFonts w:hint="eastAsia" w:ascii="宋体" w:hAnsi="宋体" w:eastAsia="宋体" w:cs="宋体"/>
+              <w:rFonts w:ascii="宋体" w:eastAsia="宋体" w:hAnsi="宋体" w:cs="宋体" w:hint="eastAsia"/>
               <w:szCs w:val="24"/>
             </w:rPr>
             <w:instrText xml:space="preserve"> HYPERLINK \l _Toc1114 </w:instrText>
           </w:r>
           <w:r>
             <w:rPr>
-              <w:rFonts w:hint="eastAsia" w:ascii="宋体" w:hAnsi="宋体" w:eastAsia="宋体" w:cs="宋体"/>
+              <w:rFonts w:ascii="宋体" w:eastAsia="宋体" w:hAnsi="宋体" w:cs="宋体" w:hint="eastAsia"/>
               <w:szCs w:val="24"/>
             </w:rPr>
             <w:fldChar w:fldCharType="separate"/>
@@ -2545,7 +2520,7 @@
           </w:r>
           <w:r>
             <w:rPr>
-              <w:rFonts w:hint="eastAsia" w:ascii="宋体" w:hAnsi="宋体" w:eastAsia="宋体" w:cs="宋体"/>
+              <w:rFonts w:ascii="宋体" w:eastAsia="宋体" w:hAnsi="宋体" w:cs="宋体" w:hint="eastAsia"/>
               <w:szCs w:val="24"/>
             </w:rPr>
             <w:fldChar w:fldCharType="end"/>
@@ -2553,28 +2528,28 @@
         </w:p>
         <w:p>
           <w:pPr>
-            <w:pStyle w:val="17"/>
+            <w:pStyle w:val="TOC2"/>
             <w:tabs>
               <w:tab w:val="right" w:leader="dot" w:pos="8306"/>
             </w:tabs>
           </w:pPr>
           <w:r>
             <w:rPr>
-              <w:rFonts w:hint="eastAsia" w:ascii="宋体" w:hAnsi="宋体" w:eastAsia="宋体" w:cs="宋体"/>
+              <w:rFonts w:ascii="宋体" w:eastAsia="宋体" w:hAnsi="宋体" w:cs="宋体" w:hint="eastAsia"/>
               <w:szCs w:val="24"/>
             </w:rPr>
             <w:fldChar w:fldCharType="begin"/>
           </w:r>
           <w:r>
             <w:rPr>
-              <w:rFonts w:hint="eastAsia" w:ascii="宋体" w:hAnsi="宋体" w:eastAsia="宋体" w:cs="宋体"/>
+              <w:rFonts w:ascii="宋体" w:eastAsia="宋体" w:hAnsi="宋体" w:cs="宋体" w:hint="eastAsia"/>
               <w:szCs w:val="24"/>
             </w:rPr>
             <w:instrText xml:space="preserve"> HYPERLINK \l _Toc7444 </w:instrText>
           </w:r>
           <w:r>
             <w:rPr>
-              <w:rFonts w:hint="eastAsia" w:ascii="宋体" w:hAnsi="宋体" w:eastAsia="宋体" w:cs="宋体"/>
+              <w:rFonts w:ascii="宋体" w:eastAsia="宋体" w:hAnsi="宋体" w:cs="宋体" w:hint="eastAsia"/>
               <w:szCs w:val="24"/>
             </w:rPr>
             <w:fldChar w:fldCharType="separate"/>
@@ -2606,7 +2581,7 @@
           </w:r>
           <w:r>
             <w:rPr>
-              <w:rFonts w:hint="eastAsia" w:ascii="宋体" w:hAnsi="宋体" w:eastAsia="宋体" w:cs="宋体"/>
+              <w:rFonts w:ascii="宋体" w:eastAsia="宋体" w:hAnsi="宋体" w:cs="宋体" w:hint="eastAsia"/>
               <w:szCs w:val="24"/>
             </w:rPr>
             <w:fldChar w:fldCharType="end"/>
@@ -2614,28 +2589,28 @@
         </w:p>
         <w:p>
           <w:pPr>
-            <w:pStyle w:val="17"/>
+            <w:pStyle w:val="TOC2"/>
             <w:tabs>
               <w:tab w:val="right" w:leader="dot" w:pos="8306"/>
             </w:tabs>
           </w:pPr>
           <w:r>
             <w:rPr>
-              <w:rFonts w:hint="eastAsia" w:ascii="宋体" w:hAnsi="宋体" w:eastAsia="宋体" w:cs="宋体"/>
+              <w:rFonts w:ascii="宋体" w:eastAsia="宋体" w:hAnsi="宋体" w:cs="宋体" w:hint="eastAsia"/>
               <w:szCs w:val="24"/>
             </w:rPr>
             <w:fldChar w:fldCharType="begin"/>
           </w:r>
           <w:r>
             <w:rPr>
-              <w:rFonts w:hint="eastAsia" w:ascii="宋体" w:hAnsi="宋体" w:eastAsia="宋体" w:cs="宋体"/>
+              <w:rFonts w:ascii="宋体" w:eastAsia="宋体" w:hAnsi="宋体" w:cs="宋体" w:hint="eastAsia"/>
               <w:szCs w:val="24"/>
             </w:rPr>
             <w:instrText xml:space="preserve"> HYPERLINK \l _Toc26073 </w:instrText>
           </w:r>
           <w:r>
             <w:rPr>
-              <w:rFonts w:hint="eastAsia" w:ascii="宋体" w:hAnsi="宋体" w:eastAsia="宋体" w:cs="宋体"/>
+              <w:rFonts w:ascii="宋体" w:eastAsia="宋体" w:hAnsi="宋体" w:cs="宋体" w:hint="eastAsia"/>
               <w:szCs w:val="24"/>
             </w:rPr>
             <w:fldChar w:fldCharType="separate"/>
@@ -2667,7 +2642,7 @@
           </w:r>
           <w:r>
             <w:rPr>
-              <w:rFonts w:hint="eastAsia" w:ascii="宋体" w:hAnsi="宋体" w:eastAsia="宋体" w:cs="宋体"/>
+              <w:rFonts w:ascii="宋体" w:eastAsia="宋体" w:hAnsi="宋体" w:cs="宋体" w:hint="eastAsia"/>
               <w:szCs w:val="24"/>
             </w:rPr>
             <w:fldChar w:fldCharType="end"/>
@@ -2675,28 +2650,28 @@
         </w:p>
         <w:p>
           <w:pPr>
-            <w:pStyle w:val="16"/>
+            <w:pStyle w:val="TOC1"/>
             <w:tabs>
               <w:tab w:val="right" w:leader="dot" w:pos="8306"/>
             </w:tabs>
           </w:pPr>
           <w:r>
             <w:rPr>
-              <w:rFonts w:hint="eastAsia" w:ascii="宋体" w:hAnsi="宋体" w:eastAsia="宋体" w:cs="宋体"/>
+              <w:rFonts w:ascii="宋体" w:eastAsia="宋体" w:hAnsi="宋体" w:cs="宋体" w:hint="eastAsia"/>
               <w:szCs w:val="24"/>
             </w:rPr>
             <w:fldChar w:fldCharType="begin"/>
           </w:r>
           <w:r>
             <w:rPr>
-              <w:rFonts w:hint="eastAsia" w:ascii="宋体" w:hAnsi="宋体" w:eastAsia="宋体" w:cs="宋体"/>
+              <w:rFonts w:ascii="宋体" w:eastAsia="宋体" w:hAnsi="宋体" w:cs="宋体" w:hint="eastAsia"/>
               <w:szCs w:val="24"/>
             </w:rPr>
             <w:instrText xml:space="preserve"> HYPERLINK \l _Toc2847 </w:instrText>
           </w:r>
           <w:r>
             <w:rPr>
-              <w:rFonts w:hint="eastAsia" w:ascii="宋体" w:hAnsi="宋体" w:eastAsia="宋体" w:cs="宋体"/>
+              <w:rFonts w:ascii="宋体" w:eastAsia="宋体" w:hAnsi="宋体" w:cs="宋体" w:hint="eastAsia"/>
               <w:szCs w:val="24"/>
             </w:rPr>
             <w:fldChar w:fldCharType="separate"/>
@@ -2728,7 +2703,7 @@
           </w:r>
           <w:r>
             <w:rPr>
-              <w:rFonts w:hint="eastAsia" w:ascii="宋体" w:hAnsi="宋体" w:eastAsia="宋体" w:cs="宋体"/>
+              <w:rFonts w:ascii="宋体" w:eastAsia="宋体" w:hAnsi="宋体" w:cs="宋体" w:hint="eastAsia"/>
               <w:szCs w:val="24"/>
             </w:rPr>
             <w:fldChar w:fldCharType="end"/>
@@ -2736,28 +2711,28 @@
         </w:p>
         <w:p>
           <w:pPr>
-            <w:pStyle w:val="16"/>
+            <w:pStyle w:val="TOC1"/>
             <w:tabs>
               <w:tab w:val="right" w:leader="dot" w:pos="8306"/>
             </w:tabs>
           </w:pPr>
           <w:r>
             <w:rPr>
-              <w:rFonts w:hint="eastAsia" w:ascii="宋体" w:hAnsi="宋体" w:eastAsia="宋体" w:cs="宋体"/>
+              <w:rFonts w:ascii="宋体" w:eastAsia="宋体" w:hAnsi="宋体" w:cs="宋体" w:hint="eastAsia"/>
               <w:szCs w:val="24"/>
             </w:rPr>
             <w:fldChar w:fldCharType="begin"/>
           </w:r>
           <w:r>
             <w:rPr>
-              <w:rFonts w:hint="eastAsia" w:ascii="宋体" w:hAnsi="宋体" w:eastAsia="宋体" w:cs="宋体"/>
+              <w:rFonts w:ascii="宋体" w:eastAsia="宋体" w:hAnsi="宋体" w:cs="宋体" w:hint="eastAsia"/>
               <w:szCs w:val="24"/>
             </w:rPr>
             <w:instrText xml:space="preserve"> HYPERLINK \l _Toc13115 </w:instrText>
           </w:r>
           <w:r>
             <w:rPr>
-              <w:rFonts w:hint="eastAsia" w:ascii="宋体" w:hAnsi="宋体" w:eastAsia="宋体" w:cs="宋体"/>
+              <w:rFonts w:ascii="宋体" w:eastAsia="宋体" w:hAnsi="宋体" w:cs="宋体" w:hint="eastAsia"/>
               <w:szCs w:val="24"/>
             </w:rPr>
             <w:fldChar w:fldCharType="separate"/>
@@ -2789,7 +2764,7 @@
           </w:r>
           <w:r>
             <w:rPr>
-              <w:rFonts w:hint="eastAsia" w:ascii="宋体" w:hAnsi="宋体" w:eastAsia="宋体" w:cs="宋体"/>
+              <w:rFonts w:ascii="宋体" w:eastAsia="宋体" w:hAnsi="宋体" w:cs="宋体" w:hint="eastAsia"/>
               <w:szCs w:val="24"/>
             </w:rPr>
             <w:fldChar w:fldCharType="end"/>
@@ -2797,28 +2772,28 @@
         </w:p>
         <w:p>
           <w:pPr>
-            <w:pStyle w:val="16"/>
+            <w:pStyle w:val="TOC1"/>
             <w:tabs>
               <w:tab w:val="right" w:leader="dot" w:pos="8306"/>
             </w:tabs>
           </w:pPr>
           <w:r>
             <w:rPr>
-              <w:rFonts w:hint="eastAsia" w:ascii="宋体" w:hAnsi="宋体" w:eastAsia="宋体" w:cs="宋体"/>
+              <w:rFonts w:ascii="宋体" w:eastAsia="宋体" w:hAnsi="宋体" w:cs="宋体" w:hint="eastAsia"/>
               <w:szCs w:val="24"/>
             </w:rPr>
             <w:fldChar w:fldCharType="begin"/>
           </w:r>
           <w:r>
             <w:rPr>
-              <w:rFonts w:hint="eastAsia" w:ascii="宋体" w:hAnsi="宋体" w:eastAsia="宋体" w:cs="宋体"/>
+              <w:rFonts w:ascii="宋体" w:eastAsia="宋体" w:hAnsi="宋体" w:cs="宋体" w:hint="eastAsia"/>
               <w:szCs w:val="24"/>
             </w:rPr>
             <w:instrText xml:space="preserve"> HYPERLINK \l _Toc28430 </w:instrText>
           </w:r>
           <w:r>
             <w:rPr>
-              <w:rFonts w:hint="eastAsia" w:ascii="宋体" w:hAnsi="宋体" w:eastAsia="宋体" w:cs="宋体"/>
+              <w:rFonts w:ascii="宋体" w:eastAsia="宋体" w:hAnsi="宋体" w:cs="宋体" w:hint="eastAsia"/>
               <w:szCs w:val="24"/>
             </w:rPr>
             <w:fldChar w:fldCharType="separate"/>
@@ -2850,7 +2825,7 @@
           </w:r>
           <w:r>
             <w:rPr>
-              <w:rFonts w:hint="eastAsia" w:ascii="宋体" w:hAnsi="宋体" w:eastAsia="宋体" w:cs="宋体"/>
+              <w:rFonts w:ascii="宋体" w:eastAsia="宋体" w:hAnsi="宋体" w:cs="宋体" w:hint="eastAsia"/>
               <w:szCs w:val="24"/>
             </w:rPr>
             <w:fldChar w:fldCharType="end"/>
@@ -2858,28 +2833,28 @@
         </w:p>
         <w:p>
           <w:pPr>
-            <w:pStyle w:val="16"/>
+            <w:pStyle w:val="TOC1"/>
             <w:tabs>
               <w:tab w:val="right" w:leader="dot" w:pos="8306"/>
             </w:tabs>
           </w:pPr>
           <w:r>
             <w:rPr>
-              <w:rFonts w:hint="eastAsia" w:ascii="宋体" w:hAnsi="宋体" w:eastAsia="宋体" w:cs="宋体"/>
+              <w:rFonts w:ascii="宋体" w:eastAsia="宋体" w:hAnsi="宋体" w:cs="宋体" w:hint="eastAsia"/>
               <w:szCs w:val="24"/>
             </w:rPr>
             <w:fldChar w:fldCharType="begin"/>
           </w:r>
           <w:r>
             <w:rPr>
-              <w:rFonts w:hint="eastAsia" w:ascii="宋体" w:hAnsi="宋体" w:eastAsia="宋体" w:cs="宋体"/>
+              <w:rFonts w:ascii="宋体" w:eastAsia="宋体" w:hAnsi="宋体" w:cs="宋体" w:hint="eastAsia"/>
               <w:szCs w:val="24"/>
             </w:rPr>
             <w:instrText xml:space="preserve"> HYPERLINK \l _Toc27476 </w:instrText>
           </w:r>
           <w:r>
             <w:rPr>
-              <w:rFonts w:hint="eastAsia" w:ascii="宋体" w:hAnsi="宋体" w:eastAsia="宋体" w:cs="宋体"/>
+              <w:rFonts w:ascii="宋体" w:eastAsia="宋体" w:hAnsi="宋体" w:cs="宋体" w:hint="eastAsia"/>
               <w:szCs w:val="24"/>
             </w:rPr>
             <w:fldChar w:fldCharType="separate"/>
@@ -2910,7 +2885,7 @@
           </w:r>
           <w:r>
             <w:rPr>
-              <w:rFonts w:hint="eastAsia" w:ascii="宋体" w:hAnsi="宋体" w:eastAsia="宋体" w:cs="宋体"/>
+              <w:rFonts w:ascii="宋体" w:eastAsia="宋体" w:hAnsi="宋体" w:cs="宋体" w:hint="eastAsia"/>
               <w:szCs w:val="24"/>
             </w:rPr>
             <w:fldChar w:fldCharType="end"/>
@@ -2934,7 +2909,7 @@
             <w:spacing w:line="312" w:lineRule="auto"/>
             <w:textAlignment w:val="baseline"/>
             <w:rPr>
-              <w:rFonts w:hint="eastAsia" w:ascii="宋体" w:hAnsi="宋体" w:eastAsia="宋体" w:cs="宋体"/>
+              <w:rFonts w:ascii="宋体" w:eastAsia="宋体" w:hAnsi="宋体" w:cs="宋体" w:hint="eastAsia"/>
               <w:snapToGrid w:val="0"/>
               <w:color w:val="000000"/>
               <w:kern w:val="0"/>
@@ -2945,7 +2920,7 @@
           </w:pPr>
           <w:r>
             <w:rPr>
-              <w:rFonts w:hint="eastAsia" w:ascii="宋体" w:hAnsi="宋体" w:eastAsia="宋体" w:cs="宋体"/>
+              <w:rFonts w:ascii="宋体" w:eastAsia="宋体" w:hAnsi="宋体" w:cs="宋体" w:hint="eastAsia"/>
               <w:szCs w:val="24"/>
             </w:rPr>
             <w:fldChar w:fldCharType="end"/>
@@ -2970,7 +2945,7 @@
         <w:snapToGrid w:val="0"/>
         <w:textAlignment w:val="baseline"/>
         <w:rPr>
-          <w:rFonts w:ascii="Arial" w:hAnsi="Arial" w:eastAsia="Arial" w:cs="Arial"/>
+          <w:rFonts w:ascii="Arial" w:eastAsia="Arial" w:hAnsi="Arial" w:cs="Arial"/>
           <w:snapToGrid w:val="0"/>
           <w:color w:val="000000"/>
           <w:kern w:val="0"/>
@@ -2981,7 +2956,7 @@
       </w:pPr>
       <w:r>
         <w:rPr>
-          <w:rFonts w:ascii="Arial" w:hAnsi="Arial" w:eastAsia="Arial" w:cs="Arial"/>
+          <w:rFonts w:ascii="Arial" w:eastAsia="Arial" w:hAnsi="Arial" w:cs="Arial"/>
           <w:snapToGrid w:val="0"/>
           <w:color w:val="000000"/>
           <w:kern w:val="0"/>
@@ -2994,14 +2969,14 @@
     </w:p>
     <w:p>
       <w:pPr>
-        <w:pStyle w:val="28"/>
+        <w:pStyle w:val="1"/>
         <w:bidi w:val="0"/>
         <w:rPr>
           <w:rFonts w:hint="default"/>
           <w:lang w:val="en-US" w:eastAsia="zh-CN"/>
         </w:rPr>
       </w:pPr>
-      <w:bookmarkStart w:id="3" w:name="_Toc17428"/>
+      <w:bookmarkStart w:id="4" w:name="_Toc17428"/>
       <w:r>
         <w:rPr>
           <w:rFonts w:hint="default"/>
@@ -3009,11 +2984,11 @@
         </w:rPr>
         <w:t>摘要</w:t>
       </w:r>
-      <w:bookmarkEnd w:id="3"/>
+      <w:bookmarkEnd w:id="4"/>
     </w:p>
     <w:p>
       <w:pPr>
-        <w:pStyle w:val="29"/>
+        <w:pStyle w:val="a1"/>
         <w:keepNext w:val="0"/>
         <w:keepLines w:val="0"/>
         <w:pageBreakBefore w:val="0"/>
@@ -3043,14 +3018,14 @@
     </w:p>
     <w:p>
       <w:pPr>
-        <w:pStyle w:val="28"/>
+        <w:pStyle w:val="1"/>
         <w:bidi w:val="0"/>
         <w:rPr>
           <w:rFonts w:hint="default"/>
           <w:lang w:val="en-US" w:eastAsia="zh-CN"/>
         </w:rPr>
       </w:pPr>
-      <w:bookmarkStart w:id="4" w:name="_Toc10589"/>
+      <w:bookmarkStart w:id="5" w:name="_Toc10589"/>
       <w:r>
         <w:rPr>
           <w:rFonts w:hint="default"/>
@@ -3058,23 +3033,22 @@
         </w:rPr>
         <w:t>服务可用性核心指标达成情况</w:t>
       </w:r>
-      <w:bookmarkEnd w:id="4"/>
+      <w:bookmarkEnd w:id="5"/>
     </w:p>
     <w:tbl>
       <w:tblPr>
-        <w:tblStyle w:val="20"/>
+        <w:tblStyle w:val="TableNormal"/>
         <w:tblW w:w="8505" w:type="dxa"/>
         <w:jc w:val="center"/>
         <w:tblBorders>
-          <w:top w:val="none" w:color="auto" w:sz="0" w:space="0"/>
-          <w:left w:val="none" w:color="auto" w:sz="0" w:space="0"/>
-          <w:bottom w:val="none" w:color="auto" w:sz="0" w:space="0"/>
-          <w:right w:val="none" w:color="auto" w:sz="0" w:space="0"/>
-          <w:insideH w:val="none" w:color="auto" w:sz="0" w:space="0"/>
-          <w:insideV w:val="none" w:color="auto" w:sz="0" w:space="0"/>
+          <w:top w:val="nil"/>
+          <w:left w:val="nil"/>
+          <w:bottom w:val="nil"/>
+          <w:right w:val="nil"/>
+          <w:insideH w:val="nil"/>
+          <w:insideV w:val="nil"/>
         </w:tblBorders>
         <w:shd w:val="clear" w:color="auto" w:fill="auto"/>
-        <w:tblLayout w:type="autofit"/>
         <w:tblCellMar>
           <w:top w:w="15" w:type="dxa"/>
           <w:left w:w="15" w:type="dxa"/>
@@ -3090,14 +3064,17 @@
       </w:tblGrid>
       <w:tr>
         <w:tblPrEx>
+          <w:tblW w:w="8505" w:type="dxa"/>
+          <w:jc w:val="center"/>
           <w:tblBorders>
-            <w:top w:val="none" w:color="auto" w:sz="0" w:space="0"/>
-            <w:left w:val="none" w:color="auto" w:sz="0" w:space="0"/>
-            <w:bottom w:val="none" w:color="auto" w:sz="0" w:space="0"/>
-            <w:right w:val="none" w:color="auto" w:sz="0" w:space="0"/>
-            <w:insideH w:val="none" w:color="auto" w:sz="0" w:space="0"/>
-            <w:insideV w:val="none" w:color="auto" w:sz="0" w:space="0"/>
+            <w:top w:val="nil"/>
+            <w:left w:val="nil"/>
+            <w:bottom w:val="nil"/>
+            <w:right w:val="nil"/>
+            <w:insideH w:val="nil"/>
+            <w:insideV w:val="nil"/>
           </w:tblBorders>
+          <w:shd w:val="clear" w:color="auto" w:fill="auto"/>
           <w:tblCellMar>
             <w:top w:w="15" w:type="dxa"/>
             <w:left w:w="15" w:type="dxa"/>
@@ -3106,7 +3083,7 @@
           </w:tblCellMar>
         </w:tblPrEx>
         <w:trPr>
-          <w:trHeight w:val="0" w:hRule="atLeast"/>
+          <w:trHeight w:val="0"/>
           <w:tblHeader/>
           <w:jc w:val="center"/>
         </w:trPr>
@@ -3114,10 +3091,10 @@
           <w:tcPr>
             <w:tcW w:w="3149" w:type="dxa"/>
             <w:tcBorders>
-              <w:top w:val="single" w:color="auto" w:sz="12" w:space="0"/>
-              <w:left w:val="single" w:color="auto" w:sz="12" w:space="0"/>
-              <w:bottom w:val="single" w:color="auto" w:sz="4" w:space="0"/>
-              <w:right w:val="single" w:color="auto" w:sz="4" w:space="0"/>
+              <w:top w:val="single" w:sz="12" w:space="0" w:color="auto"/>
+              <w:left w:val="single" w:sz="12" w:space="0" w:color="auto"/>
+              <w:bottom w:val="single" w:sz="4" w:space="0" w:color="auto"/>
+              <w:right w:val="single" w:sz="4" w:space="0" w:color="auto"/>
             </w:tcBorders>
             <w:shd w:val="clear" w:color="auto" w:fill="auto"/>
             <w:tcMar>
@@ -3136,10 +3113,10 @@
               <w:suppressLineNumbers w:val="0"/>
               <w:snapToGrid w:val="0"/>
               <w:spacing w:line="240" w:lineRule="auto"/>
-              <w:ind w:left="0" w:leftChars="0" w:right="0" w:rightChars="0" w:firstLine="0" w:firstLineChars="0"/>
+              <w:ind w:left="0" w:right="0" w:firstLine="0" w:leftChars="0" w:rightChars="0" w:firstLineChars="0"/>
               <w:jc w:val="left"/>
               <w:rPr>
-                <w:rFonts w:hint="default" w:ascii="Segoe UI" w:hAnsi="Segoe UI" w:eastAsia="Segoe UI" w:cs="Segoe UI"/>
+                <w:rFonts w:ascii="Segoe UI" w:eastAsia="Segoe UI" w:hAnsi="Segoe UI" w:cs="Segoe UI" w:hint="default"/>
                 <w:i w:val="0"/>
                 <w:iCs w:val="0"/>
                 <w:caps w:val="0"/>
@@ -3149,12 +3126,12 @@
                 <w:kern w:val="0"/>
                 <w:sz w:val="18"/>
                 <w:szCs w:val="18"/>
-                <w:lang w:val="en-US" w:eastAsia="zh-CN" w:bidi="ar"/>
+                <w:lang w:val="en-US" w:eastAsia="zh-CN"/>
               </w:rPr>
             </w:pPr>
             <w:r>
               <w:rPr>
-                <w:rFonts w:hint="default" w:ascii="Segoe UI" w:hAnsi="Segoe UI" w:eastAsia="Segoe UI" w:cs="Segoe UI"/>
+                <w:rFonts w:ascii="Segoe UI" w:eastAsia="Segoe UI" w:hAnsi="Segoe UI" w:cs="Segoe UI" w:hint="default"/>
                 <w:i w:val="0"/>
                 <w:iCs w:val="0"/>
                 <w:caps w:val="0"/>
@@ -3164,7 +3141,7 @@
                 <w:kern w:val="0"/>
                 <w:sz w:val="18"/>
                 <w:szCs w:val="18"/>
-                <w:lang w:val="en-US" w:eastAsia="zh-CN" w:bidi="ar"/>
+                <w:lang w:val="en-US" w:eastAsia="zh-CN"/>
               </w:rPr>
               <w:t>指标项目</w:t>
             </w:r>
@@ -3174,10 +3151,10 @@
           <w:tcPr>
             <w:tcW w:w="1586" w:type="dxa"/>
             <w:tcBorders>
-              <w:top w:val="single" w:color="auto" w:sz="12" w:space="0"/>
-              <w:left w:val="single" w:color="auto" w:sz="4" w:space="0"/>
-              <w:bottom w:val="single" w:color="auto" w:sz="4" w:space="0"/>
-              <w:right w:val="single" w:color="auto" w:sz="4" w:space="0"/>
+              <w:top w:val="single" w:sz="12" w:space="0" w:color="auto"/>
+              <w:left w:val="single" w:sz="4" w:space="0" w:color="auto"/>
+              <w:bottom w:val="single" w:sz="4" w:space="0" w:color="auto"/>
+              <w:right w:val="single" w:sz="4" w:space="0" w:color="auto"/>
             </w:tcBorders>
             <w:shd w:val="clear" w:color="auto" w:fill="auto"/>
             <w:tcMar>
@@ -3196,10 +3173,10 @@
               <w:suppressLineNumbers w:val="0"/>
               <w:snapToGrid w:val="0"/>
               <w:spacing w:line="240" w:lineRule="auto"/>
-              <w:ind w:left="0" w:leftChars="0" w:right="0" w:rightChars="0" w:firstLine="0" w:firstLineChars="0"/>
+              <w:ind w:left="0" w:right="0" w:firstLine="0" w:leftChars="0" w:rightChars="0" w:firstLineChars="0"/>
               <w:jc w:val="left"/>
               <w:rPr>
-                <w:rFonts w:hint="default" w:ascii="Segoe UI" w:hAnsi="Segoe UI" w:eastAsia="Segoe UI" w:cs="Segoe UI"/>
+                <w:rFonts w:ascii="Segoe UI" w:eastAsia="Segoe UI" w:hAnsi="Segoe UI" w:cs="Segoe UI" w:hint="default"/>
                 <w:i w:val="0"/>
                 <w:iCs w:val="0"/>
                 <w:caps w:val="0"/>
@@ -3209,12 +3186,12 @@
                 <w:kern w:val="0"/>
                 <w:sz w:val="18"/>
                 <w:szCs w:val="18"/>
-                <w:lang w:val="en-US" w:eastAsia="zh-CN" w:bidi="ar"/>
+                <w:lang w:val="en-US" w:eastAsia="zh-CN"/>
               </w:rPr>
             </w:pPr>
             <w:r>
               <w:rPr>
-                <w:rFonts w:hint="default" w:ascii="Segoe UI" w:hAnsi="Segoe UI" w:eastAsia="Segoe UI" w:cs="Segoe UI"/>
+                <w:rFonts w:ascii="Segoe UI" w:eastAsia="Segoe UI" w:hAnsi="Segoe UI" w:cs="Segoe UI" w:hint="default"/>
                 <w:i w:val="0"/>
                 <w:iCs w:val="0"/>
                 <w:caps w:val="0"/>
@@ -3224,7 +3201,7 @@
                 <w:kern w:val="0"/>
                 <w:sz w:val="18"/>
                 <w:szCs w:val="18"/>
-                <w:lang w:val="en-US" w:eastAsia="zh-CN" w:bidi="ar"/>
+                <w:lang w:val="en-US" w:eastAsia="zh-CN"/>
               </w:rPr>
               <w:t>合同目标(SLA)</w:t>
             </w:r>
@@ -3234,10 +3211,10 @@
           <w:tcPr>
             <w:tcW w:w="2327" w:type="dxa"/>
             <w:tcBorders>
-              <w:top w:val="single" w:color="auto" w:sz="12" w:space="0"/>
-              <w:left w:val="single" w:color="auto" w:sz="4" w:space="0"/>
-              <w:bottom w:val="single" w:color="auto" w:sz="4" w:space="0"/>
-              <w:right w:val="single" w:color="auto" w:sz="4" w:space="0"/>
+              <w:top w:val="single" w:sz="12" w:space="0" w:color="auto"/>
+              <w:left w:val="single" w:sz="4" w:space="0" w:color="auto"/>
+              <w:bottom w:val="single" w:sz="4" w:space="0" w:color="auto"/>
+              <w:right w:val="single" w:sz="4" w:space="0" w:color="auto"/>
             </w:tcBorders>
             <w:shd w:val="clear" w:color="auto" w:fill="auto"/>
             <w:tcMar>
@@ -3256,10 +3233,10 @@
               <w:suppressLineNumbers w:val="0"/>
               <w:snapToGrid w:val="0"/>
               <w:spacing w:line="240" w:lineRule="auto"/>
-              <w:ind w:left="0" w:leftChars="0" w:right="0" w:rightChars="0" w:firstLine="0" w:firstLineChars="0"/>
+              <w:ind w:left="0" w:right="0" w:firstLine="0" w:leftChars="0" w:rightChars="0" w:firstLineChars="0"/>
               <w:jc w:val="left"/>
               <w:rPr>
-                <w:rFonts w:hint="default" w:ascii="Segoe UI" w:hAnsi="Segoe UI" w:eastAsia="Segoe UI" w:cs="Segoe UI"/>
+                <w:rFonts w:ascii="Segoe UI" w:eastAsia="Segoe UI" w:hAnsi="Segoe UI" w:cs="Segoe UI" w:hint="default"/>
                 <w:i w:val="0"/>
                 <w:iCs w:val="0"/>
                 <w:caps w:val="0"/>
@@ -3269,12 +3246,12 @@
                 <w:kern w:val="0"/>
                 <w:sz w:val="18"/>
                 <w:szCs w:val="18"/>
-                <w:lang w:val="en-US" w:eastAsia="zh-CN" w:bidi="ar"/>
+                <w:lang w:val="en-US" w:eastAsia="zh-CN"/>
               </w:rPr>
             </w:pPr>
             <w:r>
               <w:rPr>
-                <w:rFonts w:hint="default" w:ascii="Segoe UI" w:hAnsi="Segoe UI" w:eastAsia="Segoe UI" w:cs="Segoe UI"/>
+                <w:rFonts w:ascii="Segoe UI" w:eastAsia="Segoe UI" w:hAnsi="Segoe UI" w:cs="Segoe UI" w:hint="default"/>
                 <w:i w:val="0"/>
                 <w:iCs w:val="0"/>
                 <w:caps w:val="0"/>
@@ -3284,7 +3261,7 @@
                 <w:kern w:val="0"/>
                 <w:sz w:val="18"/>
                 <w:szCs w:val="18"/>
-                <w:lang w:val="en-US" w:eastAsia="zh-CN" w:bidi="ar"/>
+                <w:lang w:val="en-US" w:eastAsia="zh-CN"/>
               </w:rPr>
               <w:t>2025年1-11月实际达成</w:t>
             </w:r>
@@ -3294,10 +3271,10 @@
           <w:tcPr>
             <w:tcW w:w="1443" w:type="dxa"/>
             <w:tcBorders>
-              <w:top w:val="single" w:color="auto" w:sz="12" w:space="0"/>
-              <w:left w:val="single" w:color="auto" w:sz="4" w:space="0"/>
-              <w:bottom w:val="single" w:color="auto" w:sz="4" w:space="0"/>
-              <w:right w:val="single" w:color="auto" w:sz="12" w:space="0"/>
+              <w:top w:val="single" w:sz="12" w:space="0" w:color="auto"/>
+              <w:left w:val="single" w:sz="4" w:space="0" w:color="auto"/>
+              <w:bottom w:val="single" w:sz="4" w:space="0" w:color="auto"/>
+              <w:right w:val="single" w:sz="12" w:space="0" w:color="auto"/>
             </w:tcBorders>
             <w:shd w:val="clear" w:color="auto" w:fill="auto"/>
             <w:tcMar>
@@ -3316,10 +3293,10 @@
               <w:suppressLineNumbers w:val="0"/>
               <w:snapToGrid w:val="0"/>
               <w:spacing w:line="240" w:lineRule="auto"/>
-              <w:ind w:left="0" w:leftChars="0" w:right="0" w:rightChars="0" w:firstLine="0" w:firstLineChars="0"/>
+              <w:ind w:left="0" w:right="0" w:firstLine="0" w:leftChars="0" w:rightChars="0" w:firstLineChars="0"/>
               <w:jc w:val="left"/>
               <w:rPr>
-                <w:rFonts w:hint="default" w:ascii="Segoe UI" w:hAnsi="Segoe UI" w:eastAsia="Segoe UI" w:cs="Segoe UI"/>
+                <w:rFonts w:ascii="Segoe UI" w:eastAsia="Segoe UI" w:hAnsi="Segoe UI" w:cs="Segoe UI" w:hint="default"/>
                 <w:i w:val="0"/>
                 <w:iCs w:val="0"/>
                 <w:caps w:val="0"/>
@@ -3329,12 +3306,12 @@
                 <w:kern w:val="0"/>
                 <w:sz w:val="18"/>
                 <w:szCs w:val="18"/>
-                <w:lang w:val="en-US" w:eastAsia="zh-CN" w:bidi="ar"/>
+                <w:lang w:val="en-US" w:eastAsia="zh-CN"/>
               </w:rPr>
             </w:pPr>
             <w:r>
               <w:rPr>
-                <w:rFonts w:hint="default" w:ascii="Segoe UI" w:hAnsi="Segoe UI" w:eastAsia="Segoe UI" w:cs="Segoe UI"/>
+                <w:rFonts w:ascii="Segoe UI" w:eastAsia="Segoe UI" w:hAnsi="Segoe UI" w:cs="Segoe UI" w:hint="default"/>
                 <w:i w:val="0"/>
                 <w:iCs w:val="0"/>
                 <w:caps w:val="0"/>
@@ -3344,7 +3321,7 @@
                 <w:kern w:val="0"/>
                 <w:sz w:val="18"/>
                 <w:szCs w:val="18"/>
-                <w:lang w:val="en-US" w:eastAsia="zh-CN" w:bidi="ar"/>
+                <w:lang w:val="en-US" w:eastAsia="zh-CN"/>
               </w:rPr>
               <w:t>评估</w:t>
             </w:r>
@@ -3353,14 +3330,8 @@
       </w:tr>
       <w:tr>
         <w:tblPrEx>
-          <w:tblBorders>
-            <w:top w:val="none" w:color="auto" w:sz="0" w:space="0"/>
-            <w:left w:val="none" w:color="auto" w:sz="0" w:space="0"/>
-            <w:bottom w:val="none" w:color="auto" w:sz="0" w:space="0"/>
-            <w:right w:val="none" w:color="auto" w:sz="0" w:space="0"/>
-            <w:insideH w:val="none" w:color="auto" w:sz="0" w:space="0"/>
-            <w:insideV w:val="none" w:color="auto" w:sz="0" w:space="0"/>
-          </w:tblBorders>
+          <w:tblW w:w="8505" w:type="dxa"/>
+          <w:jc w:val="center"/>
           <w:shd w:val="clear" w:color="auto" w:fill="auto"/>
           <w:tblCellMar>
             <w:top w:w="15" w:type="dxa"/>
@@ -3370,17 +3341,17 @@
           </w:tblCellMar>
         </w:tblPrEx>
         <w:trPr>
-          <w:trHeight w:val="0" w:hRule="atLeast"/>
+          <w:trHeight w:val="0"/>
           <w:jc w:val="center"/>
         </w:trPr>
         <w:tc>
           <w:tcPr>
             <w:tcW w:w="3149" w:type="dxa"/>
             <w:tcBorders>
-              <w:top w:val="single" w:color="auto" w:sz="4" w:space="0"/>
-              <w:left w:val="single" w:color="auto" w:sz="12" w:space="0"/>
-              <w:bottom w:val="single" w:color="auto" w:sz="4" w:space="0"/>
-              <w:right w:val="single" w:color="auto" w:sz="4" w:space="0"/>
+              <w:top w:val="single" w:sz="4" w:space="0" w:color="auto"/>
+              <w:left w:val="single" w:sz="12" w:space="0" w:color="auto"/>
+              <w:bottom w:val="single" w:sz="4" w:space="0" w:color="auto"/>
+              <w:right w:val="single" w:sz="4" w:space="0" w:color="auto"/>
             </w:tcBorders>
             <w:shd w:val="clear" w:color="auto" w:fill="auto"/>
             <w:tcMar>
@@ -3399,10 +3370,10 @@
               <w:suppressLineNumbers w:val="0"/>
               <w:snapToGrid w:val="0"/>
               <w:spacing w:line="240" w:lineRule="auto"/>
-              <w:ind w:left="0" w:leftChars="0" w:right="0" w:rightChars="0" w:firstLine="0" w:firstLineChars="0"/>
+              <w:ind w:left="0" w:right="0" w:firstLine="0" w:leftChars="0" w:rightChars="0" w:firstLineChars="0"/>
               <w:jc w:val="left"/>
               <w:rPr>
-                <w:rFonts w:hint="default" w:ascii="Segoe UI" w:hAnsi="Segoe UI" w:eastAsia="Segoe UI" w:cs="Segoe UI"/>
+                <w:rFonts w:ascii="Segoe UI" w:eastAsia="Segoe UI" w:hAnsi="Segoe UI" w:cs="Segoe UI" w:hint="default"/>
                 <w:i w:val="0"/>
                 <w:iCs w:val="0"/>
                 <w:caps w:val="0"/>
@@ -3412,12 +3383,12 @@
                 <w:kern w:val="0"/>
                 <w:sz w:val="18"/>
                 <w:szCs w:val="18"/>
-                <w:lang w:val="en-US" w:eastAsia="zh-CN" w:bidi="ar"/>
+                <w:lang w:val="en-US" w:eastAsia="zh-CN"/>
               </w:rPr>
             </w:pPr>
             <w:r>
               <w:rPr>
-                <w:rFonts w:hint="default" w:ascii="Segoe UI" w:hAnsi="Segoe UI" w:eastAsia="Segoe UI" w:cs="Segoe UI"/>
+                <w:rFonts w:ascii="Segoe UI" w:eastAsia="Segoe UI" w:hAnsi="Segoe UI" w:cs="Segoe UI" w:hint="default"/>
                 <w:i w:val="0"/>
                 <w:iCs w:val="0"/>
                 <w:caps w:val="0"/>
@@ -3427,7 +3398,7 @@
                 <w:kern w:val="0"/>
                 <w:sz w:val="18"/>
                 <w:szCs w:val="18"/>
-                <w:lang w:val="en-US" w:eastAsia="zh-CN" w:bidi="ar"/>
+                <w:lang w:val="en-US" w:eastAsia="zh-CN"/>
               </w:rPr>
               <w:t>月度服务可用率</w:t>
             </w:r>
@@ -3437,10 +3408,10 @@
           <w:tcPr>
             <w:tcW w:w="1586" w:type="dxa"/>
             <w:tcBorders>
-              <w:top w:val="single" w:color="auto" w:sz="4" w:space="0"/>
-              <w:left w:val="single" w:color="auto" w:sz="4" w:space="0"/>
-              <w:bottom w:val="single" w:color="auto" w:sz="4" w:space="0"/>
-              <w:right w:val="single" w:color="auto" w:sz="4" w:space="0"/>
+              <w:top w:val="single" w:sz="4" w:space="0" w:color="auto"/>
+              <w:left w:val="single" w:sz="4" w:space="0" w:color="auto"/>
+              <w:bottom w:val="single" w:sz="4" w:space="0" w:color="auto"/>
+              <w:right w:val="single" w:sz="4" w:space="0" w:color="auto"/>
             </w:tcBorders>
             <w:shd w:val="clear" w:color="auto" w:fill="auto"/>
             <w:tcMar>
@@ -3459,10 +3430,10 @@
               <w:suppressLineNumbers w:val="0"/>
               <w:snapToGrid w:val="0"/>
               <w:spacing w:line="240" w:lineRule="auto"/>
-              <w:ind w:left="0" w:leftChars="0" w:right="0" w:rightChars="0" w:firstLine="0" w:firstLineChars="0"/>
+              <w:ind w:left="0" w:right="0" w:firstLine="0" w:leftChars="0" w:rightChars="0" w:firstLineChars="0"/>
               <w:jc w:val="left"/>
               <w:rPr>
-                <w:rFonts w:hint="default" w:ascii="Segoe UI" w:hAnsi="Segoe UI" w:eastAsia="Segoe UI" w:cs="Segoe UI"/>
+                <w:rFonts w:ascii="Segoe UI" w:eastAsia="Segoe UI" w:hAnsi="Segoe UI" w:cs="Segoe UI" w:hint="default"/>
                 <w:i w:val="0"/>
                 <w:iCs w:val="0"/>
                 <w:caps w:val="0"/>
@@ -3472,12 +3443,12 @@
                 <w:kern w:val="0"/>
                 <w:sz w:val="18"/>
                 <w:szCs w:val="18"/>
-                <w:lang w:val="en-US" w:eastAsia="zh-CN" w:bidi="ar"/>
+                <w:lang w:val="en-US" w:eastAsia="zh-CN"/>
               </w:rPr>
             </w:pPr>
             <w:r>
               <w:rPr>
-                <w:rFonts w:hint="default" w:ascii="Segoe UI" w:hAnsi="Segoe UI" w:eastAsia="Segoe UI" w:cs="Segoe UI"/>
+                <w:rFonts w:ascii="Segoe UI" w:eastAsia="Segoe UI" w:hAnsi="Segoe UI" w:cs="Segoe UI" w:hint="default"/>
                 <w:i w:val="0"/>
                 <w:iCs w:val="0"/>
                 <w:caps w:val="0"/>
@@ -3487,13 +3458,13 @@
                 <w:kern w:val="0"/>
                 <w:sz w:val="18"/>
                 <w:szCs w:val="18"/>
-                <w:lang w:val="en-US" w:eastAsia="zh-CN" w:bidi="ar"/>
+                <w:lang w:val="en-US" w:eastAsia="zh-CN"/>
               </w:rPr>
               <w:t>≥ 9</w:t>
             </w:r>
             <w:r>
               <w:rPr>
-                <w:rFonts w:hint="eastAsia" w:ascii="Segoe UI" w:hAnsi="Segoe UI" w:eastAsia="Segoe UI" w:cs="Segoe UI"/>
+                <w:rFonts w:ascii="Segoe UI" w:eastAsia="Segoe UI" w:hAnsi="Segoe UI" w:cs="Segoe UI" w:hint="eastAsia"/>
                 <w:i w:val="0"/>
                 <w:iCs w:val="0"/>
                 <w:caps w:val="0"/>
@@ -3503,13 +3474,13 @@
                 <w:kern w:val="0"/>
                 <w:sz w:val="18"/>
                 <w:szCs w:val="18"/>
-                <w:lang w:val="en-US" w:eastAsia="zh-CN" w:bidi="ar"/>
+                <w:lang w:val="en-US" w:eastAsia="zh-CN"/>
               </w:rPr>
               <w:t>0</w:t>
             </w:r>
             <w:r>
               <w:rPr>
-                <w:rFonts w:hint="default" w:ascii="Segoe UI" w:hAnsi="Segoe UI" w:eastAsia="Segoe UI" w:cs="Segoe UI"/>
+                <w:rFonts w:ascii="Segoe UI" w:eastAsia="Segoe UI" w:hAnsi="Segoe UI" w:cs="Segoe UI" w:hint="default"/>
                 <w:i w:val="0"/>
                 <w:iCs w:val="0"/>
                 <w:caps w:val="0"/>
@@ -3519,7 +3490,7 @@
                 <w:kern w:val="0"/>
                 <w:sz w:val="18"/>
                 <w:szCs w:val="18"/>
-                <w:lang w:val="en-US" w:eastAsia="zh-CN" w:bidi="ar"/>
+                <w:lang w:val="en-US" w:eastAsia="zh-CN"/>
               </w:rPr>
               <w:t>%</w:t>
             </w:r>
@@ -3529,10 +3500,10 @@
           <w:tcPr>
             <w:tcW w:w="2327" w:type="dxa"/>
             <w:tcBorders>
-              <w:top w:val="single" w:color="auto" w:sz="4" w:space="0"/>
-              <w:left w:val="single" w:color="auto" w:sz="4" w:space="0"/>
-              <w:bottom w:val="single" w:color="auto" w:sz="4" w:space="0"/>
-              <w:right w:val="single" w:color="auto" w:sz="4" w:space="0"/>
+              <w:top w:val="single" w:sz="4" w:space="0" w:color="auto"/>
+              <w:left w:val="single" w:sz="4" w:space="0" w:color="auto"/>
+              <w:bottom w:val="single" w:sz="4" w:space="0" w:color="auto"/>
+              <w:right w:val="single" w:sz="4" w:space="0" w:color="auto"/>
             </w:tcBorders>
             <w:shd w:val="clear" w:color="auto" w:fill="auto"/>
             <w:tcMar>
@@ -3551,10 +3522,10 @@
               <w:suppressLineNumbers w:val="0"/>
               <w:snapToGrid w:val="0"/>
               <w:spacing w:line="240" w:lineRule="auto"/>
-              <w:ind w:left="0" w:leftChars="0" w:right="0" w:rightChars="0" w:firstLine="0" w:firstLineChars="0"/>
+              <w:ind w:left="0" w:right="0" w:firstLine="0" w:leftChars="0" w:rightChars="0" w:firstLineChars="0"/>
               <w:jc w:val="left"/>
               <w:rPr>
-                <w:rFonts w:hint="default" w:ascii="Segoe UI" w:hAnsi="Segoe UI" w:eastAsia="Segoe UI" w:cs="Segoe UI"/>
+                <w:rFonts w:ascii="Segoe UI" w:eastAsia="Segoe UI" w:hAnsi="Segoe UI" w:cs="Segoe UI" w:hint="default"/>
                 <w:i w:val="0"/>
                 <w:iCs w:val="0"/>
                 <w:caps w:val="0"/>
@@ -3564,12 +3535,12 @@
                 <w:kern w:val="0"/>
                 <w:sz w:val="18"/>
                 <w:szCs w:val="18"/>
-                <w:lang w:val="en-US" w:eastAsia="zh-CN" w:bidi="ar"/>
+                <w:lang w:val="en-US" w:eastAsia="zh-CN"/>
               </w:rPr>
             </w:pPr>
             <w:r>
               <w:rPr>
-                <w:rFonts w:hint="eastAsia" w:ascii="Segoe UI" w:hAnsi="Segoe UI" w:eastAsia="Segoe UI" w:cs="Segoe UI"/>
+                <w:rFonts w:ascii="Segoe UI" w:eastAsia="Segoe UI" w:hAnsi="Segoe UI" w:cs="Segoe UI" w:hint="eastAsia"/>
                 <w:i w:val="0"/>
                 <w:iCs w:val="0"/>
                 <w:caps w:val="0"/>
@@ -3579,13 +3550,13 @@
                 <w:kern w:val="0"/>
                 <w:sz w:val="18"/>
                 <w:szCs w:val="18"/>
-                <w:lang w:val="en-US" w:eastAsia="zh-CN" w:bidi="ar"/>
+                <w:lang w:val="en-US" w:eastAsia="zh-CN"/>
               </w:rPr>
               <w:t>100</w:t>
             </w:r>
             <w:r>
               <w:rPr>
-                <w:rFonts w:hint="default" w:ascii="Segoe UI" w:hAnsi="Segoe UI" w:eastAsia="Segoe UI" w:cs="Segoe UI"/>
+                <w:rFonts w:ascii="Segoe UI" w:eastAsia="Segoe UI" w:hAnsi="Segoe UI" w:cs="Segoe UI" w:hint="default"/>
                 <w:i w:val="0"/>
                 <w:iCs w:val="0"/>
                 <w:caps w:val="0"/>
@@ -3595,7 +3566,7 @@
                 <w:kern w:val="0"/>
                 <w:sz w:val="18"/>
                 <w:szCs w:val="18"/>
-                <w:lang w:val="en-US" w:eastAsia="zh-CN" w:bidi="ar"/>
+                <w:lang w:val="en-US" w:eastAsia="zh-CN"/>
               </w:rPr>
               <w:t>%</w:t>
             </w:r>
@@ -3605,10 +3576,10 @@
           <w:tcPr>
             <w:tcW w:w="1443" w:type="dxa"/>
             <w:tcBorders>
-              <w:top w:val="single" w:color="auto" w:sz="4" w:space="0"/>
-              <w:left w:val="single" w:color="auto" w:sz="4" w:space="0"/>
-              <w:bottom w:val="single" w:color="auto" w:sz="4" w:space="0"/>
-              <w:right w:val="single" w:color="auto" w:sz="12" w:space="0"/>
+              <w:top w:val="single" w:sz="4" w:space="0" w:color="auto"/>
+              <w:left w:val="single" w:sz="4" w:space="0" w:color="auto"/>
+              <w:bottom w:val="single" w:sz="4" w:space="0" w:color="auto"/>
+              <w:right w:val="single" w:sz="12" w:space="0" w:color="auto"/>
             </w:tcBorders>
             <w:shd w:val="clear" w:color="auto" w:fill="auto"/>
             <w:tcMar>
@@ -3627,10 +3598,10 @@
               <w:suppressLineNumbers w:val="0"/>
               <w:snapToGrid w:val="0"/>
               <w:spacing w:line="240" w:lineRule="auto"/>
-              <w:ind w:left="0" w:leftChars="0" w:right="0" w:rightChars="0" w:firstLine="0" w:firstLineChars="0"/>
+              <w:ind w:left="0" w:right="0" w:firstLine="0" w:leftChars="0" w:rightChars="0" w:firstLineChars="0"/>
               <w:jc w:val="left"/>
               <w:rPr>
-                <w:rFonts w:hint="default" w:ascii="Segoe UI" w:hAnsi="Segoe UI" w:eastAsia="Segoe UI" w:cs="Segoe UI"/>
+                <w:rFonts w:ascii="Segoe UI" w:eastAsia="Segoe UI" w:hAnsi="Segoe UI" w:cs="Segoe UI" w:hint="default"/>
                 <w:i w:val="0"/>
                 <w:iCs w:val="0"/>
                 <w:caps w:val="0"/>
@@ -3640,12 +3611,12 @@
                 <w:kern w:val="0"/>
                 <w:sz w:val="18"/>
                 <w:szCs w:val="18"/>
-                <w:lang w:val="en-US" w:eastAsia="zh-CN" w:bidi="ar"/>
+                <w:lang w:val="en-US" w:eastAsia="zh-CN"/>
               </w:rPr>
             </w:pPr>
             <w:r>
               <w:rPr>
-                <w:rFonts w:hint="default" w:ascii="Segoe UI" w:hAnsi="Segoe UI" w:eastAsia="Segoe UI" w:cs="Segoe UI"/>
+                <w:rFonts w:ascii="Segoe UI" w:eastAsia="Segoe UI" w:hAnsi="Segoe UI" w:cs="Segoe UI" w:hint="default"/>
                 <w:i w:val="0"/>
                 <w:iCs w:val="0"/>
                 <w:caps w:val="0"/>
@@ -3655,7 +3626,7 @@
                 <w:kern w:val="0"/>
                 <w:sz w:val="18"/>
                 <w:szCs w:val="18"/>
-                <w:lang w:val="en-US" w:eastAsia="zh-CN" w:bidi="ar"/>
+                <w:lang w:val="en-US" w:eastAsia="zh-CN"/>
               </w:rPr>
               <w:t>✅ 达标并超越</w:t>
             </w:r>
@@ -3664,14 +3635,9 @@
       </w:tr>
       <w:tr>
         <w:tblPrEx>
-          <w:tblBorders>
-            <w:top w:val="none" w:color="auto" w:sz="0" w:space="0"/>
-            <w:left w:val="none" w:color="auto" w:sz="0" w:space="0"/>
-            <w:bottom w:val="none" w:color="auto" w:sz="0" w:space="0"/>
-            <w:right w:val="none" w:color="auto" w:sz="0" w:space="0"/>
-            <w:insideH w:val="none" w:color="auto" w:sz="0" w:space="0"/>
-            <w:insideV w:val="none" w:color="auto" w:sz="0" w:space="0"/>
-          </w:tblBorders>
+          <w:tblW w:w="8505" w:type="dxa"/>
+          <w:jc w:val="center"/>
+          <w:shd w:val="clear" w:color="auto" w:fill="auto"/>
           <w:tblCellMar>
             <w:top w:w="15" w:type="dxa"/>
             <w:left w:w="15" w:type="dxa"/>
@@ -3680,17 +3646,17 @@
           </w:tblCellMar>
         </w:tblPrEx>
         <w:trPr>
-          <w:trHeight w:val="0" w:hRule="atLeast"/>
+          <w:trHeight w:val="0"/>
           <w:jc w:val="center"/>
         </w:trPr>
         <w:tc>
           <w:tcPr>
             <w:tcW w:w="3149" w:type="dxa"/>
             <w:tcBorders>
-              <w:top w:val="single" w:color="auto" w:sz="4" w:space="0"/>
-              <w:left w:val="single" w:color="auto" w:sz="12" w:space="0"/>
-              <w:bottom w:val="single" w:color="auto" w:sz="4" w:space="0"/>
-              <w:right w:val="single" w:color="auto" w:sz="4" w:space="0"/>
+              <w:top w:val="single" w:sz="4" w:space="0" w:color="auto"/>
+              <w:left w:val="single" w:sz="12" w:space="0" w:color="auto"/>
+              <w:bottom w:val="single" w:sz="4" w:space="0" w:color="auto"/>
+              <w:right w:val="single" w:sz="4" w:space="0" w:color="auto"/>
             </w:tcBorders>
             <w:shd w:val="clear" w:color="auto" w:fill="auto"/>
             <w:tcMar>
@@ -3709,10 +3675,10 @@
               <w:suppressLineNumbers w:val="0"/>
               <w:snapToGrid w:val="0"/>
               <w:spacing w:line="240" w:lineRule="auto"/>
-              <w:ind w:left="0" w:leftChars="0" w:right="0" w:rightChars="0" w:firstLine="0" w:firstLineChars="0"/>
+              <w:ind w:left="0" w:right="0" w:firstLine="0" w:leftChars="0" w:rightChars="0" w:firstLineChars="0"/>
               <w:jc w:val="left"/>
               <w:rPr>
-                <w:rFonts w:hint="default" w:ascii="Segoe UI" w:hAnsi="Segoe UI" w:eastAsia="Segoe UI" w:cs="Segoe UI"/>
+                <w:rFonts w:ascii="Segoe UI" w:eastAsia="Segoe UI" w:hAnsi="Segoe UI" w:cs="Segoe UI" w:hint="default"/>
                 <w:i w:val="0"/>
                 <w:iCs w:val="0"/>
                 <w:caps w:val="0"/>
@@ -3722,12 +3688,12 @@
                 <w:kern w:val="0"/>
                 <w:sz w:val="18"/>
                 <w:szCs w:val="18"/>
-                <w:lang w:val="en-US" w:eastAsia="zh-CN" w:bidi="ar"/>
+                <w:lang w:val="en-US" w:eastAsia="zh-CN"/>
               </w:rPr>
             </w:pPr>
             <w:r>
               <w:rPr>
-                <w:rFonts w:hint="eastAsia" w:ascii="Segoe UI" w:hAnsi="Segoe UI" w:eastAsia="Segoe UI" w:cs="Segoe UI"/>
+                <w:rFonts w:ascii="Segoe UI" w:eastAsia="Segoe UI" w:hAnsi="Segoe UI" w:cs="Segoe UI" w:hint="eastAsia"/>
                 <w:i w:val="0"/>
                 <w:iCs w:val="0"/>
                 <w:caps w:val="0"/>
@@ -3737,7 +3703,7 @@
                 <w:kern w:val="0"/>
                 <w:sz w:val="18"/>
                 <w:szCs w:val="18"/>
-                <w:lang w:val="en-US" w:eastAsia="zh-CN" w:bidi="ar"/>
+                <w:lang w:val="en-US" w:eastAsia="zh-CN"/>
               </w:rPr>
               <w:t>月度服务故障中断次数</w:t>
             </w:r>
@@ -3747,10 +3713,10 @@
           <w:tcPr>
             <w:tcW w:w="1586" w:type="dxa"/>
             <w:tcBorders>
-              <w:top w:val="single" w:color="auto" w:sz="4" w:space="0"/>
-              <w:left w:val="single" w:color="auto" w:sz="4" w:space="0"/>
-              <w:bottom w:val="single" w:color="auto" w:sz="4" w:space="0"/>
-              <w:right w:val="single" w:color="auto" w:sz="4" w:space="0"/>
+              <w:top w:val="single" w:sz="4" w:space="0" w:color="auto"/>
+              <w:left w:val="single" w:sz="4" w:space="0" w:color="auto"/>
+              <w:bottom w:val="single" w:sz="4" w:space="0" w:color="auto"/>
+              <w:right w:val="single" w:sz="4" w:space="0" w:color="auto"/>
             </w:tcBorders>
             <w:shd w:val="clear" w:color="auto" w:fill="auto"/>
             <w:tcMar>
@@ -3769,10 +3735,10 @@
               <w:suppressLineNumbers w:val="0"/>
               <w:snapToGrid w:val="0"/>
               <w:spacing w:line="240" w:lineRule="auto"/>
-              <w:ind w:left="0" w:leftChars="0" w:right="0" w:rightChars="0" w:firstLine="0" w:firstLineChars="0"/>
+              <w:ind w:left="0" w:right="0" w:firstLine="0" w:leftChars="0" w:rightChars="0" w:firstLineChars="0"/>
               <w:jc w:val="left"/>
               <w:rPr>
-                <w:rFonts w:hint="default" w:ascii="Segoe UI" w:hAnsi="Segoe UI" w:eastAsia="Segoe UI" w:cs="Segoe UI"/>
+                <w:rFonts w:ascii="Segoe UI" w:eastAsia="Segoe UI" w:hAnsi="Segoe UI" w:cs="Segoe UI" w:hint="default"/>
                 <w:i w:val="0"/>
                 <w:iCs w:val="0"/>
                 <w:caps w:val="0"/>
@@ -3782,12 +3748,12 @@
                 <w:kern w:val="0"/>
                 <w:sz w:val="18"/>
                 <w:szCs w:val="18"/>
-                <w:lang w:val="en-US" w:eastAsia="zh-CN" w:bidi="ar"/>
+                <w:lang w:val="en-US" w:eastAsia="zh-CN"/>
               </w:rPr>
             </w:pPr>
             <w:r>
               <w:rPr>
-                <w:rFonts w:hint="eastAsia" w:ascii="Segoe UI" w:hAnsi="Segoe UI" w:eastAsia="Segoe UI" w:cs="Segoe UI"/>
+                <w:rFonts w:ascii="Segoe UI" w:eastAsia="Segoe UI" w:hAnsi="Segoe UI" w:cs="Segoe UI" w:hint="eastAsia"/>
                 <w:i w:val="0"/>
                 <w:iCs w:val="0"/>
                 <w:caps w:val="0"/>
@@ -3797,7 +3763,7 @@
                 <w:kern w:val="0"/>
                 <w:sz w:val="18"/>
                 <w:szCs w:val="18"/>
-                <w:lang w:val="en-US" w:eastAsia="zh-CN" w:bidi="ar"/>
+                <w:lang w:val="en-US" w:eastAsia="zh-CN"/>
               </w:rPr>
               <w:t>≤1次</w:t>
             </w:r>
@@ -3807,10 +3773,10 @@
           <w:tcPr>
             <w:tcW w:w="2327" w:type="dxa"/>
             <w:tcBorders>
-              <w:top w:val="single" w:color="auto" w:sz="4" w:space="0"/>
-              <w:left w:val="single" w:color="auto" w:sz="4" w:space="0"/>
-              <w:bottom w:val="single" w:color="auto" w:sz="4" w:space="0"/>
-              <w:right w:val="single" w:color="auto" w:sz="4" w:space="0"/>
+              <w:top w:val="single" w:sz="4" w:space="0" w:color="auto"/>
+              <w:left w:val="single" w:sz="4" w:space="0" w:color="auto"/>
+              <w:bottom w:val="single" w:sz="4" w:space="0" w:color="auto"/>
+              <w:right w:val="single" w:sz="4" w:space="0" w:color="auto"/>
             </w:tcBorders>
             <w:shd w:val="clear" w:color="auto" w:fill="auto"/>
             <w:tcMar>
@@ -3829,10 +3795,10 @@
               <w:suppressLineNumbers w:val="0"/>
               <w:snapToGrid w:val="0"/>
               <w:spacing w:line="240" w:lineRule="auto"/>
-              <w:ind w:left="0" w:leftChars="0" w:right="0" w:rightChars="0" w:firstLine="0" w:firstLineChars="0"/>
+              <w:ind w:left="0" w:right="0" w:firstLine="0" w:leftChars="0" w:rightChars="0" w:firstLineChars="0"/>
               <w:jc w:val="left"/>
               <w:rPr>
-                <w:rFonts w:hint="default" w:ascii="Segoe UI" w:hAnsi="Segoe UI" w:eastAsia="Segoe UI" w:cs="Segoe UI"/>
+                <w:rFonts w:ascii="Segoe UI" w:eastAsia="Segoe UI" w:hAnsi="Segoe UI" w:cs="Segoe UI" w:hint="default"/>
                 <w:i w:val="0"/>
                 <w:iCs w:val="0"/>
                 <w:caps w:val="0"/>
@@ -3842,12 +3808,12 @@
                 <w:kern w:val="0"/>
                 <w:sz w:val="18"/>
                 <w:szCs w:val="18"/>
-                <w:lang w:val="en-US" w:eastAsia="zh-CN" w:bidi="ar"/>
+                <w:lang w:val="en-US" w:eastAsia="zh-CN"/>
               </w:rPr>
             </w:pPr>
             <w:r>
               <w:rPr>
-                <w:rFonts w:hint="eastAsia" w:ascii="Segoe UI" w:hAnsi="Segoe UI" w:eastAsia="Segoe UI" w:cs="Segoe UI"/>
+                <w:rFonts w:ascii="Segoe UI" w:eastAsia="Segoe UI" w:hAnsi="Segoe UI" w:cs="Segoe UI" w:hint="eastAsia"/>
                 <w:i w:val="0"/>
                 <w:iCs w:val="0"/>
                 <w:caps w:val="0"/>
@@ -3857,7 +3823,7 @@
                 <w:kern w:val="0"/>
                 <w:sz w:val="18"/>
                 <w:szCs w:val="18"/>
-                <w:lang w:val="en-US" w:eastAsia="zh-CN" w:bidi="ar"/>
+                <w:lang w:val="en-US" w:eastAsia="zh-CN"/>
               </w:rPr>
               <w:t>0次</w:t>
             </w:r>
@@ -3867,10 +3833,10 @@
           <w:tcPr>
             <w:tcW w:w="1443" w:type="dxa"/>
             <w:tcBorders>
-              <w:top w:val="single" w:color="auto" w:sz="4" w:space="0"/>
-              <w:left w:val="single" w:color="auto" w:sz="4" w:space="0"/>
-              <w:bottom w:val="single" w:color="auto" w:sz="4" w:space="0"/>
-              <w:right w:val="single" w:color="auto" w:sz="12" w:space="0"/>
+              <w:top w:val="single" w:sz="4" w:space="0" w:color="auto"/>
+              <w:left w:val="single" w:sz="4" w:space="0" w:color="auto"/>
+              <w:bottom w:val="single" w:sz="4" w:space="0" w:color="auto"/>
+              <w:right w:val="single" w:sz="12" w:space="0" w:color="auto"/>
             </w:tcBorders>
             <w:shd w:val="clear" w:color="auto" w:fill="auto"/>
             <w:tcMar>
@@ -3889,10 +3855,10 @@
               <w:suppressLineNumbers w:val="0"/>
               <w:snapToGrid w:val="0"/>
               <w:spacing w:line="240" w:lineRule="auto"/>
-              <w:ind w:left="0" w:leftChars="0" w:right="0" w:rightChars="0" w:firstLine="0" w:firstLineChars="0"/>
+              <w:ind w:left="0" w:right="0" w:firstLine="0" w:leftChars="0" w:rightChars="0" w:firstLineChars="0"/>
               <w:jc w:val="left"/>
               <w:rPr>
-                <w:rFonts w:hint="default" w:ascii="Segoe UI" w:hAnsi="Segoe UI" w:eastAsia="Segoe UI" w:cs="Segoe UI"/>
+                <w:rFonts w:ascii="Segoe UI" w:eastAsia="Segoe UI" w:hAnsi="Segoe UI" w:cs="Segoe UI" w:hint="default"/>
                 <w:i w:val="0"/>
                 <w:iCs w:val="0"/>
                 <w:caps w:val="0"/>
@@ -3902,12 +3868,12 @@
                 <w:kern w:val="0"/>
                 <w:sz w:val="18"/>
                 <w:szCs w:val="18"/>
-                <w:lang w:val="en-US" w:eastAsia="zh-CN" w:bidi="ar"/>
+                <w:lang w:val="en-US" w:eastAsia="zh-CN"/>
               </w:rPr>
             </w:pPr>
             <w:r>
               <w:rPr>
-                <w:rFonts w:hint="default" w:ascii="Segoe UI" w:hAnsi="Segoe UI" w:eastAsia="Segoe UI" w:cs="Segoe UI"/>
+                <w:rFonts w:ascii="Segoe UI" w:eastAsia="Segoe UI" w:hAnsi="Segoe UI" w:cs="Segoe UI" w:hint="default"/>
                 <w:i w:val="0"/>
                 <w:iCs w:val="0"/>
                 <w:caps w:val="0"/>
@@ -3917,7 +3883,7 @@
                 <w:kern w:val="0"/>
                 <w:sz w:val="18"/>
                 <w:szCs w:val="18"/>
-                <w:lang w:val="en-US" w:eastAsia="zh-CN" w:bidi="ar"/>
+                <w:lang w:val="en-US" w:eastAsia="zh-CN"/>
               </w:rPr>
               <w:t>✅ 达标</w:t>
             </w:r>
@@ -3927,7 +3893,7 @@
     </w:tbl>
     <w:p>
       <w:pPr>
-        <w:pStyle w:val="29"/>
+        <w:pStyle w:val="a1"/>
         <w:keepNext w:val="0"/>
         <w:keepLines w:val="0"/>
         <w:pageBreakBefore w:val="0"/>
@@ -3964,7 +3930,7 @@
     </w:p>
     <w:p>
       <w:pPr>
-        <w:pStyle w:val="29"/>
+        <w:pStyle w:val="a1"/>
         <w:keepNext w:val="0"/>
         <w:keepLines w:val="0"/>
         <w:pageBreakBefore w:val="0"/>
@@ -3994,7 +3960,7 @@
     </w:p>
     <w:p>
       <w:pPr>
-        <w:pStyle w:val="29"/>
+        <w:pStyle w:val="a1"/>
         <w:keepNext w:val="0"/>
         <w:keepLines w:val="0"/>
         <w:pageBreakBefore w:val="0"/>
@@ -4024,7 +3990,7 @@
     </w:p>
     <w:p>
       <w:pPr>
-        <w:pStyle w:val="29"/>
+        <w:pStyle w:val="a1"/>
         <w:keepNext w:val="0"/>
         <w:keepLines w:val="0"/>
         <w:pageBreakBefore w:val="0"/>
@@ -4054,7 +4020,7 @@
     </w:p>
     <w:p>
       <w:pPr>
-        <w:pStyle w:val="29"/>
+        <w:pStyle w:val="a1"/>
         <w:keepNext w:val="0"/>
         <w:keepLines w:val="0"/>
         <w:pageBreakBefore w:val="0"/>
@@ -4084,45 +4050,45 @@
     </w:p>
     <w:p>
       <w:pPr>
-        <w:pStyle w:val="28"/>
+        <w:pStyle w:val="1"/>
         <w:bidi w:val="0"/>
         <w:rPr>
           <w:rFonts w:hint="default"/>
           <w:lang w:val="en-US" w:eastAsia="zh-CN"/>
         </w:rPr>
       </w:pPr>
-      <w:bookmarkStart w:id="5" w:name="_Toc20682"/>
+      <w:bookmarkStart w:id="6" w:name="_Toc20682"/>
       <w:r>
         <w:rPr>
           <w:rFonts w:hint="default"/>
           <w:lang w:val="en-US" w:eastAsia="zh-CN"/>
         </w:rPr>
         <w:t>服务连续性管理常态化建设</w:t>
-      </w:r>
-      <w:bookmarkEnd w:id="5"/>
-    </w:p>
-    <w:p>
-      <w:pPr>
-        <w:pStyle w:val="30"/>
-        <w:bidi w:val="0"/>
-        <w:rPr>
-          <w:rFonts w:hint="default"/>
-          <w:lang w:val="en-US" w:eastAsia="zh-CN"/>
-        </w:rPr>
-      </w:pPr>
-      <w:bookmarkStart w:id="6" w:name="_Toc1114"/>
-      <w:r>
-        <w:rPr>
-          <w:rFonts w:hint="default"/>
-          <w:lang w:val="en-US" w:eastAsia="zh-CN"/>
-        </w:rPr>
-        <w:t>连续性能力日常渗透</w:t>
       </w:r>
       <w:bookmarkEnd w:id="6"/>
     </w:p>
     <w:p>
       <w:pPr>
-        <w:pStyle w:val="29"/>
+        <w:pStyle w:val="2"/>
+        <w:bidi w:val="0"/>
+        <w:rPr>
+          <w:rFonts w:hint="default"/>
+          <w:lang w:val="en-US" w:eastAsia="zh-CN"/>
+        </w:rPr>
+      </w:pPr>
+      <w:bookmarkStart w:id="7" w:name="_Toc1114"/>
+      <w:r>
+        <w:rPr>
+          <w:rFonts w:hint="default"/>
+          <w:lang w:val="en-US" w:eastAsia="zh-CN"/>
+        </w:rPr>
+        <w:t>连续性能力日常渗透</w:t>
+      </w:r>
+      <w:bookmarkEnd w:id="7"/>
+    </w:p>
+    <w:p>
+      <w:pPr>
+        <w:pStyle w:val="a1"/>
         <w:keepNext w:val="0"/>
         <w:keepLines w:val="0"/>
         <w:pageBreakBefore w:val="0"/>
@@ -4152,7 +4118,7 @@
     </w:p>
     <w:p>
       <w:pPr>
-        <w:pStyle w:val="29"/>
+        <w:pStyle w:val="a1"/>
         <w:keepNext w:val="0"/>
         <w:keepLines w:val="0"/>
         <w:pageBreakBefore w:val="0"/>
@@ -4182,14 +4148,14 @@
     </w:p>
     <w:p>
       <w:pPr>
-        <w:pStyle w:val="30"/>
+        <w:pStyle w:val="2"/>
         <w:bidi w:val="0"/>
         <w:rPr>
           <w:rFonts w:hint="default"/>
           <w:lang w:val="en-US" w:eastAsia="zh-CN"/>
         </w:rPr>
       </w:pPr>
-      <w:bookmarkStart w:id="7" w:name="_Toc7444"/>
+      <w:bookmarkStart w:id="8" w:name="_Toc7444"/>
       <w:r>
         <w:rPr>
           <w:rFonts w:hint="default"/>
@@ -4197,11 +4163,11 @@
         </w:rPr>
         <w:t>计划性演练与优化</w:t>
       </w:r>
-      <w:bookmarkEnd w:id="7"/>
+      <w:bookmarkEnd w:id="8"/>
     </w:p>
     <w:p>
       <w:pPr>
-        <w:pStyle w:val="29"/>
+        <w:pStyle w:val="a1"/>
         <w:keepNext w:val="0"/>
         <w:keepLines w:val="0"/>
         <w:pageBreakBefore w:val="0"/>
@@ -4231,7 +4197,7 @@
     </w:p>
     <w:p>
       <w:pPr>
-        <w:pStyle w:val="29"/>
+        <w:pStyle w:val="a1"/>
         <w:keepNext w:val="0"/>
         <w:keepLines w:val="0"/>
         <w:pageBreakBefore w:val="0"/>
@@ -4261,7 +4227,7 @@
     </w:p>
     <w:p>
       <w:pPr>
-        <w:pStyle w:val="29"/>
+        <w:pStyle w:val="a1"/>
         <w:keepNext w:val="0"/>
         <w:keepLines w:val="0"/>
         <w:pageBreakBefore w:val="0"/>
@@ -4305,14 +4271,14 @@
     </w:p>
     <w:p>
       <w:pPr>
-        <w:pStyle w:val="30"/>
+        <w:pStyle w:val="2"/>
         <w:bidi w:val="0"/>
         <w:rPr>
           <w:rFonts w:hint="default"/>
           <w:lang w:val="en-US" w:eastAsia="zh-CN"/>
         </w:rPr>
       </w:pPr>
-      <w:bookmarkStart w:id="8" w:name="_Toc26073"/>
+      <w:bookmarkStart w:id="9" w:name="_Toc26073"/>
       <w:r>
         <w:rPr>
           <w:rFonts w:hint="default"/>
@@ -4320,11 +4286,11 @@
         </w:rPr>
         <w:t>风险评估与计划迭代</w:t>
       </w:r>
-      <w:bookmarkEnd w:id="8"/>
+      <w:bookmarkEnd w:id="9"/>
     </w:p>
     <w:p>
       <w:pPr>
-        <w:pStyle w:val="29"/>
+        <w:pStyle w:val="a1"/>
         <w:keepNext w:val="0"/>
         <w:keepLines w:val="0"/>
         <w:pageBreakBefore w:val="0"/>
@@ -4354,7 +4320,7 @@
     </w:p>
     <w:p>
       <w:pPr>
-        <w:pStyle w:val="29"/>
+        <w:pStyle w:val="a1"/>
         <w:keepNext w:val="0"/>
         <w:keepLines w:val="0"/>
         <w:pageBreakBefore w:val="0"/>
@@ -4384,14 +4350,14 @@
     </w:p>
     <w:p>
       <w:pPr>
-        <w:pStyle w:val="28"/>
+        <w:pStyle w:val="1"/>
         <w:bidi w:val="0"/>
         <w:rPr>
           <w:rFonts w:hint="default"/>
           <w:lang w:val="en-US" w:eastAsia="zh-CN"/>
         </w:rPr>
       </w:pPr>
-      <w:bookmarkStart w:id="9" w:name="_Toc2847"/>
+      <w:bookmarkStart w:id="10" w:name="_Toc2847"/>
       <w:r>
         <w:rPr>
           <w:rFonts w:hint="default"/>
@@ -4399,11 +4365,11 @@
         </w:rPr>
         <w:t>知识管理体系的核心支撑作用</w:t>
       </w:r>
-      <w:bookmarkEnd w:id="9"/>
+      <w:bookmarkEnd w:id="10"/>
     </w:p>
     <w:p>
       <w:pPr>
-        <w:pStyle w:val="29"/>
+        <w:pStyle w:val="a1"/>
         <w:keepNext w:val="0"/>
         <w:keepLines w:val="0"/>
         <w:pageBreakBefore w:val="0"/>
@@ -4461,7 +4427,7 @@
     </w:p>
     <w:p>
       <w:pPr>
-        <w:pStyle w:val="29"/>
+        <w:pStyle w:val="a1"/>
         <w:keepNext w:val="0"/>
         <w:keepLines w:val="0"/>
         <w:pageBreakBefore w:val="0"/>
@@ -4491,7 +4457,7 @@
     </w:p>
     <w:p>
       <w:pPr>
-        <w:pStyle w:val="29"/>
+        <w:pStyle w:val="a1"/>
         <w:keepNext w:val="0"/>
         <w:keepLines w:val="0"/>
         <w:pageBreakBefore w:val="0"/>
@@ -4521,14 +4487,14 @@
     </w:p>
     <w:p>
       <w:pPr>
-        <w:pStyle w:val="28"/>
+        <w:pStyle w:val="1"/>
         <w:bidi w:val="0"/>
         <w:rPr>
           <w:rFonts w:hint="default"/>
           <w:lang w:val="en-US" w:eastAsia="zh-CN"/>
         </w:rPr>
       </w:pPr>
-      <w:bookmarkStart w:id="10" w:name="_Toc13115"/>
+      <w:bookmarkStart w:id="11" w:name="_Toc13115"/>
       <w:r>
         <w:rPr>
           <w:rFonts w:hint="default"/>
@@ -4536,11 +4502,11 @@
         </w:rPr>
         <w:t>组织协同与资源保障</w:t>
       </w:r>
-      <w:bookmarkEnd w:id="10"/>
+      <w:bookmarkEnd w:id="11"/>
     </w:p>
     <w:p>
       <w:pPr>
-        <w:pStyle w:val="29"/>
+        <w:pStyle w:val="a1"/>
         <w:keepNext w:val="0"/>
         <w:keepLines w:val="0"/>
         <w:pageBreakBefore w:val="0"/>
@@ -4570,7 +4536,7 @@
     </w:p>
     <w:p>
       <w:pPr>
-        <w:pStyle w:val="29"/>
+        <w:pStyle w:val="a1"/>
         <w:keepNext w:val="0"/>
         <w:keepLines w:val="0"/>
         <w:pageBreakBefore w:val="0"/>
@@ -4600,7 +4566,7 @@
     </w:p>
     <w:p>
       <w:pPr>
-        <w:pStyle w:val="29"/>
+        <w:pStyle w:val="a1"/>
         <w:keepNext w:val="0"/>
         <w:keepLines w:val="0"/>
         <w:pageBreakBefore w:val="0"/>
@@ -4630,7 +4596,7 @@
     </w:p>
     <w:p>
       <w:pPr>
-        <w:pStyle w:val="29"/>
+        <w:pStyle w:val="a1"/>
         <w:keepNext w:val="0"/>
         <w:keepLines w:val="0"/>
         <w:pageBreakBefore w:val="0"/>
@@ -4660,14 +4626,14 @@
     </w:p>
     <w:p>
       <w:pPr>
-        <w:pStyle w:val="28"/>
+        <w:pStyle w:val="1"/>
         <w:bidi w:val="0"/>
         <w:rPr>
           <w:rFonts w:hint="default"/>
           <w:lang w:val="en-US" w:eastAsia="zh-CN"/>
         </w:rPr>
       </w:pPr>
-      <w:bookmarkStart w:id="11" w:name="_Toc28430"/>
+      <w:bookmarkStart w:id="12" w:name="_Toc28430"/>
       <w:r>
         <w:rPr>
           <w:rFonts w:hint="default"/>
@@ -4675,11 +4641,11 @@
         </w:rPr>
         <w:t>持续改进与未来规划</w:t>
       </w:r>
-      <w:bookmarkEnd w:id="11"/>
+      <w:bookmarkEnd w:id="12"/>
     </w:p>
     <w:p>
       <w:pPr>
-        <w:pStyle w:val="29"/>
+        <w:pStyle w:val="a1"/>
         <w:keepNext w:val="0"/>
         <w:keepLines w:val="0"/>
         <w:pageBreakBefore w:val="0"/>
@@ -4704,21 +4670,12 @@
           <w:rFonts w:hint="default"/>
           <w:lang w:val="en-US" w:eastAsia="zh-CN"/>
         </w:rPr>
-        <w:t>本年度改进成果：</w:t>
-      </w:r>
-      <w:bookmarkStart w:id="13" w:name="_GoBack"/>
-      <w:bookmarkEnd w:id="13"/>
-      <w:r>
-        <w:rPr>
-          <w:rFonts w:hint="default"/>
-          <w:lang w:val="en-US" w:eastAsia="zh-CN"/>
-        </w:rPr>
-        <w:t>已完成对服务台知识检索插件的升级，检索准确率提升25%。</w:t>
+        <w:t>本年度改进成果：已完成对服务台知识检索插件的升级，检索准确率提升25%。</w:t>
       </w:r>
     </w:p>
     <w:p>
       <w:pPr>
-        <w:pStyle w:val="29"/>
+        <w:pStyle w:val="a1"/>
         <w:keepNext w:val="0"/>
         <w:keepLines w:val="0"/>
         <w:pageBreakBefore w:val="0"/>
@@ -4748,7 +4705,7 @@
     </w:p>
     <w:p>
       <w:pPr>
-        <w:pStyle w:val="29"/>
+        <w:pStyle w:val="a1"/>
         <w:keepNext w:val="0"/>
         <w:keepLines w:val="0"/>
         <w:pageBreakBefore w:val="0"/>
@@ -4778,7 +4735,7 @@
     </w:p>
     <w:p>
       <w:pPr>
-        <w:pStyle w:val="29"/>
+        <w:pStyle w:val="a1"/>
         <w:keepNext w:val="0"/>
         <w:keepLines w:val="0"/>
         <w:pageBreakBefore w:val="0"/>
@@ -4808,7 +4765,7 @@
     </w:p>
     <w:p>
       <w:pPr>
-        <w:pStyle w:val="29"/>
+        <w:pStyle w:val="a1"/>
         <w:keepNext w:val="0"/>
         <w:keepLines w:val="0"/>
         <w:pageBreakBefore w:val="0"/>
@@ -4838,24 +4795,24 @@
     </w:p>
     <w:p>
       <w:pPr>
-        <w:pStyle w:val="28"/>
+        <w:pStyle w:val="1"/>
         <w:bidi w:val="0"/>
       </w:pPr>
-      <w:bookmarkStart w:id="12" w:name="_Toc27476"/>
+      <w:bookmarkStart w:id="13" w:name="_Toc27476"/>
       <w:r>
         <w:rPr>
           <w:rFonts w:hint="default"/>
         </w:rPr>
         <w:t>结论</w:t>
       </w:r>
-      <w:bookmarkEnd w:id="12"/>
+      <w:bookmarkEnd w:id="13"/>
     </w:p>
     <w:p>
       <w:pPr>
-        <w:pStyle w:val="29"/>
+        <w:pStyle w:val="a1"/>
         <w:bidi w:val="0"/>
         <w:rPr>
-          <w:rFonts w:ascii="Segoe UI" w:hAnsi="Segoe UI" w:eastAsia="Segoe UI" w:cs="Segoe UI"/>
+          <w:rFonts w:ascii="Segoe UI" w:eastAsia="Segoe UI" w:hAnsi="Segoe UI" w:cs="Segoe UI"/>
           <w:i w:val="0"/>
           <w:iCs w:val="0"/>
           <w:caps w:val="0"/>
@@ -4873,7 +4830,7 @@
     </w:p>
     <w:p>
       <w:pPr>
-        <w:pStyle w:val="29"/>
+        <w:pStyle w:val="a1"/>
         <w:keepNext w:val="0"/>
         <w:keepLines w:val="0"/>
         <w:pageBreakBefore w:val="0"/>
@@ -4895,73 +4852,23 @@
       </w:pPr>
     </w:p>
     <w:sectPr>
-      <w:headerReference r:id="rId5" w:type="default"/>
+      <w:headerReference w:type="default" r:id="rId7"/>
       <w:pgSz w:w="11906" w:h="16838"/>
       <w:pgMar w:top="1417" w:right="1800" w:bottom="1440" w:left="1800" w:header="1140" w:footer="992" w:gutter="0"/>
-      <w:cols w:space="425" w:num="1"/>
+      <w:cols w:num="1" w:space="425"/>
       <w:docGrid w:type="lines" w:linePitch="312" w:charSpace="0"/>
     </w:sectPr>
   </w:body>
 </w:document>
 </file>
 
-<file path=word/endnotes.xml><?xml version="1.0" encoding="utf-8"?>
-<w:endnotes xmlns:wpc="http://schemas.microsoft.com/office/word/2010/wordprocessingCanvas" xmlns:mc="http://schemas.openxmlformats.org/markup-compatibility/2006" xmlns:o="urn:schemas-microsoft-com:office:office" xmlns:r="http://schemas.openxmlformats.org/officeDocument/2006/relationships" xmlns:m="http://schemas.openxmlformats.org/officeDocument/2006/math" xmlns:v="urn:schemas-microsoft-com:vml" xmlns:wp14="http://schemas.microsoft.com/office/word/2010/wordprocessingDrawing" xmlns:wp="http://schemas.openxmlformats.org/drawingml/2006/wordprocessingDrawing" xmlns:w="http://schemas.openxmlformats.org/wordprocessingml/2006/main" xmlns:w14="http://schemas.microsoft.com/office/word/2010/wordml" xmlns:w15="http://schemas.microsoft.com/office/word/2012/wordml" xmlns:w10="urn:schemas-microsoft-com:office:word" xmlns:wpg="http://schemas.microsoft.com/office/word/2010/wordprocessingGroup" xmlns:wpi="http://schemas.microsoft.com/office/word/2010/wordprocessingInk" xmlns:wne="http://schemas.microsoft.com/office/word/2006/wordml" xmlns:wps="http://schemas.microsoft.com/office/word/2010/wordprocessingShape" xmlns:wpsCustomData="http://www.wps.cn/officeDocument/2013/wpsCustomData" mc:Ignorable="w14 w15 wp14">
-  <w:endnote w:type="separator" w:id="0">
-    <w:p>
-      <w:pPr>
-        <w:spacing w:line="240" w:lineRule="auto"/>
-      </w:pPr>
-      <w:r>
-        <w:separator/>
-      </w:r>
-    </w:p>
-  </w:endnote>
-  <w:endnote w:type="continuationSeparator" w:id="1">
-    <w:p>
-      <w:pPr>
-        <w:spacing w:line="240" w:lineRule="auto"/>
-      </w:pPr>
-      <w:r>
-        <w:continuationSeparator/>
-      </w:r>
-    </w:p>
-  </w:endnote>
-</w:endnotes>
-</file>
-
-<file path=word/footnotes.xml><?xml version="1.0" encoding="utf-8"?>
-<w:footnotes xmlns:wpc="http://schemas.microsoft.com/office/word/2010/wordprocessingCanvas" xmlns:mc="http://schemas.openxmlformats.org/markup-compatibility/2006" xmlns:o="urn:schemas-microsoft-com:office:office" xmlns:r="http://schemas.openxmlformats.org/officeDocument/2006/relationships" xmlns:m="http://schemas.openxmlformats.org/officeDocument/2006/math" xmlns:v="urn:schemas-microsoft-com:vml" xmlns:wp14="http://schemas.microsoft.com/office/word/2010/wordprocessingDrawing" xmlns:wp="http://schemas.openxmlformats.org/drawingml/2006/wordprocessingDrawing" xmlns:w="http://schemas.openxmlformats.org/wordprocessingml/2006/main" xmlns:w14="http://schemas.microsoft.com/office/word/2010/wordml" xmlns:w15="http://schemas.microsoft.com/office/word/2012/wordml" xmlns:w10="urn:schemas-microsoft-com:office:word" xmlns:wpg="http://schemas.microsoft.com/office/word/2010/wordprocessingGroup" xmlns:wpi="http://schemas.microsoft.com/office/word/2010/wordprocessingInk" xmlns:wne="http://schemas.microsoft.com/office/word/2006/wordml" xmlns:wps="http://schemas.microsoft.com/office/word/2010/wordprocessingShape" xmlns:wpsCustomData="http://www.wps.cn/officeDocument/2013/wpsCustomData" mc:Ignorable="w14 w15 wp14">
-  <w:footnote w:type="separator" w:id="0">
-    <w:p>
-      <w:pPr>
-        <w:spacing w:line="360" w:lineRule="auto"/>
-      </w:pPr>
-      <w:r>
-        <w:separator/>
-      </w:r>
-    </w:p>
-  </w:footnote>
-  <w:footnote w:type="continuationSeparator" w:id="1">
-    <w:p>
-      <w:pPr>
-        <w:spacing w:line="360" w:lineRule="auto"/>
-      </w:pPr>
-      <w:r>
-        <w:continuationSeparator/>
-      </w:r>
-    </w:p>
-  </w:footnote>
-</w:footnotes>
-</file>
-
 <file path=word/header1.xml><?xml version="1.0" encoding="utf-8"?>
-<w:hdr xmlns:wpc="http://schemas.microsoft.com/office/word/2010/wordprocessingCanvas" xmlns:mc="http://schemas.openxmlformats.org/markup-compatibility/2006" xmlns:o="urn:schemas-microsoft-com:office:office" xmlns:r="http://schemas.openxmlformats.org/officeDocument/2006/relationships" xmlns:m="http://schemas.openxmlformats.org/officeDocument/2006/math" xmlns:v="urn:schemas-microsoft-com:vml" xmlns:wp14="http://schemas.microsoft.com/office/word/2010/wordprocessingDrawing" xmlns:wp="http://schemas.openxmlformats.org/drawingml/2006/wordprocessingDrawing" xmlns:w10="urn:schemas-microsoft-com:office:word" xmlns:w="http://schemas.openxmlformats.org/wordprocessingml/2006/main" xmlns:w14="http://schemas.microsoft.com/office/word/2010/wordml" xmlns:w15="http://schemas.microsoft.com/office/word/2012/wordml" xmlns:wpg="http://schemas.microsoft.com/office/word/2010/wordprocessingGroup" xmlns:wpi="http://schemas.microsoft.com/office/word/2010/wordprocessingInk" xmlns:wne="http://schemas.microsoft.com/office/word/2006/wordml" xmlns:wps="http://schemas.microsoft.com/office/word/2010/wordprocessingShape" xmlns:wpsCustomData="http://www.wps.cn/officeDocument/2013/wpsCustomData" mc:Ignorable="w14 w15 wp14">
+<w:hdr xmlns:wpc="http://schemas.microsoft.com/office/word/2010/wordprocessingCanvas" xmlns:mc="http://schemas.openxmlformats.org/markup-compatibility/2006" xmlns:o="urn:schemas-microsoft-com:office:office" xmlns:r="http://schemas.openxmlformats.org/officeDocument/2006/relationships" xmlns:m="http://schemas.openxmlformats.org/officeDocument/2006/math" xmlns:v="urn:schemas-microsoft-com:vml" xmlns:wp14="http://schemas.microsoft.com/office/word/2010/wordprocessingDrawing" xmlns:wp="http://schemas.openxmlformats.org/drawingml/2006/wordprocessingDrawing" xmlns:w10="urn:schemas-microsoft-com:office:word" xmlns:w="http://schemas.openxmlformats.org/wordprocessingml/2006/main" xmlns:w14="http://schemas.microsoft.com/office/word/2010/wordml" xmlns:w15="http://schemas.microsoft.com/office/word/2012/wordml" xmlns:wne="http://schemas.microsoft.com/office/word/2006/wordml" xmlns:wpg="http://schemas.microsoft.com/office/word/2010/wordprocessingGroup" xmlns:wpi="http://schemas.microsoft.com/office/word/2010/wordprocessingInk" xmlns:wps="http://schemas.microsoft.com/office/word/2010/wordprocessingShape" mc:Ignorable="w14 w15 wp14">
   <w:p>
     <w:pPr>
-      <w:pStyle w:val="15"/>
+      <w:pStyle w:val="Header"/>
       <w:pBdr>
-        <w:bottom w:val="single" w:color="auto" w:sz="4" w:space="1"/>
+        <w:bottom w:val="single" w:sz="4" w:space="1" w:color="auto"/>
       </w:pBdr>
       <w:tabs>
         <w:tab w:val="left" w:pos="335"/>
@@ -4969,27 +4876,27 @@
       </w:tabs>
       <w:jc w:val="right"/>
       <w:rPr>
-        <w:rFonts w:hint="eastAsia" w:eastAsiaTheme="minorEastAsia"/>
+        <w:rFonts w:eastAsiaTheme="minorEastAsia" w:hint="eastAsia"/>
         <w:lang w:eastAsia="zh-CN"/>
       </w:rPr>
     </w:pPr>
     <w:r>
       <w:rPr>
-        <w:rFonts w:hint="eastAsia" w:eastAsiaTheme="minorEastAsia"/>
+        <w:rFonts w:eastAsiaTheme="minorEastAsia" w:hint="eastAsia"/>
         <w:lang w:val="en-US" w:eastAsia="zh-CN"/>
       </w:rPr>
       <w:tab/>
     </w:r>
     <w:r>
       <w:rPr>
-        <w:rFonts w:hint="eastAsia" w:eastAsiaTheme="minorEastAsia"/>
+        <w:rFonts w:eastAsiaTheme="minorEastAsia" w:hint="eastAsia"/>
         <w:lang w:val="en-US" w:eastAsia="zh-CN"/>
       </w:rPr>
       <w:tab/>
     </w:r>
     <w:r>
       <w:rPr>
-        <w:rFonts w:hint="eastAsia" w:eastAsiaTheme="minorEastAsia"/>
+        <w:rFonts w:eastAsiaTheme="minorEastAsia" w:hint="eastAsia"/>
         <w:lang w:val="en-US" w:eastAsia="zh-CN"/>
       </w:rPr>
       <w:t>江西通信产业服务有限公司</w:t>
@@ -4999,15 +4906,15 @@
 </file>
 
 <file path=word/numbering.xml><?xml version="1.0" encoding="utf-8"?>
-<w:numbering xmlns:wpc="http://schemas.microsoft.com/office/word/2010/wordprocessingCanvas" xmlns:mc="http://schemas.openxmlformats.org/markup-compatibility/2006" xmlns:o="urn:schemas-microsoft-com:office:office" xmlns:r="http://schemas.openxmlformats.org/officeDocument/2006/relationships" xmlns:m="http://schemas.openxmlformats.org/officeDocument/2006/math" xmlns:v="urn:schemas-microsoft-com:vml" xmlns:wp14="http://schemas.microsoft.com/office/word/2010/wordprocessingDrawing" xmlns:wp="http://schemas.openxmlformats.org/drawingml/2006/wordprocessingDrawing" xmlns:w10="urn:schemas-microsoft-com:office:word" xmlns:w="http://schemas.openxmlformats.org/wordprocessingml/2006/main" xmlns:w14="http://schemas.microsoft.com/office/word/2010/wordml" xmlns:wpg="http://schemas.microsoft.com/office/word/2010/wordprocessingGroup" xmlns:wpi="http://schemas.microsoft.com/office/word/2010/wordprocessingInk" xmlns:wne="http://schemas.microsoft.com/office/word/2006/wordml" xmlns:wps="http://schemas.microsoft.com/office/word/2010/wordprocessingShape" xmlns:wpsCustomData="http://www.wps.cn/officeDocument/2013/wpsCustomData" mc:Ignorable="w14 wp14">
+<w:numbering xmlns:wpc="http://schemas.microsoft.com/office/word/2010/wordprocessingCanvas" xmlns:mc="http://schemas.openxmlformats.org/markup-compatibility/2006" xmlns:o="urn:schemas-microsoft-com:office:office" xmlns:r="http://schemas.openxmlformats.org/officeDocument/2006/relationships" xmlns:m="http://schemas.openxmlformats.org/officeDocument/2006/math" xmlns:v="urn:schemas-microsoft-com:vml" xmlns:wp14="http://schemas.microsoft.com/office/word/2010/wordprocessingDrawing" xmlns:wp="http://schemas.openxmlformats.org/drawingml/2006/wordprocessingDrawing" xmlns:w10="urn:schemas-microsoft-com:office:word" xmlns:w="http://schemas.openxmlformats.org/wordprocessingml/2006/main" xmlns:w14="http://schemas.microsoft.com/office/word/2010/wordml" xmlns:w15="http://schemas.microsoft.com/office/word/2012/wordml" xmlns:wne="http://schemas.microsoft.com/office/word/2006/wordml" xmlns:wpg="http://schemas.microsoft.com/office/word/2010/wordprocessingGroup" xmlns:wpi="http://schemas.microsoft.com/office/word/2010/wordprocessingInk" xmlns:wps="http://schemas.microsoft.com/office/word/2010/wordprocessingShape" mc:Ignorable="w14 w15 wp14">
   <w:abstractNum w:abstractNumId="0">
     <w:nsid w:val="8E964DCE"/>
     <w:multiLevelType w:val="multilevel"/>
     <w:tmpl w:val="8E964DCE"/>
-    <w:lvl w:ilvl="0" w:tentative="0">
+    <w:lvl w:ilvl="0">
       <w:start w:val="1"/>
       <w:numFmt w:val="decimal"/>
-      <w:pStyle w:val="2"/>
+      <w:pStyle w:val="Heading1"/>
       <w:lvlText w:val="%1."/>
       <w:lvlJc w:val="left"/>
       <w:pPr>
@@ -5017,10 +4924,10 @@
         <w:rFonts w:hint="default"/>
       </w:rPr>
     </w:lvl>
-    <w:lvl w:ilvl="1" w:tentative="0">
+    <w:lvl w:ilvl="1">
       <w:start w:val="1"/>
       <w:numFmt w:val="decimal"/>
-      <w:pStyle w:val="3"/>
+      <w:pStyle w:val="Heading2"/>
       <w:lvlText w:val="%1.%2."/>
       <w:lvlJc w:val="left"/>
       <w:pPr>
@@ -5030,10 +4937,10 @@
         <w:rFonts w:hint="default"/>
       </w:rPr>
     </w:lvl>
-    <w:lvl w:ilvl="2" w:tentative="0">
+    <w:lvl w:ilvl="2">
       <w:start w:val="1"/>
       <w:numFmt w:val="decimal"/>
-      <w:pStyle w:val="4"/>
+      <w:pStyle w:val="Heading3"/>
       <w:lvlText w:val="%1.%2.%3."/>
       <w:lvlJc w:val="left"/>
       <w:pPr>
@@ -5043,10 +4950,10 @@
         <w:rFonts w:hint="default"/>
       </w:rPr>
     </w:lvl>
-    <w:lvl w:ilvl="3" w:tentative="0">
+    <w:lvl w:ilvl="3">
       <w:start w:val="1"/>
       <w:numFmt w:val="decimal"/>
-      <w:pStyle w:val="5"/>
+      <w:pStyle w:val="Heading4"/>
       <w:lvlText w:val="%1.%2.%3.%4."/>
       <w:lvlJc w:val="left"/>
       <w:pPr>
@@ -5056,10 +4963,10 @@
         <w:rFonts w:hint="default"/>
       </w:rPr>
     </w:lvl>
-    <w:lvl w:ilvl="4" w:tentative="0">
+    <w:lvl w:ilvl="4">
       <w:start w:val="1"/>
       <w:numFmt w:val="decimal"/>
-      <w:pStyle w:val="6"/>
+      <w:pStyle w:val="Heading5"/>
       <w:lvlText w:val="%1.%2.%3.%4.%5."/>
       <w:lvlJc w:val="left"/>
       <w:pPr>
@@ -5069,10 +4976,10 @@
         <w:rFonts w:hint="default"/>
       </w:rPr>
     </w:lvl>
-    <w:lvl w:ilvl="5" w:tentative="0">
+    <w:lvl w:ilvl="5">
       <w:start w:val="1"/>
       <w:numFmt w:val="decimal"/>
-      <w:pStyle w:val="7"/>
+      <w:pStyle w:val="Heading6"/>
       <w:lvlText w:val="%1.%2.%3.%4.%5.%6."/>
       <w:lvlJc w:val="left"/>
       <w:pPr>
@@ -5082,10 +4989,10 @@
         <w:rFonts w:hint="default"/>
       </w:rPr>
     </w:lvl>
-    <w:lvl w:ilvl="6" w:tentative="0">
+    <w:lvl w:ilvl="6">
       <w:start w:val="1"/>
       <w:numFmt w:val="decimal"/>
-      <w:pStyle w:val="8"/>
+      <w:pStyle w:val="Heading7"/>
       <w:lvlText w:val="%1.%2.%3.%4.%5.%6.%7."/>
       <w:lvlJc w:val="left"/>
       <w:pPr>
@@ -5095,10 +5002,10 @@
         <w:rFonts w:hint="default"/>
       </w:rPr>
     </w:lvl>
-    <w:lvl w:ilvl="7" w:tentative="0">
+    <w:lvl w:ilvl="7">
       <w:start w:val="1"/>
       <w:numFmt w:val="decimal"/>
-      <w:pStyle w:val="9"/>
+      <w:pStyle w:val="Heading8"/>
       <w:lvlText w:val="%1.%2.%3.%4.%5.%6.%7.%8."/>
       <w:lvlJc w:val="left"/>
       <w:pPr>
@@ -5108,10 +5015,10 @@
         <w:rFonts w:hint="default"/>
       </w:rPr>
     </w:lvl>
-    <w:lvl w:ilvl="8" w:tentative="0">
+    <w:lvl w:ilvl="8">
       <w:start w:val="1"/>
       <w:numFmt w:val="decimal"/>
-      <w:pStyle w:val="10"/>
+      <w:pStyle w:val="Heading9"/>
       <w:lvlText w:val="%1.%2.%3.%4.%5.%6.%7.%8.%9."/>
       <w:lvlJc w:val="left"/>
       <w:pPr>
@@ -5129,269 +5036,267 @@
 </file>
 
 <file path=word/styles.xml><?xml version="1.0" encoding="utf-8"?>
-<w:styles xmlns:mc="http://schemas.openxmlformats.org/markup-compatibility/2006" xmlns:o="urn:schemas-microsoft-com:office:office" xmlns:r="http://schemas.openxmlformats.org/officeDocument/2006/relationships" xmlns:m="http://schemas.openxmlformats.org/officeDocument/2006/math" xmlns:v="urn:schemas-microsoft-com:vml" xmlns:w="http://schemas.openxmlformats.org/wordprocessingml/2006/main" xmlns:w14="http://schemas.microsoft.com/office/word/2010/wordml" xmlns:w10="urn:schemas-microsoft-com:office:word" xmlns:sl="http://schemas.openxmlformats.org/schemaLibrary/2006/main" xmlns:wpsCustomData="http://www.wps.cn/officeDocument/2013/wpsCustomData" mc:Ignorable="w14">
+<w:styles xmlns:mc="http://schemas.openxmlformats.org/markup-compatibility/2006" xmlns:r="http://schemas.openxmlformats.org/officeDocument/2006/relationships" xmlns:w="http://schemas.openxmlformats.org/wordprocessingml/2006/main" xmlns:w14="http://schemas.microsoft.com/office/word/2010/wordml" xmlns:w15="http://schemas.microsoft.com/office/word/2012/wordml" mc:Ignorable="w14 w15">
   <w:docDefaults>
     <w:rPrDefault>
       <w:rPr>
-        <w:rFonts w:ascii="Times New Roman" w:hAnsi="Times New Roman" w:eastAsia="宋体" w:cs="Times New Roman"/>
+        <w:rFonts w:ascii="Times New Roman" w:eastAsia="宋体" w:hAnsi="Times New Roman" w:cs="Times New Roman"/>
       </w:rPr>
     </w:rPrDefault>
     <w:pPrDefault/>
   </w:docDefaults>
-  <w:latentStyles w:count="260" w:defQFormat="0" w:defUnhideWhenUsed="1" w:defSemiHidden="1" w:defUIPriority="99" w:defLockedState="0">
-    <w:lsdException w:qFormat="1" w:unhideWhenUsed="0" w:uiPriority="0" w:semiHidden="0" w:name="Normal"/>
-    <w:lsdException w:qFormat="1" w:unhideWhenUsed="0" w:uiPriority="0" w:semiHidden="0" w:name="heading 1"/>
-    <w:lsdException w:qFormat="1" w:uiPriority="0" w:semiHidden="0" w:name="heading 2"/>
-    <w:lsdException w:qFormat="1" w:uiPriority="0" w:name="heading 3"/>
-    <w:lsdException w:qFormat="1" w:uiPriority="0" w:semiHidden="0" w:name="heading 4"/>
-    <w:lsdException w:qFormat="1" w:uiPriority="0" w:name="heading 5"/>
-    <w:lsdException w:qFormat="1" w:uiPriority="0" w:name="heading 6"/>
-    <w:lsdException w:qFormat="1" w:uiPriority="0" w:name="heading 7"/>
-    <w:lsdException w:qFormat="1" w:uiPriority="0" w:name="heading 8"/>
-    <w:lsdException w:qFormat="1" w:uiPriority="0" w:name="heading 9"/>
-    <w:lsdException w:unhideWhenUsed="0" w:uiPriority="0" w:semiHidden="0" w:name="index 1"/>
-    <w:lsdException w:unhideWhenUsed="0" w:uiPriority="0" w:semiHidden="0" w:name="index 2"/>
-    <w:lsdException w:unhideWhenUsed="0" w:uiPriority="0" w:semiHidden="0" w:name="index 3"/>
-    <w:lsdException w:unhideWhenUsed="0" w:uiPriority="0" w:semiHidden="0" w:name="index 4"/>
-    <w:lsdException w:unhideWhenUsed="0" w:uiPriority="0" w:semiHidden="0" w:name="index 5"/>
-    <w:lsdException w:unhideWhenUsed="0" w:uiPriority="0" w:semiHidden="0" w:name="index 6"/>
-    <w:lsdException w:unhideWhenUsed="0" w:uiPriority="0" w:semiHidden="0" w:name="index 7"/>
-    <w:lsdException w:unhideWhenUsed="0" w:uiPriority="0" w:semiHidden="0" w:name="index 8"/>
-    <w:lsdException w:unhideWhenUsed="0" w:uiPriority="0" w:semiHidden="0" w:name="index 9"/>
-    <w:lsdException w:qFormat="1" w:unhideWhenUsed="0" w:uiPriority="0" w:semiHidden="0" w:name="toc 1"/>
-    <w:lsdException w:qFormat="1" w:unhideWhenUsed="0" w:uiPriority="0" w:semiHidden="0" w:name="toc 2"/>
-    <w:lsdException w:qFormat="1" w:unhideWhenUsed="0" w:uiPriority="0" w:semiHidden="0" w:name="toc 3"/>
-    <w:lsdException w:unhideWhenUsed="0" w:uiPriority="0" w:semiHidden="0" w:name="toc 4"/>
-    <w:lsdException w:unhideWhenUsed="0" w:uiPriority="0" w:semiHidden="0" w:name="toc 5"/>
-    <w:lsdException w:unhideWhenUsed="0" w:uiPriority="0" w:semiHidden="0" w:name="toc 6"/>
-    <w:lsdException w:unhideWhenUsed="0" w:uiPriority="0" w:semiHidden="0" w:name="toc 7"/>
-    <w:lsdException w:unhideWhenUsed="0" w:uiPriority="0" w:semiHidden="0" w:name="toc 8"/>
-    <w:lsdException w:unhideWhenUsed="0" w:uiPriority="0" w:semiHidden="0" w:name="toc 9"/>
-    <w:lsdException w:unhideWhenUsed="0" w:uiPriority="0" w:semiHidden="0" w:name="Normal Indent"/>
-    <w:lsdException w:unhideWhenUsed="0" w:uiPriority="0" w:semiHidden="0" w:name="footnote text"/>
-    <w:lsdException w:qFormat="1" w:unhideWhenUsed="0" w:uiPriority="0" w:semiHidden="0" w:name="annotation text"/>
-    <w:lsdException w:qFormat="1" w:unhideWhenUsed="0" w:uiPriority="0" w:semiHidden="0" w:name="header"/>
-    <w:lsdException w:qFormat="1" w:unhideWhenUsed="0" w:uiPriority="0" w:semiHidden="0" w:name="footer"/>
-    <w:lsdException w:unhideWhenUsed="0" w:uiPriority="0" w:semiHidden="0" w:name="index heading"/>
-    <w:lsdException w:qFormat="1" w:uiPriority="0" w:name="caption"/>
-    <w:lsdException w:unhideWhenUsed="0" w:uiPriority="0" w:semiHidden="0" w:name="table of figures"/>
-    <w:lsdException w:unhideWhenUsed="0" w:uiPriority="0" w:semiHidden="0" w:name="envelope address"/>
-    <w:lsdException w:unhideWhenUsed="0" w:uiPriority="0" w:semiHidden="0" w:name="envelope return"/>
-    <w:lsdException w:unhideWhenUsed="0" w:uiPriority="0" w:semiHidden="0" w:name="footnote reference"/>
-    <w:lsdException w:unhideWhenUsed="0" w:uiPriority="0" w:semiHidden="0" w:name="annotation reference"/>
-    <w:lsdException w:unhideWhenUsed="0" w:uiPriority="0" w:semiHidden="0" w:name="line number"/>
-    <w:lsdException w:unhideWhenUsed="0" w:uiPriority="0" w:semiHidden="0" w:name="page number"/>
-    <w:lsdException w:unhideWhenUsed="0" w:uiPriority="0" w:semiHidden="0" w:name="endnote reference"/>
-    <w:lsdException w:unhideWhenUsed="0" w:uiPriority="0" w:semiHidden="0" w:name="endnote text"/>
-    <w:lsdException w:unhideWhenUsed="0" w:uiPriority="0" w:semiHidden="0" w:name="table of authorities"/>
-    <w:lsdException w:unhideWhenUsed="0" w:uiPriority="0" w:semiHidden="0" w:name="macro"/>
-    <w:lsdException w:unhideWhenUsed="0" w:uiPriority="0" w:semiHidden="0" w:name="toa heading"/>
-    <w:lsdException w:unhideWhenUsed="0" w:uiPriority="0" w:semiHidden="0" w:name="List"/>
-    <w:lsdException w:unhideWhenUsed="0" w:uiPriority="0" w:semiHidden="0" w:name="List Bullet"/>
-    <w:lsdException w:unhideWhenUsed="0" w:uiPriority="0" w:semiHidden="0" w:name="List Number"/>
-    <w:lsdException w:unhideWhenUsed="0" w:uiPriority="0" w:semiHidden="0" w:name="List 2"/>
-    <w:lsdException w:unhideWhenUsed="0" w:uiPriority="0" w:semiHidden="0" w:name="List 3"/>
-    <w:lsdException w:unhideWhenUsed="0" w:uiPriority="0" w:semiHidden="0" w:name="List 4"/>
-    <w:lsdException w:unhideWhenUsed="0" w:uiPriority="0" w:semiHidden="0" w:name="List 5"/>
-    <w:lsdException w:unhideWhenUsed="0" w:uiPriority="0" w:semiHidden="0" w:name="List Bullet 2"/>
-    <w:lsdException w:unhideWhenUsed="0" w:uiPriority="0" w:semiHidden="0" w:name="List Bullet 3"/>
-    <w:lsdException w:unhideWhenUsed="0" w:uiPriority="0" w:semiHidden="0" w:name="List Bullet 4"/>
-    <w:lsdException w:unhideWhenUsed="0" w:uiPriority="0" w:semiHidden="0" w:name="List Bullet 5"/>
-    <w:lsdException w:unhideWhenUsed="0" w:uiPriority="0" w:semiHidden="0" w:name="List Number 2"/>
-    <w:lsdException w:unhideWhenUsed="0" w:uiPriority="0" w:semiHidden="0" w:name="List Number 3"/>
-    <w:lsdException w:unhideWhenUsed="0" w:uiPriority="0" w:semiHidden="0" w:name="List Number 4"/>
-    <w:lsdException w:unhideWhenUsed="0" w:uiPriority="0" w:semiHidden="0" w:name="List Number 5"/>
-    <w:lsdException w:qFormat="1" w:unhideWhenUsed="0" w:uiPriority="0" w:semiHidden="0" w:name="Title"/>
-    <w:lsdException w:unhideWhenUsed="0" w:uiPriority="0" w:semiHidden="0" w:name="Closing"/>
-    <w:lsdException w:unhideWhenUsed="0" w:uiPriority="0" w:semiHidden="0" w:name="Signature"/>
-    <w:lsdException w:qFormat="1" w:unhideWhenUsed="0" w:uiPriority="0" w:name="Default Paragraph Font"/>
-    <w:lsdException w:qFormat="1" w:unhideWhenUsed="0" w:uiPriority="0" w:name="Body Text"/>
-    <w:lsdException w:unhideWhenUsed="0" w:uiPriority="0" w:semiHidden="0" w:name="Body Text Indent"/>
-    <w:lsdException w:unhideWhenUsed="0" w:uiPriority="0" w:semiHidden="0" w:name="List Continue"/>
-    <w:lsdException w:unhideWhenUsed="0" w:uiPriority="0" w:semiHidden="0" w:name="List Continue 2"/>
-    <w:lsdException w:unhideWhenUsed="0" w:uiPriority="0" w:semiHidden="0" w:name="List Continue 3"/>
-    <w:lsdException w:unhideWhenUsed="0" w:uiPriority="0" w:semiHidden="0" w:name="List Continue 4"/>
-    <w:lsdException w:unhideWhenUsed="0" w:uiPriority="0" w:semiHidden="0" w:name="List Continue 5"/>
-    <w:lsdException w:unhideWhenUsed="0" w:uiPriority="0" w:semiHidden="0" w:name="Message Header"/>
-    <w:lsdException w:qFormat="1" w:unhideWhenUsed="0" w:uiPriority="0" w:semiHidden="0" w:name="Subtitle"/>
-    <w:lsdException w:unhideWhenUsed="0" w:uiPriority="0" w:semiHidden="0" w:name="Salutation"/>
-    <w:lsdException w:unhideWhenUsed="0" w:uiPriority="0" w:semiHidden="0" w:name="Date"/>
-    <w:lsdException w:unhideWhenUsed="0" w:uiPriority="0" w:semiHidden="0" w:name="Body Text First Indent"/>
-    <w:lsdException w:unhideWhenUsed="0" w:uiPriority="0" w:semiHidden="0" w:name="Body Text First Indent 2"/>
-    <w:lsdException w:uiPriority="99" w:name="Note Heading"/>
-    <w:lsdException w:unhideWhenUsed="0" w:uiPriority="0" w:semiHidden="0" w:name="Body Text 2"/>
-    <w:lsdException w:unhideWhenUsed="0" w:uiPriority="0" w:semiHidden="0" w:name="Body Text 3"/>
-    <w:lsdException w:unhideWhenUsed="0" w:uiPriority="0" w:semiHidden="0" w:name="Body Text Indent 2"/>
-    <w:lsdException w:unhideWhenUsed="0" w:uiPriority="0" w:semiHidden="0" w:name="Body Text Indent 3"/>
-    <w:lsdException w:unhideWhenUsed="0" w:uiPriority="0" w:semiHidden="0" w:name="Block Text"/>
-    <w:lsdException w:unhideWhenUsed="0" w:uiPriority="0" w:semiHidden="0" w:name="Hyperlink"/>
-    <w:lsdException w:unhideWhenUsed="0" w:uiPriority="0" w:semiHidden="0" w:name="FollowedHyperlink"/>
-    <w:lsdException w:qFormat="1" w:unhideWhenUsed="0" w:uiPriority="0" w:semiHidden="0" w:name="Strong"/>
-    <w:lsdException w:qFormat="1" w:unhideWhenUsed="0" w:uiPriority="0" w:semiHidden="0" w:name="Emphasis"/>
-    <w:lsdException w:unhideWhenUsed="0" w:uiPriority="0" w:semiHidden="0" w:name="Document Map"/>
-    <w:lsdException w:unhideWhenUsed="0" w:uiPriority="0" w:semiHidden="0" w:name="Plain Text"/>
-    <w:lsdException w:unhideWhenUsed="0" w:uiPriority="0" w:semiHidden="0" w:name="E-mail Signature"/>
-    <w:lsdException w:qFormat="1" w:unhideWhenUsed="0" w:uiPriority="0" w:semiHidden="0" w:name="Normal (Web)"/>
-    <w:lsdException w:unhideWhenUsed="0" w:uiPriority="0" w:semiHidden="0" w:name="HTML Acronym"/>
-    <w:lsdException w:unhideWhenUsed="0" w:uiPriority="0" w:semiHidden="0" w:name="HTML Address"/>
-    <w:lsdException w:unhideWhenUsed="0" w:uiPriority="0" w:semiHidden="0" w:name="HTML Cite"/>
-    <w:lsdException w:unhideWhenUsed="0" w:uiPriority="0" w:semiHidden="0" w:name="HTML Code"/>
-    <w:lsdException w:unhideWhenUsed="0" w:uiPriority="0" w:semiHidden="0" w:name="HTML Definition"/>
-    <w:lsdException w:unhideWhenUsed="0" w:uiPriority="0" w:semiHidden="0" w:name="HTML Keyboard"/>
-    <w:lsdException w:unhideWhenUsed="0" w:uiPriority="0" w:semiHidden="0" w:name="HTML Preformatted"/>
-    <w:lsdException w:unhideWhenUsed="0" w:uiPriority="0" w:semiHidden="0" w:name="HTML Sample"/>
-    <w:lsdException w:unhideWhenUsed="0" w:uiPriority="0" w:semiHidden="0" w:name="HTML Typewriter"/>
-    <w:lsdException w:unhideWhenUsed="0" w:uiPriority="0" w:semiHidden="0" w:name="HTML Variable"/>
-    <w:lsdException w:qFormat="1" w:unhideWhenUsed="0" w:uiPriority="0" w:name="Normal Table"/>
-    <w:lsdException w:unhideWhenUsed="0" w:uiPriority="0" w:semiHidden="0" w:name="annotation subject"/>
-    <w:lsdException w:unhideWhenUsed="0" w:uiPriority="0" w:semiHidden="0" w:name="Table Simple 1"/>
-    <w:lsdException w:unhideWhenUsed="0" w:uiPriority="0" w:semiHidden="0" w:name="Table Simple 2"/>
-    <w:lsdException w:unhideWhenUsed="0" w:uiPriority="0" w:semiHidden="0" w:name="Table Simple 3"/>
-    <w:lsdException w:unhideWhenUsed="0" w:uiPriority="0" w:semiHidden="0" w:name="Table Classic 1"/>
-    <w:lsdException w:unhideWhenUsed="0" w:uiPriority="0" w:semiHidden="0" w:name="Table Classic 2"/>
-    <w:lsdException w:unhideWhenUsed="0" w:uiPriority="0" w:semiHidden="0" w:name="Table Classic 3"/>
-    <w:lsdException w:unhideWhenUsed="0" w:uiPriority="0" w:semiHidden="0" w:name="Table Classic 4"/>
-    <w:lsdException w:unhideWhenUsed="0" w:uiPriority="0" w:semiHidden="0" w:name="Table Colorful 1"/>
-    <w:lsdException w:unhideWhenUsed="0" w:uiPriority="0" w:semiHidden="0" w:name="Table Colorful 2"/>
-    <w:lsdException w:unhideWhenUsed="0" w:uiPriority="0" w:semiHidden="0" w:name="Table Colorful 3"/>
-    <w:lsdException w:unhideWhenUsed="0" w:uiPriority="0" w:semiHidden="0" w:name="Table Columns 1"/>
-    <w:lsdException w:unhideWhenUsed="0" w:uiPriority="0" w:semiHidden="0" w:name="Table Columns 2"/>
-    <w:lsdException w:unhideWhenUsed="0" w:uiPriority="0" w:semiHidden="0" w:name="Table Columns 3"/>
-    <w:lsdException w:unhideWhenUsed="0" w:uiPriority="0" w:semiHidden="0" w:name="Table Columns 4"/>
-    <w:lsdException w:unhideWhenUsed="0" w:uiPriority="0" w:semiHidden="0" w:name="Table Columns 5"/>
-    <w:lsdException w:unhideWhenUsed="0" w:uiPriority="0" w:semiHidden="0" w:name="Table Grid 1"/>
-    <w:lsdException w:unhideWhenUsed="0" w:uiPriority="0" w:semiHidden="0" w:name="Table Grid 2"/>
-    <w:lsdException w:unhideWhenUsed="0" w:uiPriority="0" w:semiHidden="0" w:name="Table Grid 3"/>
-    <w:lsdException w:unhideWhenUsed="0" w:uiPriority="0" w:semiHidden="0" w:name="Table Grid 4"/>
-    <w:lsdException w:unhideWhenUsed="0" w:uiPriority="0" w:semiHidden="0" w:name="Table Grid 5"/>
-    <w:lsdException w:unhideWhenUsed="0" w:uiPriority="0" w:semiHidden="0" w:name="Table Grid 6"/>
-    <w:lsdException w:unhideWhenUsed="0" w:uiPriority="0" w:semiHidden="0" w:name="Table Grid 7"/>
-    <w:lsdException w:unhideWhenUsed="0" w:uiPriority="0" w:semiHidden="0" w:name="Table Grid 8"/>
-    <w:lsdException w:unhideWhenUsed="0" w:uiPriority="0" w:semiHidden="0" w:name="Table List 1"/>
-    <w:lsdException w:unhideWhenUsed="0" w:uiPriority="0" w:semiHidden="0" w:name="Table List 2"/>
-    <w:lsdException w:unhideWhenUsed="0" w:uiPriority="0" w:semiHidden="0" w:name="Table List 3"/>
-    <w:lsdException w:unhideWhenUsed="0" w:uiPriority="0" w:semiHidden="0" w:name="Table List 4"/>
-    <w:lsdException w:unhideWhenUsed="0" w:uiPriority="0" w:semiHidden="0" w:name="Table List 5"/>
-    <w:lsdException w:unhideWhenUsed="0" w:uiPriority="0" w:semiHidden="0" w:name="Table List 6"/>
-    <w:lsdException w:unhideWhenUsed="0" w:uiPriority="0" w:semiHidden="0" w:name="Table List 7"/>
-    <w:lsdException w:unhideWhenUsed="0" w:uiPriority="0" w:semiHidden="0" w:name="Table List 8"/>
-    <w:lsdException w:unhideWhenUsed="0" w:uiPriority="0" w:semiHidden="0" w:name="Table 3D effects 1"/>
-    <w:lsdException w:unhideWhenUsed="0" w:uiPriority="0" w:semiHidden="0" w:name="Table 3D effects 2"/>
-    <w:lsdException w:unhideWhenUsed="0" w:uiPriority="0" w:semiHidden="0" w:name="Table 3D effects 3"/>
-    <w:lsdException w:unhideWhenUsed="0" w:uiPriority="0" w:semiHidden="0" w:name="Table Contemporary"/>
-    <w:lsdException w:unhideWhenUsed="0" w:uiPriority="0" w:semiHidden="0" w:name="Table Elegant"/>
-    <w:lsdException w:unhideWhenUsed="0" w:uiPriority="0" w:semiHidden="0" w:name="Table Professional"/>
-    <w:lsdException w:unhideWhenUsed="0" w:uiPriority="0" w:semiHidden="0" w:name="Table Subtle 1"/>
-    <w:lsdException w:unhideWhenUsed="0" w:uiPriority="0" w:semiHidden="0" w:name="Table Subtle 2"/>
-    <w:lsdException w:unhideWhenUsed="0" w:uiPriority="0" w:semiHidden="0" w:name="Table Web 1"/>
-    <w:lsdException w:unhideWhenUsed="0" w:uiPriority="0" w:semiHidden="0" w:name="Table Web 2"/>
-    <w:lsdException w:unhideWhenUsed="0" w:uiPriority="0" w:semiHidden="0" w:name="Table Web 3"/>
-    <w:lsdException w:unhideWhenUsed="0" w:uiPriority="0" w:semiHidden="0" w:name="Balloon Text"/>
-    <w:lsdException w:qFormat="1" w:unhideWhenUsed="0" w:uiPriority="0" w:semiHidden="0" w:name="Table Grid"/>
-    <w:lsdException w:unhideWhenUsed="0" w:uiPriority="0" w:semiHidden="0" w:name="Table Theme"/>
-    <w:lsdException w:unhideWhenUsed="0" w:uiPriority="60" w:semiHidden="0" w:name="Light Shading"/>
-    <w:lsdException w:unhideWhenUsed="0" w:uiPriority="61" w:semiHidden="0" w:name="Light List"/>
-    <w:lsdException w:unhideWhenUsed="0" w:uiPriority="62" w:semiHidden="0" w:name="Light Grid"/>
-    <w:lsdException w:unhideWhenUsed="0" w:uiPriority="63" w:semiHidden="0" w:name="Medium Shading 1"/>
-    <w:lsdException w:unhideWhenUsed="0" w:uiPriority="64" w:semiHidden="0" w:name="Medium Shading 2"/>
-    <w:lsdException w:unhideWhenUsed="0" w:uiPriority="65" w:semiHidden="0" w:name="Medium List 1"/>
-    <w:lsdException w:unhideWhenUsed="0" w:uiPriority="66" w:semiHidden="0" w:name="Medium List 2"/>
-    <w:lsdException w:unhideWhenUsed="0" w:uiPriority="67" w:semiHidden="0" w:name="Medium Grid 1"/>
-    <w:lsdException w:unhideWhenUsed="0" w:uiPriority="68" w:semiHidden="0" w:name="Medium Grid 2"/>
-    <w:lsdException w:unhideWhenUsed="0" w:uiPriority="69" w:semiHidden="0" w:name="Medium Grid 3"/>
-    <w:lsdException w:unhideWhenUsed="0" w:uiPriority="70" w:semiHidden="0" w:name="Dark List"/>
-    <w:lsdException w:unhideWhenUsed="0" w:uiPriority="71" w:semiHidden="0" w:name="Colorful Shading"/>
-    <w:lsdException w:unhideWhenUsed="0" w:uiPriority="72" w:semiHidden="0" w:name="Colorful List"/>
-    <w:lsdException w:unhideWhenUsed="0" w:uiPriority="73" w:semiHidden="0" w:name="Colorful Grid"/>
-    <w:lsdException w:unhideWhenUsed="0" w:uiPriority="60" w:semiHidden="0" w:name="Light Shading Accent 1"/>
-    <w:lsdException w:unhideWhenUsed="0" w:uiPriority="61" w:semiHidden="0" w:name="Light List Accent 1"/>
-    <w:lsdException w:unhideWhenUsed="0" w:uiPriority="62" w:semiHidden="0" w:name="Light Grid Accent 1"/>
-    <w:lsdException w:unhideWhenUsed="0" w:uiPriority="63" w:semiHidden="0" w:name="Medium Shading 1 Accent 1"/>
-    <w:lsdException w:unhideWhenUsed="0" w:uiPriority="64" w:semiHidden="0" w:name="Medium Shading 2 Accent 1"/>
-    <w:lsdException w:unhideWhenUsed="0" w:uiPriority="65" w:semiHidden="0" w:name="Medium List 1 Accent 1"/>
-    <w:lsdException w:unhideWhenUsed="0" w:uiPriority="66" w:semiHidden="0" w:name="Medium List 2 Accent 1"/>
-    <w:lsdException w:unhideWhenUsed="0" w:uiPriority="67" w:semiHidden="0" w:name="Medium Grid 1 Accent 1"/>
-    <w:lsdException w:unhideWhenUsed="0" w:uiPriority="68" w:semiHidden="0" w:name="Medium Grid 2 Accent 1"/>
-    <w:lsdException w:unhideWhenUsed="0" w:uiPriority="69" w:semiHidden="0" w:name="Medium Grid 3 Accent 1"/>
-    <w:lsdException w:unhideWhenUsed="0" w:uiPriority="70" w:semiHidden="0" w:name="Dark List Accent 1"/>
-    <w:lsdException w:unhideWhenUsed="0" w:uiPriority="71" w:semiHidden="0" w:name="Colorful Shading Accent 1"/>
-    <w:lsdException w:unhideWhenUsed="0" w:uiPriority="72" w:semiHidden="0" w:name="Colorful List Accent 1"/>
-    <w:lsdException w:unhideWhenUsed="0" w:uiPriority="73" w:semiHidden="0" w:name="Colorful Grid Accent 1"/>
-    <w:lsdException w:unhideWhenUsed="0" w:uiPriority="60" w:semiHidden="0" w:name="Light Shading Accent 2"/>
-    <w:lsdException w:unhideWhenUsed="0" w:uiPriority="61" w:semiHidden="0" w:name="Light List Accent 2"/>
-    <w:lsdException w:unhideWhenUsed="0" w:uiPriority="62" w:semiHidden="0" w:name="Light Grid Accent 2"/>
-    <w:lsdException w:unhideWhenUsed="0" w:uiPriority="63" w:semiHidden="0" w:name="Medium Shading 1 Accent 2"/>
-    <w:lsdException w:unhideWhenUsed="0" w:uiPriority="64" w:semiHidden="0" w:name="Medium Shading 2 Accent 2"/>
-    <w:lsdException w:unhideWhenUsed="0" w:uiPriority="65" w:semiHidden="0" w:name="Medium List 1 Accent 2"/>
-    <w:lsdException w:unhideWhenUsed="0" w:uiPriority="66" w:semiHidden="0" w:name="Medium List 2 Accent 2"/>
-    <w:lsdException w:unhideWhenUsed="0" w:uiPriority="67" w:semiHidden="0" w:name="Medium Grid 1 Accent 2"/>
-    <w:lsdException w:unhideWhenUsed="0" w:uiPriority="68" w:semiHidden="0" w:name="Medium Grid 2 Accent 2"/>
-    <w:lsdException w:unhideWhenUsed="0" w:uiPriority="69" w:semiHidden="0" w:name="Medium Grid 3 Accent 2"/>
-    <w:lsdException w:unhideWhenUsed="0" w:uiPriority="70" w:semiHidden="0" w:name="Dark List Accent 2"/>
-    <w:lsdException w:unhideWhenUsed="0" w:uiPriority="71" w:semiHidden="0" w:name="Colorful Shading Accent 2"/>
-    <w:lsdException w:unhideWhenUsed="0" w:uiPriority="72" w:semiHidden="0" w:name="Colorful List Accent 2"/>
-    <w:lsdException w:unhideWhenUsed="0" w:uiPriority="73" w:semiHidden="0" w:name="Colorful Grid Accent 2"/>
-    <w:lsdException w:unhideWhenUsed="0" w:uiPriority="60" w:semiHidden="0" w:name="Light Shading Accent 3"/>
-    <w:lsdException w:unhideWhenUsed="0" w:uiPriority="61" w:semiHidden="0" w:name="Light List Accent 3"/>
-    <w:lsdException w:unhideWhenUsed="0" w:uiPriority="62" w:semiHidden="0" w:name="Light Grid Accent 3"/>
-    <w:lsdException w:unhideWhenUsed="0" w:uiPriority="63" w:semiHidden="0" w:name="Medium Shading 1 Accent 3"/>
-    <w:lsdException w:unhideWhenUsed="0" w:uiPriority="64" w:semiHidden="0" w:name="Medium Shading 2 Accent 3"/>
-    <w:lsdException w:unhideWhenUsed="0" w:uiPriority="65" w:semiHidden="0" w:name="Medium List 1 Accent 3"/>
-    <w:lsdException w:unhideWhenUsed="0" w:uiPriority="66" w:semiHidden="0" w:name="Medium List 2 Accent 3"/>
-    <w:lsdException w:unhideWhenUsed="0" w:uiPriority="67" w:semiHidden="0" w:name="Medium Grid 1 Accent 3"/>
-    <w:lsdException w:unhideWhenUsed="0" w:uiPriority="68" w:semiHidden="0" w:name="Medium Grid 2 Accent 3"/>
-    <w:lsdException w:unhideWhenUsed="0" w:uiPriority="69" w:semiHidden="0" w:name="Medium Grid 3 Accent 3"/>
-    <w:lsdException w:unhideWhenUsed="0" w:uiPriority="70" w:semiHidden="0" w:name="Dark List Accent 3"/>
-    <w:lsdException w:unhideWhenUsed="0" w:uiPriority="71" w:semiHidden="0" w:name="Colorful Shading Accent 3"/>
-    <w:lsdException w:unhideWhenUsed="0" w:uiPriority="72" w:semiHidden="0" w:name="Colorful List Accent 3"/>
-    <w:lsdException w:unhideWhenUsed="0" w:uiPriority="73" w:semiHidden="0" w:name="Colorful Grid Accent 3"/>
-    <w:lsdException w:unhideWhenUsed="0" w:uiPriority="60" w:semiHidden="0" w:name="Light Shading Accent 4"/>
-    <w:lsdException w:unhideWhenUsed="0" w:uiPriority="61" w:semiHidden="0" w:name="Light List Accent 4"/>
-    <w:lsdException w:unhideWhenUsed="0" w:uiPriority="62" w:semiHidden="0" w:name="Light Grid Accent 4"/>
-    <w:lsdException w:unhideWhenUsed="0" w:uiPriority="63" w:semiHidden="0" w:name="Medium Shading 1 Accent 4"/>
-    <w:lsdException w:unhideWhenUsed="0" w:uiPriority="64" w:semiHidden="0" w:name="Medium Shading 2 Accent 4"/>
-    <w:lsdException w:unhideWhenUsed="0" w:uiPriority="65" w:semiHidden="0" w:name="Medium List 1 Accent 4"/>
-    <w:lsdException w:unhideWhenUsed="0" w:uiPriority="66" w:semiHidden="0" w:name="Medium List 2 Accent 4"/>
-    <w:lsdException w:unhideWhenUsed="0" w:uiPriority="67" w:semiHidden="0" w:name="Medium Grid 1 Accent 4"/>
-    <w:lsdException w:unhideWhenUsed="0" w:uiPriority="68" w:semiHidden="0" w:name="Medium Grid 2 Accent 4"/>
-    <w:lsdException w:unhideWhenUsed="0" w:uiPriority="69" w:semiHidden="0" w:name="Medium Grid 3 Accent 4"/>
-    <w:lsdException w:unhideWhenUsed="0" w:uiPriority="70" w:semiHidden="0" w:name="Dark List Accent 4"/>
-    <w:lsdException w:unhideWhenUsed="0" w:uiPriority="71" w:semiHidden="0" w:name="Colorful Shading Accent 4"/>
-    <w:lsdException w:unhideWhenUsed="0" w:uiPriority="72" w:semiHidden="0" w:name="Colorful List Accent 4"/>
-    <w:lsdException w:unhideWhenUsed="0" w:uiPriority="73" w:semiHidden="0" w:name="Colorful Grid Accent 4"/>
-    <w:lsdException w:unhideWhenUsed="0" w:uiPriority="60" w:semiHidden="0" w:name="Light Shading Accent 5"/>
-    <w:lsdException w:unhideWhenUsed="0" w:uiPriority="61" w:semiHidden="0" w:name="Light List Accent 5"/>
-    <w:lsdException w:unhideWhenUsed="0" w:uiPriority="62" w:semiHidden="0" w:name="Light Grid Accent 5"/>
-    <w:lsdException w:unhideWhenUsed="0" w:uiPriority="63" w:semiHidden="0" w:name="Medium Shading 1 Accent 5"/>
-    <w:lsdException w:unhideWhenUsed="0" w:uiPriority="64" w:semiHidden="0" w:name="Medium Shading 2 Accent 5"/>
-    <w:lsdException w:unhideWhenUsed="0" w:uiPriority="65" w:semiHidden="0" w:name="Medium List 1 Accent 5"/>
-    <w:lsdException w:unhideWhenUsed="0" w:uiPriority="66" w:semiHidden="0" w:name="Medium List 2 Accent 5"/>
-    <w:lsdException w:unhideWhenUsed="0" w:uiPriority="67" w:semiHidden="0" w:name="Medium Grid 1 Accent 5"/>
-    <w:lsdException w:unhideWhenUsed="0" w:uiPriority="68" w:semiHidden="0" w:name="Medium Grid 2 Accent 5"/>
-    <w:lsdException w:unhideWhenUsed="0" w:uiPriority="69" w:semiHidden="0" w:name="Medium Grid 3 Accent 5"/>
-    <w:lsdException w:unhideWhenUsed="0" w:uiPriority="70" w:semiHidden="0" w:name="Dark List Accent 5"/>
-    <w:lsdException w:unhideWhenUsed="0" w:uiPriority="71" w:semiHidden="0" w:name="Colorful Shading Accent 5"/>
-    <w:lsdException w:unhideWhenUsed="0" w:uiPriority="72" w:semiHidden="0" w:name="Colorful List Accent 5"/>
-    <w:lsdException w:unhideWhenUsed="0" w:uiPriority="73" w:semiHidden="0" w:name="Colorful Grid Accent 5"/>
-    <w:lsdException w:unhideWhenUsed="0" w:uiPriority="60" w:semiHidden="0" w:name="Light Shading Accent 6"/>
-    <w:lsdException w:unhideWhenUsed="0" w:uiPriority="61" w:semiHidden="0" w:name="Light List Accent 6"/>
-    <w:lsdException w:unhideWhenUsed="0" w:uiPriority="62" w:semiHidden="0" w:name="Light Grid Accent 6"/>
-    <w:lsdException w:unhideWhenUsed="0" w:uiPriority="63" w:semiHidden="0" w:name="Medium Shading 1 Accent 6"/>
-    <w:lsdException w:unhideWhenUsed="0" w:uiPriority="64" w:semiHidden="0" w:name="Medium Shading 2 Accent 6"/>
-    <w:lsdException w:unhideWhenUsed="0" w:uiPriority="65" w:semiHidden="0" w:name="Medium List 1 Accent 6"/>
-    <w:lsdException w:unhideWhenUsed="0" w:uiPriority="66" w:semiHidden="0" w:name="Medium List 2 Accent 6"/>
-    <w:lsdException w:unhideWhenUsed="0" w:uiPriority="67" w:semiHidden="0" w:name="Medium Grid 1 Accent 6"/>
-    <w:lsdException w:unhideWhenUsed="0" w:uiPriority="68" w:semiHidden="0" w:name="Medium Grid 2 Accent 6"/>
-    <w:lsdException w:unhideWhenUsed="0" w:uiPriority="69" w:semiHidden="0" w:name="Medium Grid 3 Accent 6"/>
-    <w:lsdException w:unhideWhenUsed="0" w:uiPriority="70" w:semiHidden="0" w:name="Dark List Accent 6"/>
-    <w:lsdException w:unhideWhenUsed="0" w:uiPriority="71" w:semiHidden="0" w:name="Colorful Shading Accent 6"/>
-    <w:lsdException w:unhideWhenUsed="0" w:uiPriority="72" w:semiHidden="0" w:name="Colorful List Accent 6"/>
-    <w:lsdException w:unhideWhenUsed="0" w:uiPriority="73" w:semiHidden="0" w:name="Colorful Grid Accent 6"/>
+  <w:latentStyles w:defLockedState="0" w:defUIPriority="99" w:defSemiHidden="1" w:defUnhideWhenUsed="1" w:defQFormat="0" w:count="260">
+    <w:lsdException w:name="Normal" w:semiHidden="0" w:uiPriority="0" w:unhideWhenUsed="0" w:qFormat="1"/>
+    <w:lsdException w:name="heading 1" w:semiHidden="0" w:uiPriority="0" w:unhideWhenUsed="0" w:qFormat="1"/>
+    <w:lsdException w:name="heading 2" w:semiHidden="0" w:uiPriority="0" w:qFormat="1"/>
+    <w:lsdException w:name="heading 3" w:uiPriority="0" w:qFormat="1"/>
+    <w:lsdException w:name="heading 4" w:semiHidden="0" w:uiPriority="0" w:qFormat="1"/>
+    <w:lsdException w:name="heading 5" w:uiPriority="0" w:qFormat="1"/>
+    <w:lsdException w:name="heading 6" w:uiPriority="0" w:qFormat="1"/>
+    <w:lsdException w:name="heading 7" w:uiPriority="0" w:qFormat="1"/>
+    <w:lsdException w:name="heading 8" w:uiPriority="0" w:qFormat="1"/>
+    <w:lsdException w:name="heading 9" w:uiPriority="0" w:qFormat="1"/>
+    <w:lsdException w:name="index 1" w:semiHidden="0" w:uiPriority="0" w:unhideWhenUsed="0"/>
+    <w:lsdException w:name="index 2" w:semiHidden="0" w:uiPriority="0" w:unhideWhenUsed="0"/>
+    <w:lsdException w:name="index 3" w:semiHidden="0" w:uiPriority="0" w:unhideWhenUsed="0"/>
+    <w:lsdException w:name="index 4" w:semiHidden="0" w:uiPriority="0" w:unhideWhenUsed="0"/>
+    <w:lsdException w:name="index 5" w:semiHidden="0" w:uiPriority="0" w:unhideWhenUsed="0"/>
+    <w:lsdException w:name="index 6" w:semiHidden="0" w:uiPriority="0" w:unhideWhenUsed="0"/>
+    <w:lsdException w:name="index 7" w:semiHidden="0" w:uiPriority="0" w:unhideWhenUsed="0"/>
+    <w:lsdException w:name="index 8" w:semiHidden="0" w:uiPriority="0" w:unhideWhenUsed="0"/>
+    <w:lsdException w:name="index 9" w:semiHidden="0" w:uiPriority="0" w:unhideWhenUsed="0"/>
+    <w:lsdException w:name="toc 1" w:semiHidden="0" w:uiPriority="0" w:unhideWhenUsed="0" w:qFormat="1"/>
+    <w:lsdException w:name="toc 2" w:semiHidden="0" w:uiPriority="0" w:unhideWhenUsed="0" w:qFormat="1"/>
+    <w:lsdException w:name="toc 3" w:semiHidden="0" w:uiPriority="0" w:unhideWhenUsed="0" w:qFormat="1"/>
+    <w:lsdException w:name="toc 4" w:semiHidden="0" w:uiPriority="0" w:unhideWhenUsed="0"/>
+    <w:lsdException w:name="toc 5" w:semiHidden="0" w:uiPriority="0" w:unhideWhenUsed="0"/>
+    <w:lsdException w:name="toc 6" w:semiHidden="0" w:uiPriority="0" w:unhideWhenUsed="0"/>
+    <w:lsdException w:name="toc 7" w:semiHidden="0" w:uiPriority="0" w:unhideWhenUsed="0"/>
+    <w:lsdException w:name="toc 8" w:semiHidden="0" w:uiPriority="0" w:unhideWhenUsed="0"/>
+    <w:lsdException w:name="toc 9" w:semiHidden="0" w:uiPriority="0" w:unhideWhenUsed="0"/>
+    <w:lsdException w:name="Normal Indent" w:semiHidden="0" w:uiPriority="0" w:unhideWhenUsed="0"/>
+    <w:lsdException w:name="footnote text" w:semiHidden="0" w:uiPriority="0" w:unhideWhenUsed="0"/>
+    <w:lsdException w:name="annotation text" w:semiHidden="0" w:uiPriority="0" w:unhideWhenUsed="0" w:qFormat="1"/>
+    <w:lsdException w:name="header" w:semiHidden="0" w:uiPriority="0" w:unhideWhenUsed="0" w:qFormat="1"/>
+    <w:lsdException w:name="footer" w:semiHidden="0" w:uiPriority="0" w:unhideWhenUsed="0" w:qFormat="1"/>
+    <w:lsdException w:name="index heading" w:semiHidden="0" w:uiPriority="0" w:unhideWhenUsed="0"/>
+    <w:lsdException w:name="caption" w:uiPriority="0" w:qFormat="1"/>
+    <w:lsdException w:name="table of figures" w:semiHidden="0" w:uiPriority="0" w:unhideWhenUsed="0"/>
+    <w:lsdException w:name="envelope address" w:semiHidden="0" w:uiPriority="0" w:unhideWhenUsed="0"/>
+    <w:lsdException w:name="envelope return" w:semiHidden="0" w:uiPriority="0" w:unhideWhenUsed="0"/>
+    <w:lsdException w:name="footnote reference" w:semiHidden="0" w:uiPriority="0" w:unhideWhenUsed="0"/>
+    <w:lsdException w:name="annotation reference" w:semiHidden="0" w:uiPriority="0" w:unhideWhenUsed="0"/>
+    <w:lsdException w:name="line number" w:semiHidden="0" w:uiPriority="0" w:unhideWhenUsed="0"/>
+    <w:lsdException w:name="page number" w:semiHidden="0" w:uiPriority="0" w:unhideWhenUsed="0"/>
+    <w:lsdException w:name="endnote reference" w:semiHidden="0" w:uiPriority="0" w:unhideWhenUsed="0"/>
+    <w:lsdException w:name="endnote text" w:semiHidden="0" w:uiPriority="0" w:unhideWhenUsed="0"/>
+    <w:lsdException w:name="table of authorities" w:semiHidden="0" w:uiPriority="0" w:unhideWhenUsed="0"/>
+    <w:lsdException w:name="macro" w:semiHidden="0" w:uiPriority="0" w:unhideWhenUsed="0"/>
+    <w:lsdException w:name="toa heading" w:semiHidden="0" w:uiPriority="0" w:unhideWhenUsed="0"/>
+    <w:lsdException w:name="List" w:semiHidden="0" w:uiPriority="0" w:unhideWhenUsed="0"/>
+    <w:lsdException w:name="List Bullet" w:semiHidden="0" w:uiPriority="0" w:unhideWhenUsed="0"/>
+    <w:lsdException w:name="List Number" w:semiHidden="0" w:uiPriority="0" w:unhideWhenUsed="0"/>
+    <w:lsdException w:name="List 2" w:semiHidden="0" w:uiPriority="0" w:unhideWhenUsed="0"/>
+    <w:lsdException w:name="List 3" w:semiHidden="0" w:uiPriority="0" w:unhideWhenUsed="0"/>
+    <w:lsdException w:name="List 4" w:semiHidden="0" w:uiPriority="0" w:unhideWhenUsed="0"/>
+    <w:lsdException w:name="List 5" w:semiHidden="0" w:uiPriority="0" w:unhideWhenUsed="0"/>
+    <w:lsdException w:name="List Bullet 2" w:semiHidden="0" w:uiPriority="0" w:unhideWhenUsed="0"/>
+    <w:lsdException w:name="List Bullet 3" w:semiHidden="0" w:uiPriority="0" w:unhideWhenUsed="0"/>
+    <w:lsdException w:name="List Bullet 4" w:semiHidden="0" w:uiPriority="0" w:unhideWhenUsed="0"/>
+    <w:lsdException w:name="List Bullet 5" w:semiHidden="0" w:uiPriority="0" w:unhideWhenUsed="0"/>
+    <w:lsdException w:name="List Number 2" w:semiHidden="0" w:uiPriority="0" w:unhideWhenUsed="0"/>
+    <w:lsdException w:name="List Number 3" w:semiHidden="0" w:uiPriority="0" w:unhideWhenUsed="0"/>
+    <w:lsdException w:name="List Number 4" w:semiHidden="0" w:uiPriority="0" w:unhideWhenUsed="0"/>
+    <w:lsdException w:name="List Number 5" w:semiHidden="0" w:uiPriority="0" w:unhideWhenUsed="0"/>
+    <w:lsdException w:name="Title" w:semiHidden="0" w:uiPriority="0" w:unhideWhenUsed="0" w:qFormat="1"/>
+    <w:lsdException w:name="Closing" w:semiHidden="0" w:uiPriority="0" w:unhideWhenUsed="0"/>
+    <w:lsdException w:name="Signature" w:semiHidden="0" w:uiPriority="0" w:unhideWhenUsed="0"/>
+    <w:lsdException w:name="Default Paragraph Font" w:uiPriority="0" w:unhideWhenUsed="0" w:qFormat="1"/>
+    <w:lsdException w:name="Body Text" w:uiPriority="0" w:unhideWhenUsed="0" w:qFormat="1"/>
+    <w:lsdException w:name="Body Text Indent" w:semiHidden="0" w:uiPriority="0" w:unhideWhenUsed="0"/>
+    <w:lsdException w:name="List Continue" w:semiHidden="0" w:uiPriority="0" w:unhideWhenUsed="0"/>
+    <w:lsdException w:name="List Continue 2" w:semiHidden="0" w:uiPriority="0" w:unhideWhenUsed="0"/>
+    <w:lsdException w:name="List Continue 3" w:semiHidden="0" w:uiPriority="0" w:unhideWhenUsed="0"/>
+    <w:lsdException w:name="List Continue 4" w:semiHidden="0" w:uiPriority="0" w:unhideWhenUsed="0"/>
+    <w:lsdException w:name="List Continue 5" w:semiHidden="0" w:uiPriority="0" w:unhideWhenUsed="0"/>
+    <w:lsdException w:name="Message Header" w:semiHidden="0" w:uiPriority="0" w:unhideWhenUsed="0"/>
+    <w:lsdException w:name="Subtitle" w:semiHidden="0" w:uiPriority="0" w:unhideWhenUsed="0" w:qFormat="1"/>
+    <w:lsdException w:name="Salutation" w:semiHidden="0" w:uiPriority="0" w:unhideWhenUsed="0"/>
+    <w:lsdException w:name="Date" w:semiHidden="0" w:uiPriority="0" w:unhideWhenUsed="0"/>
+    <w:lsdException w:name="Body Text First Indent" w:semiHidden="0" w:uiPriority="0" w:unhideWhenUsed="0"/>
+    <w:lsdException w:name="Body Text First Indent 2" w:semiHidden="0" w:uiPriority="0" w:unhideWhenUsed="0"/>
+    <w:lsdException w:name="Body Text 2" w:semiHidden="0" w:uiPriority="0" w:unhideWhenUsed="0"/>
+    <w:lsdException w:name="Body Text 3" w:semiHidden="0" w:uiPriority="0" w:unhideWhenUsed="0"/>
+    <w:lsdException w:name="Body Text Indent 2" w:semiHidden="0" w:uiPriority="0" w:unhideWhenUsed="0"/>
+    <w:lsdException w:name="Body Text Indent 3" w:semiHidden="0" w:uiPriority="0" w:unhideWhenUsed="0"/>
+    <w:lsdException w:name="Block Text" w:semiHidden="0" w:uiPriority="0" w:unhideWhenUsed="0"/>
+    <w:lsdException w:name="Hyperlink" w:semiHidden="0" w:uiPriority="0" w:unhideWhenUsed="0"/>
+    <w:lsdException w:name="FollowedHyperlink" w:semiHidden="0" w:uiPriority="0" w:unhideWhenUsed="0"/>
+    <w:lsdException w:name="Strong" w:semiHidden="0" w:uiPriority="0" w:unhideWhenUsed="0" w:qFormat="1"/>
+    <w:lsdException w:name="Emphasis" w:semiHidden="0" w:uiPriority="0" w:unhideWhenUsed="0" w:qFormat="1"/>
+    <w:lsdException w:name="Document Map" w:semiHidden="0" w:uiPriority="0" w:unhideWhenUsed="0"/>
+    <w:lsdException w:name="Plain Text" w:semiHidden="0" w:uiPriority="0" w:unhideWhenUsed="0"/>
+    <w:lsdException w:name="E-mail Signature" w:semiHidden="0" w:uiPriority="0" w:unhideWhenUsed="0"/>
+    <w:lsdException w:name="Normal (Web)" w:semiHidden="0" w:uiPriority="0" w:unhideWhenUsed="0" w:qFormat="1"/>
+    <w:lsdException w:name="HTML Acronym" w:semiHidden="0" w:uiPriority="0" w:unhideWhenUsed="0"/>
+    <w:lsdException w:name="HTML Address" w:semiHidden="0" w:uiPriority="0" w:unhideWhenUsed="0"/>
+    <w:lsdException w:name="HTML Cite" w:semiHidden="0" w:uiPriority="0" w:unhideWhenUsed="0"/>
+    <w:lsdException w:name="HTML Code" w:semiHidden="0" w:uiPriority="0" w:unhideWhenUsed="0"/>
+    <w:lsdException w:name="HTML Definition" w:semiHidden="0" w:uiPriority="0" w:unhideWhenUsed="0"/>
+    <w:lsdException w:name="HTML Keyboard" w:semiHidden="0" w:uiPriority="0" w:unhideWhenUsed="0"/>
+    <w:lsdException w:name="HTML Preformatted" w:semiHidden="0" w:uiPriority="0" w:unhideWhenUsed="0"/>
+    <w:lsdException w:name="HTML Sample" w:semiHidden="0" w:uiPriority="0" w:unhideWhenUsed="0"/>
+    <w:lsdException w:name="HTML Typewriter" w:semiHidden="0" w:uiPriority="0" w:unhideWhenUsed="0"/>
+    <w:lsdException w:name="HTML Variable" w:semiHidden="0" w:uiPriority="0" w:unhideWhenUsed="0"/>
+    <w:lsdException w:name="Normal Table" w:uiPriority="0" w:unhideWhenUsed="0" w:qFormat="1"/>
+    <w:lsdException w:name="annotation subject" w:semiHidden="0" w:uiPriority="0" w:unhideWhenUsed="0"/>
+    <w:lsdException w:name="Table Simple 1" w:semiHidden="0" w:uiPriority="0" w:unhideWhenUsed="0"/>
+    <w:lsdException w:name="Table Simple 2" w:semiHidden="0" w:uiPriority="0" w:unhideWhenUsed="0"/>
+    <w:lsdException w:name="Table Simple 3" w:semiHidden="0" w:uiPriority="0" w:unhideWhenUsed="0"/>
+    <w:lsdException w:name="Table Classic 1" w:semiHidden="0" w:uiPriority="0" w:unhideWhenUsed="0"/>
+    <w:lsdException w:name="Table Classic 2" w:semiHidden="0" w:uiPriority="0" w:unhideWhenUsed="0"/>
+    <w:lsdException w:name="Table Classic 3" w:semiHidden="0" w:uiPriority="0" w:unhideWhenUsed="0"/>
+    <w:lsdException w:name="Table Classic 4" w:semiHidden="0" w:uiPriority="0" w:unhideWhenUsed="0"/>
+    <w:lsdException w:name="Table Colorful 1" w:semiHidden="0" w:uiPriority="0" w:unhideWhenUsed="0"/>
+    <w:lsdException w:name="Table Colorful 2" w:semiHidden="0" w:uiPriority="0" w:unhideWhenUsed="0"/>
+    <w:lsdException w:name="Table Colorful 3" w:semiHidden="0" w:uiPriority="0" w:unhideWhenUsed="0"/>
+    <w:lsdException w:name="Table Columns 1" w:semiHidden="0" w:uiPriority="0" w:unhideWhenUsed="0"/>
+    <w:lsdException w:name="Table Columns 2" w:semiHidden="0" w:uiPriority="0" w:unhideWhenUsed="0"/>
+    <w:lsdException w:name="Table Columns 3" w:semiHidden="0" w:uiPriority="0" w:unhideWhenUsed="0"/>
+    <w:lsdException w:name="Table Columns 4" w:semiHidden="0" w:uiPriority="0" w:unhideWhenUsed="0"/>
+    <w:lsdException w:name="Table Columns 5" w:semiHidden="0" w:uiPriority="0" w:unhideWhenUsed="0"/>
+    <w:lsdException w:name="Table Grid 1" w:semiHidden="0" w:uiPriority="0" w:unhideWhenUsed="0"/>
+    <w:lsdException w:name="Table Grid 2" w:semiHidden="0" w:uiPriority="0" w:unhideWhenUsed="0"/>
+    <w:lsdException w:name="Table Grid 3" w:semiHidden="0" w:uiPriority="0" w:unhideWhenUsed="0"/>
+    <w:lsdException w:name="Table Grid 4" w:semiHidden="0" w:uiPriority="0" w:unhideWhenUsed="0"/>
+    <w:lsdException w:name="Table Grid 5" w:semiHidden="0" w:uiPriority="0" w:unhideWhenUsed="0"/>
+    <w:lsdException w:name="Table Grid 6" w:semiHidden="0" w:uiPriority="0" w:unhideWhenUsed="0"/>
+    <w:lsdException w:name="Table Grid 7" w:semiHidden="0" w:uiPriority="0" w:unhideWhenUsed="0"/>
+    <w:lsdException w:name="Table Grid 8" w:semiHidden="0" w:uiPriority="0" w:unhideWhenUsed="0"/>
+    <w:lsdException w:name="Table List 1" w:semiHidden="0" w:uiPriority="0" w:unhideWhenUsed="0"/>
+    <w:lsdException w:name="Table List 2" w:semiHidden="0" w:uiPriority="0" w:unhideWhenUsed="0"/>
+    <w:lsdException w:name="Table List 3" w:semiHidden="0" w:uiPriority="0" w:unhideWhenUsed="0"/>
+    <w:lsdException w:name="Table List 4" w:semiHidden="0" w:uiPriority="0" w:unhideWhenUsed="0"/>
+    <w:lsdException w:name="Table List 5" w:semiHidden="0" w:uiPriority="0" w:unhideWhenUsed="0"/>
+    <w:lsdException w:name="Table List 6" w:semiHidden="0" w:uiPriority="0" w:unhideWhenUsed="0"/>
+    <w:lsdException w:name="Table List 7" w:semiHidden="0" w:uiPriority="0" w:unhideWhenUsed="0"/>
+    <w:lsdException w:name="Table List 8" w:semiHidden="0" w:uiPriority="0" w:unhideWhenUsed="0"/>
+    <w:lsdException w:name="Table 3D effects 1" w:semiHidden="0" w:uiPriority="0" w:unhideWhenUsed="0"/>
+    <w:lsdException w:name="Table 3D effects 2" w:semiHidden="0" w:uiPriority="0" w:unhideWhenUsed="0"/>
+    <w:lsdException w:name="Table 3D effects 3" w:semiHidden="0" w:uiPriority="0" w:unhideWhenUsed="0"/>
+    <w:lsdException w:name="Table Contemporary" w:semiHidden="0" w:uiPriority="0" w:unhideWhenUsed="0"/>
+    <w:lsdException w:name="Table Elegant" w:semiHidden="0" w:uiPriority="0" w:unhideWhenUsed="0"/>
+    <w:lsdException w:name="Table Professional" w:semiHidden="0" w:uiPriority="0" w:unhideWhenUsed="0"/>
+    <w:lsdException w:name="Table Subtle 1" w:semiHidden="0" w:uiPriority="0" w:unhideWhenUsed="0"/>
+    <w:lsdException w:name="Table Subtle 2" w:semiHidden="0" w:uiPriority="0" w:unhideWhenUsed="0"/>
+    <w:lsdException w:name="Table Web 1" w:semiHidden="0" w:uiPriority="0" w:unhideWhenUsed="0"/>
+    <w:lsdException w:name="Table Web 2" w:semiHidden="0" w:uiPriority="0" w:unhideWhenUsed="0"/>
+    <w:lsdException w:name="Table Web 3" w:semiHidden="0" w:uiPriority="0" w:unhideWhenUsed="0"/>
+    <w:lsdException w:name="Balloon Text" w:semiHidden="0" w:uiPriority="0" w:unhideWhenUsed="0"/>
+    <w:lsdException w:name="Table Grid" w:semiHidden="0" w:uiPriority="0" w:unhideWhenUsed="0" w:qFormat="1"/>
+    <w:lsdException w:name="Table Theme" w:semiHidden="0" w:uiPriority="0" w:unhideWhenUsed="0"/>
+    <w:lsdException w:name="Light Shading" w:semiHidden="0" w:uiPriority="60" w:unhideWhenUsed="0"/>
+    <w:lsdException w:name="Light List" w:semiHidden="0" w:uiPriority="61" w:unhideWhenUsed="0"/>
+    <w:lsdException w:name="Light Grid" w:semiHidden="0" w:uiPriority="62" w:unhideWhenUsed="0"/>
+    <w:lsdException w:name="Medium Shading 1" w:semiHidden="0" w:uiPriority="63" w:unhideWhenUsed="0"/>
+    <w:lsdException w:name="Medium Shading 2" w:semiHidden="0" w:uiPriority="64" w:unhideWhenUsed="0"/>
+    <w:lsdException w:name="Medium List 1" w:semiHidden="0" w:uiPriority="65" w:unhideWhenUsed="0"/>
+    <w:lsdException w:name="Medium List 2" w:semiHidden="0" w:uiPriority="66" w:unhideWhenUsed="0"/>
+    <w:lsdException w:name="Medium Grid 1" w:semiHidden="0" w:uiPriority="67" w:unhideWhenUsed="0"/>
+    <w:lsdException w:name="Medium Grid 2" w:semiHidden="0" w:uiPriority="68" w:unhideWhenUsed="0"/>
+    <w:lsdException w:name="Medium Grid 3" w:semiHidden="0" w:uiPriority="69" w:unhideWhenUsed="0"/>
+    <w:lsdException w:name="Dark List" w:semiHidden="0" w:uiPriority="70" w:unhideWhenUsed="0"/>
+    <w:lsdException w:name="Colorful Shading" w:semiHidden="0" w:uiPriority="71" w:unhideWhenUsed="0"/>
+    <w:lsdException w:name="Colorful List" w:semiHidden="0" w:uiPriority="72" w:unhideWhenUsed="0"/>
+    <w:lsdException w:name="Colorful Grid" w:semiHidden="0" w:uiPriority="73" w:unhideWhenUsed="0"/>
+    <w:lsdException w:name="Light Shading Accent 1" w:semiHidden="0" w:uiPriority="60" w:unhideWhenUsed="0"/>
+    <w:lsdException w:name="Light List Accent 1" w:semiHidden="0" w:uiPriority="61" w:unhideWhenUsed="0"/>
+    <w:lsdException w:name="Light Grid Accent 1" w:semiHidden="0" w:uiPriority="62" w:unhideWhenUsed="0"/>
+    <w:lsdException w:name="Medium Shading 1 Accent 1" w:semiHidden="0" w:uiPriority="63" w:unhideWhenUsed="0"/>
+    <w:lsdException w:name="Medium Shading 2 Accent 1" w:semiHidden="0" w:uiPriority="64" w:unhideWhenUsed="0"/>
+    <w:lsdException w:name="Medium List 1 Accent 1" w:semiHidden="0" w:uiPriority="65" w:unhideWhenUsed="0"/>
+    <w:lsdException w:name="Medium List 2 Accent 1" w:semiHidden="0" w:uiPriority="66" w:unhideWhenUsed="0"/>
+    <w:lsdException w:name="Medium Grid 1 Accent 1" w:semiHidden="0" w:uiPriority="67" w:unhideWhenUsed="0"/>
+    <w:lsdException w:name="Medium Grid 2 Accent 1" w:semiHidden="0" w:uiPriority="68" w:unhideWhenUsed="0"/>
+    <w:lsdException w:name="Medium Grid 3 Accent 1" w:semiHidden="0" w:uiPriority="69" w:unhideWhenUsed="0"/>
+    <w:lsdException w:name="Dark List Accent 1" w:semiHidden="0" w:uiPriority="70" w:unhideWhenUsed="0"/>
+    <w:lsdException w:name="Colorful Shading Accent 1" w:semiHidden="0" w:uiPriority="71" w:unhideWhenUsed="0"/>
+    <w:lsdException w:name="Colorful List Accent 1" w:semiHidden="0" w:uiPriority="72" w:unhideWhenUsed="0"/>
+    <w:lsdException w:name="Colorful Grid Accent 1" w:semiHidden="0" w:uiPriority="73" w:unhideWhenUsed="0"/>
+    <w:lsdException w:name="Light Shading Accent 2" w:semiHidden="0" w:uiPriority="60" w:unhideWhenUsed="0"/>
+    <w:lsdException w:name="Light List Accent 2" w:semiHidden="0" w:uiPriority="61" w:unhideWhenUsed="0"/>
+    <w:lsdException w:name="Light Grid Accent 2" w:semiHidden="0" w:uiPriority="62" w:unhideWhenUsed="0"/>
+    <w:lsdException w:name="Medium Shading 1 Accent 2" w:semiHidden="0" w:uiPriority="63" w:unhideWhenUsed="0"/>
+    <w:lsdException w:name="Medium Shading 2 Accent 2" w:semiHidden="0" w:uiPriority="64" w:unhideWhenUsed="0"/>
+    <w:lsdException w:name="Medium List 1 Accent 2" w:semiHidden="0" w:uiPriority="65" w:unhideWhenUsed="0"/>
+    <w:lsdException w:name="Medium List 2 Accent 2" w:semiHidden="0" w:uiPriority="66" w:unhideWhenUsed="0"/>
+    <w:lsdException w:name="Medium Grid 1 Accent 2" w:semiHidden="0" w:uiPriority="67" w:unhideWhenUsed="0"/>
+    <w:lsdException w:name="Medium Grid 2 Accent 2" w:semiHidden="0" w:uiPriority="68" w:unhideWhenUsed="0"/>
+    <w:lsdException w:name="Medium Grid 3 Accent 2" w:semiHidden="0" w:uiPriority="69" w:unhideWhenUsed="0"/>
+    <w:lsdException w:name="Dark List Accent 2" w:semiHidden="0" w:uiPriority="70" w:unhideWhenUsed="0"/>
+    <w:lsdException w:name="Colorful Shading Accent 2" w:semiHidden="0" w:uiPriority="71" w:unhideWhenUsed="0"/>
+    <w:lsdException w:name="Colorful List Accent 2" w:semiHidden="0" w:uiPriority="72" w:unhideWhenUsed="0"/>
+    <w:lsdException w:name="Colorful Grid Accent 2" w:semiHidden="0" w:uiPriority="73" w:unhideWhenUsed="0"/>
+    <w:lsdException w:name="Light Shading Accent 3" w:semiHidden="0" w:uiPriority="60" w:unhideWhenUsed="0"/>
+    <w:lsdException w:name="Light List Accent 3" w:semiHidden="0" w:uiPriority="61" w:unhideWhenUsed="0"/>
+    <w:lsdException w:name="Light Grid Accent 3" w:semiHidden="0" w:uiPriority="62" w:unhideWhenUsed="0"/>
+    <w:lsdException w:name="Medium Shading 1 Accent 3" w:semiHidden="0" w:uiPriority="63" w:unhideWhenUsed="0"/>
+    <w:lsdException w:name="Medium Shading 2 Accent 3" w:semiHidden="0" w:uiPriority="64" w:unhideWhenUsed="0"/>
+    <w:lsdException w:name="Medium List 1 Accent 3" w:semiHidden="0" w:uiPriority="65" w:unhideWhenUsed="0"/>
+    <w:lsdException w:name="Medium List 2 Accent 3" w:semiHidden="0" w:uiPriority="66" w:unhideWhenUsed="0"/>
+    <w:lsdException w:name="Medium Grid 1 Accent 3" w:semiHidden="0" w:uiPriority="67" w:unhideWhenUsed="0"/>
+    <w:lsdException w:name="Medium Grid 2 Accent 3" w:semiHidden="0" w:uiPriority="68" w:unhideWhenUsed="0"/>
+    <w:lsdException w:name="Medium Grid 3 Accent 3" w:semiHidden="0" w:uiPriority="69" w:unhideWhenUsed="0"/>
+    <w:lsdException w:name="Dark List Accent 3" w:semiHidden="0" w:uiPriority="70" w:unhideWhenUsed="0"/>
+    <w:lsdException w:name="Colorful Shading Accent 3" w:semiHidden="0" w:uiPriority="71" w:unhideWhenUsed="0"/>
+    <w:lsdException w:name="Colorful List Accent 3" w:semiHidden="0" w:uiPriority="72" w:unhideWhenUsed="0"/>
+    <w:lsdException w:name="Colorful Grid Accent 3" w:semiHidden="0" w:uiPriority="73" w:unhideWhenUsed="0"/>
+    <w:lsdException w:name="Light Shading Accent 4" w:semiHidden="0" w:uiPriority="60" w:unhideWhenUsed="0"/>
+    <w:lsdException w:name="Light List Accent 4" w:semiHidden="0" w:uiPriority="61" w:unhideWhenUsed="0"/>
+    <w:lsdException w:name="Light Grid Accent 4" w:semiHidden="0" w:uiPriority="62" w:unhideWhenUsed="0"/>
+    <w:lsdException w:name="Medium Shading 1 Accent 4" w:semiHidden="0" w:uiPriority="63" w:unhideWhenUsed="0"/>
+    <w:lsdException w:name="Medium Shading 2 Accent 4" w:semiHidden="0" w:uiPriority="64" w:unhideWhenUsed="0"/>
+    <w:lsdException w:name="Medium List 1 Accent 4" w:semiHidden="0" w:uiPriority="65" w:unhideWhenUsed="0"/>
+    <w:lsdException w:name="Medium List 2 Accent 4" w:semiHidden="0" w:uiPriority="66" w:unhideWhenUsed="0"/>
+    <w:lsdException w:name="Medium Grid 1 Accent 4" w:semiHidden="0" w:uiPriority="67" w:unhideWhenUsed="0"/>
+    <w:lsdException w:name="Medium Grid 2 Accent 4" w:semiHidden="0" w:uiPriority="68" w:unhideWhenUsed="0"/>
+    <w:lsdException w:name="Medium Grid 3 Accent 4" w:semiHidden="0" w:uiPriority="69" w:unhideWhenUsed="0"/>
+    <w:lsdException w:name="Dark List Accent 4" w:semiHidden="0" w:uiPriority="70" w:unhideWhenUsed="0"/>
+    <w:lsdException w:name="Colorful Shading Accent 4" w:semiHidden="0" w:uiPriority="71" w:unhideWhenUsed="0"/>
+    <w:lsdException w:name="Colorful List Accent 4" w:semiHidden="0" w:uiPriority="72" w:unhideWhenUsed="0"/>
+    <w:lsdException w:name="Colorful Grid Accent 4" w:semiHidden="0" w:uiPriority="73" w:unhideWhenUsed="0"/>
+    <w:lsdException w:name="Light Shading Accent 5" w:semiHidden="0" w:uiPriority="60" w:unhideWhenUsed="0"/>
+    <w:lsdException w:name="Light List Accent 5" w:semiHidden="0" w:uiPriority="61" w:unhideWhenUsed="0"/>
+    <w:lsdException w:name="Light Grid Accent 5" w:semiHidden="0" w:uiPriority="62" w:unhideWhenUsed="0"/>
+    <w:lsdException w:name="Medium Shading 1 Accent 5" w:semiHidden="0" w:uiPriority="63" w:unhideWhenUsed="0"/>
+    <w:lsdException w:name="Medium Shading 2 Accent 5" w:semiHidden="0" w:uiPriority="64" w:unhideWhenUsed="0"/>
+    <w:lsdException w:name="Medium List 1 Accent 5" w:semiHidden="0" w:uiPriority="65" w:unhideWhenUsed="0"/>
+    <w:lsdException w:name="Medium List 2 Accent 5" w:semiHidden="0" w:uiPriority="66" w:unhideWhenUsed="0"/>
+    <w:lsdException w:name="Medium Grid 1 Accent 5" w:semiHidden="0" w:uiPriority="67" w:unhideWhenUsed="0"/>
+    <w:lsdException w:name="Medium Grid 2 Accent 5" w:semiHidden="0" w:uiPriority="68" w:unhideWhenUsed="0"/>
+    <w:lsdException w:name="Medium Grid 3 Accent 5" w:semiHidden="0" w:uiPriority="69" w:unhideWhenUsed="0"/>
+    <w:lsdException w:name="Dark List Accent 5" w:semiHidden="0" w:uiPriority="70" w:unhideWhenUsed="0"/>
+    <w:lsdException w:name="Colorful Shading Accent 5" w:semiHidden="0" w:uiPriority="71" w:unhideWhenUsed="0"/>
+    <w:lsdException w:name="Colorful List Accent 5" w:semiHidden="0" w:uiPriority="72" w:unhideWhenUsed="0"/>
+    <w:lsdException w:name="Colorful Grid Accent 5" w:semiHidden="0" w:uiPriority="73" w:unhideWhenUsed="0"/>
+    <w:lsdException w:name="Light Shading Accent 6" w:semiHidden="0" w:uiPriority="60" w:unhideWhenUsed="0"/>
+    <w:lsdException w:name="Light List Accent 6" w:semiHidden="0" w:uiPriority="61" w:unhideWhenUsed="0"/>
+    <w:lsdException w:name="Light Grid Accent 6" w:semiHidden="0" w:uiPriority="62" w:unhideWhenUsed="0"/>
+    <w:lsdException w:name="Medium Shading 1 Accent 6" w:semiHidden="0" w:uiPriority="63" w:unhideWhenUsed="0"/>
+    <w:lsdException w:name="Medium Shading 2 Accent 6" w:semiHidden="0" w:uiPriority="64" w:unhideWhenUsed="0"/>
+    <w:lsdException w:name="Medium List 1 Accent 6" w:semiHidden="0" w:uiPriority="65" w:unhideWhenUsed="0"/>
+    <w:lsdException w:name="Medium List 2 Accent 6" w:semiHidden="0" w:uiPriority="66" w:unhideWhenUsed="0"/>
+    <w:lsdException w:name="Medium Grid 1 Accent 6" w:semiHidden="0" w:uiPriority="67" w:unhideWhenUsed="0"/>
+    <w:lsdException w:name="Medium Grid 2 Accent 6" w:semiHidden="0" w:uiPriority="68" w:unhideWhenUsed="0"/>
+    <w:lsdException w:name="Medium Grid 3 Accent 6" w:semiHidden="0" w:uiPriority="69" w:unhideWhenUsed="0"/>
+    <w:lsdException w:name="Dark List Accent 6" w:semiHidden="0" w:uiPriority="70" w:unhideWhenUsed="0"/>
+    <w:lsdException w:name="Colorful Shading Accent 6" w:semiHidden="0" w:uiPriority="71" w:unhideWhenUsed="0"/>
+    <w:lsdException w:name="Colorful List Accent 6" w:semiHidden="0" w:uiPriority="72" w:unhideWhenUsed="0"/>
+    <w:lsdException w:name="Colorful Grid Accent 6" w:semiHidden="0" w:uiPriority="73" w:unhideWhenUsed="0"/>
   </w:latentStyles>
-  <w:style w:type="paragraph" w:default="1" w:styleId="1">
+  <w:style w:type="paragraph" w:default="1" w:styleId="Normal">
     <w:name w:val="Normal"/>
     <w:qFormat/>
-    <w:uiPriority w:val="0"/>
     <w:pPr>
       <w:kinsoku w:val="0"/>
       <w:autoSpaceDE w:val="0"/>
@@ -5403,7 +5308,7 @@
       <w:textAlignment w:val="baseline"/>
     </w:pPr>
     <w:rPr>
-      <w:rFonts w:ascii="Arial" w:hAnsi="Arial" w:eastAsia="宋体" w:cs="Arial"/>
+      <w:rFonts w:ascii="Arial" w:eastAsia="宋体" w:hAnsi="Arial" w:cs="Arial"/>
       <w:snapToGrid w:val="0"/>
       <w:color w:val="000000"/>
       <w:kern w:val="0"/>
@@ -5412,12 +5317,11 @@
       <w:lang w:val="en-US" w:eastAsia="en-US" w:bidi="ar-SA"/>
     </w:rPr>
   </w:style>
-  <w:style w:type="paragraph" w:styleId="2">
+  <w:style w:type="paragraph" w:styleId="Heading1">
     <w:name w:val="heading 1"/>
-    <w:basedOn w:val="1"/>
-    <w:next w:val="1"/>
+    <w:basedOn w:val="Normal"/>
+    <w:next w:val="Normal"/>
     <w:qFormat/>
-    <w:uiPriority w:val="0"/>
     <w:pPr>
       <w:keepNext/>
       <w:keepLines/>
@@ -5435,13 +5339,12 @@
       <w:sz w:val="44"/>
     </w:rPr>
   </w:style>
-  <w:style w:type="paragraph" w:styleId="3">
+  <w:style w:type="paragraph" w:styleId="Heading2">
     <w:name w:val="heading 2"/>
-    <w:basedOn w:val="1"/>
-    <w:next w:val="1"/>
+    <w:basedOn w:val="Normal"/>
+    <w:next w:val="Normal"/>
     <w:unhideWhenUsed/>
     <w:qFormat/>
-    <w:uiPriority w:val="0"/>
     <w:pPr>
       <w:keepNext/>
       <w:keepLines/>
@@ -5454,19 +5357,18 @@
       <w:outlineLvl w:val="1"/>
     </w:pPr>
     <w:rPr>
-      <w:rFonts w:ascii="Arial" w:hAnsi="Arial" w:eastAsia="黑体"/>
+      <w:rFonts w:ascii="Arial" w:eastAsia="黑体" w:hAnsi="Arial"/>
       <w:b/>
       <w:sz w:val="32"/>
     </w:rPr>
   </w:style>
-  <w:style w:type="paragraph" w:styleId="4">
+  <w:style w:type="paragraph" w:styleId="Heading3">
     <w:name w:val="heading 3"/>
-    <w:basedOn w:val="1"/>
-    <w:next w:val="1"/>
+    <w:basedOn w:val="Normal"/>
+    <w:next w:val="Normal"/>
     <w:semiHidden/>
     <w:unhideWhenUsed/>
     <w:qFormat/>
-    <w:uiPriority w:val="0"/>
     <w:pPr>
       <w:keepNext/>
       <w:keepLines/>
@@ -5483,13 +5385,12 @@
       <w:sz w:val="32"/>
     </w:rPr>
   </w:style>
-  <w:style w:type="paragraph" w:styleId="5">
+  <w:style w:type="paragraph" w:styleId="Heading4">
     <w:name w:val="heading 4"/>
-    <w:basedOn w:val="1"/>
-    <w:next w:val="1"/>
+    <w:basedOn w:val="Normal"/>
+    <w:next w:val="Normal"/>
     <w:unhideWhenUsed/>
     <w:qFormat/>
-    <w:uiPriority w:val="0"/>
     <w:pPr>
       <w:keepNext/>
       <w:keepLines/>
@@ -5502,19 +5403,18 @@
       <w:outlineLvl w:val="3"/>
     </w:pPr>
     <w:rPr>
-      <w:rFonts w:ascii="Arial" w:hAnsi="Arial" w:eastAsia="黑体"/>
+      <w:rFonts w:ascii="Arial" w:eastAsia="黑体" w:hAnsi="Arial"/>
       <w:b/>
       <w:sz w:val="28"/>
     </w:rPr>
   </w:style>
-  <w:style w:type="paragraph" w:styleId="6">
+  <w:style w:type="paragraph" w:styleId="Heading5">
     <w:name w:val="heading 5"/>
-    <w:basedOn w:val="1"/>
-    <w:next w:val="1"/>
+    <w:basedOn w:val="Normal"/>
+    <w:next w:val="Normal"/>
     <w:semiHidden/>
     <w:unhideWhenUsed/>
     <w:qFormat/>
-    <w:uiPriority w:val="0"/>
     <w:pPr>
       <w:keepNext/>
       <w:keepLines/>
@@ -5531,14 +5431,13 @@
       <w:sz w:val="28"/>
     </w:rPr>
   </w:style>
-  <w:style w:type="paragraph" w:styleId="7">
+  <w:style w:type="paragraph" w:styleId="Heading6">
     <w:name w:val="heading 6"/>
-    <w:basedOn w:val="1"/>
-    <w:next w:val="1"/>
+    <w:basedOn w:val="Normal"/>
+    <w:next w:val="Normal"/>
     <w:semiHidden/>
     <w:unhideWhenUsed/>
     <w:qFormat/>
-    <w:uiPriority w:val="0"/>
     <w:pPr>
       <w:keepNext/>
       <w:keepLines/>
@@ -5551,19 +5450,18 @@
       <w:outlineLvl w:val="5"/>
     </w:pPr>
     <w:rPr>
-      <w:rFonts w:ascii="Arial" w:hAnsi="Arial" w:eastAsia="黑体"/>
+      <w:rFonts w:ascii="Arial" w:eastAsia="黑体" w:hAnsi="Arial"/>
       <w:b/>
       <w:sz w:val="24"/>
     </w:rPr>
   </w:style>
-  <w:style w:type="paragraph" w:styleId="8">
+  <w:style w:type="paragraph" w:styleId="Heading7">
     <w:name w:val="heading 7"/>
-    <w:basedOn w:val="1"/>
-    <w:next w:val="1"/>
+    <w:basedOn w:val="Normal"/>
+    <w:next w:val="Normal"/>
     <w:semiHidden/>
     <w:unhideWhenUsed/>
     <w:qFormat/>
-    <w:uiPriority w:val="0"/>
     <w:pPr>
       <w:keepNext/>
       <w:keepLines/>
@@ -5580,14 +5478,13 @@
       <w:sz w:val="24"/>
     </w:rPr>
   </w:style>
-  <w:style w:type="paragraph" w:styleId="9">
+  <w:style w:type="paragraph" w:styleId="Heading8">
     <w:name w:val="heading 8"/>
-    <w:basedOn w:val="1"/>
-    <w:next w:val="1"/>
+    <w:basedOn w:val="Normal"/>
+    <w:next w:val="Normal"/>
     <w:semiHidden/>
     <w:unhideWhenUsed/>
     <w:qFormat/>
-    <w:uiPriority w:val="0"/>
     <w:pPr>
       <w:keepNext/>
       <w:keepLines/>
@@ -5600,18 +5497,17 @@
       <w:outlineLvl w:val="7"/>
     </w:pPr>
     <w:rPr>
-      <w:rFonts w:ascii="Arial" w:hAnsi="Arial" w:eastAsia="黑体"/>
+      <w:rFonts w:ascii="Arial" w:eastAsia="黑体" w:hAnsi="Arial"/>
       <w:sz w:val="24"/>
     </w:rPr>
   </w:style>
-  <w:style w:type="paragraph" w:styleId="10">
+  <w:style w:type="paragraph" w:styleId="Heading9">
     <w:name w:val="heading 9"/>
-    <w:basedOn w:val="1"/>
-    <w:next w:val="1"/>
+    <w:basedOn w:val="Normal"/>
+    <w:next w:val="Normal"/>
     <w:semiHidden/>
     <w:unhideWhenUsed/>
     <w:qFormat/>
-    <w:uiPriority w:val="0"/>
     <w:pPr>
       <w:keepNext/>
       <w:keepLines/>
@@ -5624,21 +5520,19 @@
       <w:outlineLvl w:val="8"/>
     </w:pPr>
     <w:rPr>
-      <w:rFonts w:ascii="Arial" w:hAnsi="Arial" w:eastAsia="黑体"/>
+      <w:rFonts w:ascii="Arial" w:eastAsia="黑体" w:hAnsi="Arial"/>
       <w:sz w:val="21"/>
     </w:rPr>
   </w:style>
-  <w:style w:type="character" w:default="1" w:styleId="22">
+  <w:style w:type="character" w:default="1" w:styleId="DefaultParagraphFont">
     <w:name w:val="Default Paragraph Font"/>
     <w:semiHidden/>
     <w:qFormat/>
-    <w:uiPriority w:val="0"/>
   </w:style>
-  <w:style w:type="table" w:default="1" w:styleId="20">
+  <w:style w:type="table" w:default="1" w:styleId="TableNormal">
     <w:name w:val="Normal Table"/>
     <w:semiHidden/>
     <w:qFormat/>
-    <w:uiPriority w:val="0"/>
     <w:tblPr>
       <w:tblCellMar>
         <w:top w:w="0" w:type="dxa"/>
@@ -5648,43 +5542,39 @@
       </w:tblCellMar>
     </w:tblPr>
   </w:style>
-  <w:style w:type="paragraph" w:styleId="11">
+  <w:style w:type="paragraph" w:styleId="CommentText">
     <w:name w:val="annotation text"/>
-    <w:basedOn w:val="1"/>
+    <w:basedOn w:val="Normal"/>
     <w:qFormat/>
-    <w:uiPriority w:val="0"/>
     <w:pPr>
       <w:jc w:val="left"/>
     </w:pPr>
   </w:style>
-  <w:style w:type="paragraph" w:styleId="12">
+  <w:style w:type="paragraph" w:styleId="BodyText">
     <w:name w:val="Body Text"/>
-    <w:basedOn w:val="1"/>
+    <w:basedOn w:val="Normal"/>
     <w:semiHidden/>
     <w:qFormat/>
-    <w:uiPriority w:val="0"/>
     <w:rPr>
-      <w:rFonts w:ascii="Arial" w:hAnsi="Arial" w:eastAsia="Arial" w:cs="Arial"/>
+      <w:rFonts w:ascii="Arial" w:eastAsia="Arial" w:hAnsi="Arial" w:cs="Arial"/>
       <w:sz w:val="21"/>
       <w:szCs w:val="21"/>
       <w:lang w:val="en-US" w:eastAsia="en-US" w:bidi="ar-SA"/>
     </w:rPr>
   </w:style>
-  <w:style w:type="paragraph" w:styleId="13">
+  <w:style w:type="paragraph" w:styleId="TOC3">
     <w:name w:val="toc 3"/>
-    <w:basedOn w:val="1"/>
-    <w:next w:val="1"/>
+    <w:basedOn w:val="Normal"/>
+    <w:next w:val="Normal"/>
     <w:qFormat/>
-    <w:uiPriority w:val="0"/>
     <w:pPr>
       <w:ind w:left="840" w:leftChars="400"/>
     </w:pPr>
   </w:style>
-  <w:style w:type="paragraph" w:styleId="14">
+  <w:style w:type="paragraph" w:styleId="Footer">
     <w:name w:val="footer"/>
-    <w:basedOn w:val="1"/>
+    <w:basedOn w:val="Normal"/>
     <w:qFormat/>
-    <w:uiPriority w:val="0"/>
     <w:pPr>
       <w:tabs>
         <w:tab w:val="center" w:pos="4153"/>
@@ -5697,17 +5587,16 @@
       <w:sz w:val="18"/>
     </w:rPr>
   </w:style>
-  <w:style w:type="paragraph" w:styleId="15">
+  <w:style w:type="paragraph" w:styleId="Header">
     <w:name w:val="header"/>
-    <w:basedOn w:val="1"/>
+    <w:basedOn w:val="Normal"/>
     <w:qFormat/>
-    <w:uiPriority w:val="0"/>
     <w:pPr>
       <w:pBdr>
-        <w:top w:val="none" w:color="auto" w:sz="0" w:space="0"/>
-        <w:left w:val="none" w:color="auto" w:sz="0" w:space="0"/>
-        <w:bottom w:val="none" w:color="auto" w:sz="0" w:space="0"/>
-        <w:right w:val="none" w:color="auto" w:sz="0" w:space="0"/>
+        <w:top w:val="nil"/>
+        <w:left w:val="nil"/>
+        <w:bottom w:val="nil"/>
+        <w:right w:val="nil"/>
       </w:pBdr>
       <w:tabs>
         <w:tab w:val="center" w:pos="4153"/>
@@ -5722,41 +5611,37 @@
       <w:sz w:val="18"/>
     </w:rPr>
   </w:style>
-  <w:style w:type="paragraph" w:styleId="16">
+  <w:style w:type="paragraph" w:styleId="TOC1">
     <w:name w:val="toc 1"/>
-    <w:basedOn w:val="1"/>
-    <w:next w:val="1"/>
+    <w:basedOn w:val="Normal"/>
+    <w:next w:val="Normal"/>
     <w:qFormat/>
-    <w:uiPriority w:val="0"/>
     <w:rPr>
-      <w:rFonts w:ascii="Arial" w:hAnsi="Arial" w:eastAsia="Microsoft JhengHei"/>
+      <w:rFonts w:ascii="Arial" w:eastAsia="Microsoft JhengHei" w:hAnsi="Arial"/>
       <w:sz w:val="24"/>
     </w:rPr>
   </w:style>
-  <w:style w:type="paragraph" w:styleId="17">
+  <w:style w:type="paragraph" w:styleId="TOC2">
     <w:name w:val="toc 2"/>
-    <w:basedOn w:val="1"/>
-    <w:next w:val="1"/>
+    <w:basedOn w:val="Normal"/>
+    <w:next w:val="Normal"/>
     <w:qFormat/>
-    <w:uiPriority w:val="0"/>
     <w:pPr>
       <w:ind w:left="420" w:leftChars="200"/>
     </w:pPr>
   </w:style>
-  <w:style w:type="paragraph" w:styleId="18">
+  <w:style w:type="paragraph" w:styleId="NormalWeb">
     <w:name w:val="Normal (Web)"/>
-    <w:basedOn w:val="1"/>
+    <w:basedOn w:val="Normal"/>
     <w:qFormat/>
-    <w:uiPriority w:val="0"/>
     <w:rPr>
       <w:sz w:val="24"/>
     </w:rPr>
   </w:style>
-  <w:style w:type="paragraph" w:styleId="19">
+  <w:style w:type="paragraph" w:styleId="Title">
     <w:name w:val="Title"/>
-    <w:basedOn w:val="1"/>
+    <w:basedOn w:val="Normal"/>
     <w:qFormat/>
-    <w:uiPriority w:val="0"/>
     <w:pPr>
       <w:spacing w:before="240" w:beforeLines="0" w:beforeAutospacing="0" w:after="60" w:afterLines="0" w:afterAutospacing="0"/>
       <w:jc w:val="center"/>
@@ -5768,73 +5653,68 @@
       <w:sz w:val="32"/>
     </w:rPr>
   </w:style>
-  <w:style w:type="table" w:styleId="21">
+  <w:style w:type="table" w:styleId="TableGrid">
     <w:name w:val="Table Grid"/>
-    <w:basedOn w:val="20"/>
+    <w:basedOn w:val="TableNormal"/>
     <w:qFormat/>
-    <w:uiPriority w:val="0"/>
     <w:pPr>
       <w:widowControl w:val="0"/>
       <w:jc w:val="both"/>
     </w:pPr>
     <w:tblPr>
       <w:tblBorders>
-        <w:top w:val="single" w:color="auto" w:sz="4" w:space="0"/>
-        <w:left w:val="single" w:color="auto" w:sz="4" w:space="0"/>
-        <w:bottom w:val="single" w:color="auto" w:sz="4" w:space="0"/>
-        <w:right w:val="single" w:color="auto" w:sz="4" w:space="0"/>
-        <w:insideH w:val="single" w:color="auto" w:sz="4" w:space="0"/>
-        <w:insideV w:val="single" w:color="auto" w:sz="4" w:space="0"/>
+        <w:top w:val="single" w:sz="4" w:space="0" w:color="auto"/>
+        <w:left w:val="single" w:sz="4" w:space="0" w:color="auto"/>
+        <w:bottom w:val="single" w:sz="4" w:space="0" w:color="auto"/>
+        <w:right w:val="single" w:sz="4" w:space="0" w:color="auto"/>
+        <w:insideH w:val="single" w:sz="4" w:space="0" w:color="auto"/>
+        <w:insideV w:val="single" w:sz="4" w:space="0" w:color="auto"/>
       </w:tblBorders>
     </w:tblPr>
   </w:style>
-  <w:style w:type="character" w:styleId="23">
+  <w:style w:type="character" w:styleId="Strong">
     <w:name w:val="Strong"/>
-    <w:basedOn w:val="22"/>
+    <w:basedOn w:val="DefaultParagraphFont"/>
     <w:qFormat/>
-    <w:uiPriority w:val="0"/>
     <w:rPr>
       <w:b/>
     </w:rPr>
   </w:style>
-  <w:style w:type="paragraph" w:customStyle="1" w:styleId="24">
+  <w:style w:type="paragraph" w:customStyle="1" w:styleId="a">
     <w:name w:val="柴_公司名"/>
-    <w:basedOn w:val="19"/>
+    <w:basedOn w:val="Title"/>
     <w:qFormat/>
-    <w:uiPriority w:val="0"/>
     <w:pPr>
       <w:spacing w:after="600" w:afterLines="600"/>
     </w:pPr>
     <w:rPr>
-      <w:rFonts w:hint="eastAsia" w:ascii="宋体" w:hAnsi="宋体" w:eastAsia="宋体" w:cs="宋体"/>
+      <w:rFonts w:ascii="宋体" w:eastAsia="宋体" w:hAnsi="宋体" w:cs="宋体" w:hint="eastAsia"/>
       <w:bCs/>
       <w:spacing w:val="-6"/>
       <w:sz w:val="52"/>
       <w:szCs w:val="52"/>
     </w:rPr>
   </w:style>
-  <w:style w:type="paragraph" w:customStyle="1" w:styleId="25">
+  <w:style w:type="paragraph" w:customStyle="1" w:styleId="a0">
     <w:name w:val="柴_文档名"/>
-    <w:basedOn w:val="19"/>
+    <w:basedOn w:val="Title"/>
     <w:qFormat/>
-    <w:uiPriority w:val="0"/>
     <w:pPr>
       <w:spacing w:after="900" w:afterLines="900"/>
     </w:pPr>
     <w:rPr>
-      <w:rFonts w:ascii="黑体" w:hAnsi="黑体" w:eastAsia="黑体" w:cs="黑体"/>
+      <w:rFonts w:ascii="黑体" w:eastAsia="黑体" w:hAnsi="黑体" w:cs="黑体"/>
       <w:bCs/>
       <w:spacing w:val="-7"/>
       <w:sz w:val="52"/>
       <w:szCs w:val="52"/>
     </w:rPr>
   </w:style>
-  <w:style w:type="table" w:customStyle="1" w:styleId="26">
+  <w:style w:type="table" w:customStyle="1" w:styleId="TableNormal0">
     <w:name w:val="Table Normal_0"/>
     <w:semiHidden/>
     <w:unhideWhenUsed/>
     <w:qFormat/>
-    <w:uiPriority w:val="0"/>
     <w:tblPr>
       <w:tblCellMar>
         <w:top w:w="0" w:type="dxa"/>
@@ -5844,87 +5724,81 @@
       </w:tblCellMar>
     </w:tblPr>
   </w:style>
-  <w:style w:type="paragraph" w:customStyle="1" w:styleId="27">
+  <w:style w:type="paragraph" w:customStyle="1" w:styleId="TableText">
     <w:name w:val="Table Text"/>
-    <w:basedOn w:val="1"/>
+    <w:basedOn w:val="Normal"/>
     <w:semiHidden/>
     <w:qFormat/>
-    <w:uiPriority w:val="0"/>
     <w:rPr>
-      <w:rFonts w:ascii="宋体" w:hAnsi="宋体" w:eastAsia="宋体" w:cs="宋体"/>
+      <w:rFonts w:ascii="宋体" w:eastAsia="宋体" w:hAnsi="宋体" w:cs="宋体"/>
       <w:sz w:val="21"/>
       <w:szCs w:val="21"/>
       <w:lang w:val="en-US" w:eastAsia="en-US" w:bidi="ar-SA"/>
     </w:rPr>
   </w:style>
-  <w:style w:type="paragraph" w:customStyle="1" w:styleId="28">
+  <w:style w:type="paragraph" w:customStyle="1" w:styleId="1">
     <w:name w:val="柴_标题1"/>
-    <w:basedOn w:val="2"/>
-    <w:next w:val="29"/>
-    <w:link w:val="38"/>
+    <w:basedOn w:val="Heading1"/>
+    <w:next w:val="a1"/>
+    <w:link w:val="1Char"/>
     <w:qFormat/>
-    <w:uiPriority w:val="0"/>
     <w:pPr>
       <w:spacing w:before="100" w:after="90" w:line="360" w:lineRule="auto"/>
     </w:pPr>
     <w:rPr>
-      <w:rFonts w:ascii="Arial" w:hAnsi="Arial" w:eastAsia="宋体"/>
+      <w:rFonts w:ascii="Arial" w:eastAsia="宋体" w:hAnsi="Arial"/>
       <w:sz w:val="32"/>
     </w:rPr>
   </w:style>
-  <w:style w:type="paragraph" w:customStyle="1" w:styleId="29">
+  <w:style w:type="paragraph" w:customStyle="1" w:styleId="a1">
     <w:name w:val="柴_正文"/>
-    <w:basedOn w:val="12"/>
-    <w:link w:val="42"/>
+    <w:basedOn w:val="BodyText"/>
+    <w:link w:val="Char"/>
     <w:qFormat/>
-    <w:uiPriority w:val="0"/>
     <w:pPr>
       <w:spacing w:line="360" w:lineRule="auto"/>
       <w:ind w:firstLine="470" w:firstLineChars="200"/>
     </w:pPr>
     <w:rPr>
-      <w:rFonts w:ascii="Arial" w:hAnsi="Arial" w:eastAsia="宋体"/>
+      <w:rFonts w:ascii="Arial" w:eastAsia="宋体" w:hAnsi="Arial"/>
       <w:sz w:val="24"/>
       <w:lang w:eastAsia="zh-CN"/>
     </w:rPr>
   </w:style>
-  <w:style w:type="paragraph" w:customStyle="1" w:styleId="30">
+  <w:style w:type="paragraph" w:customStyle="1" w:styleId="2">
     <w:name w:val="柴_标题2"/>
-    <w:basedOn w:val="3"/>
-    <w:next w:val="29"/>
+    <w:basedOn w:val="Heading2"/>
+    <w:next w:val="a1"/>
     <w:qFormat/>
-    <w:uiPriority w:val="0"/>
     <w:pPr>
       <w:spacing w:line="360" w:lineRule="auto"/>
     </w:pPr>
     <w:rPr>
-      <w:rFonts w:ascii="Arial" w:hAnsi="Arial" w:eastAsia="宋体"/>
+      <w:rFonts w:ascii="Arial" w:eastAsia="宋体" w:hAnsi="Arial"/>
       <w:sz w:val="28"/>
     </w:rPr>
   </w:style>
-  <w:style w:type="paragraph" w:customStyle="1" w:styleId="31">
+  <w:style w:type="paragraph" w:customStyle="1" w:styleId="3">
     <w:name w:val="柴_标题3"/>
-    <w:basedOn w:val="4"/>
-    <w:next w:val="29"/>
+    <w:basedOn w:val="Heading3"/>
+    <w:next w:val="a1"/>
     <w:qFormat/>
-    <w:uiPriority w:val="0"/>
     <w:pPr>
       <w:spacing w:line="360" w:lineRule="auto"/>
       <w:ind w:left="0" w:firstLine="472" w:firstLineChars="200"/>
     </w:pPr>
     <w:rPr>
-      <w:rFonts w:ascii="宋体" w:hAnsi="宋体" w:eastAsia="宋体" w:cs="宋体"/>
+      <w:rFonts w:ascii="宋体" w:eastAsia="宋体" w:hAnsi="宋体" w:cs="宋体"/>
       <w:spacing w:val="-2"/>
       <w:sz w:val="24"/>
       <w:szCs w:val="24"/>
     </w:rPr>
   </w:style>
-  <w:style w:type="paragraph" w:customStyle="1" w:styleId="32">
+  <w:style w:type="paragraph" w:customStyle="1" w:styleId="a2">
     <w:name w:val="柴_目录"/>
-    <w:basedOn w:val="1"/>
-    <w:next w:val="12"/>
+    <w:basedOn w:val="Normal"/>
+    <w:next w:val="BodyText"/>
     <w:qFormat/>
-    <w:uiPriority w:val="0"/>
     <w:pPr>
       <w:tabs>
         <w:tab w:val="right" w:leader="dot" w:pos="8442"/>
@@ -5932,64 +5806,59 @@
       <w:ind w:left="0" w:leftChars="0"/>
     </w:pPr>
     <w:rPr>
-      <w:rFonts w:ascii="Arial" w:hAnsi="Arial" w:eastAsia="Microsoft JhengHei"/>
+      <w:rFonts w:ascii="Arial" w:eastAsia="Microsoft JhengHei" w:hAnsi="Arial"/>
       <w:sz w:val="24"/>
     </w:rPr>
   </w:style>
-  <w:style w:type="paragraph" w:customStyle="1" w:styleId="33">
+  <w:style w:type="paragraph" w:customStyle="1" w:styleId="WPSOffice1">
     <w:name w:val="WPSOffice手动目录 1"/>
     <w:qFormat/>
-    <w:uiPriority w:val="0"/>
     <w:pPr>
       <w:ind w:leftChars="0"/>
     </w:pPr>
     <w:rPr>
-      <w:rFonts w:ascii="Times New Roman" w:hAnsi="Times New Roman" w:eastAsia="宋体" w:cs="Times New Roman"/>
+      <w:rFonts w:ascii="Times New Roman" w:eastAsia="宋体" w:hAnsi="Times New Roman" w:cs="Times New Roman"/>
       <w:sz w:val="20"/>
       <w:szCs w:val="20"/>
     </w:rPr>
   </w:style>
-  <w:style w:type="paragraph" w:customStyle="1" w:styleId="34">
+  <w:style w:type="paragraph" w:customStyle="1" w:styleId="WPSOffice2">
     <w:name w:val="WPSOffice手动目录 2"/>
     <w:qFormat/>
-    <w:uiPriority w:val="0"/>
     <w:pPr>
       <w:ind w:leftChars="200"/>
     </w:pPr>
     <w:rPr>
-      <w:rFonts w:ascii="Times New Roman" w:hAnsi="Times New Roman" w:eastAsia="宋体" w:cs="Times New Roman"/>
+      <w:rFonts w:ascii="Times New Roman" w:eastAsia="宋体" w:hAnsi="Times New Roman" w:cs="Times New Roman"/>
       <w:sz w:val="20"/>
       <w:szCs w:val="20"/>
     </w:rPr>
   </w:style>
-  <w:style w:type="paragraph" w:customStyle="1" w:styleId="35">
+  <w:style w:type="paragraph" w:customStyle="1" w:styleId="WPSOffice3">
     <w:name w:val="WPSOffice手动目录 3"/>
     <w:qFormat/>
-    <w:uiPriority w:val="0"/>
     <w:pPr>
       <w:ind w:leftChars="400"/>
     </w:pPr>
     <w:rPr>
-      <w:rFonts w:ascii="Times New Roman" w:hAnsi="Times New Roman" w:eastAsia="宋体" w:cs="Times New Roman"/>
+      <w:rFonts w:ascii="Times New Roman" w:eastAsia="宋体" w:hAnsi="Times New Roman" w:cs="Times New Roman"/>
       <w:sz w:val="20"/>
       <w:szCs w:val="20"/>
     </w:rPr>
   </w:style>
-  <w:style w:type="paragraph" w:customStyle="1" w:styleId="36">
+  <w:style w:type="paragraph" w:customStyle="1" w:styleId="Compact">
     <w:name w:val="Compact"/>
-    <w:basedOn w:val="12"/>
+    <w:basedOn w:val="BodyText"/>
     <w:qFormat/>
-    <w:uiPriority w:val="0"/>
     <w:pPr>
       <w:spacing w:before="36" w:after="36"/>
     </w:pPr>
   </w:style>
-  <w:style w:type="table" w:customStyle="1" w:styleId="37">
+  <w:style w:type="table" w:customStyle="1" w:styleId="Table">
     <w:name w:val="Table"/>
     <w:semiHidden/>
     <w:unhideWhenUsed/>
     <w:qFormat/>
-    <w:uiPriority w:val="0"/>
     <w:tblPr>
       <w:tblCellMar>
         <w:top w:w="0" w:type="dxa"/>
@@ -6001,28 +5870,26 @@
     <w:tblStylePr w:type="firstRow">
       <w:tcPr>
         <w:tcBorders>
-          <w:bottom w:val="single" w:color="auto" w:sz="0" w:space="0"/>
+          <w:bottom w:val="single" w:sz="0" w:space="0" w:color="auto"/>
         </w:tcBorders>
         <w:vAlign w:val="bottom"/>
       </w:tcPr>
     </w:tblStylePr>
   </w:style>
-  <w:style w:type="character" w:customStyle="1" w:styleId="38">
+  <w:style w:type="character" w:customStyle="1" w:styleId="1Char">
     <w:name w:val="柴_标题1 Char"/>
-    <w:link w:val="28"/>
+    <w:link w:val="1"/>
     <w:qFormat/>
-    <w:uiPriority w:val="0"/>
     <w:rPr>
-      <w:rFonts w:ascii="Arial" w:hAnsi="Arial" w:eastAsia="宋体"/>
+      <w:rFonts w:ascii="Arial" w:eastAsia="宋体" w:hAnsi="Arial"/>
       <w:sz w:val="32"/>
     </w:rPr>
   </w:style>
-  <w:style w:type="table" w:customStyle="1" w:styleId="39">
+  <w:style w:type="table" w:customStyle="1" w:styleId="TableNormal1">
     <w:name w:val="Table Normal_1"/>
     <w:semiHidden/>
     <w:unhideWhenUsed/>
     <w:qFormat/>
-    <w:uiPriority w:val="0"/>
     <w:tblPr>
       <w:tblCellMar>
         <w:top w:w="0" w:type="dxa"/>
@@ -6032,11 +5899,10 @@
       </w:tblCellMar>
     </w:tblPr>
   </w:style>
-  <w:style w:type="paragraph" w:customStyle="1" w:styleId="40">
+  <w:style w:type="paragraph" w:customStyle="1" w:styleId="a3">
     <w:name w:val="柴_正文_无缩进"/>
-    <w:basedOn w:val="1"/>
+    <w:basedOn w:val="Normal"/>
     <w:qFormat/>
-    <w:uiPriority w:val="0"/>
     <w:pPr>
       <w:ind w:firstLine="0" w:firstLineChars="0"/>
     </w:pPr>
@@ -6046,31 +5912,29 @@
       <w:lang w:eastAsia="zh-CN"/>
     </w:rPr>
   </w:style>
-  <w:style w:type="paragraph" w:customStyle="1" w:styleId="41">
+  <w:style w:type="paragraph" w:customStyle="1" w:styleId="4">
     <w:name w:val="柴_标题4"/>
-    <w:basedOn w:val="5"/>
-    <w:next w:val="1"/>
+    <w:basedOn w:val="Heading4"/>
+    <w:next w:val="Normal"/>
     <w:qFormat/>
-    <w:uiPriority w:val="0"/>
     <w:pPr>
       <w:widowControl w:val="0"/>
       <w:spacing w:before="160" w:line="360" w:lineRule="auto"/>
-      <w:ind w:left="981" w:leftChars="300" w:hanging="862"/>
+      <w:ind w:left="981" w:hanging="862" w:leftChars="300"/>
     </w:pPr>
     <w:rPr>
-      <w:rFonts w:hint="eastAsia" w:ascii="Calibri" w:hAnsi="Calibri" w:eastAsia="宋体" w:cs="宋体"/>
+      <w:rFonts w:ascii="Calibri" w:eastAsia="宋体" w:hAnsi="Calibri" w:cs="宋体" w:hint="eastAsia"/>
       <w:sz w:val="24"/>
       <w:szCs w:val="24"/>
       <w:lang w:eastAsia="zh-CN" w:bidi="zh-CN"/>
     </w:rPr>
   </w:style>
-  <w:style w:type="character" w:customStyle="1" w:styleId="42">
+  <w:style w:type="character" w:customStyle="1" w:styleId="Char">
     <w:name w:val="柴_正文 Char"/>
-    <w:link w:val="29"/>
+    <w:link w:val="a1"/>
     <w:qFormat/>
-    <w:uiPriority w:val="0"/>
     <w:rPr>
-      <w:rFonts w:ascii="Arial" w:hAnsi="Arial" w:eastAsia="宋体"/>
+      <w:rFonts w:ascii="Arial" w:eastAsia="宋体" w:hAnsi="Arial"/>
       <w:sz w:val="24"/>
       <w:lang w:eastAsia="zh-CN"/>
     </w:rPr>

--- a/6-过程管理/运行记录类文件/JXTX-06-16-翔云系统运维服务项目-服务可用性和连续性报告.docx
+++ b/6-过程管理/运行记录类文件/JXTX-06-16-翔云系统运维服务项目-服务可用性和连续性报告.docx
@@ -1,11 +1,10 @@
 
 <file path=word/document.xml><?xml version="1.0" encoding="utf-8"?>
-<w:document xmlns:wpc="http://schemas.microsoft.com/office/word/2010/wordprocessingCanvas" xmlns:mc="http://schemas.openxmlformats.org/markup-compatibility/2006" xmlns:o="urn:schemas-microsoft-com:office:office" xmlns:r="http://schemas.openxmlformats.org/officeDocument/2006/relationships" xmlns:m="http://schemas.openxmlformats.org/officeDocument/2006/math" xmlns:v="urn:schemas-microsoft-com:vml" xmlns:wp14="http://schemas.microsoft.com/office/word/2010/wordprocessingDrawing" xmlns:wp="http://schemas.openxmlformats.org/drawingml/2006/wordprocessingDrawing" xmlns:w10="urn:schemas-microsoft-com:office:word" xmlns:w="http://schemas.openxmlformats.org/wordprocessingml/2006/main" xmlns:w14="http://schemas.microsoft.com/office/word/2010/wordml" xmlns:w15="http://schemas.microsoft.com/office/word/2012/wordml" xmlns:wne="http://schemas.microsoft.com/office/word/2006/wordml" xmlns:wpg="http://schemas.microsoft.com/office/word/2010/wordprocessingGroup" xmlns:wpi="http://schemas.microsoft.com/office/word/2010/wordprocessingInk" xmlns:wps="http://schemas.microsoft.com/office/word/2010/wordprocessingShape" mc:Ignorable="w14 w15 wp14">
-  <!-- Generated by Aspose.Words for .NET 13.3.0.1 -->
+<w:document xmlns:wpc="http://schemas.microsoft.com/office/word/2010/wordprocessingCanvas" xmlns:mc="http://schemas.openxmlformats.org/markup-compatibility/2006" xmlns:o="urn:schemas-microsoft-com:office:office" xmlns:r="http://schemas.openxmlformats.org/officeDocument/2006/relationships" xmlns:m="http://schemas.openxmlformats.org/officeDocument/2006/math" xmlns:v="urn:schemas-microsoft-com:vml" xmlns:wp14="http://schemas.microsoft.com/office/word/2010/wordprocessingDrawing" xmlns:wp="http://schemas.openxmlformats.org/drawingml/2006/wordprocessingDrawing" xmlns:w="http://schemas.openxmlformats.org/wordprocessingml/2006/main" xmlns:w14="http://schemas.microsoft.com/office/word/2010/wordml" xmlns:w10="urn:schemas-microsoft-com:office:word" xmlns:w15="http://schemas.microsoft.com/office/word/2012/wordml" xmlns:wpg="http://schemas.microsoft.com/office/word/2010/wordprocessingGroup" xmlns:wpi="http://schemas.microsoft.com/office/word/2010/wordprocessingInk" xmlns:wne="http://schemas.microsoft.com/office/word/2006/wordml" xmlns:wps="http://schemas.microsoft.com/office/word/2010/wordprocessingShape" xmlns:wpsCustomData="http://www.wps.cn/officeDocument/2013/wpsCustomData" mc:Ignorable="w14 w15 wp14">
   <w:body>
     <w:p>
       <w:pPr>
-        <w:pStyle w:val="a"/>
+        <w:pStyle w:val="24"/>
         <w:keepNext w:val="0"/>
         <w:keepLines w:val="0"/>
         <w:pageBreakBefore w:val="0"/>
@@ -22,10 +21,10 @@
         <w:spacing w:before="3120" w:beforeLines="1000"/>
         <w:textAlignment w:val="baseline"/>
       </w:pPr>
-      <w:bookmarkStart w:id="0" w:name="_Toc5677"/>
+      <w:bookmarkStart w:id="0" w:name="_Toc17621"/>
       <w:r>
         <w:drawing>
-          <wp:anchor distT="0" distB="0" distL="114300" distR="114300" simplePos="0" relativeHeight="251660288" behindDoc="1" locked="0" layoutInCell="1" allowOverlap="1">
+          <wp:anchor distT="0" distB="0" distL="114300" distR="114300" simplePos="0" relativeHeight="251661312" behindDoc="1" locked="0" layoutInCell="1" allowOverlap="1">
             <wp:simplePos x="0" y="0"/>
             <wp:positionH relativeFrom="column">
               <wp:posOffset>-19050</wp:posOffset>
@@ -50,7 +49,7 @@
                     </pic:cNvPicPr>
                   </pic:nvPicPr>
                   <pic:blipFill>
-                    <a:blip xmlns:r="http://schemas.openxmlformats.org/officeDocument/2006/relationships" r:embed="rId4"/>
+                    <a:blip r:embed="rId7"/>
                     <a:stretch>
                       <a:fillRect/>
                     </a:stretch>
@@ -76,7 +75,7 @@
       </w:r>
       <w:r>
         <w:drawing>
-          <wp:anchor distT="0" distB="0" distL="114300" distR="114300" simplePos="0" relativeHeight="251659264" behindDoc="1" locked="0" layoutInCell="1" allowOverlap="1">
+          <wp:anchor distT="0" distB="0" distL="114300" distR="114300" simplePos="0" relativeHeight="251660288" behindDoc="1" locked="0" layoutInCell="1" allowOverlap="1">
             <wp:simplePos x="0" y="0"/>
             <wp:positionH relativeFrom="column">
               <wp:posOffset>0</wp:posOffset>
@@ -101,7 +100,7 @@
                     </pic:cNvPicPr>
                   </pic:nvPicPr>
                   <pic:blipFill>
-                    <a:blip xmlns:r="http://schemas.openxmlformats.org/officeDocument/2006/relationships" r:embed="rId5"/>
+                    <a:blip r:embed="rId8"/>
                     <a:stretch>
                       <a:fillRect/>
                     </a:stretch>
@@ -131,7 +130,7 @@
           <w:lang w:val="en-US" w:eastAsia="zh-CN"/>
         </w:rPr>
         <w:drawing>
-          <wp:anchor distT="0" distB="0" distL="114300" distR="114300" simplePos="0" relativeHeight="251658240" behindDoc="1" locked="0" layoutInCell="1" allowOverlap="1">
+          <wp:anchor distT="0" distB="0" distL="114300" distR="114300" simplePos="0" relativeHeight="251659264" behindDoc="1" locked="0" layoutInCell="1" allowOverlap="1">
             <wp:simplePos x="0" y="0"/>
             <wp:positionH relativeFrom="column">
               <wp:posOffset>635</wp:posOffset>
@@ -156,7 +155,7 @@
                     </pic:cNvPicPr>
                   </pic:nvPicPr>
                   <pic:blipFill>
-                    <a:blip xmlns:r="http://schemas.openxmlformats.org/officeDocument/2006/relationships" r:embed="rId6">
+                    <a:blip r:embed="rId9">
                       <a:alphaModFix amt="58000"/>
                       <a:lum contrast="-52000"/>
                     </a:blip>
@@ -190,7 +189,7 @@
     </w:p>
     <w:p>
       <w:pPr>
-        <w:pStyle w:val="a0"/>
+        <w:pStyle w:val="25"/>
         <w:keepNext w:val="0"/>
         <w:keepLines w:val="0"/>
         <w:pageBreakBefore w:val="0"/>
@@ -211,7 +210,7 @@
           <w:lang w:val="en-US" w:eastAsia="zh-CN"/>
         </w:rPr>
       </w:pPr>
-      <w:bookmarkStart w:id="1" w:name="_Toc20983"/>
+      <w:bookmarkStart w:id="1" w:name="_Toc11150"/>
       <w:r>
         <w:rPr>
           <w:rFonts w:hint="eastAsia"/>
@@ -223,7 +222,7 @@
     </w:p>
     <w:p>
       <w:pPr>
-        <w:pStyle w:val="a0"/>
+        <w:pStyle w:val="25"/>
         <w:keepNext w:val="0"/>
         <w:keepLines w:val="0"/>
         <w:pageBreakBefore w:val="0"/>
@@ -244,7 +243,7 @@
           <w:lang w:val="en-US" w:eastAsia="zh-CN"/>
         </w:rPr>
       </w:pPr>
-      <w:bookmarkStart w:id="2" w:name="_Toc24758"/>
+      <w:bookmarkStart w:id="2" w:name="_Toc6674"/>
       <w:r>
         <w:rPr>
           <w:rFonts w:hint="eastAsia"/>
@@ -270,11 +269,11 @@
         <w:adjustRightInd w:val="0"/>
         <w:snapToGrid w:val="0"/>
         <w:spacing w:after="624" w:afterLines="200" w:line="219" w:lineRule="auto"/>
-        <w:ind w:left="0" w:right="0" w:firstLine="0" w:leftChars="0" w:rightChars="0" w:firstLineChars="0"/>
+        <w:ind w:left="0" w:leftChars="0" w:right="0" w:rightChars="0" w:firstLine="0" w:firstLineChars="0"/>
         <w:jc w:val="center"/>
         <w:textAlignment w:val="baseline"/>
         <w:rPr>
-          <w:rFonts w:ascii="宋体" w:eastAsia="宋体" w:hAnsi="宋体" w:cs="宋体" w:hint="default"/>
+          <w:rFonts w:hint="default" w:ascii="宋体" w:hAnsi="宋体" w:eastAsia="宋体" w:cs="宋体"/>
           <w:sz w:val="24"/>
           <w:szCs w:val="24"/>
           <w:lang w:val="en-US" w:eastAsia="zh-CN"/>
@@ -282,7 +281,7 @@
       </w:pPr>
       <w:r>
         <w:rPr>
-          <w:rFonts w:ascii="宋体" w:eastAsia="宋体" w:hAnsi="宋体" w:cs="宋体"/>
+          <w:rFonts w:ascii="宋体" w:hAnsi="宋体" w:eastAsia="宋体" w:cs="宋体"/>
           <w:b/>
           <w:bCs/>
           <w:spacing w:val="-3"/>
@@ -293,7 +292,7 @@
       </w:r>
       <w:r>
         <w:rPr>
-          <w:rFonts w:ascii="宋体" w:eastAsia="宋体" w:hAnsi="宋体" w:cs="宋体" w:hint="eastAsia"/>
+          <w:rFonts w:hint="eastAsia" w:ascii="宋体" w:hAnsi="宋体" w:eastAsia="宋体" w:cs="宋体"/>
           <w:b/>
           <w:bCs/>
           <w:spacing w:val="-3"/>
@@ -305,7 +304,7 @@
       </w:r>
       <w:r>
         <w:rPr>
-          <w:rFonts w:ascii="宋体" w:eastAsia="宋体" w:hAnsi="宋体" w:cs="宋体"/>
+          <w:rFonts w:ascii="宋体" w:hAnsi="宋体" w:eastAsia="宋体" w:cs="宋体"/>
           <w:b/>
           <w:bCs/>
           <w:spacing w:val="-3"/>
@@ -316,7 +315,7 @@
       </w:r>
       <w:r>
         <w:rPr>
-          <w:rFonts w:ascii="宋体" w:hAnsi="宋体" w:cs="宋体" w:hint="eastAsia"/>
+          <w:rFonts w:hint="eastAsia" w:ascii="宋体" w:hAnsi="宋体" w:cs="宋体"/>
           <w:b/>
           <w:bCs/>
           <w:spacing w:val="-3"/>
@@ -328,7 +327,7 @@
       </w:r>
       <w:r>
         <w:rPr>
-          <w:rFonts w:ascii="宋体" w:eastAsia="宋体" w:hAnsi="宋体" w:cs="宋体"/>
+          <w:rFonts w:ascii="宋体" w:hAnsi="宋体" w:eastAsia="宋体" w:cs="宋体"/>
           <w:b/>
           <w:bCs/>
           <w:spacing w:val="-3"/>
@@ -339,7 +338,7 @@
       </w:r>
       <w:r>
         <w:rPr>
-          <w:rFonts w:ascii="宋体" w:hAnsi="宋体" w:cs="宋体" w:hint="eastAsia"/>
+          <w:rFonts w:hint="eastAsia" w:ascii="宋体" w:hAnsi="宋体" w:cs="宋体"/>
           <w:b/>
           <w:bCs/>
           <w:spacing w:val="-3"/>
@@ -349,22 +348,21 @@
         </w:rPr>
         <w:t>16</w:t>
       </w:r>
-      <w:bookmarkStart w:id="3" w:name="_GoBack"/>
-      <w:bookmarkEnd w:id="3"/>
     </w:p>
     <w:tbl>
       <w:tblPr>
-        <w:tblStyle w:val="TableGrid"/>
+        <w:tblStyle w:val="21"/>
         <w:tblW w:w="0" w:type="auto"/>
         <w:jc w:val="center"/>
         <w:tblBorders>
-          <w:top w:val="nil"/>
-          <w:left w:val="nil"/>
-          <w:bottom w:val="nil"/>
-          <w:right w:val="nil"/>
-          <w:insideH w:val="nil"/>
-          <w:insideV w:val="nil"/>
+          <w:top w:val="none" w:color="auto" w:sz="0" w:space="0"/>
+          <w:left w:val="none" w:color="auto" w:sz="0" w:space="0"/>
+          <w:bottom w:val="none" w:color="auto" w:sz="0" w:space="0"/>
+          <w:right w:val="none" w:color="auto" w:sz="0" w:space="0"/>
+          <w:insideH w:val="none" w:color="auto" w:sz="0" w:space="0"/>
+          <w:insideV w:val="none" w:color="auto" w:sz="0" w:space="0"/>
         </w:tblBorders>
+        <w:tblLayout w:type="autofit"/>
         <w:tblCellMar>
           <w:top w:w="0" w:type="dxa"/>
           <w:left w:w="108" w:type="dxa"/>
@@ -378,15 +376,13 @@
       </w:tblGrid>
       <w:tr>
         <w:tblPrEx>
-          <w:tblW w:w="0" w:type="auto"/>
-          <w:jc w:val="center"/>
           <w:tblBorders>
-            <w:top w:val="nil"/>
-            <w:left w:val="nil"/>
-            <w:bottom w:val="nil"/>
-            <w:right w:val="nil"/>
-            <w:insideH w:val="nil"/>
-            <w:insideV w:val="nil"/>
+            <w:top w:val="none" w:color="auto" w:sz="0" w:space="0"/>
+            <w:left w:val="none" w:color="auto" w:sz="0" w:space="0"/>
+            <w:bottom w:val="none" w:color="auto" w:sz="0" w:space="0"/>
+            <w:right w:val="none" w:color="auto" w:sz="0" w:space="0"/>
+            <w:insideH w:val="none" w:color="auto" w:sz="0" w:space="0"/>
+            <w:insideV w:val="none" w:color="auto" w:sz="0" w:space="0"/>
           </w:tblBorders>
           <w:tblCellMar>
             <w:top w:w="0" w:type="dxa"/>
@@ -396,7 +392,7 @@
           </w:tblCellMar>
         </w:tblPrEx>
         <w:trPr>
-          <w:trHeight w:val="810"/>
+          <w:trHeight w:val="810" w:hRule="atLeast"/>
           <w:jc w:val="center"/>
         </w:trPr>
         <w:tc>
@@ -435,7 +431,7 @@
             </w:r>
             <w:r>
               <w:rPr>
-                <w:rFonts w:asciiTheme="minorAscii" w:eastAsiaTheme="minorEastAsia" w:hAnsiTheme="minorAscii" w:hint="default"/>
+                <w:rFonts w:hint="default" w:asciiTheme="minorAscii" w:hAnsiTheme="minorAscii" w:eastAsiaTheme="minorEastAsia"/>
                 <w:spacing w:val="227"/>
                 <w:sz w:val="21"/>
                 <w:vertAlign w:val="baseline"/>
@@ -490,7 +486,7 @@
             </w:r>
             <w:r>
               <w:rPr>
-                <w:rFonts w:asciiTheme="minorAscii" w:eastAsiaTheme="minorEastAsia" w:hAnsiTheme="minorAscii" w:hint="eastAsia"/>
+                <w:rFonts w:hint="eastAsia" w:asciiTheme="minorAscii" w:hAnsiTheme="minorAscii" w:eastAsiaTheme="minorEastAsia"/>
                 <w:spacing w:val="227"/>
                 <w:sz w:val="21"/>
                 <w:vertAlign w:val="baseline"/>
@@ -512,8 +508,14 @@
       </w:tr>
       <w:tr>
         <w:tblPrEx>
-          <w:tblW w:w="0" w:type="auto"/>
-          <w:jc w:val="center"/>
+          <w:tblBorders>
+            <w:top w:val="none" w:color="auto" w:sz="0" w:space="0"/>
+            <w:left w:val="none" w:color="auto" w:sz="0" w:space="0"/>
+            <w:bottom w:val="none" w:color="auto" w:sz="0" w:space="0"/>
+            <w:right w:val="none" w:color="auto" w:sz="0" w:space="0"/>
+            <w:insideH w:val="none" w:color="auto" w:sz="0" w:space="0"/>
+            <w:insideV w:val="none" w:color="auto" w:sz="0" w:space="0"/>
+          </w:tblBorders>
           <w:tblCellMar>
             <w:top w:w="0" w:type="dxa"/>
             <w:left w:w="108" w:type="dxa"/>
@@ -522,7 +524,7 @@
           </w:tblCellMar>
         </w:tblPrEx>
         <w:trPr>
-          <w:trHeight w:val="810"/>
+          <w:trHeight w:val="810" w:hRule="atLeast"/>
           <w:jc w:val="center"/>
         </w:trPr>
         <w:tc>
@@ -547,7 +549,7 @@
               <w:snapToGrid w:val="0"/>
               <w:textAlignment w:val="baseline"/>
               <w:rPr>
-                <w:rFonts w:ascii="Arial" w:eastAsia="Arial" w:hAnsi="Arial" w:cs="Arial" w:hint="default"/>
+                <w:rFonts w:hint="default" w:ascii="Arial" w:hAnsi="Arial" w:eastAsia="Arial" w:cs="Arial"/>
                 <w:snapToGrid w:val="0"/>
                 <w:color w:val="000000"/>
                 <w:kern w:val="0"/>
@@ -579,7 +581,7 @@
             </w:r>
             <w:r>
               <w:rPr>
-                <w:rFonts w:asciiTheme="minorAscii" w:eastAsiaTheme="minorEastAsia" w:hAnsiTheme="minorAscii" w:hint="default"/>
+                <w:rFonts w:hint="default" w:asciiTheme="minorAscii" w:hAnsiTheme="minorAscii" w:eastAsiaTheme="minorEastAsia"/>
                 <w:spacing w:val="227"/>
                 <w:sz w:val="21"/>
                 <w:vertAlign w:val="baseline"/>
@@ -633,7 +635,7 @@
               <w:snapToGrid w:val="0"/>
               <w:textAlignment w:val="baseline"/>
               <w:rPr>
-                <w:rFonts w:ascii="Arial" w:eastAsia="Arial" w:hAnsi="Arial" w:cs="Arial" w:hint="default"/>
+                <w:rFonts w:hint="default" w:ascii="Arial" w:hAnsi="Arial" w:eastAsia="Arial" w:cs="Arial"/>
                 <w:snapToGrid w:val="0"/>
                 <w:color w:val="000000"/>
                 <w:kern w:val="0"/>
@@ -653,7 +655,7 @@
             </w:r>
             <w:r>
               <w:rPr>
-                <w:rFonts w:asciiTheme="minorAscii" w:eastAsiaTheme="minorEastAsia" w:hAnsiTheme="minorAscii" w:hint="eastAsia"/>
+                <w:rFonts w:hint="eastAsia" w:asciiTheme="minorAscii" w:hAnsiTheme="minorAscii" w:eastAsiaTheme="minorEastAsia"/>
                 <w:spacing w:val="227"/>
                 <w:sz w:val="21"/>
                 <w:vertAlign w:val="baseline"/>
@@ -675,8 +677,14 @@
       </w:tr>
       <w:tr>
         <w:tblPrEx>
-          <w:tblW w:w="0" w:type="auto"/>
-          <w:jc w:val="center"/>
+          <w:tblBorders>
+            <w:top w:val="none" w:color="auto" w:sz="0" w:space="0"/>
+            <w:left w:val="none" w:color="auto" w:sz="0" w:space="0"/>
+            <w:bottom w:val="none" w:color="auto" w:sz="0" w:space="0"/>
+            <w:right w:val="none" w:color="auto" w:sz="0" w:space="0"/>
+            <w:insideH w:val="none" w:color="auto" w:sz="0" w:space="0"/>
+            <w:insideV w:val="none" w:color="auto" w:sz="0" w:space="0"/>
+          </w:tblBorders>
           <w:tblCellMar>
             <w:top w:w="0" w:type="dxa"/>
             <w:left w:w="108" w:type="dxa"/>
@@ -685,7 +693,7 @@
           </w:tblCellMar>
         </w:tblPrEx>
         <w:trPr>
-          <w:trHeight w:val="635"/>
+          <w:trHeight w:val="635" w:hRule="atLeast"/>
           <w:jc w:val="center"/>
         </w:trPr>
         <w:tc>
@@ -736,7 +744,7 @@
             </w:r>
             <w:r>
               <w:rPr>
-                <w:rFonts w:asciiTheme="minorAscii" w:eastAsiaTheme="minorEastAsia" w:hAnsiTheme="minorAscii" w:hint="eastAsia"/>
+                <w:rFonts w:hint="eastAsia" w:asciiTheme="minorAscii" w:hAnsiTheme="minorAscii" w:eastAsiaTheme="minorEastAsia"/>
                 <w:spacing w:val="227"/>
                 <w:sz w:val="21"/>
                 <w:vertAlign w:val="baseline"/>
@@ -790,7 +798,7 @@
             </w:r>
             <w:r>
               <w:rPr>
-                <w:rFonts w:asciiTheme="minorAscii" w:eastAsiaTheme="minorEastAsia" w:hAnsiTheme="minorAscii" w:hint="eastAsia"/>
+                <w:rFonts w:hint="eastAsia" w:asciiTheme="minorAscii" w:hAnsiTheme="minorAscii" w:eastAsiaTheme="minorEastAsia"/>
                 <w:spacing w:val="227"/>
                 <w:sz w:val="21"/>
                 <w:vertAlign w:val="baseline"/>
@@ -851,14 +859,14 @@
         <w:ind w:left="3634"/>
         <w:textAlignment w:val="baseline"/>
         <w:rPr>
-          <w:rFonts w:ascii="宋体" w:eastAsia="宋体" w:hAnsi="宋体" w:cs="宋体"/>
+          <w:rFonts w:ascii="宋体" w:hAnsi="宋体" w:eastAsia="宋体" w:cs="宋体"/>
           <w:sz w:val="31"/>
           <w:szCs w:val="31"/>
         </w:rPr>
       </w:pPr>
       <w:r>
         <w:rPr>
-          <w:rFonts w:ascii="宋体" w:eastAsia="宋体" w:hAnsi="宋体" w:cs="宋体"/>
+          <w:rFonts w:ascii="宋体" w:hAnsi="宋体" w:eastAsia="宋体" w:cs="宋体"/>
           <w:b/>
           <w:bCs/>
           <w:spacing w:val="4"/>
@@ -870,16 +878,16 @@
     </w:p>
     <w:tbl>
       <w:tblPr>
-        <w:tblStyle w:val="TableNormal0"/>
+        <w:tblStyle w:val="26"/>
         <w:tblW w:w="8214" w:type="dxa"/>
         <w:jc w:val="center"/>
         <w:tblBorders>
-          <w:top w:val="single" w:sz="2" w:space="0" w:color="000000"/>
-          <w:left w:val="single" w:sz="2" w:space="0" w:color="000000"/>
-          <w:bottom w:val="single" w:sz="2" w:space="0" w:color="000000"/>
-          <w:right w:val="single" w:sz="2" w:space="0" w:color="000000"/>
-          <w:insideH w:val="single" w:sz="2" w:space="0" w:color="000000"/>
-          <w:insideV w:val="single" w:sz="2" w:space="0" w:color="000000"/>
+          <w:top w:val="single" w:color="000000" w:sz="2" w:space="0"/>
+          <w:left w:val="single" w:color="000000" w:sz="2" w:space="0"/>
+          <w:bottom w:val="single" w:color="000000" w:sz="2" w:space="0"/>
+          <w:right w:val="single" w:color="000000" w:sz="2" w:space="0"/>
+          <w:insideH w:val="single" w:color="000000" w:sz="2" w:space="0"/>
+          <w:insideV w:val="single" w:color="000000" w:sz="2" w:space="0"/>
         </w:tblBorders>
         <w:tblLayout w:type="fixed"/>
         <w:tblCellMar>
@@ -899,17 +907,14 @@
       </w:tblGrid>
       <w:tr>
         <w:tblPrEx>
-          <w:tblW w:w="8214" w:type="dxa"/>
-          <w:jc w:val="center"/>
           <w:tblBorders>
-            <w:top w:val="single" w:sz="2" w:space="0" w:color="000000"/>
-            <w:left w:val="single" w:sz="2" w:space="0" w:color="000000"/>
-            <w:bottom w:val="single" w:sz="2" w:space="0" w:color="000000"/>
-            <w:right w:val="single" w:sz="2" w:space="0" w:color="000000"/>
-            <w:insideH w:val="single" w:sz="2" w:space="0" w:color="000000"/>
-            <w:insideV w:val="single" w:sz="2" w:space="0" w:color="000000"/>
+            <w:top w:val="single" w:color="000000" w:sz="2" w:space="0"/>
+            <w:left w:val="single" w:color="000000" w:sz="2" w:space="0"/>
+            <w:bottom w:val="single" w:color="000000" w:sz="2" w:space="0"/>
+            <w:right w:val="single" w:color="000000" w:sz="2" w:space="0"/>
+            <w:insideH w:val="single" w:color="000000" w:sz="2" w:space="0"/>
+            <w:insideV w:val="single" w:color="000000" w:sz="2" w:space="0"/>
           </w:tblBorders>
-          <w:tblLayout w:type="fixed"/>
           <w:tblCellMar>
             <w:top w:w="0" w:type="dxa"/>
             <w:left w:w="0" w:type="dxa"/>
@@ -918,7 +923,7 @@
           </w:tblCellMar>
         </w:tblPrEx>
         <w:trPr>
-          <w:trHeight w:val="593"/>
+          <w:trHeight w:val="593" w:hRule="atLeast"/>
           <w:jc w:val="center"/>
         </w:trPr>
         <w:tc>
@@ -940,18 +945,18 @@
               <w:adjustRightInd w:val="0"/>
               <w:snapToGrid w:val="0"/>
               <w:spacing w:before="176" w:line="228" w:lineRule="auto"/>
-              <w:ind w:left="0" w:right="0" w:firstLine="0" w:leftChars="0" w:rightChars="0" w:firstLineChars="0"/>
+              <w:ind w:left="0" w:leftChars="0" w:right="0" w:rightChars="0" w:firstLine="0" w:firstLineChars="0"/>
               <w:jc w:val="center"/>
               <w:textAlignment w:val="baseline"/>
               <w:rPr>
-                <w:rFonts w:ascii="宋体" w:eastAsia="宋体" w:hAnsi="宋体" w:cs="宋体"/>
+                <w:rFonts w:ascii="宋体" w:hAnsi="宋体" w:eastAsia="宋体" w:cs="宋体"/>
                 <w:sz w:val="20"/>
                 <w:szCs w:val="20"/>
               </w:rPr>
             </w:pPr>
             <w:r>
               <w:rPr>
-                <w:rFonts w:ascii="宋体" w:hAnsi="宋体" w:cs="宋体" w:hint="eastAsia"/>
+                <w:rFonts w:hint="eastAsia" w:ascii="宋体" w:hAnsi="宋体" w:cs="宋体"/>
                 <w:spacing w:val="-14"/>
                 <w:sz w:val="20"/>
                 <w:szCs w:val="20"/>
@@ -961,7 +966,7 @@
             </w:r>
             <w:r>
               <w:rPr>
-                <w:rFonts w:ascii="宋体" w:eastAsia="宋体" w:hAnsi="宋体" w:cs="宋体"/>
+                <w:rFonts w:ascii="宋体" w:hAnsi="宋体" w:eastAsia="宋体" w:cs="宋体"/>
                 <w:spacing w:val="-14"/>
                 <w:sz w:val="20"/>
                 <w:szCs w:val="20"/>
@@ -989,18 +994,18 @@
               <w:adjustRightInd w:val="0"/>
               <w:snapToGrid w:val="0"/>
               <w:spacing w:before="175" w:line="227" w:lineRule="auto"/>
-              <w:ind w:left="0" w:right="0" w:firstLine="0" w:leftChars="0" w:rightChars="0" w:firstLineChars="0"/>
+              <w:ind w:left="0" w:leftChars="0" w:right="0" w:rightChars="0" w:firstLine="0" w:firstLineChars="0"/>
               <w:jc w:val="center"/>
               <w:textAlignment w:val="baseline"/>
               <w:rPr>
-                <w:rFonts w:ascii="宋体" w:eastAsia="宋体" w:hAnsi="宋体" w:cs="宋体"/>
+                <w:rFonts w:ascii="宋体" w:hAnsi="宋体" w:eastAsia="宋体" w:cs="宋体"/>
                 <w:sz w:val="20"/>
                 <w:szCs w:val="20"/>
               </w:rPr>
             </w:pPr>
             <w:r>
               <w:rPr>
-                <w:rFonts w:ascii="宋体" w:eastAsia="宋体" w:hAnsi="宋体" w:cs="宋体"/>
+                <w:rFonts w:ascii="宋体" w:hAnsi="宋体" w:eastAsia="宋体" w:cs="宋体"/>
                 <w:spacing w:val="4"/>
                 <w:sz w:val="20"/>
                 <w:szCs w:val="20"/>
@@ -1028,18 +1033,18 @@
               <w:adjustRightInd w:val="0"/>
               <w:snapToGrid w:val="0"/>
               <w:spacing w:before="175" w:line="228" w:lineRule="auto"/>
-              <w:ind w:left="0" w:right="0" w:firstLine="0" w:leftChars="0" w:rightChars="0" w:firstLineChars="0"/>
+              <w:ind w:left="0" w:leftChars="0" w:right="0" w:rightChars="0" w:firstLine="0" w:firstLineChars="0"/>
               <w:jc w:val="center"/>
               <w:textAlignment w:val="baseline"/>
               <w:rPr>
-                <w:rFonts w:ascii="宋体" w:eastAsia="宋体" w:hAnsi="宋体" w:cs="宋体"/>
+                <w:rFonts w:ascii="宋体" w:hAnsi="宋体" w:eastAsia="宋体" w:cs="宋体"/>
                 <w:sz w:val="20"/>
                 <w:szCs w:val="20"/>
               </w:rPr>
             </w:pPr>
             <w:r>
               <w:rPr>
-                <w:rFonts w:ascii="宋体" w:eastAsia="宋体" w:hAnsi="宋体" w:cs="宋体"/>
+                <w:rFonts w:ascii="宋体" w:hAnsi="宋体" w:eastAsia="宋体" w:cs="宋体"/>
                 <w:spacing w:val="7"/>
                 <w:sz w:val="20"/>
                 <w:szCs w:val="20"/>
@@ -1067,11 +1072,11 @@
               <w:adjustRightInd w:val="0"/>
               <w:snapToGrid w:val="0"/>
               <w:spacing w:before="175" w:line="228" w:lineRule="auto"/>
-              <w:ind w:left="0" w:right="0" w:firstLine="0" w:leftChars="0" w:rightChars="0" w:firstLineChars="0"/>
+              <w:ind w:left="0" w:leftChars="0" w:right="0" w:rightChars="0" w:firstLine="0" w:firstLineChars="0"/>
               <w:jc w:val="center"/>
               <w:textAlignment w:val="baseline"/>
               <w:rPr>
-                <w:rFonts w:ascii="宋体" w:eastAsia="宋体" w:hAnsi="宋体" w:cs="宋体" w:hint="eastAsia"/>
+                <w:rFonts w:hint="eastAsia" w:ascii="宋体" w:hAnsi="宋体" w:eastAsia="宋体" w:cs="宋体"/>
                 <w:spacing w:val="7"/>
                 <w:sz w:val="20"/>
                 <w:szCs w:val="20"/>
@@ -1080,7 +1085,7 @@
             </w:pPr>
             <w:r>
               <w:rPr>
-                <w:rFonts w:ascii="宋体" w:hAnsi="宋体" w:cs="宋体" w:hint="eastAsia"/>
+                <w:rFonts w:hint="eastAsia" w:ascii="宋体" w:hAnsi="宋体" w:cs="宋体"/>
                 <w:spacing w:val="7"/>
                 <w:sz w:val="20"/>
                 <w:szCs w:val="20"/>
@@ -1109,11 +1114,11 @@
               <w:adjustRightInd w:val="0"/>
               <w:snapToGrid w:val="0"/>
               <w:spacing w:before="175" w:line="228" w:lineRule="auto"/>
-              <w:ind w:left="0" w:right="0" w:firstLine="0" w:leftChars="0" w:rightChars="0" w:firstLineChars="0"/>
+              <w:ind w:left="0" w:leftChars="0" w:right="0" w:rightChars="0" w:firstLine="0" w:firstLineChars="0"/>
               <w:jc w:val="center"/>
               <w:textAlignment w:val="baseline"/>
               <w:rPr>
-                <w:rFonts w:ascii="宋体" w:hAnsi="宋体" w:cs="宋体" w:hint="default"/>
+                <w:rFonts w:hint="default" w:ascii="宋体" w:hAnsi="宋体" w:cs="宋体"/>
                 <w:spacing w:val="7"/>
                 <w:sz w:val="20"/>
                 <w:szCs w:val="20"/>
@@ -1122,7 +1127,7 @@
             </w:pPr>
             <w:r>
               <w:rPr>
-                <w:rFonts w:ascii="宋体" w:hAnsi="宋体" w:cs="宋体" w:hint="eastAsia"/>
+                <w:rFonts w:hint="eastAsia" w:ascii="宋体" w:hAnsi="宋体" w:cs="宋体"/>
                 <w:spacing w:val="7"/>
                 <w:sz w:val="20"/>
                 <w:szCs w:val="20"/>
@@ -1151,18 +1156,18 @@
               <w:adjustRightInd w:val="0"/>
               <w:snapToGrid w:val="0"/>
               <w:spacing w:before="176" w:line="229" w:lineRule="auto"/>
-              <w:ind w:left="0" w:right="0" w:firstLine="0" w:leftChars="0" w:rightChars="0" w:firstLineChars="0"/>
+              <w:ind w:left="0" w:leftChars="0" w:right="0" w:rightChars="0" w:firstLine="0" w:firstLineChars="0"/>
               <w:jc w:val="center"/>
               <w:textAlignment w:val="baseline"/>
               <w:rPr>
-                <w:rFonts w:ascii="宋体" w:eastAsia="宋体" w:hAnsi="宋体" w:cs="宋体"/>
+                <w:rFonts w:ascii="宋体" w:hAnsi="宋体" w:eastAsia="宋体" w:cs="宋体"/>
                 <w:sz w:val="20"/>
                 <w:szCs w:val="20"/>
               </w:rPr>
             </w:pPr>
             <w:r>
               <w:rPr>
-                <w:rFonts w:ascii="宋体" w:eastAsia="宋体" w:hAnsi="宋体" w:cs="宋体"/>
+                <w:rFonts w:ascii="宋体" w:hAnsi="宋体" w:eastAsia="宋体" w:cs="宋体"/>
                 <w:spacing w:val="7"/>
                 <w:sz w:val="20"/>
                 <w:szCs w:val="20"/>
@@ -1174,9 +1179,14 @@
       </w:tr>
       <w:tr>
         <w:tblPrEx>
-          <w:tblW w:w="8214" w:type="dxa"/>
-          <w:jc w:val="center"/>
-          <w:tblLayout w:type="fixed"/>
+          <w:tblBorders>
+            <w:top w:val="single" w:color="000000" w:sz="2" w:space="0"/>
+            <w:left w:val="single" w:color="000000" w:sz="2" w:space="0"/>
+            <w:bottom w:val="single" w:color="000000" w:sz="2" w:space="0"/>
+            <w:right w:val="single" w:color="000000" w:sz="2" w:space="0"/>
+            <w:insideH w:val="single" w:color="000000" w:sz="2" w:space="0"/>
+            <w:insideV w:val="single" w:color="000000" w:sz="2" w:space="0"/>
+          </w:tblBorders>
           <w:tblCellMar>
             <w:top w:w="0" w:type="dxa"/>
             <w:left w:w="0" w:type="dxa"/>
@@ -1185,7 +1195,7 @@
           </w:tblCellMar>
         </w:tblPrEx>
         <w:trPr>
-          <w:trHeight w:val="516"/>
+          <w:trHeight w:val="516" w:hRule="atLeast"/>
           <w:jc w:val="center"/>
         </w:trPr>
         <w:tc>
@@ -1207,11 +1217,11 @@
               <w:adjustRightInd w:val="0"/>
               <w:snapToGrid w:val="0"/>
               <w:spacing w:before="173" w:line="267" w:lineRule="exact"/>
-              <w:ind w:left="0" w:right="0" w:firstLine="0" w:leftChars="0" w:rightChars="0" w:firstLineChars="0"/>
+              <w:ind w:left="0" w:leftChars="0" w:right="0" w:rightChars="0" w:firstLine="0" w:firstLineChars="0"/>
               <w:jc w:val="center"/>
               <w:textAlignment w:val="baseline"/>
               <w:rPr>
-                <w:rFonts w:ascii="宋体" w:eastAsia="宋体" w:hAnsi="宋体" w:cs="宋体" w:hint="default"/>
+                <w:rFonts w:hint="default" w:ascii="宋体" w:hAnsi="宋体" w:eastAsia="宋体" w:cs="宋体"/>
                 <w:sz w:val="20"/>
                 <w:szCs w:val="20"/>
                 <w:lang w:val="en-US"/>
@@ -1219,7 +1229,7 @@
             </w:pPr>
             <w:r>
               <w:rPr>
-                <w:rFonts w:ascii="宋体" w:eastAsia="宋体" w:hAnsi="宋体" w:cs="宋体"/>
+                <w:rFonts w:ascii="宋体" w:hAnsi="宋体" w:eastAsia="宋体" w:cs="宋体"/>
                 <w:spacing w:val="3"/>
                 <w:position w:val="1"/>
                 <w:sz w:val="20"/>
@@ -1229,7 +1239,7 @@
             </w:r>
             <w:r>
               <w:rPr>
-                <w:rFonts w:ascii="宋体" w:hAnsi="宋体" w:cs="宋体" w:hint="eastAsia"/>
+                <w:rFonts w:hint="eastAsia" w:ascii="宋体" w:hAnsi="宋体" w:cs="宋体"/>
                 <w:spacing w:val="3"/>
                 <w:position w:val="1"/>
                 <w:sz w:val="20"/>
@@ -1240,7 +1250,7 @@
             </w:r>
             <w:r>
               <w:rPr>
-                <w:rFonts w:ascii="宋体" w:eastAsia="宋体" w:hAnsi="宋体" w:cs="宋体"/>
+                <w:rFonts w:ascii="宋体" w:hAnsi="宋体" w:eastAsia="宋体" w:cs="宋体"/>
                 <w:spacing w:val="3"/>
                 <w:position w:val="1"/>
                 <w:sz w:val="20"/>
@@ -1250,7 +1260,7 @@
             </w:r>
             <w:r>
               <w:rPr>
-                <w:rFonts w:ascii="宋体" w:hAnsi="宋体" w:cs="宋体" w:hint="eastAsia"/>
+                <w:rFonts w:hint="eastAsia" w:ascii="宋体" w:hAnsi="宋体" w:cs="宋体"/>
                 <w:spacing w:val="3"/>
                 <w:position w:val="1"/>
                 <w:sz w:val="20"/>
@@ -1280,18 +1290,18 @@
               <w:adjustRightInd w:val="0"/>
               <w:snapToGrid w:val="0"/>
               <w:spacing w:before="173" w:line="267" w:lineRule="exact"/>
-              <w:ind w:left="0" w:right="0" w:firstLine="0" w:leftChars="0" w:rightChars="0" w:firstLineChars="0"/>
+              <w:ind w:left="0" w:leftChars="0" w:right="0" w:rightChars="0" w:firstLine="0" w:firstLineChars="0"/>
               <w:jc w:val="center"/>
               <w:textAlignment w:val="baseline"/>
               <w:rPr>
-                <w:rFonts w:ascii="宋体" w:eastAsia="宋体" w:hAnsi="宋体" w:cs="宋体"/>
+                <w:rFonts w:ascii="宋体" w:hAnsi="宋体" w:eastAsia="宋体" w:cs="宋体"/>
                 <w:sz w:val="20"/>
                 <w:szCs w:val="20"/>
               </w:rPr>
             </w:pPr>
             <w:r>
               <w:rPr>
-                <w:rFonts w:ascii="宋体" w:eastAsia="宋体" w:hAnsi="宋体" w:cs="宋体"/>
+                <w:rFonts w:ascii="宋体" w:hAnsi="宋体" w:eastAsia="宋体" w:cs="宋体"/>
                 <w:spacing w:val="4"/>
                 <w:position w:val="1"/>
                 <w:sz w:val="20"/>
@@ -1320,18 +1330,18 @@
               <w:adjustRightInd w:val="0"/>
               <w:snapToGrid w:val="0"/>
               <w:spacing w:before="172" w:line="228" w:lineRule="auto"/>
-              <w:ind w:left="0" w:right="0" w:firstLine="0" w:leftChars="0" w:rightChars="0" w:firstLineChars="0"/>
+              <w:ind w:left="0" w:leftChars="0" w:right="0" w:rightChars="0" w:firstLine="0" w:firstLineChars="0"/>
               <w:jc w:val="center"/>
               <w:textAlignment w:val="baseline"/>
               <w:rPr>
-                <w:rFonts w:ascii="宋体" w:eastAsia="宋体" w:hAnsi="宋体" w:cs="宋体"/>
+                <w:rFonts w:ascii="宋体" w:hAnsi="宋体" w:eastAsia="宋体" w:cs="宋体"/>
                 <w:sz w:val="20"/>
                 <w:szCs w:val="20"/>
               </w:rPr>
             </w:pPr>
             <w:r>
               <w:rPr>
-                <w:rFonts w:ascii="宋体" w:eastAsia="宋体" w:hAnsi="宋体" w:cs="宋体"/>
+                <w:rFonts w:ascii="宋体" w:hAnsi="宋体" w:eastAsia="宋体" w:cs="宋体"/>
                 <w:spacing w:val="200"/>
                 <w:kern w:val="0"/>
                 <w:sz w:val="20"/>
@@ -1341,7 +1351,7 @@
             </w:r>
             <w:r>
               <w:rPr>
-                <w:rFonts w:ascii="宋体" w:eastAsia="宋体" w:hAnsi="宋体" w:cs="宋体"/>
+                <w:rFonts w:ascii="宋体" w:hAnsi="宋体" w:eastAsia="宋体" w:cs="宋体"/>
                 <w:spacing w:val="0"/>
                 <w:kern w:val="0"/>
                 <w:sz w:val="20"/>
@@ -1370,11 +1380,11 @@
               <w:adjustRightInd w:val="0"/>
               <w:snapToGrid w:val="0"/>
               <w:spacing w:before="173" w:line="229" w:lineRule="auto"/>
-              <w:ind w:left="0" w:right="0" w:firstLine="0" w:leftChars="0" w:rightChars="0" w:firstLineChars="0"/>
+              <w:ind w:left="0" w:leftChars="0" w:right="0" w:rightChars="0" w:firstLine="0" w:firstLineChars="0"/>
               <w:jc w:val="center"/>
               <w:textAlignment w:val="baseline"/>
               <w:rPr>
-                <w:rFonts w:ascii="宋体" w:eastAsia="宋体" w:hAnsi="宋体" w:cs="宋体"/>
+                <w:rFonts w:ascii="宋体" w:hAnsi="宋体" w:eastAsia="宋体" w:cs="宋体"/>
                 <w:spacing w:val="200"/>
                 <w:kern w:val="0"/>
                 <w:sz w:val="20"/>
@@ -1383,7 +1393,7 @@
             </w:pPr>
             <w:r>
               <w:rPr>
-                <w:rFonts w:asciiTheme="minorAscii" w:eastAsiaTheme="minorEastAsia" w:hAnsiTheme="minorAscii" w:hint="eastAsia"/>
+                <w:rFonts w:hint="eastAsia" w:asciiTheme="minorAscii" w:hAnsiTheme="minorAscii" w:eastAsiaTheme="minorEastAsia"/>
                 <w:spacing w:val="0"/>
                 <w:kern w:val="0"/>
                 <w:sz w:val="21"/>
@@ -1413,11 +1423,11 @@
               <w:adjustRightInd w:val="0"/>
               <w:snapToGrid w:val="0"/>
               <w:spacing w:before="172" w:line="228" w:lineRule="auto"/>
-              <w:ind w:left="0" w:right="0" w:firstLine="0" w:leftChars="0" w:rightChars="0" w:firstLineChars="0"/>
+              <w:ind w:left="0" w:leftChars="0" w:right="0" w:rightChars="0" w:firstLine="0" w:firstLineChars="0"/>
               <w:jc w:val="center"/>
               <w:textAlignment w:val="baseline"/>
               <w:rPr>
-                <w:rFonts w:ascii="宋体" w:eastAsia="宋体" w:hAnsi="宋体" w:cs="宋体"/>
+                <w:rFonts w:ascii="宋体" w:hAnsi="宋体" w:eastAsia="宋体" w:cs="宋体"/>
                 <w:spacing w:val="200"/>
                 <w:kern w:val="0"/>
                 <w:sz w:val="20"/>
@@ -1426,7 +1436,7 @@
             </w:pPr>
             <w:r>
               <w:rPr>
-                <w:rFonts w:ascii="宋体" w:eastAsia="宋体" w:hAnsi="宋体" w:cs="宋体" w:hint="eastAsia"/>
+                <w:rFonts w:hint="eastAsia" w:ascii="宋体" w:hAnsi="宋体" w:eastAsia="宋体" w:cs="宋体"/>
                 <w:spacing w:val="200"/>
                 <w:kern w:val="0"/>
                 <w:sz w:val="20"/>
@@ -1436,7 +1446,7 @@
             </w:r>
             <w:r>
               <w:rPr>
-                <w:rFonts w:asciiTheme="minorAscii" w:eastAsiaTheme="minorEastAsia" w:hAnsiTheme="minorAscii" w:hint="eastAsia"/>
+                <w:rFonts w:hint="eastAsia" w:asciiTheme="minorAscii" w:hAnsiTheme="minorAscii" w:eastAsiaTheme="minorEastAsia"/>
                 <w:spacing w:val="0"/>
                 <w:kern w:val="0"/>
                 <w:sz w:val="21"/>
@@ -1466,18 +1476,18 @@
               <w:adjustRightInd w:val="0"/>
               <w:snapToGrid w:val="0"/>
               <w:spacing w:before="173" w:line="229" w:lineRule="auto"/>
-              <w:ind w:left="0" w:right="0" w:firstLine="0" w:leftChars="0" w:rightChars="0" w:firstLineChars="0"/>
+              <w:ind w:left="0" w:leftChars="0" w:right="0" w:rightChars="0" w:firstLine="0" w:firstLineChars="0"/>
               <w:jc w:val="center"/>
               <w:textAlignment w:val="baseline"/>
               <w:rPr>
-                <w:rFonts w:ascii="宋体" w:eastAsia="宋体" w:hAnsi="宋体" w:cs="宋体"/>
+                <w:rFonts w:ascii="宋体" w:hAnsi="宋体" w:eastAsia="宋体" w:cs="宋体"/>
                 <w:sz w:val="20"/>
                 <w:szCs w:val="20"/>
               </w:rPr>
             </w:pPr>
             <w:r>
               <w:rPr>
-                <w:rFonts w:asciiTheme="minorAscii" w:eastAsiaTheme="minorEastAsia" w:hAnsiTheme="minorAscii" w:hint="eastAsia"/>
+                <w:rFonts w:hint="eastAsia" w:asciiTheme="minorAscii" w:hAnsiTheme="minorAscii" w:eastAsiaTheme="minorEastAsia"/>
                 <w:spacing w:val="0"/>
                 <w:kern w:val="0"/>
                 <w:sz w:val="21"/>
@@ -1491,18 +1501,17 @@
       </w:tr>
       <w:tr>
         <w:tblPrEx>
-          <w:tblW w:w="8214" w:type="dxa"/>
-          <w:jc w:val="center"/>
-          <w:tblLayout w:type="fixed"/>
-          <w:tblCellMar>
-            <w:top w:w="0" w:type="dxa"/>
-            <w:left w:w="0" w:type="dxa"/>
-            <w:bottom w:w="0" w:type="dxa"/>
-            <w:right w:w="0" w:type="dxa"/>
-          </w:tblCellMar>
+          <w:tblBorders>
+            <w:top w:val="single" w:color="000000" w:sz="2" w:space="0"/>
+            <w:left w:val="single" w:color="000000" w:sz="2" w:space="0"/>
+            <w:bottom w:val="single" w:color="000000" w:sz="2" w:space="0"/>
+            <w:right w:val="single" w:color="000000" w:sz="2" w:space="0"/>
+            <w:insideH w:val="single" w:color="000000" w:sz="2" w:space="0"/>
+            <w:insideV w:val="single" w:color="000000" w:sz="2" w:space="0"/>
+          </w:tblBorders>
         </w:tblPrEx>
         <w:trPr>
-          <w:trHeight w:val="556"/>
+          <w:trHeight w:val="556" w:hRule="atLeast"/>
           <w:jc w:val="center"/>
         </w:trPr>
         <w:tc>
@@ -1511,7 +1520,7 @@
           </w:tcPr>
           <w:p>
             <w:pPr>
-              <w:pStyle w:val="TableText"/>
+              <w:pStyle w:val="27"/>
               <w:keepNext w:val="0"/>
               <w:keepLines w:val="0"/>
               <w:pageBreakBefore w:val="0"/>
@@ -1524,7 +1533,7 @@
               <w:bidi w:val="0"/>
               <w:adjustRightInd w:val="0"/>
               <w:snapToGrid w:val="0"/>
-              <w:ind w:left="0" w:right="0" w:firstLine="0" w:leftChars="0" w:rightChars="0" w:firstLineChars="0"/>
+              <w:ind w:left="0" w:leftChars="0" w:right="0" w:rightChars="0" w:firstLine="0" w:firstLineChars="0"/>
               <w:jc w:val="center"/>
               <w:textAlignment w:val="baseline"/>
             </w:pPr>
@@ -1536,7 +1545,7 @@
           </w:tcPr>
           <w:p>
             <w:pPr>
-              <w:pStyle w:val="TableText"/>
+              <w:pStyle w:val="27"/>
               <w:keepNext w:val="0"/>
               <w:keepLines w:val="0"/>
               <w:pageBreakBefore w:val="0"/>
@@ -1549,7 +1558,7 @@
               <w:bidi w:val="0"/>
               <w:adjustRightInd w:val="0"/>
               <w:snapToGrid w:val="0"/>
-              <w:ind w:left="0" w:right="0" w:firstLine="0" w:leftChars="0" w:rightChars="0" w:firstLineChars="0"/>
+              <w:ind w:left="0" w:leftChars="0" w:right="0" w:rightChars="0" w:firstLine="0" w:firstLineChars="0"/>
               <w:jc w:val="center"/>
               <w:textAlignment w:val="baseline"/>
             </w:pPr>
@@ -1561,7 +1570,7 @@
           </w:tcPr>
           <w:p>
             <w:pPr>
-              <w:pStyle w:val="TableText"/>
+              <w:pStyle w:val="27"/>
               <w:keepNext w:val="0"/>
               <w:keepLines w:val="0"/>
               <w:pageBreakBefore w:val="0"/>
@@ -1574,7 +1583,7 @@
               <w:bidi w:val="0"/>
               <w:adjustRightInd w:val="0"/>
               <w:snapToGrid w:val="0"/>
-              <w:ind w:left="0" w:right="0" w:firstLine="0" w:leftChars="0" w:rightChars="0" w:firstLineChars="0"/>
+              <w:ind w:left="0" w:leftChars="0" w:right="0" w:rightChars="0" w:firstLine="0" w:firstLineChars="0"/>
               <w:jc w:val="center"/>
               <w:textAlignment w:val="baseline"/>
             </w:pPr>
@@ -1586,7 +1595,7 @@
           </w:tcPr>
           <w:p>
             <w:pPr>
-              <w:pStyle w:val="TableText"/>
+              <w:pStyle w:val="27"/>
               <w:keepNext w:val="0"/>
               <w:keepLines w:val="0"/>
               <w:pageBreakBefore w:val="0"/>
@@ -1599,7 +1608,7 @@
               <w:bidi w:val="0"/>
               <w:adjustRightInd w:val="0"/>
               <w:snapToGrid w:val="0"/>
-              <w:ind w:left="0" w:right="0" w:firstLine="0" w:leftChars="0" w:rightChars="0" w:firstLineChars="0"/>
+              <w:ind w:left="0" w:leftChars="0" w:right="0" w:rightChars="0" w:firstLine="0" w:firstLineChars="0"/>
               <w:jc w:val="center"/>
               <w:textAlignment w:val="baseline"/>
             </w:pPr>
@@ -1611,7 +1620,7 @@
           </w:tcPr>
           <w:p>
             <w:pPr>
-              <w:pStyle w:val="TableText"/>
+              <w:pStyle w:val="27"/>
               <w:keepNext w:val="0"/>
               <w:keepLines w:val="0"/>
               <w:pageBreakBefore w:val="0"/>
@@ -1624,7 +1633,7 @@
               <w:bidi w:val="0"/>
               <w:adjustRightInd w:val="0"/>
               <w:snapToGrid w:val="0"/>
-              <w:ind w:left="0" w:right="0" w:firstLine="0" w:leftChars="0" w:rightChars="0" w:firstLineChars="0"/>
+              <w:ind w:left="0" w:leftChars="0" w:right="0" w:rightChars="0" w:firstLine="0" w:firstLineChars="0"/>
               <w:jc w:val="center"/>
               <w:textAlignment w:val="baseline"/>
             </w:pPr>
@@ -1636,7 +1645,7 @@
           </w:tcPr>
           <w:p>
             <w:pPr>
-              <w:pStyle w:val="TableText"/>
+              <w:pStyle w:val="27"/>
               <w:keepNext w:val="0"/>
               <w:keepLines w:val="0"/>
               <w:pageBreakBefore w:val="0"/>
@@ -1649,7 +1658,7 @@
               <w:bidi w:val="0"/>
               <w:adjustRightInd w:val="0"/>
               <w:snapToGrid w:val="0"/>
-              <w:ind w:left="0" w:right="0" w:firstLine="0" w:leftChars="0" w:rightChars="0" w:firstLineChars="0"/>
+              <w:ind w:left="0" w:leftChars="0" w:right="0" w:rightChars="0" w:firstLine="0" w:firstLineChars="0"/>
               <w:jc w:val="center"/>
               <w:textAlignment w:val="baseline"/>
             </w:pPr>
@@ -1658,9 +1667,14 @@
       </w:tr>
       <w:tr>
         <w:tblPrEx>
-          <w:tblW w:w="8214" w:type="dxa"/>
-          <w:jc w:val="center"/>
-          <w:tblLayout w:type="fixed"/>
+          <w:tblBorders>
+            <w:top w:val="single" w:color="000000" w:sz="2" w:space="0"/>
+            <w:left w:val="single" w:color="000000" w:sz="2" w:space="0"/>
+            <w:bottom w:val="single" w:color="000000" w:sz="2" w:space="0"/>
+            <w:right w:val="single" w:color="000000" w:sz="2" w:space="0"/>
+            <w:insideH w:val="single" w:color="000000" w:sz="2" w:space="0"/>
+            <w:insideV w:val="single" w:color="000000" w:sz="2" w:space="0"/>
+          </w:tblBorders>
           <w:tblCellMar>
             <w:top w:w="0" w:type="dxa"/>
             <w:left w:w="0" w:type="dxa"/>
@@ -1669,7 +1683,7 @@
           </w:tblCellMar>
         </w:tblPrEx>
         <w:trPr>
-          <w:trHeight w:val="556"/>
+          <w:trHeight w:val="556" w:hRule="atLeast"/>
           <w:jc w:val="center"/>
         </w:trPr>
         <w:tc>
@@ -1678,7 +1692,7 @@
           </w:tcPr>
           <w:p>
             <w:pPr>
-              <w:pStyle w:val="TableText"/>
+              <w:pStyle w:val="27"/>
               <w:keepNext w:val="0"/>
               <w:keepLines w:val="0"/>
               <w:pageBreakBefore w:val="0"/>
@@ -1691,7 +1705,7 @@
               <w:bidi w:val="0"/>
               <w:adjustRightInd w:val="0"/>
               <w:snapToGrid w:val="0"/>
-              <w:ind w:left="0" w:right="0" w:firstLine="0" w:leftChars="0" w:rightChars="0" w:firstLineChars="0"/>
+              <w:ind w:left="0" w:leftChars="0" w:right="0" w:rightChars="0" w:firstLine="0" w:firstLineChars="0"/>
               <w:jc w:val="center"/>
               <w:textAlignment w:val="baseline"/>
             </w:pPr>
@@ -1703,7 +1717,7 @@
           </w:tcPr>
           <w:p>
             <w:pPr>
-              <w:pStyle w:val="TableText"/>
+              <w:pStyle w:val="27"/>
               <w:keepNext w:val="0"/>
               <w:keepLines w:val="0"/>
               <w:pageBreakBefore w:val="0"/>
@@ -1716,7 +1730,7 @@
               <w:bidi w:val="0"/>
               <w:adjustRightInd w:val="0"/>
               <w:snapToGrid w:val="0"/>
-              <w:ind w:left="0" w:right="0" w:firstLine="0" w:leftChars="0" w:rightChars="0" w:firstLineChars="0"/>
+              <w:ind w:left="0" w:leftChars="0" w:right="0" w:rightChars="0" w:firstLine="0" w:firstLineChars="0"/>
               <w:jc w:val="center"/>
               <w:textAlignment w:val="baseline"/>
             </w:pPr>
@@ -1728,7 +1742,7 @@
           </w:tcPr>
           <w:p>
             <w:pPr>
-              <w:pStyle w:val="TableText"/>
+              <w:pStyle w:val="27"/>
               <w:keepNext w:val="0"/>
               <w:keepLines w:val="0"/>
               <w:pageBreakBefore w:val="0"/>
@@ -1741,7 +1755,7 @@
               <w:bidi w:val="0"/>
               <w:adjustRightInd w:val="0"/>
               <w:snapToGrid w:val="0"/>
-              <w:ind w:left="0" w:right="0" w:firstLine="0" w:leftChars="0" w:rightChars="0" w:firstLineChars="0"/>
+              <w:ind w:left="0" w:leftChars="0" w:right="0" w:rightChars="0" w:firstLine="0" w:firstLineChars="0"/>
               <w:jc w:val="center"/>
               <w:textAlignment w:val="baseline"/>
             </w:pPr>
@@ -1753,7 +1767,7 @@
           </w:tcPr>
           <w:p>
             <w:pPr>
-              <w:pStyle w:val="TableText"/>
+              <w:pStyle w:val="27"/>
               <w:keepNext w:val="0"/>
               <w:keepLines w:val="0"/>
               <w:pageBreakBefore w:val="0"/>
@@ -1766,7 +1780,7 @@
               <w:bidi w:val="0"/>
               <w:adjustRightInd w:val="0"/>
               <w:snapToGrid w:val="0"/>
-              <w:ind w:left="0" w:right="0" w:firstLine="0" w:leftChars="0" w:rightChars="0" w:firstLineChars="0"/>
+              <w:ind w:left="0" w:leftChars="0" w:right="0" w:rightChars="0" w:firstLine="0" w:firstLineChars="0"/>
               <w:jc w:val="center"/>
               <w:textAlignment w:val="baseline"/>
             </w:pPr>
@@ -1778,7 +1792,7 @@
           </w:tcPr>
           <w:p>
             <w:pPr>
-              <w:pStyle w:val="TableText"/>
+              <w:pStyle w:val="27"/>
               <w:keepNext w:val="0"/>
               <w:keepLines w:val="0"/>
               <w:pageBreakBefore w:val="0"/>
@@ -1791,7 +1805,7 @@
               <w:bidi w:val="0"/>
               <w:adjustRightInd w:val="0"/>
               <w:snapToGrid w:val="0"/>
-              <w:ind w:left="0" w:right="0" w:firstLine="0" w:leftChars="0" w:rightChars="0" w:firstLineChars="0"/>
+              <w:ind w:left="0" w:leftChars="0" w:right="0" w:rightChars="0" w:firstLine="0" w:firstLineChars="0"/>
               <w:jc w:val="center"/>
               <w:textAlignment w:val="baseline"/>
             </w:pPr>
@@ -1803,7 +1817,7 @@
           </w:tcPr>
           <w:p>
             <w:pPr>
-              <w:pStyle w:val="TableText"/>
+              <w:pStyle w:val="27"/>
               <w:keepNext w:val="0"/>
               <w:keepLines w:val="0"/>
               <w:pageBreakBefore w:val="0"/>
@@ -1816,7 +1830,7 @@
               <w:bidi w:val="0"/>
               <w:adjustRightInd w:val="0"/>
               <w:snapToGrid w:val="0"/>
-              <w:ind w:left="0" w:right="0" w:firstLine="0" w:leftChars="0" w:rightChars="0" w:firstLineChars="0"/>
+              <w:ind w:left="0" w:leftChars="0" w:right="0" w:rightChars="0" w:firstLine="0" w:firstLineChars="0"/>
               <w:jc w:val="center"/>
               <w:textAlignment w:val="baseline"/>
             </w:pPr>
@@ -1825,9 +1839,14 @@
       </w:tr>
       <w:tr>
         <w:tblPrEx>
-          <w:tblW w:w="8214" w:type="dxa"/>
-          <w:jc w:val="center"/>
-          <w:tblLayout w:type="fixed"/>
+          <w:tblBorders>
+            <w:top w:val="single" w:color="000000" w:sz="2" w:space="0"/>
+            <w:left w:val="single" w:color="000000" w:sz="2" w:space="0"/>
+            <w:bottom w:val="single" w:color="000000" w:sz="2" w:space="0"/>
+            <w:right w:val="single" w:color="000000" w:sz="2" w:space="0"/>
+            <w:insideH w:val="single" w:color="000000" w:sz="2" w:space="0"/>
+            <w:insideV w:val="single" w:color="000000" w:sz="2" w:space="0"/>
+          </w:tblBorders>
           <w:tblCellMar>
             <w:top w:w="0" w:type="dxa"/>
             <w:left w:w="0" w:type="dxa"/>
@@ -1836,7 +1855,7 @@
           </w:tblCellMar>
         </w:tblPrEx>
         <w:trPr>
-          <w:trHeight w:val="557"/>
+          <w:trHeight w:val="557" w:hRule="atLeast"/>
           <w:jc w:val="center"/>
         </w:trPr>
         <w:tc>
@@ -1845,7 +1864,7 @@
           </w:tcPr>
           <w:p>
             <w:pPr>
-              <w:pStyle w:val="TableText"/>
+              <w:pStyle w:val="27"/>
               <w:keepNext w:val="0"/>
               <w:keepLines w:val="0"/>
               <w:pageBreakBefore w:val="0"/>
@@ -1858,7 +1877,7 @@
               <w:bidi w:val="0"/>
               <w:adjustRightInd w:val="0"/>
               <w:snapToGrid w:val="0"/>
-              <w:ind w:left="0" w:right="0" w:firstLine="0" w:leftChars="0" w:rightChars="0" w:firstLineChars="0"/>
+              <w:ind w:left="0" w:leftChars="0" w:right="0" w:rightChars="0" w:firstLine="0" w:firstLineChars="0"/>
               <w:jc w:val="center"/>
               <w:textAlignment w:val="baseline"/>
             </w:pPr>
@@ -1870,7 +1889,7 @@
           </w:tcPr>
           <w:p>
             <w:pPr>
-              <w:pStyle w:val="TableText"/>
+              <w:pStyle w:val="27"/>
               <w:keepNext w:val="0"/>
               <w:keepLines w:val="0"/>
               <w:pageBreakBefore w:val="0"/>
@@ -1883,7 +1902,7 @@
               <w:bidi w:val="0"/>
               <w:adjustRightInd w:val="0"/>
               <w:snapToGrid w:val="0"/>
-              <w:ind w:left="0" w:right="0" w:firstLine="0" w:leftChars="0" w:rightChars="0" w:firstLineChars="0"/>
+              <w:ind w:left="0" w:leftChars="0" w:right="0" w:rightChars="0" w:firstLine="0" w:firstLineChars="0"/>
               <w:jc w:val="center"/>
               <w:textAlignment w:val="baseline"/>
             </w:pPr>
@@ -1895,7 +1914,7 @@
           </w:tcPr>
           <w:p>
             <w:pPr>
-              <w:pStyle w:val="TableText"/>
+              <w:pStyle w:val="27"/>
               <w:keepNext w:val="0"/>
               <w:keepLines w:val="0"/>
               <w:pageBreakBefore w:val="0"/>
@@ -1908,7 +1927,7 @@
               <w:bidi w:val="0"/>
               <w:adjustRightInd w:val="0"/>
               <w:snapToGrid w:val="0"/>
-              <w:ind w:left="0" w:right="0" w:firstLine="0" w:leftChars="0" w:rightChars="0" w:firstLineChars="0"/>
+              <w:ind w:left="0" w:leftChars="0" w:right="0" w:rightChars="0" w:firstLine="0" w:firstLineChars="0"/>
               <w:jc w:val="center"/>
               <w:textAlignment w:val="baseline"/>
             </w:pPr>
@@ -1920,7 +1939,7 @@
           </w:tcPr>
           <w:p>
             <w:pPr>
-              <w:pStyle w:val="TableText"/>
+              <w:pStyle w:val="27"/>
               <w:keepNext w:val="0"/>
               <w:keepLines w:val="0"/>
               <w:pageBreakBefore w:val="0"/>
@@ -1933,7 +1952,7 @@
               <w:bidi w:val="0"/>
               <w:adjustRightInd w:val="0"/>
               <w:snapToGrid w:val="0"/>
-              <w:ind w:left="0" w:right="0" w:firstLine="0" w:leftChars="0" w:rightChars="0" w:firstLineChars="0"/>
+              <w:ind w:left="0" w:leftChars="0" w:right="0" w:rightChars="0" w:firstLine="0" w:firstLineChars="0"/>
               <w:jc w:val="center"/>
               <w:textAlignment w:val="baseline"/>
             </w:pPr>
@@ -1945,7 +1964,7 @@
           </w:tcPr>
           <w:p>
             <w:pPr>
-              <w:pStyle w:val="TableText"/>
+              <w:pStyle w:val="27"/>
               <w:keepNext w:val="0"/>
               <w:keepLines w:val="0"/>
               <w:pageBreakBefore w:val="0"/>
@@ -1958,7 +1977,7 @@
               <w:bidi w:val="0"/>
               <w:adjustRightInd w:val="0"/>
               <w:snapToGrid w:val="0"/>
-              <w:ind w:left="0" w:right="0" w:firstLine="0" w:leftChars="0" w:rightChars="0" w:firstLineChars="0"/>
+              <w:ind w:left="0" w:leftChars="0" w:right="0" w:rightChars="0" w:firstLine="0" w:firstLineChars="0"/>
               <w:jc w:val="center"/>
               <w:textAlignment w:val="baseline"/>
             </w:pPr>
@@ -1970,7 +1989,7 @@
           </w:tcPr>
           <w:p>
             <w:pPr>
-              <w:pStyle w:val="TableText"/>
+              <w:pStyle w:val="27"/>
               <w:keepNext w:val="0"/>
               <w:keepLines w:val="0"/>
               <w:pageBreakBefore w:val="0"/>
@@ -1983,7 +2002,7 @@
               <w:bidi w:val="0"/>
               <w:adjustRightInd w:val="0"/>
               <w:snapToGrid w:val="0"/>
-              <w:ind w:left="0" w:right="0" w:firstLine="0" w:leftChars="0" w:rightChars="0" w:firstLineChars="0"/>
+              <w:ind w:left="0" w:leftChars="0" w:right="0" w:rightChars="0" w:firstLine="0" w:firstLineChars="0"/>
               <w:jc w:val="center"/>
               <w:textAlignment w:val="baseline"/>
             </w:pPr>
@@ -2015,7 +2034,7 @@
     <w:sdt>
       <w:sdtPr>
         <w:rPr>
-          <w:rFonts w:ascii="宋体" w:eastAsia="宋体" w:hAnsi="宋体" w:cs="宋体" w:hint="eastAsia"/>
+          <w:rFonts w:hint="eastAsia" w:ascii="宋体" w:hAnsi="宋体" w:eastAsia="宋体" w:cs="宋体"/>
           <w:snapToGrid w:val="0"/>
           <w:color w:val="000000"/>
           <w:kern w:val="0"/>
@@ -2031,7 +2050,7 @@
       </w:sdtPr>
       <w:sdtEndPr>
         <w:rPr>
-          <w:rFonts w:ascii="宋体" w:eastAsia="宋体" w:hAnsi="宋体" w:cs="宋体" w:hint="eastAsia"/>
+          <w:rFonts w:hint="eastAsia" w:ascii="宋体" w:hAnsi="宋体" w:eastAsia="宋体" w:cs="宋体"/>
           <w:snapToGrid w:val="0"/>
           <w:color w:val="000000"/>
           <w:kern w:val="0"/>
@@ -2057,18 +2076,18 @@
             <w:adjustRightInd w:val="0"/>
             <w:snapToGrid w:val="0"/>
             <w:spacing w:before="0" w:beforeLines="0" w:after="0" w:afterLines="0" w:line="312" w:lineRule="auto"/>
-            <w:ind w:left="0" w:right="0" w:firstLine="0" w:leftChars="0" w:rightChars="0" w:firstLineChars="0"/>
+            <w:ind w:left="0" w:leftChars="0" w:right="0" w:rightChars="0" w:firstLine="0" w:firstLineChars="0"/>
             <w:jc w:val="center"/>
             <w:textAlignment w:val="baseline"/>
             <w:rPr>
-              <w:rFonts w:ascii="宋体" w:eastAsia="宋体" w:hAnsi="宋体" w:cs="宋体" w:hint="eastAsia"/>
+              <w:rFonts w:hint="eastAsia" w:ascii="宋体" w:hAnsi="宋体" w:eastAsia="宋体" w:cs="宋体"/>
               <w:sz w:val="24"/>
               <w:szCs w:val="24"/>
             </w:rPr>
           </w:pPr>
           <w:r>
             <w:rPr>
-              <w:rFonts w:ascii="宋体" w:eastAsia="宋体" w:hAnsi="宋体" w:cs="宋体" w:hint="eastAsia"/>
+              <w:rFonts w:hint="eastAsia" w:ascii="宋体" w:hAnsi="宋体" w:eastAsia="宋体" w:cs="宋体"/>
               <w:sz w:val="24"/>
               <w:szCs w:val="24"/>
             </w:rPr>
@@ -2077,14 +2096,14 @@
         </w:p>
         <w:p>
           <w:pPr>
-            <w:pStyle w:val="TOC1"/>
+            <w:pStyle w:val="16"/>
             <w:tabs>
               <w:tab w:val="right" w:leader="dot" w:pos="8306"/>
             </w:tabs>
           </w:pPr>
           <w:r>
             <w:rPr>
-              <w:rFonts w:ascii="宋体" w:eastAsia="宋体" w:hAnsi="宋体" w:cs="宋体" w:hint="eastAsia"/>
+              <w:rFonts w:hint="eastAsia" w:ascii="宋体" w:hAnsi="宋体" w:eastAsia="宋体" w:cs="宋体"/>
               <w:sz w:val="24"/>
               <w:szCs w:val="24"/>
             </w:rPr>
@@ -2092,7 +2111,7 @@
           </w:r>
           <w:r>
             <w:rPr>
-              <w:rFonts w:ascii="宋体" w:eastAsia="宋体" w:hAnsi="宋体" w:cs="宋体" w:hint="eastAsia"/>
+              <w:rFonts w:hint="eastAsia" w:ascii="宋体" w:hAnsi="宋体" w:eastAsia="宋体" w:cs="宋体"/>
               <w:sz w:val="24"/>
               <w:szCs w:val="24"/>
             </w:rPr>
@@ -2100,7 +2119,7 @@
           </w:r>
           <w:r>
             <w:rPr>
-              <w:rFonts w:ascii="宋体" w:eastAsia="宋体" w:hAnsi="宋体" w:cs="宋体" w:hint="eastAsia"/>
+              <w:rFonts w:hint="eastAsia" w:ascii="宋体" w:hAnsi="宋体" w:eastAsia="宋体" w:cs="宋体"/>
               <w:sz w:val="24"/>
               <w:szCs w:val="24"/>
             </w:rPr>
@@ -2108,21 +2127,21 @@
           </w:r>
           <w:r>
             <w:rPr>
-              <w:rFonts w:ascii="宋体" w:eastAsia="宋体" w:hAnsi="宋体" w:cs="宋体" w:hint="eastAsia"/>
+              <w:rFonts w:hint="eastAsia" w:ascii="宋体" w:hAnsi="宋体" w:eastAsia="宋体" w:cs="宋体"/>
               <w:szCs w:val="24"/>
             </w:rPr>
             <w:fldChar w:fldCharType="begin"/>
           </w:r>
           <w:r>
             <w:rPr>
-              <w:rFonts w:ascii="宋体" w:eastAsia="宋体" w:hAnsi="宋体" w:cs="宋体" w:hint="eastAsia"/>
+              <w:rFonts w:hint="eastAsia" w:ascii="宋体" w:hAnsi="宋体" w:eastAsia="宋体" w:cs="宋体"/>
               <w:szCs w:val="24"/>
             </w:rPr>
-            <w:instrText xml:space="preserve"> HYPERLINK \l _Toc5677 </w:instrText>
-          </w:r>
-          <w:r>
-            <w:rPr>
-              <w:rFonts w:ascii="宋体" w:eastAsia="宋体" w:hAnsi="宋体" w:cs="宋体" w:hint="eastAsia"/>
+            <w:instrText xml:space="preserve"> HYPERLINK \l _Toc17621 </w:instrText>
+          </w:r>
+          <w:r>
+            <w:rPr>
+              <w:rFonts w:hint="eastAsia" w:ascii="宋体" w:hAnsi="宋体" w:eastAsia="宋体" w:cs="宋体"/>
               <w:szCs w:val="24"/>
             </w:rPr>
             <w:fldChar w:fldCharType="separate"/>
@@ -2141,7 +2160,7 @@
             <w:fldChar w:fldCharType="begin"/>
           </w:r>
           <w:r>
-            <w:instrText xml:space="preserve"> PAGEREF _Toc5677 \h </w:instrText>
+            <w:instrText xml:space="preserve"> PAGEREF _Toc17621 \h </w:instrText>
           </w:r>
           <w:r>
             <w:fldChar w:fldCharType="separate"/>
@@ -2154,7 +2173,7 @@
           </w:r>
           <w:r>
             <w:rPr>
-              <w:rFonts w:ascii="宋体" w:eastAsia="宋体" w:hAnsi="宋体" w:cs="宋体" w:hint="eastAsia"/>
+              <w:rFonts w:hint="eastAsia" w:ascii="宋体" w:hAnsi="宋体" w:eastAsia="宋体" w:cs="宋体"/>
               <w:szCs w:val="24"/>
             </w:rPr>
             <w:fldChar w:fldCharType="end"/>
@@ -2162,28 +2181,28 @@
         </w:p>
         <w:p>
           <w:pPr>
-            <w:pStyle w:val="TOC1"/>
+            <w:pStyle w:val="16"/>
             <w:tabs>
               <w:tab w:val="right" w:leader="dot" w:pos="8306"/>
             </w:tabs>
           </w:pPr>
           <w:r>
             <w:rPr>
-              <w:rFonts w:ascii="宋体" w:eastAsia="宋体" w:hAnsi="宋体" w:cs="宋体" w:hint="eastAsia"/>
+              <w:rFonts w:hint="eastAsia" w:ascii="宋体" w:hAnsi="宋体" w:eastAsia="宋体" w:cs="宋体"/>
               <w:szCs w:val="24"/>
             </w:rPr>
             <w:fldChar w:fldCharType="begin"/>
           </w:r>
           <w:r>
             <w:rPr>
-              <w:rFonts w:ascii="宋体" w:eastAsia="宋体" w:hAnsi="宋体" w:cs="宋体" w:hint="eastAsia"/>
+              <w:rFonts w:hint="eastAsia" w:ascii="宋体" w:hAnsi="宋体" w:eastAsia="宋体" w:cs="宋体"/>
               <w:szCs w:val="24"/>
             </w:rPr>
-            <w:instrText xml:space="preserve"> HYPERLINK \l _Toc20983 </w:instrText>
-          </w:r>
-          <w:r>
-            <w:rPr>
-              <w:rFonts w:ascii="宋体" w:eastAsia="宋体" w:hAnsi="宋体" w:cs="宋体" w:hint="eastAsia"/>
+            <w:instrText xml:space="preserve"> HYPERLINK \l _Toc11150 </w:instrText>
+          </w:r>
+          <w:r>
+            <w:rPr>
+              <w:rFonts w:hint="eastAsia" w:ascii="宋体" w:hAnsi="宋体" w:eastAsia="宋体" w:cs="宋体"/>
               <w:szCs w:val="24"/>
             </w:rPr>
             <w:fldChar w:fldCharType="separate"/>
@@ -2202,7 +2221,7 @@
             <w:fldChar w:fldCharType="begin"/>
           </w:r>
           <w:r>
-            <w:instrText xml:space="preserve"> PAGEREF _Toc20983 \h </w:instrText>
+            <w:instrText xml:space="preserve"> PAGEREF _Toc11150 \h </w:instrText>
           </w:r>
           <w:r>
             <w:fldChar w:fldCharType="separate"/>
@@ -2215,7 +2234,7 @@
           </w:r>
           <w:r>
             <w:rPr>
-              <w:rFonts w:ascii="宋体" w:eastAsia="宋体" w:hAnsi="宋体" w:cs="宋体" w:hint="eastAsia"/>
+              <w:rFonts w:hint="eastAsia" w:ascii="宋体" w:hAnsi="宋体" w:eastAsia="宋体" w:cs="宋体"/>
               <w:szCs w:val="24"/>
             </w:rPr>
             <w:fldChar w:fldCharType="end"/>
@@ -2223,28 +2242,28 @@
         </w:p>
         <w:p>
           <w:pPr>
-            <w:pStyle w:val="TOC1"/>
+            <w:pStyle w:val="16"/>
             <w:tabs>
               <w:tab w:val="right" w:leader="dot" w:pos="8306"/>
             </w:tabs>
           </w:pPr>
           <w:r>
             <w:rPr>
-              <w:rFonts w:ascii="宋体" w:eastAsia="宋体" w:hAnsi="宋体" w:cs="宋体" w:hint="eastAsia"/>
+              <w:rFonts w:hint="eastAsia" w:ascii="宋体" w:hAnsi="宋体" w:eastAsia="宋体" w:cs="宋体"/>
               <w:szCs w:val="24"/>
             </w:rPr>
             <w:fldChar w:fldCharType="begin"/>
           </w:r>
           <w:r>
             <w:rPr>
-              <w:rFonts w:ascii="宋体" w:eastAsia="宋体" w:hAnsi="宋体" w:cs="宋体" w:hint="eastAsia"/>
+              <w:rFonts w:hint="eastAsia" w:ascii="宋体" w:hAnsi="宋体" w:eastAsia="宋体" w:cs="宋体"/>
               <w:szCs w:val="24"/>
             </w:rPr>
-            <w:instrText xml:space="preserve"> HYPERLINK \l _Toc24758 </w:instrText>
-          </w:r>
-          <w:r>
-            <w:rPr>
-              <w:rFonts w:ascii="宋体" w:eastAsia="宋体" w:hAnsi="宋体" w:cs="宋体" w:hint="eastAsia"/>
+            <w:instrText xml:space="preserve"> HYPERLINK \l _Toc6674 </w:instrText>
+          </w:r>
+          <w:r>
+            <w:rPr>
+              <w:rFonts w:hint="eastAsia" w:ascii="宋体" w:hAnsi="宋体" w:eastAsia="宋体" w:cs="宋体"/>
               <w:szCs w:val="24"/>
             </w:rPr>
             <w:fldChar w:fldCharType="separate"/>
@@ -2263,7 +2282,7 @@
             <w:fldChar w:fldCharType="begin"/>
           </w:r>
           <w:r>
-            <w:instrText xml:space="preserve"> PAGEREF _Toc24758 \h </w:instrText>
+            <w:instrText xml:space="preserve"> PAGEREF _Toc6674 \h </w:instrText>
           </w:r>
           <w:r>
             <w:fldChar w:fldCharType="separate"/>
@@ -2276,7 +2295,7 @@
           </w:r>
           <w:r>
             <w:rPr>
-              <w:rFonts w:ascii="宋体" w:eastAsia="宋体" w:hAnsi="宋体" w:cs="宋体" w:hint="eastAsia"/>
+              <w:rFonts w:hint="eastAsia" w:ascii="宋体" w:hAnsi="宋体" w:eastAsia="宋体" w:cs="宋体"/>
               <w:szCs w:val="24"/>
             </w:rPr>
             <w:fldChar w:fldCharType="end"/>
@@ -2284,28 +2303,28 @@
         </w:p>
         <w:p>
           <w:pPr>
-            <w:pStyle w:val="TOC1"/>
+            <w:pStyle w:val="16"/>
             <w:tabs>
               <w:tab w:val="right" w:leader="dot" w:pos="8306"/>
             </w:tabs>
           </w:pPr>
           <w:r>
             <w:rPr>
-              <w:rFonts w:ascii="宋体" w:eastAsia="宋体" w:hAnsi="宋体" w:cs="宋体" w:hint="eastAsia"/>
+              <w:rFonts w:hint="eastAsia" w:ascii="宋体" w:hAnsi="宋体" w:eastAsia="宋体" w:cs="宋体"/>
               <w:szCs w:val="24"/>
             </w:rPr>
             <w:fldChar w:fldCharType="begin"/>
           </w:r>
           <w:r>
             <w:rPr>
-              <w:rFonts w:ascii="宋体" w:eastAsia="宋体" w:hAnsi="宋体" w:cs="宋体" w:hint="eastAsia"/>
+              <w:rFonts w:hint="eastAsia" w:ascii="宋体" w:hAnsi="宋体" w:eastAsia="宋体" w:cs="宋体"/>
               <w:szCs w:val="24"/>
             </w:rPr>
-            <w:instrText xml:space="preserve"> HYPERLINK \l _Toc17428 </w:instrText>
-          </w:r>
-          <w:r>
-            <w:rPr>
-              <w:rFonts w:ascii="宋体" w:eastAsia="宋体" w:hAnsi="宋体" w:cs="宋体" w:hint="eastAsia"/>
+            <w:instrText xml:space="preserve"> HYPERLINK \l _Toc8491 </w:instrText>
+          </w:r>
+          <w:r>
+            <w:rPr>
+              <w:rFonts w:hint="eastAsia" w:ascii="宋体" w:hAnsi="宋体" w:eastAsia="宋体" w:cs="宋体"/>
               <w:szCs w:val="24"/>
             </w:rPr>
             <w:fldChar w:fldCharType="separate"/>
@@ -2324,7 +2343,7 @@
             <w:fldChar w:fldCharType="begin"/>
           </w:r>
           <w:r>
-            <w:instrText xml:space="preserve"> PAGEREF _Toc17428 \h </w:instrText>
+            <w:instrText xml:space="preserve"> PAGEREF _Toc8491 \h </w:instrText>
           </w:r>
           <w:r>
             <w:fldChar w:fldCharType="separate"/>
@@ -2337,7 +2356,7 @@
           </w:r>
           <w:r>
             <w:rPr>
-              <w:rFonts w:ascii="宋体" w:eastAsia="宋体" w:hAnsi="宋体" w:cs="宋体" w:hint="eastAsia"/>
+              <w:rFonts w:hint="eastAsia" w:ascii="宋体" w:hAnsi="宋体" w:eastAsia="宋体" w:cs="宋体"/>
               <w:szCs w:val="24"/>
             </w:rPr>
             <w:fldChar w:fldCharType="end"/>
@@ -2345,28 +2364,28 @@
         </w:p>
         <w:p>
           <w:pPr>
-            <w:pStyle w:val="TOC1"/>
+            <w:pStyle w:val="16"/>
             <w:tabs>
               <w:tab w:val="right" w:leader="dot" w:pos="8306"/>
             </w:tabs>
           </w:pPr>
           <w:r>
             <w:rPr>
-              <w:rFonts w:ascii="宋体" w:eastAsia="宋体" w:hAnsi="宋体" w:cs="宋体" w:hint="eastAsia"/>
+              <w:rFonts w:hint="eastAsia" w:ascii="宋体" w:hAnsi="宋体" w:eastAsia="宋体" w:cs="宋体"/>
               <w:szCs w:val="24"/>
             </w:rPr>
             <w:fldChar w:fldCharType="begin"/>
           </w:r>
           <w:r>
             <w:rPr>
-              <w:rFonts w:ascii="宋体" w:eastAsia="宋体" w:hAnsi="宋体" w:cs="宋体" w:hint="eastAsia"/>
+              <w:rFonts w:hint="eastAsia" w:ascii="宋体" w:hAnsi="宋体" w:eastAsia="宋体" w:cs="宋体"/>
               <w:szCs w:val="24"/>
             </w:rPr>
-            <w:instrText xml:space="preserve"> HYPERLINK \l _Toc10589 </w:instrText>
-          </w:r>
-          <w:r>
-            <w:rPr>
-              <w:rFonts w:ascii="宋体" w:eastAsia="宋体" w:hAnsi="宋体" w:cs="宋体" w:hint="eastAsia"/>
+            <w:instrText xml:space="preserve"> HYPERLINK \l _Toc9190 </w:instrText>
+          </w:r>
+          <w:r>
+            <w:rPr>
+              <w:rFonts w:hint="eastAsia" w:ascii="宋体" w:hAnsi="宋体" w:eastAsia="宋体" w:cs="宋体"/>
               <w:szCs w:val="24"/>
             </w:rPr>
             <w:fldChar w:fldCharType="separate"/>
@@ -2385,7 +2404,7 @@
             <w:fldChar w:fldCharType="begin"/>
           </w:r>
           <w:r>
-            <w:instrText xml:space="preserve"> PAGEREF _Toc10589 \h </w:instrText>
+            <w:instrText xml:space="preserve"> PAGEREF _Toc9190 \h </w:instrText>
           </w:r>
           <w:r>
             <w:fldChar w:fldCharType="separate"/>
@@ -2398,7 +2417,7 @@
           </w:r>
           <w:r>
             <w:rPr>
-              <w:rFonts w:ascii="宋体" w:eastAsia="宋体" w:hAnsi="宋体" w:cs="宋体" w:hint="eastAsia"/>
+              <w:rFonts w:hint="eastAsia" w:ascii="宋体" w:hAnsi="宋体" w:eastAsia="宋体" w:cs="宋体"/>
               <w:szCs w:val="24"/>
             </w:rPr>
             <w:fldChar w:fldCharType="end"/>
@@ -2406,28 +2425,28 @@
         </w:p>
         <w:p>
           <w:pPr>
-            <w:pStyle w:val="TOC1"/>
+            <w:pStyle w:val="16"/>
             <w:tabs>
               <w:tab w:val="right" w:leader="dot" w:pos="8306"/>
             </w:tabs>
           </w:pPr>
           <w:r>
             <w:rPr>
-              <w:rFonts w:ascii="宋体" w:eastAsia="宋体" w:hAnsi="宋体" w:cs="宋体" w:hint="eastAsia"/>
+              <w:rFonts w:hint="eastAsia" w:ascii="宋体" w:hAnsi="宋体" w:eastAsia="宋体" w:cs="宋体"/>
               <w:szCs w:val="24"/>
             </w:rPr>
             <w:fldChar w:fldCharType="begin"/>
           </w:r>
           <w:r>
             <w:rPr>
-              <w:rFonts w:ascii="宋体" w:eastAsia="宋体" w:hAnsi="宋体" w:cs="宋体" w:hint="eastAsia"/>
+              <w:rFonts w:hint="eastAsia" w:ascii="宋体" w:hAnsi="宋体" w:eastAsia="宋体" w:cs="宋体"/>
               <w:szCs w:val="24"/>
             </w:rPr>
-            <w:instrText xml:space="preserve"> HYPERLINK \l _Toc20682 </w:instrText>
-          </w:r>
-          <w:r>
-            <w:rPr>
-              <w:rFonts w:ascii="宋体" w:eastAsia="宋体" w:hAnsi="宋体" w:cs="宋体" w:hint="eastAsia"/>
+            <w:instrText xml:space="preserve"> HYPERLINK \l _Toc25552 </w:instrText>
+          </w:r>
+          <w:r>
+            <w:rPr>
+              <w:rFonts w:hint="eastAsia" w:ascii="宋体" w:hAnsi="宋体" w:eastAsia="宋体" w:cs="宋体"/>
               <w:szCs w:val="24"/>
             </w:rPr>
             <w:fldChar w:fldCharType="separate"/>
@@ -2446,20 +2465,20 @@
             <w:fldChar w:fldCharType="begin"/>
           </w:r>
           <w:r>
-            <w:instrText xml:space="preserve"> PAGEREF _Toc20682 \h </w:instrText>
+            <w:instrText xml:space="preserve"> PAGEREF _Toc25552 \h </w:instrText>
           </w:r>
           <w:r>
             <w:fldChar w:fldCharType="separate"/>
           </w:r>
           <w:r>
-            <w:t>5</w:t>
+            <w:t>4</w:t>
           </w:r>
           <w:r>
             <w:fldChar w:fldCharType="end"/>
           </w:r>
           <w:r>
             <w:rPr>
-              <w:rFonts w:ascii="宋体" w:eastAsia="宋体" w:hAnsi="宋体" w:cs="宋体" w:hint="eastAsia"/>
+              <w:rFonts w:hint="eastAsia" w:ascii="宋体" w:hAnsi="宋体" w:eastAsia="宋体" w:cs="宋体"/>
               <w:szCs w:val="24"/>
             </w:rPr>
             <w:fldChar w:fldCharType="end"/>
@@ -2467,28 +2486,28 @@
         </w:p>
         <w:p>
           <w:pPr>
-            <w:pStyle w:val="TOC2"/>
+            <w:pStyle w:val="17"/>
             <w:tabs>
               <w:tab w:val="right" w:leader="dot" w:pos="8306"/>
             </w:tabs>
           </w:pPr>
           <w:r>
             <w:rPr>
-              <w:rFonts w:ascii="宋体" w:eastAsia="宋体" w:hAnsi="宋体" w:cs="宋体" w:hint="eastAsia"/>
+              <w:rFonts w:hint="eastAsia" w:ascii="宋体" w:hAnsi="宋体" w:eastAsia="宋体" w:cs="宋体"/>
               <w:szCs w:val="24"/>
             </w:rPr>
             <w:fldChar w:fldCharType="begin"/>
           </w:r>
           <w:r>
             <w:rPr>
-              <w:rFonts w:ascii="宋体" w:eastAsia="宋体" w:hAnsi="宋体" w:cs="宋体" w:hint="eastAsia"/>
+              <w:rFonts w:hint="eastAsia" w:ascii="宋体" w:hAnsi="宋体" w:eastAsia="宋体" w:cs="宋体"/>
               <w:szCs w:val="24"/>
             </w:rPr>
-            <w:instrText xml:space="preserve"> HYPERLINK \l _Toc1114 </w:instrText>
-          </w:r>
-          <w:r>
-            <w:rPr>
-              <w:rFonts w:ascii="宋体" w:eastAsia="宋体" w:hAnsi="宋体" w:cs="宋体" w:hint="eastAsia"/>
+            <w:instrText xml:space="preserve"> HYPERLINK \l _Toc23340 </w:instrText>
+          </w:r>
+          <w:r>
+            <w:rPr>
+              <w:rFonts w:hint="eastAsia" w:ascii="宋体" w:hAnsi="宋体" w:eastAsia="宋体" w:cs="宋体"/>
               <w:szCs w:val="24"/>
             </w:rPr>
             <w:fldChar w:fldCharType="separate"/>
@@ -2507,20 +2526,20 @@
             <w:fldChar w:fldCharType="begin"/>
           </w:r>
           <w:r>
-            <w:instrText xml:space="preserve"> PAGEREF _Toc1114 \h </w:instrText>
+            <w:instrText xml:space="preserve"> PAGEREF _Toc23340 \h </w:instrText>
           </w:r>
           <w:r>
             <w:fldChar w:fldCharType="separate"/>
           </w:r>
           <w:r>
-            <w:t>5</w:t>
+            <w:t>4</w:t>
           </w:r>
           <w:r>
             <w:fldChar w:fldCharType="end"/>
           </w:r>
           <w:r>
             <w:rPr>
-              <w:rFonts w:ascii="宋体" w:eastAsia="宋体" w:hAnsi="宋体" w:cs="宋体" w:hint="eastAsia"/>
+              <w:rFonts w:hint="eastAsia" w:ascii="宋体" w:hAnsi="宋体" w:eastAsia="宋体" w:cs="宋体"/>
               <w:szCs w:val="24"/>
             </w:rPr>
             <w:fldChar w:fldCharType="end"/>
@@ -2528,28 +2547,28 @@
         </w:p>
         <w:p>
           <w:pPr>
-            <w:pStyle w:val="TOC2"/>
+            <w:pStyle w:val="17"/>
             <w:tabs>
               <w:tab w:val="right" w:leader="dot" w:pos="8306"/>
             </w:tabs>
           </w:pPr>
           <w:r>
             <w:rPr>
-              <w:rFonts w:ascii="宋体" w:eastAsia="宋体" w:hAnsi="宋体" w:cs="宋体" w:hint="eastAsia"/>
+              <w:rFonts w:hint="eastAsia" w:ascii="宋体" w:hAnsi="宋体" w:eastAsia="宋体" w:cs="宋体"/>
               <w:szCs w:val="24"/>
             </w:rPr>
             <w:fldChar w:fldCharType="begin"/>
           </w:r>
           <w:r>
             <w:rPr>
-              <w:rFonts w:ascii="宋体" w:eastAsia="宋体" w:hAnsi="宋体" w:cs="宋体" w:hint="eastAsia"/>
+              <w:rFonts w:hint="eastAsia" w:ascii="宋体" w:hAnsi="宋体" w:eastAsia="宋体" w:cs="宋体"/>
               <w:szCs w:val="24"/>
             </w:rPr>
-            <w:instrText xml:space="preserve"> HYPERLINK \l _Toc7444 </w:instrText>
-          </w:r>
-          <w:r>
-            <w:rPr>
-              <w:rFonts w:ascii="宋体" w:eastAsia="宋体" w:hAnsi="宋体" w:cs="宋体" w:hint="eastAsia"/>
+            <w:instrText xml:space="preserve"> HYPERLINK \l _Toc24959 </w:instrText>
+          </w:r>
+          <w:r>
+            <w:rPr>
+              <w:rFonts w:hint="eastAsia" w:ascii="宋体" w:hAnsi="宋体" w:eastAsia="宋体" w:cs="宋体"/>
               <w:szCs w:val="24"/>
             </w:rPr>
             <w:fldChar w:fldCharType="separate"/>
@@ -2568,7 +2587,7 @@
             <w:fldChar w:fldCharType="begin"/>
           </w:r>
           <w:r>
-            <w:instrText xml:space="preserve"> PAGEREF _Toc7444 \h </w:instrText>
+            <w:instrText xml:space="preserve"> PAGEREF _Toc24959 \h </w:instrText>
           </w:r>
           <w:r>
             <w:fldChar w:fldCharType="separate"/>
@@ -2581,7 +2600,7 @@
           </w:r>
           <w:r>
             <w:rPr>
-              <w:rFonts w:ascii="宋体" w:eastAsia="宋体" w:hAnsi="宋体" w:cs="宋体" w:hint="eastAsia"/>
+              <w:rFonts w:hint="eastAsia" w:ascii="宋体" w:hAnsi="宋体" w:eastAsia="宋体" w:cs="宋体"/>
               <w:szCs w:val="24"/>
             </w:rPr>
             <w:fldChar w:fldCharType="end"/>
@@ -2589,28 +2608,28 @@
         </w:p>
         <w:p>
           <w:pPr>
-            <w:pStyle w:val="TOC2"/>
+            <w:pStyle w:val="17"/>
             <w:tabs>
               <w:tab w:val="right" w:leader="dot" w:pos="8306"/>
             </w:tabs>
           </w:pPr>
           <w:r>
             <w:rPr>
-              <w:rFonts w:ascii="宋体" w:eastAsia="宋体" w:hAnsi="宋体" w:cs="宋体" w:hint="eastAsia"/>
+              <w:rFonts w:hint="eastAsia" w:ascii="宋体" w:hAnsi="宋体" w:eastAsia="宋体" w:cs="宋体"/>
               <w:szCs w:val="24"/>
             </w:rPr>
             <w:fldChar w:fldCharType="begin"/>
           </w:r>
           <w:r>
             <w:rPr>
-              <w:rFonts w:ascii="宋体" w:eastAsia="宋体" w:hAnsi="宋体" w:cs="宋体" w:hint="eastAsia"/>
+              <w:rFonts w:hint="eastAsia" w:ascii="宋体" w:hAnsi="宋体" w:eastAsia="宋体" w:cs="宋体"/>
               <w:szCs w:val="24"/>
             </w:rPr>
-            <w:instrText xml:space="preserve"> HYPERLINK \l _Toc26073 </w:instrText>
-          </w:r>
-          <w:r>
-            <w:rPr>
-              <w:rFonts w:ascii="宋体" w:eastAsia="宋体" w:hAnsi="宋体" w:cs="宋体" w:hint="eastAsia"/>
+            <w:instrText xml:space="preserve"> HYPERLINK \l _Toc5187 </w:instrText>
+          </w:r>
+          <w:r>
+            <w:rPr>
+              <w:rFonts w:hint="eastAsia" w:ascii="宋体" w:hAnsi="宋体" w:eastAsia="宋体" w:cs="宋体"/>
               <w:szCs w:val="24"/>
             </w:rPr>
             <w:fldChar w:fldCharType="separate"/>
@@ -2629,7 +2648,7 @@
             <w:fldChar w:fldCharType="begin"/>
           </w:r>
           <w:r>
-            <w:instrText xml:space="preserve"> PAGEREF _Toc26073 \h </w:instrText>
+            <w:instrText xml:space="preserve"> PAGEREF _Toc5187 \h </w:instrText>
           </w:r>
           <w:r>
             <w:fldChar w:fldCharType="separate"/>
@@ -2642,7 +2661,7 @@
           </w:r>
           <w:r>
             <w:rPr>
-              <w:rFonts w:ascii="宋体" w:eastAsia="宋体" w:hAnsi="宋体" w:cs="宋体" w:hint="eastAsia"/>
+              <w:rFonts w:hint="eastAsia" w:ascii="宋体" w:hAnsi="宋体" w:eastAsia="宋体" w:cs="宋体"/>
               <w:szCs w:val="24"/>
             </w:rPr>
             <w:fldChar w:fldCharType="end"/>
@@ -2650,28 +2669,28 @@
         </w:p>
         <w:p>
           <w:pPr>
-            <w:pStyle w:val="TOC1"/>
+            <w:pStyle w:val="16"/>
             <w:tabs>
               <w:tab w:val="right" w:leader="dot" w:pos="8306"/>
             </w:tabs>
           </w:pPr>
           <w:r>
             <w:rPr>
-              <w:rFonts w:ascii="宋体" w:eastAsia="宋体" w:hAnsi="宋体" w:cs="宋体" w:hint="eastAsia"/>
+              <w:rFonts w:hint="eastAsia" w:ascii="宋体" w:hAnsi="宋体" w:eastAsia="宋体" w:cs="宋体"/>
               <w:szCs w:val="24"/>
             </w:rPr>
             <w:fldChar w:fldCharType="begin"/>
           </w:r>
           <w:r>
             <w:rPr>
-              <w:rFonts w:ascii="宋体" w:eastAsia="宋体" w:hAnsi="宋体" w:cs="宋体" w:hint="eastAsia"/>
+              <w:rFonts w:hint="eastAsia" w:ascii="宋体" w:hAnsi="宋体" w:eastAsia="宋体" w:cs="宋体"/>
               <w:szCs w:val="24"/>
             </w:rPr>
-            <w:instrText xml:space="preserve"> HYPERLINK \l _Toc2847 </w:instrText>
-          </w:r>
-          <w:r>
-            <w:rPr>
-              <w:rFonts w:ascii="宋体" w:eastAsia="宋体" w:hAnsi="宋体" w:cs="宋体" w:hint="eastAsia"/>
+            <w:instrText xml:space="preserve"> HYPERLINK \l _Toc18925 </w:instrText>
+          </w:r>
+          <w:r>
+            <w:rPr>
+              <w:rFonts w:hint="eastAsia" w:ascii="宋体" w:hAnsi="宋体" w:eastAsia="宋体" w:cs="宋体"/>
               <w:szCs w:val="24"/>
             </w:rPr>
             <w:fldChar w:fldCharType="separate"/>
@@ -2690,7 +2709,7 @@
             <w:fldChar w:fldCharType="begin"/>
           </w:r>
           <w:r>
-            <w:instrText xml:space="preserve"> PAGEREF _Toc2847 \h </w:instrText>
+            <w:instrText xml:space="preserve"> PAGEREF _Toc18925 \h </w:instrText>
           </w:r>
           <w:r>
             <w:fldChar w:fldCharType="separate"/>
@@ -2703,7 +2722,7 @@
           </w:r>
           <w:r>
             <w:rPr>
-              <w:rFonts w:ascii="宋体" w:eastAsia="宋体" w:hAnsi="宋体" w:cs="宋体" w:hint="eastAsia"/>
+              <w:rFonts w:hint="eastAsia" w:ascii="宋体" w:hAnsi="宋体" w:eastAsia="宋体" w:cs="宋体"/>
               <w:szCs w:val="24"/>
             </w:rPr>
             <w:fldChar w:fldCharType="end"/>
@@ -2711,28 +2730,28 @@
         </w:p>
         <w:p>
           <w:pPr>
-            <w:pStyle w:val="TOC1"/>
+            <w:pStyle w:val="16"/>
             <w:tabs>
               <w:tab w:val="right" w:leader="dot" w:pos="8306"/>
             </w:tabs>
           </w:pPr>
           <w:r>
             <w:rPr>
-              <w:rFonts w:ascii="宋体" w:eastAsia="宋体" w:hAnsi="宋体" w:cs="宋体" w:hint="eastAsia"/>
+              <w:rFonts w:hint="eastAsia" w:ascii="宋体" w:hAnsi="宋体" w:eastAsia="宋体" w:cs="宋体"/>
               <w:szCs w:val="24"/>
             </w:rPr>
             <w:fldChar w:fldCharType="begin"/>
           </w:r>
           <w:r>
             <w:rPr>
-              <w:rFonts w:ascii="宋体" w:eastAsia="宋体" w:hAnsi="宋体" w:cs="宋体" w:hint="eastAsia"/>
+              <w:rFonts w:hint="eastAsia" w:ascii="宋体" w:hAnsi="宋体" w:eastAsia="宋体" w:cs="宋体"/>
               <w:szCs w:val="24"/>
             </w:rPr>
-            <w:instrText xml:space="preserve"> HYPERLINK \l _Toc13115 </w:instrText>
-          </w:r>
-          <w:r>
-            <w:rPr>
-              <w:rFonts w:ascii="宋体" w:eastAsia="宋体" w:hAnsi="宋体" w:cs="宋体" w:hint="eastAsia"/>
+            <w:instrText xml:space="preserve"> HYPERLINK \l _Toc8573 </w:instrText>
+          </w:r>
+          <w:r>
+            <w:rPr>
+              <w:rFonts w:hint="eastAsia" w:ascii="宋体" w:hAnsi="宋体" w:eastAsia="宋体" w:cs="宋体"/>
               <w:szCs w:val="24"/>
             </w:rPr>
             <w:fldChar w:fldCharType="separate"/>
@@ -2751,7 +2770,7 @@
             <w:fldChar w:fldCharType="begin"/>
           </w:r>
           <w:r>
-            <w:instrText xml:space="preserve"> PAGEREF _Toc13115 \h </w:instrText>
+            <w:instrText xml:space="preserve"> PAGEREF _Toc8573 \h </w:instrText>
           </w:r>
           <w:r>
             <w:fldChar w:fldCharType="separate"/>
@@ -2764,7 +2783,7 @@
           </w:r>
           <w:r>
             <w:rPr>
-              <w:rFonts w:ascii="宋体" w:eastAsia="宋体" w:hAnsi="宋体" w:cs="宋体" w:hint="eastAsia"/>
+              <w:rFonts w:hint="eastAsia" w:ascii="宋体" w:hAnsi="宋体" w:eastAsia="宋体" w:cs="宋体"/>
               <w:szCs w:val="24"/>
             </w:rPr>
             <w:fldChar w:fldCharType="end"/>
@@ -2772,28 +2791,28 @@
         </w:p>
         <w:p>
           <w:pPr>
-            <w:pStyle w:val="TOC1"/>
+            <w:pStyle w:val="16"/>
             <w:tabs>
               <w:tab w:val="right" w:leader="dot" w:pos="8306"/>
             </w:tabs>
           </w:pPr>
           <w:r>
             <w:rPr>
-              <w:rFonts w:ascii="宋体" w:eastAsia="宋体" w:hAnsi="宋体" w:cs="宋体" w:hint="eastAsia"/>
+              <w:rFonts w:hint="eastAsia" w:ascii="宋体" w:hAnsi="宋体" w:eastAsia="宋体" w:cs="宋体"/>
               <w:szCs w:val="24"/>
             </w:rPr>
             <w:fldChar w:fldCharType="begin"/>
           </w:r>
           <w:r>
             <w:rPr>
-              <w:rFonts w:ascii="宋体" w:eastAsia="宋体" w:hAnsi="宋体" w:cs="宋体" w:hint="eastAsia"/>
+              <w:rFonts w:hint="eastAsia" w:ascii="宋体" w:hAnsi="宋体" w:eastAsia="宋体" w:cs="宋体"/>
               <w:szCs w:val="24"/>
             </w:rPr>
-            <w:instrText xml:space="preserve"> HYPERLINK \l _Toc28430 </w:instrText>
-          </w:r>
-          <w:r>
-            <w:rPr>
-              <w:rFonts w:ascii="宋体" w:eastAsia="宋体" w:hAnsi="宋体" w:cs="宋体" w:hint="eastAsia"/>
+            <w:instrText xml:space="preserve"> HYPERLINK \l _Toc18898 </w:instrText>
+          </w:r>
+          <w:r>
+            <w:rPr>
+              <w:rFonts w:hint="eastAsia" w:ascii="宋体" w:hAnsi="宋体" w:eastAsia="宋体" w:cs="宋体"/>
               <w:szCs w:val="24"/>
             </w:rPr>
             <w:fldChar w:fldCharType="separate"/>
@@ -2812,7 +2831,7 @@
             <w:fldChar w:fldCharType="begin"/>
           </w:r>
           <w:r>
-            <w:instrText xml:space="preserve"> PAGEREF _Toc28430 \h </w:instrText>
+            <w:instrText xml:space="preserve"> PAGEREF _Toc18898 \h </w:instrText>
           </w:r>
           <w:r>
             <w:fldChar w:fldCharType="separate"/>
@@ -2825,7 +2844,7 @@
           </w:r>
           <w:r>
             <w:rPr>
-              <w:rFonts w:ascii="宋体" w:eastAsia="宋体" w:hAnsi="宋体" w:cs="宋体" w:hint="eastAsia"/>
+              <w:rFonts w:hint="eastAsia" w:ascii="宋体" w:hAnsi="宋体" w:eastAsia="宋体" w:cs="宋体"/>
               <w:szCs w:val="24"/>
             </w:rPr>
             <w:fldChar w:fldCharType="end"/>
@@ -2833,28 +2852,28 @@
         </w:p>
         <w:p>
           <w:pPr>
-            <w:pStyle w:val="TOC1"/>
+            <w:pStyle w:val="16"/>
             <w:tabs>
               <w:tab w:val="right" w:leader="dot" w:pos="8306"/>
             </w:tabs>
           </w:pPr>
           <w:r>
             <w:rPr>
-              <w:rFonts w:ascii="宋体" w:eastAsia="宋体" w:hAnsi="宋体" w:cs="宋体" w:hint="eastAsia"/>
+              <w:rFonts w:hint="eastAsia" w:ascii="宋体" w:hAnsi="宋体" w:eastAsia="宋体" w:cs="宋体"/>
               <w:szCs w:val="24"/>
             </w:rPr>
             <w:fldChar w:fldCharType="begin"/>
           </w:r>
           <w:r>
             <w:rPr>
-              <w:rFonts w:ascii="宋体" w:eastAsia="宋体" w:hAnsi="宋体" w:cs="宋体" w:hint="eastAsia"/>
+              <w:rFonts w:hint="eastAsia" w:ascii="宋体" w:hAnsi="宋体" w:eastAsia="宋体" w:cs="宋体"/>
               <w:szCs w:val="24"/>
             </w:rPr>
-            <w:instrText xml:space="preserve"> HYPERLINK \l _Toc27476 </w:instrText>
-          </w:r>
-          <w:r>
-            <w:rPr>
-              <w:rFonts w:ascii="宋体" w:eastAsia="宋体" w:hAnsi="宋体" w:cs="宋体" w:hint="eastAsia"/>
+            <w:instrText xml:space="preserve"> HYPERLINK \l _Toc14774 </w:instrText>
+          </w:r>
+          <w:r>
+            <w:rPr>
+              <w:rFonts w:hint="eastAsia" w:ascii="宋体" w:hAnsi="宋体" w:eastAsia="宋体" w:cs="宋体"/>
               <w:szCs w:val="24"/>
             </w:rPr>
             <w:fldChar w:fldCharType="separate"/>
@@ -2872,7 +2891,7 @@
             <w:fldChar w:fldCharType="begin"/>
           </w:r>
           <w:r>
-            <w:instrText xml:space="preserve"> PAGEREF _Toc27476 \h </w:instrText>
+            <w:instrText xml:space="preserve"> PAGEREF _Toc14774 \h </w:instrText>
           </w:r>
           <w:r>
             <w:fldChar w:fldCharType="separate"/>
@@ -2885,7 +2904,7 @@
           </w:r>
           <w:r>
             <w:rPr>
-              <w:rFonts w:ascii="宋体" w:eastAsia="宋体" w:hAnsi="宋体" w:cs="宋体" w:hint="eastAsia"/>
+              <w:rFonts w:hint="eastAsia" w:ascii="宋体" w:hAnsi="宋体" w:eastAsia="宋体" w:cs="宋体"/>
               <w:szCs w:val="24"/>
             </w:rPr>
             <w:fldChar w:fldCharType="end"/>
@@ -2909,7 +2928,7 @@
             <w:spacing w:line="312" w:lineRule="auto"/>
             <w:textAlignment w:val="baseline"/>
             <w:rPr>
-              <w:rFonts w:ascii="宋体" w:eastAsia="宋体" w:hAnsi="宋体" w:cs="宋体" w:hint="eastAsia"/>
+              <w:rFonts w:hint="eastAsia" w:ascii="宋体" w:hAnsi="宋体" w:eastAsia="宋体" w:cs="宋体"/>
               <w:snapToGrid w:val="0"/>
               <w:color w:val="000000"/>
               <w:kern w:val="0"/>
@@ -2920,7 +2939,7 @@
           </w:pPr>
           <w:r>
             <w:rPr>
-              <w:rFonts w:ascii="宋体" w:eastAsia="宋体" w:hAnsi="宋体" w:cs="宋体" w:hint="eastAsia"/>
+              <w:rFonts w:hint="eastAsia" w:ascii="宋体" w:hAnsi="宋体" w:eastAsia="宋体" w:cs="宋体"/>
               <w:szCs w:val="24"/>
             </w:rPr>
             <w:fldChar w:fldCharType="end"/>
@@ -2945,7 +2964,7 @@
         <w:snapToGrid w:val="0"/>
         <w:textAlignment w:val="baseline"/>
         <w:rPr>
-          <w:rFonts w:ascii="Arial" w:eastAsia="Arial" w:hAnsi="Arial" w:cs="Arial"/>
+          <w:rFonts w:ascii="Arial" w:hAnsi="Arial" w:eastAsia="Arial" w:cs="Arial"/>
           <w:snapToGrid w:val="0"/>
           <w:color w:val="000000"/>
           <w:kern w:val="0"/>
@@ -2956,7 +2975,7 @@
       </w:pPr>
       <w:r>
         <w:rPr>
-          <w:rFonts w:ascii="Arial" w:eastAsia="Arial" w:hAnsi="Arial" w:cs="Arial"/>
+          <w:rFonts w:ascii="Arial" w:hAnsi="Arial" w:eastAsia="Arial" w:cs="Arial"/>
           <w:snapToGrid w:val="0"/>
           <w:color w:val="000000"/>
           <w:kern w:val="0"/>
@@ -2969,14 +2988,14 @@
     </w:p>
     <w:p>
       <w:pPr>
-        <w:pStyle w:val="1"/>
+        <w:pStyle w:val="28"/>
         <w:bidi w:val="0"/>
         <w:rPr>
           <w:rFonts w:hint="default"/>
           <w:lang w:val="en-US" w:eastAsia="zh-CN"/>
         </w:rPr>
       </w:pPr>
-      <w:bookmarkStart w:id="4" w:name="_Toc17428"/>
+      <w:bookmarkStart w:id="3" w:name="_Toc8491"/>
       <w:r>
         <w:rPr>
           <w:rFonts w:hint="default"/>
@@ -2984,11 +3003,11 @@
         </w:rPr>
         <w:t>摘要</w:t>
       </w:r>
-      <w:bookmarkEnd w:id="4"/>
+      <w:bookmarkEnd w:id="3"/>
     </w:p>
     <w:p>
       <w:pPr>
-        <w:pStyle w:val="a1"/>
+        <w:pStyle w:val="29"/>
         <w:keepNext w:val="0"/>
         <w:keepLines w:val="0"/>
         <w:pageBreakBefore w:val="0"/>
@@ -3013,19 +3032,47 @@
           <w:rFonts w:hint="default"/>
           <w:lang w:val="en-US" w:eastAsia="zh-CN"/>
         </w:rPr>
-        <w:t>本报告旨在全面总结自项目启动至2025年11月30日期间，乙方（江西通信产业服务有限公司）依据《翔云系统运维及知识管理体系建设项目合同》及《服务可用性与连续性计划（SAC）》，在保障"翔云系统"运维服务高可用性与业务连续性方面的执行情况、关键绩效及持续改进成果。核心数据显示，服务整体可用率达到99%，所有监控指标均优于合同约定目标，通过体系化的日常运维管理、有效的知识沉淀及前瞻性的演练规划，确保了服务的稳定与可靠交付。</w:t>
+        <w:t>本报告旨在全面总结自项目启动至2025年11月30日期间，乙方（江西通信产业服务有限公司）依据《翔云系统运维</w:t>
+      </w:r>
+      <w:r>
+        <w:rPr>
+          <w:rFonts w:hint="eastAsia"/>
+          <w:lang w:val="en-US" w:eastAsia="zh-CN"/>
+        </w:rPr>
+        <w:t>项目</w:t>
+      </w:r>
+      <w:r>
+        <w:rPr>
+          <w:rFonts w:hint="default"/>
+          <w:lang w:val="en-US" w:eastAsia="zh-CN"/>
+        </w:rPr>
+        <w:t>建设项目合同》及《服务可用性与连续性计划（SAC）》，在保障"翔云系统"运维服务高可用性与业务连续性方面的执行情况、关键绩效及持续改进成果。核心数据显示，服务整体可用率达到</w:t>
+      </w:r>
+      <w:r>
+        <w:rPr>
+          <w:rFonts w:hint="eastAsia"/>
+          <w:lang w:val="en-US" w:eastAsia="zh-CN"/>
+        </w:rPr>
+        <w:t>100</w:t>
+      </w:r>
+      <w:r>
+        <w:rPr>
+          <w:rFonts w:hint="default"/>
+          <w:lang w:val="en-US" w:eastAsia="zh-CN"/>
+        </w:rPr>
+        <w:t>%，所有监控指标均优于合同约定目标，通过体系化的日常运维管理、有效的知识沉淀及前瞻性的演练规划，确保了服务的稳定与可靠交付。</w:t>
       </w:r>
     </w:p>
     <w:p>
       <w:pPr>
-        <w:pStyle w:val="1"/>
+        <w:pStyle w:val="28"/>
         <w:bidi w:val="0"/>
         <w:rPr>
           <w:rFonts w:hint="default"/>
           <w:lang w:val="en-US" w:eastAsia="zh-CN"/>
         </w:rPr>
       </w:pPr>
-      <w:bookmarkStart w:id="5" w:name="_Toc10589"/>
+      <w:bookmarkStart w:id="4" w:name="_Toc9190"/>
       <w:r>
         <w:rPr>
           <w:rFonts w:hint="default"/>
@@ -3033,22 +3080,23 @@
         </w:rPr>
         <w:t>服务可用性核心指标达成情况</w:t>
       </w:r>
-      <w:bookmarkEnd w:id="5"/>
+      <w:bookmarkEnd w:id="4"/>
     </w:p>
     <w:tbl>
       <w:tblPr>
-        <w:tblStyle w:val="TableNormal"/>
+        <w:tblStyle w:val="20"/>
         <w:tblW w:w="8505" w:type="dxa"/>
         <w:jc w:val="center"/>
         <w:tblBorders>
-          <w:top w:val="nil"/>
-          <w:left w:val="nil"/>
-          <w:bottom w:val="nil"/>
-          <w:right w:val="nil"/>
-          <w:insideH w:val="nil"/>
-          <w:insideV w:val="nil"/>
+          <w:top w:val="none" w:color="auto" w:sz="0" w:space="0"/>
+          <w:left w:val="none" w:color="auto" w:sz="0" w:space="0"/>
+          <w:bottom w:val="none" w:color="auto" w:sz="0" w:space="0"/>
+          <w:right w:val="none" w:color="auto" w:sz="0" w:space="0"/>
+          <w:insideH w:val="none" w:color="auto" w:sz="0" w:space="0"/>
+          <w:insideV w:val="none" w:color="auto" w:sz="0" w:space="0"/>
         </w:tblBorders>
         <w:shd w:val="clear" w:color="auto" w:fill="auto"/>
+        <w:tblLayout w:type="autofit"/>
         <w:tblCellMar>
           <w:top w:w="15" w:type="dxa"/>
           <w:left w:w="15" w:type="dxa"/>
@@ -3064,15 +3112,13 @@
       </w:tblGrid>
       <w:tr>
         <w:tblPrEx>
-          <w:tblW w:w="8505" w:type="dxa"/>
-          <w:jc w:val="center"/>
           <w:tblBorders>
-            <w:top w:val="nil"/>
-            <w:left w:val="nil"/>
-            <w:bottom w:val="nil"/>
-            <w:right w:val="nil"/>
-            <w:insideH w:val="nil"/>
-            <w:insideV w:val="nil"/>
+            <w:top w:val="none" w:color="auto" w:sz="0" w:space="0"/>
+            <w:left w:val="none" w:color="auto" w:sz="0" w:space="0"/>
+            <w:bottom w:val="none" w:color="auto" w:sz="0" w:space="0"/>
+            <w:right w:val="none" w:color="auto" w:sz="0" w:space="0"/>
+            <w:insideH w:val="none" w:color="auto" w:sz="0" w:space="0"/>
+            <w:insideV w:val="none" w:color="auto" w:sz="0" w:space="0"/>
           </w:tblBorders>
           <w:shd w:val="clear" w:color="auto" w:fill="auto"/>
           <w:tblCellMar>
@@ -3083,7 +3129,7 @@
           </w:tblCellMar>
         </w:tblPrEx>
         <w:trPr>
-          <w:trHeight w:val="0"/>
+          <w:trHeight w:val="0" w:hRule="atLeast"/>
           <w:tblHeader/>
           <w:jc w:val="center"/>
         </w:trPr>
@@ -3091,10 +3137,10 @@
           <w:tcPr>
             <w:tcW w:w="3149" w:type="dxa"/>
             <w:tcBorders>
-              <w:top w:val="single" w:sz="12" w:space="0" w:color="auto"/>
-              <w:left w:val="single" w:sz="12" w:space="0" w:color="auto"/>
-              <w:bottom w:val="single" w:sz="4" w:space="0" w:color="auto"/>
-              <w:right w:val="single" w:sz="4" w:space="0" w:color="auto"/>
+              <w:top w:val="single" w:color="auto" w:sz="12" w:space="0"/>
+              <w:left w:val="single" w:color="auto" w:sz="12" w:space="0"/>
+              <w:bottom w:val="single" w:color="auto" w:sz="4" w:space="0"/>
+              <w:right w:val="single" w:color="auto" w:sz="4" w:space="0"/>
             </w:tcBorders>
             <w:shd w:val="clear" w:color="auto" w:fill="auto"/>
             <w:tcMar>
@@ -3113,10 +3159,10 @@
               <w:suppressLineNumbers w:val="0"/>
               <w:snapToGrid w:val="0"/>
               <w:spacing w:line="240" w:lineRule="auto"/>
-              <w:ind w:left="0" w:right="0" w:firstLine="0" w:leftChars="0" w:rightChars="0" w:firstLineChars="0"/>
+              <w:ind w:left="0" w:leftChars="0" w:right="0" w:rightChars="0" w:firstLine="0" w:firstLineChars="0"/>
               <w:jc w:val="left"/>
               <w:rPr>
-                <w:rFonts w:ascii="Segoe UI" w:eastAsia="Segoe UI" w:hAnsi="Segoe UI" w:cs="Segoe UI" w:hint="default"/>
+                <w:rFonts w:hint="default" w:ascii="Segoe UI" w:hAnsi="Segoe UI" w:eastAsia="Segoe UI" w:cs="Segoe UI"/>
                 <w:i w:val="0"/>
                 <w:iCs w:val="0"/>
                 <w:caps w:val="0"/>
@@ -3131,7 +3177,7 @@
             </w:pPr>
             <w:r>
               <w:rPr>
-                <w:rFonts w:ascii="Segoe UI" w:eastAsia="Segoe UI" w:hAnsi="Segoe UI" w:cs="Segoe UI" w:hint="default"/>
+                <w:rFonts w:hint="default" w:ascii="Segoe UI" w:hAnsi="Segoe UI" w:eastAsia="Segoe UI" w:cs="Segoe UI"/>
                 <w:i w:val="0"/>
                 <w:iCs w:val="0"/>
                 <w:caps w:val="0"/>
@@ -3151,10 +3197,10 @@
           <w:tcPr>
             <w:tcW w:w="1586" w:type="dxa"/>
             <w:tcBorders>
-              <w:top w:val="single" w:sz="12" w:space="0" w:color="auto"/>
-              <w:left w:val="single" w:sz="4" w:space="0" w:color="auto"/>
-              <w:bottom w:val="single" w:sz="4" w:space="0" w:color="auto"/>
-              <w:right w:val="single" w:sz="4" w:space="0" w:color="auto"/>
+              <w:top w:val="single" w:color="auto" w:sz="12" w:space="0"/>
+              <w:left w:val="single" w:color="auto" w:sz="4" w:space="0"/>
+              <w:bottom w:val="single" w:color="auto" w:sz="4" w:space="0"/>
+              <w:right w:val="single" w:color="auto" w:sz="4" w:space="0"/>
             </w:tcBorders>
             <w:shd w:val="clear" w:color="auto" w:fill="auto"/>
             <w:tcMar>
@@ -3173,10 +3219,10 @@
               <w:suppressLineNumbers w:val="0"/>
               <w:snapToGrid w:val="0"/>
               <w:spacing w:line="240" w:lineRule="auto"/>
-              <w:ind w:left="0" w:right="0" w:firstLine="0" w:leftChars="0" w:rightChars="0" w:firstLineChars="0"/>
+              <w:ind w:left="0" w:leftChars="0" w:right="0" w:rightChars="0" w:firstLine="0" w:firstLineChars="0"/>
               <w:jc w:val="left"/>
               <w:rPr>
-                <w:rFonts w:ascii="Segoe UI" w:eastAsia="Segoe UI" w:hAnsi="Segoe UI" w:cs="Segoe UI" w:hint="default"/>
+                <w:rFonts w:hint="default" w:ascii="Segoe UI" w:hAnsi="Segoe UI" w:eastAsia="Segoe UI" w:cs="Segoe UI"/>
                 <w:i w:val="0"/>
                 <w:iCs w:val="0"/>
                 <w:caps w:val="0"/>
@@ -3191,7 +3237,7 @@
             </w:pPr>
             <w:r>
               <w:rPr>
-                <w:rFonts w:ascii="Segoe UI" w:eastAsia="Segoe UI" w:hAnsi="Segoe UI" w:cs="Segoe UI" w:hint="default"/>
+                <w:rFonts w:hint="default" w:ascii="Segoe UI" w:hAnsi="Segoe UI" w:eastAsia="Segoe UI" w:cs="Segoe UI"/>
                 <w:i w:val="0"/>
                 <w:iCs w:val="0"/>
                 <w:caps w:val="0"/>
@@ -3211,10 +3257,10 @@
           <w:tcPr>
             <w:tcW w:w="2327" w:type="dxa"/>
             <w:tcBorders>
-              <w:top w:val="single" w:sz="12" w:space="0" w:color="auto"/>
-              <w:left w:val="single" w:sz="4" w:space="0" w:color="auto"/>
-              <w:bottom w:val="single" w:sz="4" w:space="0" w:color="auto"/>
-              <w:right w:val="single" w:sz="4" w:space="0" w:color="auto"/>
+              <w:top w:val="single" w:color="auto" w:sz="12" w:space="0"/>
+              <w:left w:val="single" w:color="auto" w:sz="4" w:space="0"/>
+              <w:bottom w:val="single" w:color="auto" w:sz="4" w:space="0"/>
+              <w:right w:val="single" w:color="auto" w:sz="4" w:space="0"/>
             </w:tcBorders>
             <w:shd w:val="clear" w:color="auto" w:fill="auto"/>
             <w:tcMar>
@@ -3233,10 +3279,10 @@
               <w:suppressLineNumbers w:val="0"/>
               <w:snapToGrid w:val="0"/>
               <w:spacing w:line="240" w:lineRule="auto"/>
-              <w:ind w:left="0" w:right="0" w:firstLine="0" w:leftChars="0" w:rightChars="0" w:firstLineChars="0"/>
+              <w:ind w:left="0" w:leftChars="0" w:right="0" w:rightChars="0" w:firstLine="0" w:firstLineChars="0"/>
               <w:jc w:val="left"/>
               <w:rPr>
-                <w:rFonts w:ascii="Segoe UI" w:eastAsia="Segoe UI" w:hAnsi="Segoe UI" w:cs="Segoe UI" w:hint="default"/>
+                <w:rFonts w:hint="default" w:ascii="Segoe UI" w:hAnsi="Segoe UI" w:eastAsia="Segoe UI" w:cs="Segoe UI"/>
                 <w:i w:val="0"/>
                 <w:iCs w:val="0"/>
                 <w:caps w:val="0"/>
@@ -3251,7 +3297,7 @@
             </w:pPr>
             <w:r>
               <w:rPr>
-                <w:rFonts w:ascii="Segoe UI" w:eastAsia="Segoe UI" w:hAnsi="Segoe UI" w:cs="Segoe UI" w:hint="default"/>
+                <w:rFonts w:hint="default" w:ascii="Segoe UI" w:hAnsi="Segoe UI" w:eastAsia="Segoe UI" w:cs="Segoe UI"/>
                 <w:i w:val="0"/>
                 <w:iCs w:val="0"/>
                 <w:caps w:val="0"/>
@@ -3271,10 +3317,10 @@
           <w:tcPr>
             <w:tcW w:w="1443" w:type="dxa"/>
             <w:tcBorders>
-              <w:top w:val="single" w:sz="12" w:space="0" w:color="auto"/>
-              <w:left w:val="single" w:sz="4" w:space="0" w:color="auto"/>
-              <w:bottom w:val="single" w:sz="4" w:space="0" w:color="auto"/>
-              <w:right w:val="single" w:sz="12" w:space="0" w:color="auto"/>
+              <w:top w:val="single" w:color="auto" w:sz="12" w:space="0"/>
+              <w:left w:val="single" w:color="auto" w:sz="4" w:space="0"/>
+              <w:bottom w:val="single" w:color="auto" w:sz="4" w:space="0"/>
+              <w:right w:val="single" w:color="auto" w:sz="12" w:space="0"/>
             </w:tcBorders>
             <w:shd w:val="clear" w:color="auto" w:fill="auto"/>
             <w:tcMar>
@@ -3293,10 +3339,10 @@
               <w:suppressLineNumbers w:val="0"/>
               <w:snapToGrid w:val="0"/>
               <w:spacing w:line="240" w:lineRule="auto"/>
-              <w:ind w:left="0" w:right="0" w:firstLine="0" w:leftChars="0" w:rightChars="0" w:firstLineChars="0"/>
+              <w:ind w:left="0" w:leftChars="0" w:right="0" w:rightChars="0" w:firstLine="0" w:firstLineChars="0"/>
               <w:jc w:val="left"/>
               <w:rPr>
-                <w:rFonts w:ascii="Segoe UI" w:eastAsia="Segoe UI" w:hAnsi="Segoe UI" w:cs="Segoe UI" w:hint="default"/>
+                <w:rFonts w:hint="default" w:ascii="Segoe UI" w:hAnsi="Segoe UI" w:eastAsia="Segoe UI" w:cs="Segoe UI"/>
                 <w:i w:val="0"/>
                 <w:iCs w:val="0"/>
                 <w:caps w:val="0"/>
@@ -3311,7 +3357,7 @@
             </w:pPr>
             <w:r>
               <w:rPr>
-                <w:rFonts w:ascii="Segoe UI" w:eastAsia="Segoe UI" w:hAnsi="Segoe UI" w:cs="Segoe UI" w:hint="default"/>
+                <w:rFonts w:hint="default" w:ascii="Segoe UI" w:hAnsi="Segoe UI" w:eastAsia="Segoe UI" w:cs="Segoe UI"/>
                 <w:i w:val="0"/>
                 <w:iCs w:val="0"/>
                 <w:caps w:val="0"/>
@@ -3330,8 +3376,14 @@
       </w:tr>
       <w:tr>
         <w:tblPrEx>
-          <w:tblW w:w="8505" w:type="dxa"/>
-          <w:jc w:val="center"/>
+          <w:tblBorders>
+            <w:top w:val="none" w:color="auto" w:sz="0" w:space="0"/>
+            <w:left w:val="none" w:color="auto" w:sz="0" w:space="0"/>
+            <w:bottom w:val="none" w:color="auto" w:sz="0" w:space="0"/>
+            <w:right w:val="none" w:color="auto" w:sz="0" w:space="0"/>
+            <w:insideH w:val="none" w:color="auto" w:sz="0" w:space="0"/>
+            <w:insideV w:val="none" w:color="auto" w:sz="0" w:space="0"/>
+          </w:tblBorders>
           <w:shd w:val="clear" w:color="auto" w:fill="auto"/>
           <w:tblCellMar>
             <w:top w:w="15" w:type="dxa"/>
@@ -3341,17 +3393,17 @@
           </w:tblCellMar>
         </w:tblPrEx>
         <w:trPr>
-          <w:trHeight w:val="0"/>
+          <w:trHeight w:val="0" w:hRule="atLeast"/>
           <w:jc w:val="center"/>
         </w:trPr>
         <w:tc>
           <w:tcPr>
             <w:tcW w:w="3149" w:type="dxa"/>
             <w:tcBorders>
-              <w:top w:val="single" w:sz="4" w:space="0" w:color="auto"/>
-              <w:left w:val="single" w:sz="12" w:space="0" w:color="auto"/>
-              <w:bottom w:val="single" w:sz="4" w:space="0" w:color="auto"/>
-              <w:right w:val="single" w:sz="4" w:space="0" w:color="auto"/>
+              <w:top w:val="single" w:color="auto" w:sz="4" w:space="0"/>
+              <w:left w:val="single" w:color="auto" w:sz="12" w:space="0"/>
+              <w:bottom w:val="single" w:color="auto" w:sz="4" w:space="0"/>
+              <w:right w:val="single" w:color="auto" w:sz="4" w:space="0"/>
             </w:tcBorders>
             <w:shd w:val="clear" w:color="auto" w:fill="auto"/>
             <w:tcMar>
@@ -3370,10 +3422,10 @@
               <w:suppressLineNumbers w:val="0"/>
               <w:snapToGrid w:val="0"/>
               <w:spacing w:line="240" w:lineRule="auto"/>
-              <w:ind w:left="0" w:right="0" w:firstLine="0" w:leftChars="0" w:rightChars="0" w:firstLineChars="0"/>
+              <w:ind w:left="0" w:leftChars="0" w:right="0" w:rightChars="0" w:firstLine="0" w:firstLineChars="0"/>
               <w:jc w:val="left"/>
               <w:rPr>
-                <w:rFonts w:ascii="Segoe UI" w:eastAsia="Segoe UI" w:hAnsi="Segoe UI" w:cs="Segoe UI" w:hint="default"/>
+                <w:rFonts w:hint="default" w:ascii="Segoe UI" w:hAnsi="Segoe UI" w:eastAsia="Segoe UI" w:cs="Segoe UI"/>
                 <w:i w:val="0"/>
                 <w:iCs w:val="0"/>
                 <w:caps w:val="0"/>
@@ -3388,7 +3440,7 @@
             </w:pPr>
             <w:r>
               <w:rPr>
-                <w:rFonts w:ascii="Segoe UI" w:eastAsia="Segoe UI" w:hAnsi="Segoe UI" w:cs="Segoe UI" w:hint="default"/>
+                <w:rFonts w:hint="default" w:ascii="Segoe UI" w:hAnsi="Segoe UI" w:eastAsia="Segoe UI" w:cs="Segoe UI"/>
                 <w:i w:val="0"/>
                 <w:iCs w:val="0"/>
                 <w:caps w:val="0"/>
@@ -3408,10 +3460,10 @@
           <w:tcPr>
             <w:tcW w:w="1586" w:type="dxa"/>
             <w:tcBorders>
-              <w:top w:val="single" w:sz="4" w:space="0" w:color="auto"/>
-              <w:left w:val="single" w:sz="4" w:space="0" w:color="auto"/>
-              <w:bottom w:val="single" w:sz="4" w:space="0" w:color="auto"/>
-              <w:right w:val="single" w:sz="4" w:space="0" w:color="auto"/>
+              <w:top w:val="single" w:color="auto" w:sz="4" w:space="0"/>
+              <w:left w:val="single" w:color="auto" w:sz="4" w:space="0"/>
+              <w:bottom w:val="single" w:color="auto" w:sz="4" w:space="0"/>
+              <w:right w:val="single" w:color="auto" w:sz="4" w:space="0"/>
             </w:tcBorders>
             <w:shd w:val="clear" w:color="auto" w:fill="auto"/>
             <w:tcMar>
@@ -3430,10 +3482,10 @@
               <w:suppressLineNumbers w:val="0"/>
               <w:snapToGrid w:val="0"/>
               <w:spacing w:line="240" w:lineRule="auto"/>
-              <w:ind w:left="0" w:right="0" w:firstLine="0" w:leftChars="0" w:rightChars="0" w:firstLineChars="0"/>
+              <w:ind w:left="0" w:leftChars="0" w:right="0" w:rightChars="0" w:firstLine="0" w:firstLineChars="0"/>
               <w:jc w:val="left"/>
               <w:rPr>
-                <w:rFonts w:ascii="Segoe UI" w:eastAsia="Segoe UI" w:hAnsi="Segoe UI" w:cs="Segoe UI" w:hint="default"/>
+                <w:rFonts w:hint="default" w:ascii="Segoe UI" w:hAnsi="Segoe UI" w:eastAsia="Segoe UI" w:cs="Segoe UI"/>
                 <w:i w:val="0"/>
                 <w:iCs w:val="0"/>
                 <w:caps w:val="0"/>
@@ -3448,7 +3500,7 @@
             </w:pPr>
             <w:r>
               <w:rPr>
-                <w:rFonts w:ascii="Segoe UI" w:eastAsia="Segoe UI" w:hAnsi="Segoe UI" w:cs="Segoe UI" w:hint="default"/>
+                <w:rFonts w:hint="default" w:ascii="Segoe UI" w:hAnsi="Segoe UI" w:eastAsia="Segoe UI" w:cs="Segoe UI"/>
                 <w:i w:val="0"/>
                 <w:iCs w:val="0"/>
                 <w:caps w:val="0"/>
@@ -3464,7 +3516,7 @@
             </w:r>
             <w:r>
               <w:rPr>
-                <w:rFonts w:ascii="Segoe UI" w:eastAsia="Segoe UI" w:hAnsi="Segoe UI" w:cs="Segoe UI" w:hint="eastAsia"/>
+                <w:rFonts w:hint="eastAsia" w:ascii="Segoe UI" w:hAnsi="Segoe UI" w:eastAsia="Segoe UI" w:cs="Segoe UI"/>
                 <w:i w:val="0"/>
                 <w:iCs w:val="0"/>
                 <w:caps w:val="0"/>
@@ -3480,7 +3532,7 @@
             </w:r>
             <w:r>
               <w:rPr>
-                <w:rFonts w:ascii="Segoe UI" w:eastAsia="Segoe UI" w:hAnsi="Segoe UI" w:cs="Segoe UI" w:hint="default"/>
+                <w:rFonts w:hint="default" w:ascii="Segoe UI" w:hAnsi="Segoe UI" w:eastAsia="Segoe UI" w:cs="Segoe UI"/>
                 <w:i w:val="0"/>
                 <w:iCs w:val="0"/>
                 <w:caps w:val="0"/>
@@ -3500,10 +3552,10 @@
           <w:tcPr>
             <w:tcW w:w="2327" w:type="dxa"/>
             <w:tcBorders>
-              <w:top w:val="single" w:sz="4" w:space="0" w:color="auto"/>
-              <w:left w:val="single" w:sz="4" w:space="0" w:color="auto"/>
-              <w:bottom w:val="single" w:sz="4" w:space="0" w:color="auto"/>
-              <w:right w:val="single" w:sz="4" w:space="0" w:color="auto"/>
+              <w:top w:val="single" w:color="auto" w:sz="4" w:space="0"/>
+              <w:left w:val="single" w:color="auto" w:sz="4" w:space="0"/>
+              <w:bottom w:val="single" w:color="auto" w:sz="4" w:space="0"/>
+              <w:right w:val="single" w:color="auto" w:sz="4" w:space="0"/>
             </w:tcBorders>
             <w:shd w:val="clear" w:color="auto" w:fill="auto"/>
             <w:tcMar>
@@ -3522,10 +3574,10 @@
               <w:suppressLineNumbers w:val="0"/>
               <w:snapToGrid w:val="0"/>
               <w:spacing w:line="240" w:lineRule="auto"/>
-              <w:ind w:left="0" w:right="0" w:firstLine="0" w:leftChars="0" w:rightChars="0" w:firstLineChars="0"/>
+              <w:ind w:left="0" w:leftChars="0" w:right="0" w:rightChars="0" w:firstLine="0" w:firstLineChars="0"/>
               <w:jc w:val="left"/>
               <w:rPr>
-                <w:rFonts w:ascii="Segoe UI" w:eastAsia="Segoe UI" w:hAnsi="Segoe UI" w:cs="Segoe UI" w:hint="default"/>
+                <w:rFonts w:hint="default" w:ascii="Segoe UI" w:hAnsi="Segoe UI" w:eastAsia="Segoe UI" w:cs="Segoe UI"/>
                 <w:i w:val="0"/>
                 <w:iCs w:val="0"/>
                 <w:caps w:val="0"/>
@@ -3540,7 +3592,7 @@
             </w:pPr>
             <w:r>
               <w:rPr>
-                <w:rFonts w:ascii="Segoe UI" w:eastAsia="Segoe UI" w:hAnsi="Segoe UI" w:cs="Segoe UI" w:hint="eastAsia"/>
+                <w:rFonts w:hint="eastAsia" w:ascii="Segoe UI" w:hAnsi="Segoe UI" w:eastAsia="Segoe UI" w:cs="Segoe UI"/>
                 <w:i w:val="0"/>
                 <w:iCs w:val="0"/>
                 <w:caps w:val="0"/>
@@ -3556,7 +3608,7 @@
             </w:r>
             <w:r>
               <w:rPr>
-                <w:rFonts w:ascii="Segoe UI" w:eastAsia="Segoe UI" w:hAnsi="Segoe UI" w:cs="Segoe UI" w:hint="default"/>
+                <w:rFonts w:hint="default" w:ascii="Segoe UI" w:hAnsi="Segoe UI" w:eastAsia="Segoe UI" w:cs="Segoe UI"/>
                 <w:i w:val="0"/>
                 <w:iCs w:val="0"/>
                 <w:caps w:val="0"/>
@@ -3576,10 +3628,10 @@
           <w:tcPr>
             <w:tcW w:w="1443" w:type="dxa"/>
             <w:tcBorders>
-              <w:top w:val="single" w:sz="4" w:space="0" w:color="auto"/>
-              <w:left w:val="single" w:sz="4" w:space="0" w:color="auto"/>
-              <w:bottom w:val="single" w:sz="4" w:space="0" w:color="auto"/>
-              <w:right w:val="single" w:sz="12" w:space="0" w:color="auto"/>
+              <w:top w:val="single" w:color="auto" w:sz="4" w:space="0"/>
+              <w:left w:val="single" w:color="auto" w:sz="4" w:space="0"/>
+              <w:bottom w:val="single" w:color="auto" w:sz="4" w:space="0"/>
+              <w:right w:val="single" w:color="auto" w:sz="12" w:space="0"/>
             </w:tcBorders>
             <w:shd w:val="clear" w:color="auto" w:fill="auto"/>
             <w:tcMar>
@@ -3598,10 +3650,10 @@
               <w:suppressLineNumbers w:val="0"/>
               <w:snapToGrid w:val="0"/>
               <w:spacing w:line="240" w:lineRule="auto"/>
-              <w:ind w:left="0" w:right="0" w:firstLine="0" w:leftChars="0" w:rightChars="0" w:firstLineChars="0"/>
+              <w:ind w:left="0" w:leftChars="0" w:right="0" w:rightChars="0" w:firstLine="0" w:firstLineChars="0"/>
               <w:jc w:val="left"/>
               <w:rPr>
-                <w:rFonts w:ascii="Segoe UI" w:eastAsia="Segoe UI" w:hAnsi="Segoe UI" w:cs="Segoe UI" w:hint="default"/>
+                <w:rFonts w:hint="default" w:ascii="Segoe UI" w:hAnsi="Segoe UI" w:eastAsia="Segoe UI" w:cs="Segoe UI"/>
                 <w:i w:val="0"/>
                 <w:iCs w:val="0"/>
                 <w:caps w:val="0"/>
@@ -3616,7 +3668,7 @@
             </w:pPr>
             <w:r>
               <w:rPr>
-                <w:rFonts w:ascii="Segoe UI" w:eastAsia="Segoe UI" w:hAnsi="Segoe UI" w:cs="Segoe UI" w:hint="default"/>
+                <w:rFonts w:hint="default" w:ascii="Segoe UI" w:hAnsi="Segoe UI" w:eastAsia="Segoe UI" w:cs="Segoe UI"/>
                 <w:i w:val="0"/>
                 <w:iCs w:val="0"/>
                 <w:caps w:val="0"/>
@@ -3635,9 +3687,14 @@
       </w:tr>
       <w:tr>
         <w:tblPrEx>
-          <w:tblW w:w="8505" w:type="dxa"/>
-          <w:jc w:val="center"/>
-          <w:shd w:val="clear" w:color="auto" w:fill="auto"/>
+          <w:tblBorders>
+            <w:top w:val="none" w:color="auto" w:sz="0" w:space="0"/>
+            <w:left w:val="none" w:color="auto" w:sz="0" w:space="0"/>
+            <w:bottom w:val="none" w:color="auto" w:sz="0" w:space="0"/>
+            <w:right w:val="none" w:color="auto" w:sz="0" w:space="0"/>
+            <w:insideH w:val="none" w:color="auto" w:sz="0" w:space="0"/>
+            <w:insideV w:val="none" w:color="auto" w:sz="0" w:space="0"/>
+          </w:tblBorders>
           <w:tblCellMar>
             <w:top w:w="15" w:type="dxa"/>
             <w:left w:w="15" w:type="dxa"/>
@@ -3646,17 +3703,17 @@
           </w:tblCellMar>
         </w:tblPrEx>
         <w:trPr>
-          <w:trHeight w:val="0"/>
+          <w:trHeight w:val="0" w:hRule="atLeast"/>
           <w:jc w:val="center"/>
         </w:trPr>
         <w:tc>
           <w:tcPr>
             <w:tcW w:w="3149" w:type="dxa"/>
             <w:tcBorders>
-              <w:top w:val="single" w:sz="4" w:space="0" w:color="auto"/>
-              <w:left w:val="single" w:sz="12" w:space="0" w:color="auto"/>
-              <w:bottom w:val="single" w:sz="4" w:space="0" w:color="auto"/>
-              <w:right w:val="single" w:sz="4" w:space="0" w:color="auto"/>
+              <w:top w:val="single" w:color="auto" w:sz="4" w:space="0"/>
+              <w:left w:val="single" w:color="auto" w:sz="12" w:space="0"/>
+              <w:bottom w:val="single" w:color="auto" w:sz="4" w:space="0"/>
+              <w:right w:val="single" w:color="auto" w:sz="4" w:space="0"/>
             </w:tcBorders>
             <w:shd w:val="clear" w:color="auto" w:fill="auto"/>
             <w:tcMar>
@@ -3675,10 +3732,10 @@
               <w:suppressLineNumbers w:val="0"/>
               <w:snapToGrid w:val="0"/>
               <w:spacing w:line="240" w:lineRule="auto"/>
-              <w:ind w:left="0" w:right="0" w:firstLine="0" w:leftChars="0" w:rightChars="0" w:firstLineChars="0"/>
+              <w:ind w:left="0" w:leftChars="0" w:right="0" w:rightChars="0" w:firstLine="0" w:firstLineChars="0"/>
               <w:jc w:val="left"/>
               <w:rPr>
-                <w:rFonts w:ascii="Segoe UI" w:eastAsia="Segoe UI" w:hAnsi="Segoe UI" w:cs="Segoe UI" w:hint="default"/>
+                <w:rFonts w:hint="default" w:ascii="Segoe UI" w:hAnsi="Segoe UI" w:eastAsia="Segoe UI" w:cs="Segoe UI"/>
                 <w:i w:val="0"/>
                 <w:iCs w:val="0"/>
                 <w:caps w:val="0"/>
@@ -3693,7 +3750,7 @@
             </w:pPr>
             <w:r>
               <w:rPr>
-                <w:rFonts w:ascii="Segoe UI" w:eastAsia="Segoe UI" w:hAnsi="Segoe UI" w:cs="Segoe UI" w:hint="eastAsia"/>
+                <w:rFonts w:hint="eastAsia" w:ascii="Segoe UI" w:hAnsi="Segoe UI" w:eastAsia="Segoe UI" w:cs="Segoe UI"/>
                 <w:i w:val="0"/>
                 <w:iCs w:val="0"/>
                 <w:caps w:val="0"/>
@@ -3713,10 +3770,10 @@
           <w:tcPr>
             <w:tcW w:w="1586" w:type="dxa"/>
             <w:tcBorders>
-              <w:top w:val="single" w:sz="4" w:space="0" w:color="auto"/>
-              <w:left w:val="single" w:sz="4" w:space="0" w:color="auto"/>
-              <w:bottom w:val="single" w:sz="4" w:space="0" w:color="auto"/>
-              <w:right w:val="single" w:sz="4" w:space="0" w:color="auto"/>
+              <w:top w:val="single" w:color="auto" w:sz="4" w:space="0"/>
+              <w:left w:val="single" w:color="auto" w:sz="4" w:space="0"/>
+              <w:bottom w:val="single" w:color="auto" w:sz="4" w:space="0"/>
+              <w:right w:val="single" w:color="auto" w:sz="4" w:space="0"/>
             </w:tcBorders>
             <w:shd w:val="clear" w:color="auto" w:fill="auto"/>
             <w:tcMar>
@@ -3735,10 +3792,10 @@
               <w:suppressLineNumbers w:val="0"/>
               <w:snapToGrid w:val="0"/>
               <w:spacing w:line="240" w:lineRule="auto"/>
-              <w:ind w:left="0" w:right="0" w:firstLine="0" w:leftChars="0" w:rightChars="0" w:firstLineChars="0"/>
+              <w:ind w:left="0" w:leftChars="0" w:right="0" w:rightChars="0" w:firstLine="0" w:firstLineChars="0"/>
               <w:jc w:val="left"/>
               <w:rPr>
-                <w:rFonts w:ascii="Segoe UI" w:eastAsia="Segoe UI" w:hAnsi="Segoe UI" w:cs="Segoe UI" w:hint="default"/>
+                <w:rFonts w:hint="default" w:ascii="Segoe UI" w:hAnsi="Segoe UI" w:eastAsia="Segoe UI" w:cs="Segoe UI"/>
                 <w:i w:val="0"/>
                 <w:iCs w:val="0"/>
                 <w:caps w:val="0"/>
@@ -3753,7 +3810,7 @@
             </w:pPr>
             <w:r>
               <w:rPr>
-                <w:rFonts w:ascii="Segoe UI" w:eastAsia="Segoe UI" w:hAnsi="Segoe UI" w:cs="Segoe UI" w:hint="eastAsia"/>
+                <w:rFonts w:hint="eastAsia" w:ascii="Segoe UI" w:hAnsi="Segoe UI" w:eastAsia="Segoe UI" w:cs="Segoe UI"/>
                 <w:i w:val="0"/>
                 <w:iCs w:val="0"/>
                 <w:caps w:val="0"/>
@@ -3773,10 +3830,10 @@
           <w:tcPr>
             <w:tcW w:w="2327" w:type="dxa"/>
             <w:tcBorders>
-              <w:top w:val="single" w:sz="4" w:space="0" w:color="auto"/>
-              <w:left w:val="single" w:sz="4" w:space="0" w:color="auto"/>
-              <w:bottom w:val="single" w:sz="4" w:space="0" w:color="auto"/>
-              <w:right w:val="single" w:sz="4" w:space="0" w:color="auto"/>
+              <w:top w:val="single" w:color="auto" w:sz="4" w:space="0"/>
+              <w:left w:val="single" w:color="auto" w:sz="4" w:space="0"/>
+              <w:bottom w:val="single" w:color="auto" w:sz="4" w:space="0"/>
+              <w:right w:val="single" w:color="auto" w:sz="4" w:space="0"/>
             </w:tcBorders>
             <w:shd w:val="clear" w:color="auto" w:fill="auto"/>
             <w:tcMar>
@@ -3795,10 +3852,10 @@
               <w:suppressLineNumbers w:val="0"/>
               <w:snapToGrid w:val="0"/>
               <w:spacing w:line="240" w:lineRule="auto"/>
-              <w:ind w:left="0" w:right="0" w:firstLine="0" w:leftChars="0" w:rightChars="0" w:firstLineChars="0"/>
+              <w:ind w:left="0" w:leftChars="0" w:right="0" w:rightChars="0" w:firstLine="0" w:firstLineChars="0"/>
               <w:jc w:val="left"/>
               <w:rPr>
-                <w:rFonts w:ascii="Segoe UI" w:eastAsia="Segoe UI" w:hAnsi="Segoe UI" w:cs="Segoe UI" w:hint="default"/>
+                <w:rFonts w:hint="default" w:ascii="Segoe UI" w:hAnsi="Segoe UI" w:eastAsia="Segoe UI" w:cs="Segoe UI"/>
                 <w:i w:val="0"/>
                 <w:iCs w:val="0"/>
                 <w:caps w:val="0"/>
@@ -3813,7 +3870,7 @@
             </w:pPr>
             <w:r>
               <w:rPr>
-                <w:rFonts w:ascii="Segoe UI" w:eastAsia="Segoe UI" w:hAnsi="Segoe UI" w:cs="Segoe UI" w:hint="eastAsia"/>
+                <w:rFonts w:hint="eastAsia" w:ascii="Segoe UI" w:hAnsi="Segoe UI" w:eastAsia="Segoe UI" w:cs="Segoe UI"/>
                 <w:i w:val="0"/>
                 <w:iCs w:val="0"/>
                 <w:caps w:val="0"/>
@@ -3833,10 +3890,10 @@
           <w:tcPr>
             <w:tcW w:w="1443" w:type="dxa"/>
             <w:tcBorders>
-              <w:top w:val="single" w:sz="4" w:space="0" w:color="auto"/>
-              <w:left w:val="single" w:sz="4" w:space="0" w:color="auto"/>
-              <w:bottom w:val="single" w:sz="4" w:space="0" w:color="auto"/>
-              <w:right w:val="single" w:sz="12" w:space="0" w:color="auto"/>
+              <w:top w:val="single" w:color="auto" w:sz="4" w:space="0"/>
+              <w:left w:val="single" w:color="auto" w:sz="4" w:space="0"/>
+              <w:bottom w:val="single" w:color="auto" w:sz="4" w:space="0"/>
+              <w:right w:val="single" w:color="auto" w:sz="12" w:space="0"/>
             </w:tcBorders>
             <w:shd w:val="clear" w:color="auto" w:fill="auto"/>
             <w:tcMar>
@@ -3855,10 +3912,10 @@
               <w:suppressLineNumbers w:val="0"/>
               <w:snapToGrid w:val="0"/>
               <w:spacing w:line="240" w:lineRule="auto"/>
-              <w:ind w:left="0" w:right="0" w:firstLine="0" w:leftChars="0" w:rightChars="0" w:firstLineChars="0"/>
+              <w:ind w:left="0" w:leftChars="0" w:right="0" w:rightChars="0" w:firstLine="0" w:firstLineChars="0"/>
               <w:jc w:val="left"/>
               <w:rPr>
-                <w:rFonts w:ascii="Segoe UI" w:eastAsia="Segoe UI" w:hAnsi="Segoe UI" w:cs="Segoe UI" w:hint="default"/>
+                <w:rFonts w:hint="default" w:ascii="Segoe UI" w:hAnsi="Segoe UI" w:eastAsia="Segoe UI" w:cs="Segoe UI"/>
                 <w:i w:val="0"/>
                 <w:iCs w:val="0"/>
                 <w:caps w:val="0"/>
@@ -3873,7 +3930,7 @@
             </w:pPr>
             <w:r>
               <w:rPr>
-                <w:rFonts w:ascii="Segoe UI" w:eastAsia="Segoe UI" w:hAnsi="Segoe UI" w:cs="Segoe UI" w:hint="default"/>
+                <w:rFonts w:hint="default" w:ascii="Segoe UI" w:hAnsi="Segoe UI" w:eastAsia="Segoe UI" w:cs="Segoe UI"/>
                 <w:i w:val="0"/>
                 <w:iCs w:val="0"/>
                 <w:caps w:val="0"/>
@@ -3893,7 +3950,7 @@
     </w:tbl>
     <w:p>
       <w:pPr>
-        <w:pStyle w:val="a1"/>
+        <w:pStyle w:val="29"/>
         <w:keepNext w:val="0"/>
         <w:keepLines w:val="0"/>
         <w:pageBreakBefore w:val="0"/>
@@ -3930,7 +3987,7 @@
     </w:p>
     <w:p>
       <w:pPr>
-        <w:pStyle w:val="a1"/>
+        <w:pStyle w:val="29"/>
         <w:keepNext w:val="0"/>
         <w:keepLines w:val="0"/>
         <w:pageBreakBefore w:val="0"/>
@@ -3960,7 +4017,7 @@
     </w:p>
     <w:p>
       <w:pPr>
-        <w:pStyle w:val="a1"/>
+        <w:pStyle w:val="29"/>
         <w:keepNext w:val="0"/>
         <w:keepLines w:val="0"/>
         <w:pageBreakBefore w:val="0"/>
@@ -3985,12 +4042,26 @@
           <w:rFonts w:hint="default"/>
           <w:lang w:val="en-US" w:eastAsia="zh-CN"/>
         </w:rPr>
-        <w:t>常态化主动监控与巡检： 根据知识库高频问题清单，每日对关键业务流程进行健康度检查，本年度累计完成预防性干预58次，有效避免了潜在的服务波动。</w:t>
+        <w:t>常态化主动监控与巡检： 根据知识库高频问题清单，每日对关键业务流程进行健康度检查，</w:t>
+      </w:r>
+      <w:r>
+        <w:rPr>
+          <w:rFonts w:hint="eastAsia"/>
+          <w:lang w:val="en-US" w:eastAsia="zh-CN"/>
+        </w:rPr>
+        <w:t>截止2025年11月</w:t>
+      </w:r>
+      <w:r>
+        <w:rPr>
+          <w:rFonts w:hint="default"/>
+          <w:lang w:val="en-US" w:eastAsia="zh-CN"/>
+        </w:rPr>
+        <w:t>累计完成预防性干预58次，有效避免了潜在的服务波动。</w:t>
       </w:r>
     </w:p>
     <w:p>
       <w:pPr>
-        <w:pStyle w:val="a1"/>
+        <w:pStyle w:val="29"/>
         <w:keepNext w:val="0"/>
         <w:keepLines w:val="0"/>
         <w:pageBreakBefore w:val="0"/>
@@ -4015,12 +4086,12 @@
           <w:rFonts w:hint="default"/>
           <w:lang w:val="en-US" w:eastAsia="zh-CN"/>
         </w:rPr>
-        <w:t>稳健的资源与技能保障： 项目团队严格执行“主备岗”制度与定期轮训，确保了人员变动与假期期间的服务无缝衔接。本年度团队核心人员保有率为100%。</w:t>
+        <w:t>稳健的资源与技能保障：项目团队严格执行“主备岗”制度与定期轮训，确保了人员变动与假期期间的服务无缝衔接。本年度团队核心人员保有率为100%。</w:t>
       </w:r>
     </w:p>
     <w:p>
       <w:pPr>
-        <w:pStyle w:val="a1"/>
+        <w:pStyle w:val="29"/>
         <w:keepNext w:val="0"/>
         <w:keepLines w:val="0"/>
         <w:pageBreakBefore w:val="0"/>
@@ -4050,45 +4121,45 @@
     </w:p>
     <w:p>
       <w:pPr>
-        <w:pStyle w:val="1"/>
+        <w:pStyle w:val="28"/>
         <w:bidi w:val="0"/>
         <w:rPr>
           <w:rFonts w:hint="default"/>
           <w:lang w:val="en-US" w:eastAsia="zh-CN"/>
         </w:rPr>
       </w:pPr>
-      <w:bookmarkStart w:id="6" w:name="_Toc20682"/>
+      <w:bookmarkStart w:id="5" w:name="_Toc25552"/>
       <w:r>
         <w:rPr>
           <w:rFonts w:hint="default"/>
           <w:lang w:val="en-US" w:eastAsia="zh-CN"/>
         </w:rPr>
         <w:t>服务连续性管理常态化建设</w:t>
+      </w:r>
+      <w:bookmarkEnd w:id="5"/>
+    </w:p>
+    <w:p>
+      <w:pPr>
+        <w:pStyle w:val="30"/>
+        <w:bidi w:val="0"/>
+        <w:rPr>
+          <w:rFonts w:hint="default"/>
+          <w:lang w:val="en-US" w:eastAsia="zh-CN"/>
+        </w:rPr>
+      </w:pPr>
+      <w:bookmarkStart w:id="6" w:name="_Toc23340"/>
+      <w:r>
+        <w:rPr>
+          <w:rFonts w:hint="default"/>
+          <w:lang w:val="en-US" w:eastAsia="zh-CN"/>
+        </w:rPr>
+        <w:t>连续性能力日常渗透</w:t>
       </w:r>
       <w:bookmarkEnd w:id="6"/>
     </w:p>
     <w:p>
       <w:pPr>
-        <w:pStyle w:val="2"/>
-        <w:bidi w:val="0"/>
-        <w:rPr>
-          <w:rFonts w:hint="default"/>
-          <w:lang w:val="en-US" w:eastAsia="zh-CN"/>
-        </w:rPr>
-      </w:pPr>
-      <w:bookmarkStart w:id="7" w:name="_Toc1114"/>
-      <w:r>
-        <w:rPr>
-          <w:rFonts w:hint="default"/>
-          <w:lang w:val="en-US" w:eastAsia="zh-CN"/>
-        </w:rPr>
-        <w:t>连续性能力日常渗透</w:t>
-      </w:r>
-      <w:bookmarkEnd w:id="7"/>
-    </w:p>
-    <w:p>
-      <w:pPr>
-        <w:pStyle w:val="a1"/>
+        <w:pStyle w:val="29"/>
         <w:keepNext w:val="0"/>
         <w:keepLines w:val="0"/>
         <w:pageBreakBefore w:val="0"/>
@@ -4113,12 +4184,12 @@
           <w:rFonts w:hint="default"/>
           <w:lang w:val="en-US" w:eastAsia="zh-CN"/>
         </w:rPr>
-        <w:t>流程固化： 已将服务连续性意识融入日常运维流程。例如，所有系统变更前均需通过知识库评估对上下游接口的影响；服务台交接班日志中明确包含连续性状态检查项。</w:t>
+        <w:t>流程固化：已将服务连续性意识融入日常运维流程。例如，所有系统变更前均需通过知识库评估对上下游接口的影响；服务台交接班日志中明确包含连续性状态检查项。</w:t>
       </w:r>
     </w:p>
     <w:p>
       <w:pPr>
-        <w:pStyle w:val="a1"/>
+        <w:pStyle w:val="29"/>
         <w:keepNext w:val="0"/>
         <w:keepLines w:val="0"/>
         <w:pageBreakBefore w:val="0"/>
@@ -4148,14 +4219,14 @@
     </w:p>
     <w:p>
       <w:pPr>
-        <w:pStyle w:val="2"/>
+        <w:pStyle w:val="30"/>
         <w:bidi w:val="0"/>
         <w:rPr>
           <w:rFonts w:hint="default"/>
           <w:lang w:val="en-US" w:eastAsia="zh-CN"/>
         </w:rPr>
       </w:pPr>
-      <w:bookmarkStart w:id="8" w:name="_Toc7444"/>
+      <w:bookmarkStart w:id="7" w:name="_Toc24959"/>
       <w:r>
         <w:rPr>
           <w:rFonts w:hint="default"/>
@@ -4163,11 +4234,11 @@
         </w:rPr>
         <w:t>计划性演练与优化</w:t>
       </w:r>
-      <w:bookmarkEnd w:id="8"/>
+      <w:bookmarkEnd w:id="7"/>
     </w:p>
     <w:p>
       <w:pPr>
-        <w:pStyle w:val="a1"/>
+        <w:pStyle w:val="29"/>
         <w:keepNext w:val="0"/>
         <w:keepLines w:val="0"/>
         <w:pageBreakBefore w:val="0"/>
@@ -4197,7 +4268,7 @@
     </w:p>
     <w:p>
       <w:pPr>
-        <w:pStyle w:val="a1"/>
+        <w:pStyle w:val="29"/>
         <w:keepNext w:val="0"/>
         <w:keepLines w:val="0"/>
         <w:pageBreakBefore w:val="0"/>
@@ -4227,7 +4298,7 @@
     </w:p>
     <w:p>
       <w:pPr>
-        <w:pStyle w:val="a1"/>
+        <w:pStyle w:val="29"/>
         <w:keepNext w:val="0"/>
         <w:keepLines w:val="0"/>
         <w:pageBreakBefore w:val="0"/>
@@ -4252,7 +4323,16 @@
           <w:rFonts w:hint="default"/>
           <w:lang w:val="en-US" w:eastAsia="zh-CN"/>
         </w:rPr>
-        <w:t>10月实战演练： 主题为“核心知识资产的保障与访问”。在不影响生产环境的前提下，执行了</w:t>
+        <w:t>10月实战演练：</w:t>
+      </w:r>
+      <w:bookmarkStart w:id="13" w:name="_GoBack"/>
+      <w:bookmarkEnd w:id="13"/>
+      <w:r>
+        <w:rPr>
+          <w:rFonts w:hint="default"/>
+          <w:lang w:val="en-US" w:eastAsia="zh-CN"/>
+        </w:rPr>
+        <w:t>主题为“核心知识资产的保障与访问”。在不影响生产环境的前提下，执行了</w:t>
       </w:r>
       <w:r>
         <w:rPr>
@@ -4271,14 +4351,14 @@
     </w:p>
     <w:p>
       <w:pPr>
-        <w:pStyle w:val="2"/>
+        <w:pStyle w:val="30"/>
         <w:bidi w:val="0"/>
         <w:rPr>
           <w:rFonts w:hint="default"/>
           <w:lang w:val="en-US" w:eastAsia="zh-CN"/>
         </w:rPr>
       </w:pPr>
-      <w:bookmarkStart w:id="9" w:name="_Toc26073"/>
+      <w:bookmarkStart w:id="8" w:name="_Toc5187"/>
       <w:r>
         <w:rPr>
           <w:rFonts w:hint="default"/>
@@ -4286,11 +4366,11 @@
         </w:rPr>
         <w:t>风险评估与计划迭代</w:t>
       </w:r>
-      <w:bookmarkEnd w:id="9"/>
+      <w:bookmarkEnd w:id="8"/>
     </w:p>
     <w:p>
       <w:pPr>
-        <w:pStyle w:val="a1"/>
+        <w:pStyle w:val="29"/>
         <w:keepNext w:val="0"/>
         <w:keepLines w:val="0"/>
         <w:pageBreakBefore w:val="0"/>
@@ -4320,7 +4400,7 @@
     </w:p>
     <w:p>
       <w:pPr>
-        <w:pStyle w:val="a1"/>
+        <w:pStyle w:val="29"/>
         <w:keepNext w:val="0"/>
         <w:keepLines w:val="0"/>
         <w:pageBreakBefore w:val="0"/>
@@ -4350,14 +4430,14 @@
     </w:p>
     <w:p>
       <w:pPr>
-        <w:pStyle w:val="1"/>
+        <w:pStyle w:val="28"/>
         <w:bidi w:val="0"/>
         <w:rPr>
           <w:rFonts w:hint="default"/>
           <w:lang w:val="en-US" w:eastAsia="zh-CN"/>
         </w:rPr>
       </w:pPr>
-      <w:bookmarkStart w:id="10" w:name="_Toc2847"/>
+      <w:bookmarkStart w:id="9" w:name="_Toc18925"/>
       <w:r>
         <w:rPr>
           <w:rFonts w:hint="default"/>
@@ -4365,11 +4445,11 @@
         </w:rPr>
         <w:t>知识管理体系的核心支撑作用</w:t>
       </w:r>
-      <w:bookmarkEnd w:id="10"/>
+      <w:bookmarkEnd w:id="9"/>
     </w:p>
     <w:p>
       <w:pPr>
-        <w:pStyle w:val="a1"/>
+        <w:pStyle w:val="29"/>
         <w:keepNext w:val="0"/>
         <w:keepLines w:val="0"/>
         <w:pageBreakBefore w:val="0"/>
@@ -4427,7 +4507,7 @@
     </w:p>
     <w:p>
       <w:pPr>
-        <w:pStyle w:val="a1"/>
+        <w:pStyle w:val="29"/>
         <w:keepNext w:val="0"/>
         <w:keepLines w:val="0"/>
         <w:pageBreakBefore w:val="0"/>
@@ -4457,7 +4537,7 @@
     </w:p>
     <w:p>
       <w:pPr>
-        <w:pStyle w:val="a1"/>
+        <w:pStyle w:val="29"/>
         <w:keepNext w:val="0"/>
         <w:keepLines w:val="0"/>
         <w:pageBreakBefore w:val="0"/>
@@ -4487,14 +4567,14 @@
     </w:p>
     <w:p>
       <w:pPr>
-        <w:pStyle w:val="1"/>
+        <w:pStyle w:val="28"/>
         <w:bidi w:val="0"/>
         <w:rPr>
           <w:rFonts w:hint="default"/>
           <w:lang w:val="en-US" w:eastAsia="zh-CN"/>
         </w:rPr>
       </w:pPr>
-      <w:bookmarkStart w:id="11" w:name="_Toc13115"/>
+      <w:bookmarkStart w:id="10" w:name="_Toc8573"/>
       <w:r>
         <w:rPr>
           <w:rFonts w:hint="default"/>
@@ -4502,11 +4582,11 @@
         </w:rPr>
         <w:t>组织协同与资源保障</w:t>
       </w:r>
-      <w:bookmarkEnd w:id="11"/>
+      <w:bookmarkEnd w:id="10"/>
     </w:p>
     <w:p>
       <w:pPr>
-        <w:pStyle w:val="a1"/>
+        <w:pStyle w:val="29"/>
         <w:keepNext w:val="0"/>
         <w:keepLines w:val="0"/>
         <w:pageBreakBefore w:val="0"/>
@@ -4536,7 +4616,7 @@
     </w:p>
     <w:p>
       <w:pPr>
-        <w:pStyle w:val="a1"/>
+        <w:pStyle w:val="29"/>
         <w:keepNext w:val="0"/>
         <w:keepLines w:val="0"/>
         <w:pageBreakBefore w:val="0"/>
@@ -4566,7 +4646,7 @@
     </w:p>
     <w:p>
       <w:pPr>
-        <w:pStyle w:val="a1"/>
+        <w:pStyle w:val="29"/>
         <w:keepNext w:val="0"/>
         <w:keepLines w:val="0"/>
         <w:pageBreakBefore w:val="0"/>
@@ -4596,7 +4676,7 @@
     </w:p>
     <w:p>
       <w:pPr>
-        <w:pStyle w:val="a1"/>
+        <w:pStyle w:val="29"/>
         <w:keepNext w:val="0"/>
         <w:keepLines w:val="0"/>
         <w:pageBreakBefore w:val="0"/>
@@ -4626,14 +4706,14 @@
     </w:p>
     <w:p>
       <w:pPr>
-        <w:pStyle w:val="1"/>
+        <w:pStyle w:val="28"/>
         <w:bidi w:val="0"/>
         <w:rPr>
           <w:rFonts w:hint="default"/>
           <w:lang w:val="en-US" w:eastAsia="zh-CN"/>
         </w:rPr>
       </w:pPr>
-      <w:bookmarkStart w:id="12" w:name="_Toc28430"/>
+      <w:bookmarkStart w:id="11" w:name="_Toc18898"/>
       <w:r>
         <w:rPr>
           <w:rFonts w:hint="default"/>
@@ -4641,11 +4721,11 @@
         </w:rPr>
         <w:t>持续改进与未来规划</w:t>
       </w:r>
-      <w:bookmarkEnd w:id="12"/>
+      <w:bookmarkEnd w:id="11"/>
     </w:p>
     <w:p>
       <w:pPr>
-        <w:pStyle w:val="a1"/>
+        <w:pStyle w:val="29"/>
         <w:keepNext w:val="0"/>
         <w:keepLines w:val="0"/>
         <w:pageBreakBefore w:val="0"/>
@@ -4675,7 +4755,7 @@
     </w:p>
     <w:p>
       <w:pPr>
-        <w:pStyle w:val="a1"/>
+        <w:pStyle w:val="29"/>
         <w:keepNext w:val="0"/>
         <w:keepLines w:val="0"/>
         <w:pageBreakBefore w:val="0"/>
@@ -4705,7 +4785,7 @@
     </w:p>
     <w:p>
       <w:pPr>
-        <w:pStyle w:val="a1"/>
+        <w:pStyle w:val="29"/>
         <w:keepNext w:val="0"/>
         <w:keepLines w:val="0"/>
         <w:pageBreakBefore w:val="0"/>
@@ -4735,7 +4815,7 @@
     </w:p>
     <w:p>
       <w:pPr>
-        <w:pStyle w:val="a1"/>
+        <w:pStyle w:val="29"/>
         <w:keepNext w:val="0"/>
         <w:keepLines w:val="0"/>
         <w:pageBreakBefore w:val="0"/>
@@ -4765,7 +4845,7 @@
     </w:p>
     <w:p>
       <w:pPr>
-        <w:pStyle w:val="a1"/>
+        <w:pStyle w:val="29"/>
         <w:keepNext w:val="0"/>
         <w:keepLines w:val="0"/>
         <w:pageBreakBefore w:val="0"/>
@@ -4795,24 +4875,24 @@
     </w:p>
     <w:p>
       <w:pPr>
-        <w:pStyle w:val="1"/>
+        <w:pStyle w:val="28"/>
         <w:bidi w:val="0"/>
       </w:pPr>
-      <w:bookmarkStart w:id="13" w:name="_Toc27476"/>
+      <w:bookmarkStart w:id="12" w:name="_Toc14774"/>
       <w:r>
         <w:rPr>
           <w:rFonts w:hint="default"/>
         </w:rPr>
         <w:t>结论</w:t>
       </w:r>
-      <w:bookmarkEnd w:id="13"/>
+      <w:bookmarkEnd w:id="12"/>
     </w:p>
     <w:p>
       <w:pPr>
-        <w:pStyle w:val="a1"/>
+        <w:pStyle w:val="29"/>
         <w:bidi w:val="0"/>
         <w:rPr>
-          <w:rFonts w:ascii="Segoe UI" w:eastAsia="Segoe UI" w:hAnsi="Segoe UI" w:cs="Segoe UI"/>
+          <w:rFonts w:ascii="Segoe UI" w:hAnsi="Segoe UI" w:eastAsia="Segoe UI" w:cs="Segoe UI"/>
           <w:i w:val="0"/>
           <w:iCs w:val="0"/>
           <w:caps w:val="0"/>
@@ -4830,7 +4910,7 @@
     </w:p>
     <w:p>
       <w:pPr>
-        <w:pStyle w:val="a1"/>
+        <w:pStyle w:val="29"/>
         <w:keepNext w:val="0"/>
         <w:keepLines w:val="0"/>
         <w:pageBreakBefore w:val="0"/>
@@ -4852,23 +4932,73 @@
       </w:pPr>
     </w:p>
     <w:sectPr>
-      <w:headerReference w:type="default" r:id="rId7"/>
+      <w:headerReference r:id="rId5" w:type="default"/>
       <w:pgSz w:w="11906" w:h="16838"/>
       <w:pgMar w:top="1417" w:right="1800" w:bottom="1440" w:left="1800" w:header="1140" w:footer="992" w:gutter="0"/>
-      <w:cols w:num="1" w:space="425"/>
+      <w:cols w:space="425" w:num="1"/>
       <w:docGrid w:type="lines" w:linePitch="312" w:charSpace="0"/>
     </w:sectPr>
   </w:body>
 </w:document>
 </file>
 
+<file path=word/endnotes.xml><?xml version="1.0" encoding="utf-8"?>
+<w:endnotes xmlns:wpc="http://schemas.microsoft.com/office/word/2010/wordprocessingCanvas" xmlns:mc="http://schemas.openxmlformats.org/markup-compatibility/2006" xmlns:o="urn:schemas-microsoft-com:office:office" xmlns:r="http://schemas.openxmlformats.org/officeDocument/2006/relationships" xmlns:m="http://schemas.openxmlformats.org/officeDocument/2006/math" xmlns:v="urn:schemas-microsoft-com:vml" xmlns:wp14="http://schemas.microsoft.com/office/word/2010/wordprocessingDrawing" xmlns:wp="http://schemas.openxmlformats.org/drawingml/2006/wordprocessingDrawing" xmlns:w="http://schemas.openxmlformats.org/wordprocessingml/2006/main" xmlns:w14="http://schemas.microsoft.com/office/word/2010/wordml" xmlns:w15="http://schemas.microsoft.com/office/word/2012/wordml" xmlns:w10="urn:schemas-microsoft-com:office:word" xmlns:wpg="http://schemas.microsoft.com/office/word/2010/wordprocessingGroup" xmlns:wpi="http://schemas.microsoft.com/office/word/2010/wordprocessingInk" xmlns:wne="http://schemas.microsoft.com/office/word/2006/wordml" xmlns:wps="http://schemas.microsoft.com/office/word/2010/wordprocessingShape" xmlns:wpsCustomData="http://www.wps.cn/officeDocument/2013/wpsCustomData" mc:Ignorable="w14 w15 wp14">
+  <w:endnote w:type="separator" w:id="0">
+    <w:p>
+      <w:pPr>
+        <w:spacing w:line="240" w:lineRule="auto"/>
+      </w:pPr>
+      <w:r>
+        <w:separator/>
+      </w:r>
+    </w:p>
+  </w:endnote>
+  <w:endnote w:type="continuationSeparator" w:id="1">
+    <w:p>
+      <w:pPr>
+        <w:spacing w:line="240" w:lineRule="auto"/>
+      </w:pPr>
+      <w:r>
+        <w:continuationSeparator/>
+      </w:r>
+    </w:p>
+  </w:endnote>
+</w:endnotes>
+</file>
+
+<file path=word/footnotes.xml><?xml version="1.0" encoding="utf-8"?>
+<w:footnotes xmlns:wpc="http://schemas.microsoft.com/office/word/2010/wordprocessingCanvas" xmlns:mc="http://schemas.openxmlformats.org/markup-compatibility/2006" xmlns:o="urn:schemas-microsoft-com:office:office" xmlns:r="http://schemas.openxmlformats.org/officeDocument/2006/relationships" xmlns:m="http://schemas.openxmlformats.org/officeDocument/2006/math" xmlns:v="urn:schemas-microsoft-com:vml" xmlns:wp14="http://schemas.microsoft.com/office/word/2010/wordprocessingDrawing" xmlns:wp="http://schemas.openxmlformats.org/drawingml/2006/wordprocessingDrawing" xmlns:w="http://schemas.openxmlformats.org/wordprocessingml/2006/main" xmlns:w14="http://schemas.microsoft.com/office/word/2010/wordml" xmlns:w15="http://schemas.microsoft.com/office/word/2012/wordml" xmlns:w10="urn:schemas-microsoft-com:office:word" xmlns:wpg="http://schemas.microsoft.com/office/word/2010/wordprocessingGroup" xmlns:wpi="http://schemas.microsoft.com/office/word/2010/wordprocessingInk" xmlns:wne="http://schemas.microsoft.com/office/word/2006/wordml" xmlns:wps="http://schemas.microsoft.com/office/word/2010/wordprocessingShape" xmlns:wpsCustomData="http://www.wps.cn/officeDocument/2013/wpsCustomData" mc:Ignorable="w14 w15 wp14">
+  <w:footnote w:type="separator" w:id="0">
+    <w:p>
+      <w:pPr>
+        <w:spacing w:line="360" w:lineRule="auto"/>
+      </w:pPr>
+      <w:r>
+        <w:separator/>
+      </w:r>
+    </w:p>
+  </w:footnote>
+  <w:footnote w:type="continuationSeparator" w:id="1">
+    <w:p>
+      <w:pPr>
+        <w:spacing w:line="360" w:lineRule="auto"/>
+      </w:pPr>
+      <w:r>
+        <w:continuationSeparator/>
+      </w:r>
+    </w:p>
+  </w:footnote>
+</w:footnotes>
+</file>
+
 <file path=word/header1.xml><?xml version="1.0" encoding="utf-8"?>
-<w:hdr xmlns:wpc="http://schemas.microsoft.com/office/word/2010/wordprocessingCanvas" xmlns:mc="http://schemas.openxmlformats.org/markup-compatibility/2006" xmlns:o="urn:schemas-microsoft-com:office:office" xmlns:r="http://schemas.openxmlformats.org/officeDocument/2006/relationships" xmlns:m="http://schemas.openxmlformats.org/officeDocument/2006/math" xmlns:v="urn:schemas-microsoft-com:vml" xmlns:wp14="http://schemas.microsoft.com/office/word/2010/wordprocessingDrawing" xmlns:wp="http://schemas.openxmlformats.org/drawingml/2006/wordprocessingDrawing" xmlns:w10="urn:schemas-microsoft-com:office:word" xmlns:w="http://schemas.openxmlformats.org/wordprocessingml/2006/main" xmlns:w14="http://schemas.microsoft.com/office/word/2010/wordml" xmlns:w15="http://schemas.microsoft.com/office/word/2012/wordml" xmlns:wne="http://schemas.microsoft.com/office/word/2006/wordml" xmlns:wpg="http://schemas.microsoft.com/office/word/2010/wordprocessingGroup" xmlns:wpi="http://schemas.microsoft.com/office/word/2010/wordprocessingInk" xmlns:wps="http://schemas.microsoft.com/office/word/2010/wordprocessingShape" mc:Ignorable="w14 w15 wp14">
+<w:hdr xmlns:wpc="http://schemas.microsoft.com/office/word/2010/wordprocessingCanvas" xmlns:mc="http://schemas.openxmlformats.org/markup-compatibility/2006" xmlns:o="urn:schemas-microsoft-com:office:office" xmlns:r="http://schemas.openxmlformats.org/officeDocument/2006/relationships" xmlns:m="http://schemas.openxmlformats.org/officeDocument/2006/math" xmlns:v="urn:schemas-microsoft-com:vml" xmlns:wp14="http://schemas.microsoft.com/office/word/2010/wordprocessingDrawing" xmlns:wp="http://schemas.openxmlformats.org/drawingml/2006/wordprocessingDrawing" xmlns:w10="urn:schemas-microsoft-com:office:word" xmlns:w="http://schemas.openxmlformats.org/wordprocessingml/2006/main" xmlns:w14="http://schemas.microsoft.com/office/word/2010/wordml" xmlns:w15="http://schemas.microsoft.com/office/word/2012/wordml" xmlns:wpg="http://schemas.microsoft.com/office/word/2010/wordprocessingGroup" xmlns:wpi="http://schemas.microsoft.com/office/word/2010/wordprocessingInk" xmlns:wne="http://schemas.microsoft.com/office/word/2006/wordml" xmlns:wps="http://schemas.microsoft.com/office/word/2010/wordprocessingShape" xmlns:wpsCustomData="http://www.wps.cn/officeDocument/2013/wpsCustomData" mc:Ignorable="w14 w15 wp14">
   <w:p>
     <w:pPr>
-      <w:pStyle w:val="Header"/>
+      <w:pStyle w:val="15"/>
       <w:pBdr>
-        <w:bottom w:val="single" w:sz="4" w:space="1" w:color="auto"/>
+        <w:bottom w:val="single" w:color="auto" w:sz="4" w:space="1"/>
       </w:pBdr>
       <w:tabs>
         <w:tab w:val="left" w:pos="335"/>
@@ -4876,27 +5006,27 @@
       </w:tabs>
       <w:jc w:val="right"/>
       <w:rPr>
-        <w:rFonts w:eastAsiaTheme="minorEastAsia" w:hint="eastAsia"/>
+        <w:rFonts w:hint="eastAsia" w:eastAsiaTheme="minorEastAsia"/>
         <w:lang w:eastAsia="zh-CN"/>
       </w:rPr>
     </w:pPr>
     <w:r>
       <w:rPr>
-        <w:rFonts w:eastAsiaTheme="minorEastAsia" w:hint="eastAsia"/>
+        <w:rFonts w:hint="eastAsia" w:eastAsiaTheme="minorEastAsia"/>
         <w:lang w:val="en-US" w:eastAsia="zh-CN"/>
       </w:rPr>
       <w:tab/>
     </w:r>
     <w:r>
       <w:rPr>
-        <w:rFonts w:eastAsiaTheme="minorEastAsia" w:hint="eastAsia"/>
+        <w:rFonts w:hint="eastAsia" w:eastAsiaTheme="minorEastAsia"/>
         <w:lang w:val="en-US" w:eastAsia="zh-CN"/>
       </w:rPr>
       <w:tab/>
     </w:r>
     <w:r>
       <w:rPr>
-        <w:rFonts w:eastAsiaTheme="minorEastAsia" w:hint="eastAsia"/>
+        <w:rFonts w:hint="eastAsia" w:eastAsiaTheme="minorEastAsia"/>
         <w:lang w:val="en-US" w:eastAsia="zh-CN"/>
       </w:rPr>
       <w:t>江西通信产业服务有限公司</w:t>
@@ -4906,15 +5036,15 @@
 </file>
 
 <file path=word/numbering.xml><?xml version="1.0" encoding="utf-8"?>
-<w:numbering xmlns:wpc="http://schemas.microsoft.com/office/word/2010/wordprocessingCanvas" xmlns:mc="http://schemas.openxmlformats.org/markup-compatibility/2006" xmlns:o="urn:schemas-microsoft-com:office:office" xmlns:r="http://schemas.openxmlformats.org/officeDocument/2006/relationships" xmlns:m="http://schemas.openxmlformats.org/officeDocument/2006/math" xmlns:v="urn:schemas-microsoft-com:vml" xmlns:wp14="http://schemas.microsoft.com/office/word/2010/wordprocessingDrawing" xmlns:wp="http://schemas.openxmlformats.org/drawingml/2006/wordprocessingDrawing" xmlns:w10="urn:schemas-microsoft-com:office:word" xmlns:w="http://schemas.openxmlformats.org/wordprocessingml/2006/main" xmlns:w14="http://schemas.microsoft.com/office/word/2010/wordml" xmlns:w15="http://schemas.microsoft.com/office/word/2012/wordml" xmlns:wne="http://schemas.microsoft.com/office/word/2006/wordml" xmlns:wpg="http://schemas.microsoft.com/office/word/2010/wordprocessingGroup" xmlns:wpi="http://schemas.microsoft.com/office/word/2010/wordprocessingInk" xmlns:wps="http://schemas.microsoft.com/office/word/2010/wordprocessingShape" mc:Ignorable="w14 w15 wp14">
+<w:numbering xmlns:wpc="http://schemas.microsoft.com/office/word/2010/wordprocessingCanvas" xmlns:mc="http://schemas.openxmlformats.org/markup-compatibility/2006" xmlns:o="urn:schemas-microsoft-com:office:office" xmlns:r="http://schemas.openxmlformats.org/officeDocument/2006/relationships" xmlns:m="http://schemas.openxmlformats.org/officeDocument/2006/math" xmlns:v="urn:schemas-microsoft-com:vml" xmlns:wp14="http://schemas.microsoft.com/office/word/2010/wordprocessingDrawing" xmlns:wp="http://schemas.openxmlformats.org/drawingml/2006/wordprocessingDrawing" xmlns:w10="urn:schemas-microsoft-com:office:word" xmlns:w="http://schemas.openxmlformats.org/wordprocessingml/2006/main" xmlns:w14="http://schemas.microsoft.com/office/word/2010/wordml" xmlns:wpg="http://schemas.microsoft.com/office/word/2010/wordprocessingGroup" xmlns:wpi="http://schemas.microsoft.com/office/word/2010/wordprocessingInk" xmlns:wne="http://schemas.microsoft.com/office/word/2006/wordml" xmlns:wps="http://schemas.microsoft.com/office/word/2010/wordprocessingShape" xmlns:wpsCustomData="http://www.wps.cn/officeDocument/2013/wpsCustomData" mc:Ignorable="w14 wp14">
   <w:abstractNum w:abstractNumId="0">
     <w:nsid w:val="8E964DCE"/>
     <w:multiLevelType w:val="multilevel"/>
     <w:tmpl w:val="8E964DCE"/>
-    <w:lvl w:ilvl="0">
+    <w:lvl w:ilvl="0" w:tentative="0">
       <w:start w:val="1"/>
       <w:numFmt w:val="decimal"/>
-      <w:pStyle w:val="Heading1"/>
+      <w:pStyle w:val="2"/>
       <w:lvlText w:val="%1."/>
       <w:lvlJc w:val="left"/>
       <w:pPr>
@@ -4924,10 +5054,10 @@
         <w:rFonts w:hint="default"/>
       </w:rPr>
     </w:lvl>
-    <w:lvl w:ilvl="1">
+    <w:lvl w:ilvl="1" w:tentative="0">
       <w:start w:val="1"/>
       <w:numFmt w:val="decimal"/>
-      <w:pStyle w:val="Heading2"/>
+      <w:pStyle w:val="3"/>
       <w:lvlText w:val="%1.%2."/>
       <w:lvlJc w:val="left"/>
       <w:pPr>
@@ -4937,10 +5067,10 @@
         <w:rFonts w:hint="default"/>
       </w:rPr>
     </w:lvl>
-    <w:lvl w:ilvl="2">
+    <w:lvl w:ilvl="2" w:tentative="0">
       <w:start w:val="1"/>
       <w:numFmt w:val="decimal"/>
-      <w:pStyle w:val="Heading3"/>
+      <w:pStyle w:val="4"/>
       <w:lvlText w:val="%1.%2.%3."/>
       <w:lvlJc w:val="left"/>
       <w:pPr>
@@ -4950,10 +5080,10 @@
         <w:rFonts w:hint="default"/>
       </w:rPr>
     </w:lvl>
-    <w:lvl w:ilvl="3">
+    <w:lvl w:ilvl="3" w:tentative="0">
       <w:start w:val="1"/>
       <w:numFmt w:val="decimal"/>
-      <w:pStyle w:val="Heading4"/>
+      <w:pStyle w:val="5"/>
       <w:lvlText w:val="%1.%2.%3.%4."/>
       <w:lvlJc w:val="left"/>
       <w:pPr>
@@ -4963,10 +5093,10 @@
         <w:rFonts w:hint="default"/>
       </w:rPr>
     </w:lvl>
-    <w:lvl w:ilvl="4">
+    <w:lvl w:ilvl="4" w:tentative="0">
       <w:start w:val="1"/>
       <w:numFmt w:val="decimal"/>
-      <w:pStyle w:val="Heading5"/>
+      <w:pStyle w:val="6"/>
       <w:lvlText w:val="%1.%2.%3.%4.%5."/>
       <w:lvlJc w:val="left"/>
       <w:pPr>
@@ -4976,10 +5106,10 @@
         <w:rFonts w:hint="default"/>
       </w:rPr>
     </w:lvl>
-    <w:lvl w:ilvl="5">
+    <w:lvl w:ilvl="5" w:tentative="0">
       <w:start w:val="1"/>
       <w:numFmt w:val="decimal"/>
-      <w:pStyle w:val="Heading6"/>
+      <w:pStyle w:val="7"/>
       <w:lvlText w:val="%1.%2.%3.%4.%5.%6."/>
       <w:lvlJc w:val="left"/>
       <w:pPr>
@@ -4989,10 +5119,10 @@
         <w:rFonts w:hint="default"/>
       </w:rPr>
     </w:lvl>
-    <w:lvl w:ilvl="6">
+    <w:lvl w:ilvl="6" w:tentative="0">
       <w:start w:val="1"/>
       <w:numFmt w:val="decimal"/>
-      <w:pStyle w:val="Heading7"/>
+      <w:pStyle w:val="8"/>
       <w:lvlText w:val="%1.%2.%3.%4.%5.%6.%7."/>
       <w:lvlJc w:val="left"/>
       <w:pPr>
@@ -5002,10 +5132,10 @@
         <w:rFonts w:hint="default"/>
       </w:rPr>
     </w:lvl>
-    <w:lvl w:ilvl="7">
+    <w:lvl w:ilvl="7" w:tentative="0">
       <w:start w:val="1"/>
       <w:numFmt w:val="decimal"/>
-      <w:pStyle w:val="Heading8"/>
+      <w:pStyle w:val="9"/>
       <w:lvlText w:val="%1.%2.%3.%4.%5.%6.%7.%8."/>
       <w:lvlJc w:val="left"/>
       <w:pPr>
@@ -5015,10 +5145,10 @@
         <w:rFonts w:hint="default"/>
       </w:rPr>
     </w:lvl>
-    <w:lvl w:ilvl="8">
+    <w:lvl w:ilvl="8" w:tentative="0">
       <w:start w:val="1"/>
       <w:numFmt w:val="decimal"/>
-      <w:pStyle w:val="Heading9"/>
+      <w:pStyle w:val="10"/>
       <w:lvlText w:val="%1.%2.%3.%4.%5.%6.%7.%8.%9."/>
       <w:lvlJc w:val="left"/>
       <w:pPr>
@@ -5036,267 +5166,269 @@
 </file>
 
 <file path=word/styles.xml><?xml version="1.0" encoding="utf-8"?>
-<w:styles xmlns:mc="http://schemas.openxmlformats.org/markup-compatibility/2006" xmlns:r="http://schemas.openxmlformats.org/officeDocument/2006/relationships" xmlns:w="http://schemas.openxmlformats.org/wordprocessingml/2006/main" xmlns:w14="http://schemas.microsoft.com/office/word/2010/wordml" xmlns:w15="http://schemas.microsoft.com/office/word/2012/wordml" mc:Ignorable="w14 w15">
+<w:styles xmlns:mc="http://schemas.openxmlformats.org/markup-compatibility/2006" xmlns:o="urn:schemas-microsoft-com:office:office" xmlns:r="http://schemas.openxmlformats.org/officeDocument/2006/relationships" xmlns:m="http://schemas.openxmlformats.org/officeDocument/2006/math" xmlns:v="urn:schemas-microsoft-com:vml" xmlns:w="http://schemas.openxmlformats.org/wordprocessingml/2006/main" xmlns:w14="http://schemas.microsoft.com/office/word/2010/wordml" xmlns:w10="urn:schemas-microsoft-com:office:word" xmlns:sl="http://schemas.openxmlformats.org/schemaLibrary/2006/main" xmlns:wpsCustomData="http://www.wps.cn/officeDocument/2013/wpsCustomData" mc:Ignorable="w14">
   <w:docDefaults>
     <w:rPrDefault>
       <w:rPr>
-        <w:rFonts w:ascii="Times New Roman" w:eastAsia="宋体" w:hAnsi="Times New Roman" w:cs="Times New Roman"/>
+        <w:rFonts w:ascii="Times New Roman" w:hAnsi="Times New Roman" w:eastAsia="宋体" w:cs="Times New Roman"/>
       </w:rPr>
     </w:rPrDefault>
     <w:pPrDefault/>
   </w:docDefaults>
-  <w:latentStyles w:defLockedState="0" w:defUIPriority="99" w:defSemiHidden="1" w:defUnhideWhenUsed="1" w:defQFormat="0" w:count="260">
-    <w:lsdException w:name="Normal" w:semiHidden="0" w:uiPriority="0" w:unhideWhenUsed="0" w:qFormat="1"/>
-    <w:lsdException w:name="heading 1" w:semiHidden="0" w:uiPriority="0" w:unhideWhenUsed="0" w:qFormat="1"/>
-    <w:lsdException w:name="heading 2" w:semiHidden="0" w:uiPriority="0" w:qFormat="1"/>
-    <w:lsdException w:name="heading 3" w:uiPriority="0" w:qFormat="1"/>
-    <w:lsdException w:name="heading 4" w:semiHidden="0" w:uiPriority="0" w:qFormat="1"/>
-    <w:lsdException w:name="heading 5" w:uiPriority="0" w:qFormat="1"/>
-    <w:lsdException w:name="heading 6" w:uiPriority="0" w:qFormat="1"/>
-    <w:lsdException w:name="heading 7" w:uiPriority="0" w:qFormat="1"/>
-    <w:lsdException w:name="heading 8" w:uiPriority="0" w:qFormat="1"/>
-    <w:lsdException w:name="heading 9" w:uiPriority="0" w:qFormat="1"/>
-    <w:lsdException w:name="index 1" w:semiHidden="0" w:uiPriority="0" w:unhideWhenUsed="0"/>
-    <w:lsdException w:name="index 2" w:semiHidden="0" w:uiPriority="0" w:unhideWhenUsed="0"/>
-    <w:lsdException w:name="index 3" w:semiHidden="0" w:uiPriority="0" w:unhideWhenUsed="0"/>
-    <w:lsdException w:name="index 4" w:semiHidden="0" w:uiPriority="0" w:unhideWhenUsed="0"/>
-    <w:lsdException w:name="index 5" w:semiHidden="0" w:uiPriority="0" w:unhideWhenUsed="0"/>
-    <w:lsdException w:name="index 6" w:semiHidden="0" w:uiPriority="0" w:unhideWhenUsed="0"/>
-    <w:lsdException w:name="index 7" w:semiHidden="0" w:uiPriority="0" w:unhideWhenUsed="0"/>
-    <w:lsdException w:name="index 8" w:semiHidden="0" w:uiPriority="0" w:unhideWhenUsed="0"/>
-    <w:lsdException w:name="index 9" w:semiHidden="0" w:uiPriority="0" w:unhideWhenUsed="0"/>
-    <w:lsdException w:name="toc 1" w:semiHidden="0" w:uiPriority="0" w:unhideWhenUsed="0" w:qFormat="1"/>
-    <w:lsdException w:name="toc 2" w:semiHidden="0" w:uiPriority="0" w:unhideWhenUsed="0" w:qFormat="1"/>
-    <w:lsdException w:name="toc 3" w:semiHidden="0" w:uiPriority="0" w:unhideWhenUsed="0" w:qFormat="1"/>
-    <w:lsdException w:name="toc 4" w:semiHidden="0" w:uiPriority="0" w:unhideWhenUsed="0"/>
-    <w:lsdException w:name="toc 5" w:semiHidden="0" w:uiPriority="0" w:unhideWhenUsed="0"/>
-    <w:lsdException w:name="toc 6" w:semiHidden="0" w:uiPriority="0" w:unhideWhenUsed="0"/>
-    <w:lsdException w:name="toc 7" w:semiHidden="0" w:uiPriority="0" w:unhideWhenUsed="0"/>
-    <w:lsdException w:name="toc 8" w:semiHidden="0" w:uiPriority="0" w:unhideWhenUsed="0"/>
-    <w:lsdException w:name="toc 9" w:semiHidden="0" w:uiPriority="0" w:unhideWhenUsed="0"/>
-    <w:lsdException w:name="Normal Indent" w:semiHidden="0" w:uiPriority="0" w:unhideWhenUsed="0"/>
-    <w:lsdException w:name="footnote text" w:semiHidden="0" w:uiPriority="0" w:unhideWhenUsed="0"/>
-    <w:lsdException w:name="annotation text" w:semiHidden="0" w:uiPriority="0" w:unhideWhenUsed="0" w:qFormat="1"/>
-    <w:lsdException w:name="header" w:semiHidden="0" w:uiPriority="0" w:unhideWhenUsed="0" w:qFormat="1"/>
-    <w:lsdException w:name="footer" w:semiHidden="0" w:uiPriority="0" w:unhideWhenUsed="0" w:qFormat="1"/>
-    <w:lsdException w:name="index heading" w:semiHidden="0" w:uiPriority="0" w:unhideWhenUsed="0"/>
-    <w:lsdException w:name="caption" w:uiPriority="0" w:qFormat="1"/>
-    <w:lsdException w:name="table of figures" w:semiHidden="0" w:uiPriority="0" w:unhideWhenUsed="0"/>
-    <w:lsdException w:name="envelope address" w:semiHidden="0" w:uiPriority="0" w:unhideWhenUsed="0"/>
-    <w:lsdException w:name="envelope return" w:semiHidden="0" w:uiPriority="0" w:unhideWhenUsed="0"/>
-    <w:lsdException w:name="footnote reference" w:semiHidden="0" w:uiPriority="0" w:unhideWhenUsed="0"/>
-    <w:lsdException w:name="annotation reference" w:semiHidden="0" w:uiPriority="0" w:unhideWhenUsed="0"/>
-    <w:lsdException w:name="line number" w:semiHidden="0" w:uiPriority="0" w:unhideWhenUsed="0"/>
-    <w:lsdException w:name="page number" w:semiHidden="0" w:uiPriority="0" w:unhideWhenUsed="0"/>
-    <w:lsdException w:name="endnote reference" w:semiHidden="0" w:uiPriority="0" w:unhideWhenUsed="0"/>
-    <w:lsdException w:name="endnote text" w:semiHidden="0" w:uiPriority="0" w:unhideWhenUsed="0"/>
-    <w:lsdException w:name="table of authorities" w:semiHidden="0" w:uiPriority="0" w:unhideWhenUsed="0"/>
-    <w:lsdException w:name="macro" w:semiHidden="0" w:uiPriority="0" w:unhideWhenUsed="0"/>
-    <w:lsdException w:name="toa heading" w:semiHidden="0" w:uiPriority="0" w:unhideWhenUsed="0"/>
-    <w:lsdException w:name="List" w:semiHidden="0" w:uiPriority="0" w:unhideWhenUsed="0"/>
-    <w:lsdException w:name="List Bullet" w:semiHidden="0" w:uiPriority="0" w:unhideWhenUsed="0"/>
-    <w:lsdException w:name="List Number" w:semiHidden="0" w:uiPriority="0" w:unhideWhenUsed="0"/>
-    <w:lsdException w:name="List 2" w:semiHidden="0" w:uiPriority="0" w:unhideWhenUsed="0"/>
-    <w:lsdException w:name="List 3" w:semiHidden="0" w:uiPriority="0" w:unhideWhenUsed="0"/>
-    <w:lsdException w:name="List 4" w:semiHidden="0" w:uiPriority="0" w:unhideWhenUsed="0"/>
-    <w:lsdException w:name="List 5" w:semiHidden="0" w:uiPriority="0" w:unhideWhenUsed="0"/>
-    <w:lsdException w:name="List Bullet 2" w:semiHidden="0" w:uiPriority="0" w:unhideWhenUsed="0"/>
-    <w:lsdException w:name="List Bullet 3" w:semiHidden="0" w:uiPriority="0" w:unhideWhenUsed="0"/>
-    <w:lsdException w:name="List Bullet 4" w:semiHidden="0" w:uiPriority="0" w:unhideWhenUsed="0"/>
-    <w:lsdException w:name="List Bullet 5" w:semiHidden="0" w:uiPriority="0" w:unhideWhenUsed="0"/>
-    <w:lsdException w:name="List Number 2" w:semiHidden="0" w:uiPriority="0" w:unhideWhenUsed="0"/>
-    <w:lsdException w:name="List Number 3" w:semiHidden="0" w:uiPriority="0" w:unhideWhenUsed="0"/>
-    <w:lsdException w:name="List Number 4" w:semiHidden="0" w:uiPriority="0" w:unhideWhenUsed="0"/>
-    <w:lsdException w:name="List Number 5" w:semiHidden="0" w:uiPriority="0" w:unhideWhenUsed="0"/>
-    <w:lsdException w:name="Title" w:semiHidden="0" w:uiPriority="0" w:unhideWhenUsed="0" w:qFormat="1"/>
-    <w:lsdException w:name="Closing" w:semiHidden="0" w:uiPriority="0" w:unhideWhenUsed="0"/>
-    <w:lsdException w:name="Signature" w:semiHidden="0" w:uiPriority="0" w:unhideWhenUsed="0"/>
-    <w:lsdException w:name="Default Paragraph Font" w:uiPriority="0" w:unhideWhenUsed="0" w:qFormat="1"/>
-    <w:lsdException w:name="Body Text" w:uiPriority="0" w:unhideWhenUsed="0" w:qFormat="1"/>
-    <w:lsdException w:name="Body Text Indent" w:semiHidden="0" w:uiPriority="0" w:unhideWhenUsed="0"/>
-    <w:lsdException w:name="List Continue" w:semiHidden="0" w:uiPriority="0" w:unhideWhenUsed="0"/>
-    <w:lsdException w:name="List Continue 2" w:semiHidden="0" w:uiPriority="0" w:unhideWhenUsed="0"/>
-    <w:lsdException w:name="List Continue 3" w:semiHidden="0" w:uiPriority="0" w:unhideWhenUsed="0"/>
-    <w:lsdException w:name="List Continue 4" w:semiHidden="0" w:uiPriority="0" w:unhideWhenUsed="0"/>
-    <w:lsdException w:name="List Continue 5" w:semiHidden="0" w:uiPriority="0" w:unhideWhenUsed="0"/>
-    <w:lsdException w:name="Message Header" w:semiHidden="0" w:uiPriority="0" w:unhideWhenUsed="0"/>
-    <w:lsdException w:name="Subtitle" w:semiHidden="0" w:uiPriority="0" w:unhideWhenUsed="0" w:qFormat="1"/>
-    <w:lsdException w:name="Salutation" w:semiHidden="0" w:uiPriority="0" w:unhideWhenUsed="0"/>
-    <w:lsdException w:name="Date" w:semiHidden="0" w:uiPriority="0" w:unhideWhenUsed="0"/>
-    <w:lsdException w:name="Body Text First Indent" w:semiHidden="0" w:uiPriority="0" w:unhideWhenUsed="0"/>
-    <w:lsdException w:name="Body Text First Indent 2" w:semiHidden="0" w:uiPriority="0" w:unhideWhenUsed="0"/>
-    <w:lsdException w:name="Body Text 2" w:semiHidden="0" w:uiPriority="0" w:unhideWhenUsed="0"/>
-    <w:lsdException w:name="Body Text 3" w:semiHidden="0" w:uiPriority="0" w:unhideWhenUsed="0"/>
-    <w:lsdException w:name="Body Text Indent 2" w:semiHidden="0" w:uiPriority="0" w:unhideWhenUsed="0"/>
-    <w:lsdException w:name="Body Text Indent 3" w:semiHidden="0" w:uiPriority="0" w:unhideWhenUsed="0"/>
-    <w:lsdException w:name="Block Text" w:semiHidden="0" w:uiPriority="0" w:unhideWhenUsed="0"/>
-    <w:lsdException w:name="Hyperlink" w:semiHidden="0" w:uiPriority="0" w:unhideWhenUsed="0"/>
-    <w:lsdException w:name="FollowedHyperlink" w:semiHidden="0" w:uiPriority="0" w:unhideWhenUsed="0"/>
-    <w:lsdException w:name="Strong" w:semiHidden="0" w:uiPriority="0" w:unhideWhenUsed="0" w:qFormat="1"/>
-    <w:lsdException w:name="Emphasis" w:semiHidden="0" w:uiPriority="0" w:unhideWhenUsed="0" w:qFormat="1"/>
-    <w:lsdException w:name="Document Map" w:semiHidden="0" w:uiPriority="0" w:unhideWhenUsed="0"/>
-    <w:lsdException w:name="Plain Text" w:semiHidden="0" w:uiPriority="0" w:unhideWhenUsed="0"/>
-    <w:lsdException w:name="E-mail Signature" w:semiHidden="0" w:uiPriority="0" w:unhideWhenUsed="0"/>
-    <w:lsdException w:name="Normal (Web)" w:semiHidden="0" w:uiPriority="0" w:unhideWhenUsed="0" w:qFormat="1"/>
-    <w:lsdException w:name="HTML Acronym" w:semiHidden="0" w:uiPriority="0" w:unhideWhenUsed="0"/>
-    <w:lsdException w:name="HTML Address" w:semiHidden="0" w:uiPriority="0" w:unhideWhenUsed="0"/>
-    <w:lsdException w:name="HTML Cite" w:semiHidden="0" w:uiPriority="0" w:unhideWhenUsed="0"/>
-    <w:lsdException w:name="HTML Code" w:semiHidden="0" w:uiPriority="0" w:unhideWhenUsed="0"/>
-    <w:lsdException w:name="HTML Definition" w:semiHidden="0" w:uiPriority="0" w:unhideWhenUsed="0"/>
-    <w:lsdException w:name="HTML Keyboard" w:semiHidden="0" w:uiPriority="0" w:unhideWhenUsed="0"/>
-    <w:lsdException w:name="HTML Preformatted" w:semiHidden="0" w:uiPriority="0" w:unhideWhenUsed="0"/>
-    <w:lsdException w:name="HTML Sample" w:semiHidden="0" w:uiPriority="0" w:unhideWhenUsed="0"/>
-    <w:lsdException w:name="HTML Typewriter" w:semiHidden="0" w:uiPriority="0" w:unhideWhenUsed="0"/>
-    <w:lsdException w:name="HTML Variable" w:semiHidden="0" w:uiPriority="0" w:unhideWhenUsed="0"/>
-    <w:lsdException w:name="Normal Table" w:uiPriority="0" w:unhideWhenUsed="0" w:qFormat="1"/>
-    <w:lsdException w:name="annotation subject" w:semiHidden="0" w:uiPriority="0" w:unhideWhenUsed="0"/>
-    <w:lsdException w:name="Table Simple 1" w:semiHidden="0" w:uiPriority="0" w:unhideWhenUsed="0"/>
-    <w:lsdException w:name="Table Simple 2" w:semiHidden="0" w:uiPriority="0" w:unhideWhenUsed="0"/>
-    <w:lsdException w:name="Table Simple 3" w:semiHidden="0" w:uiPriority="0" w:unhideWhenUsed="0"/>
-    <w:lsdException w:name="Table Classic 1" w:semiHidden="0" w:uiPriority="0" w:unhideWhenUsed="0"/>
-    <w:lsdException w:name="Table Classic 2" w:semiHidden="0" w:uiPriority="0" w:unhideWhenUsed="0"/>
-    <w:lsdException w:name="Table Classic 3" w:semiHidden="0" w:uiPriority="0" w:unhideWhenUsed="0"/>
-    <w:lsdException w:name="Table Classic 4" w:semiHidden="0" w:uiPriority="0" w:unhideWhenUsed="0"/>
-    <w:lsdException w:name="Table Colorful 1" w:semiHidden="0" w:uiPriority="0" w:unhideWhenUsed="0"/>
-    <w:lsdException w:name="Table Colorful 2" w:semiHidden="0" w:uiPriority="0" w:unhideWhenUsed="0"/>
-    <w:lsdException w:name="Table Colorful 3" w:semiHidden="0" w:uiPriority="0" w:unhideWhenUsed="0"/>
-    <w:lsdException w:name="Table Columns 1" w:semiHidden="0" w:uiPriority="0" w:unhideWhenUsed="0"/>
-    <w:lsdException w:name="Table Columns 2" w:semiHidden="0" w:uiPriority="0" w:unhideWhenUsed="0"/>
-    <w:lsdException w:name="Table Columns 3" w:semiHidden="0" w:uiPriority="0" w:unhideWhenUsed="0"/>
-    <w:lsdException w:name="Table Columns 4" w:semiHidden="0" w:uiPriority="0" w:unhideWhenUsed="0"/>
-    <w:lsdException w:name="Table Columns 5" w:semiHidden="0" w:uiPriority="0" w:unhideWhenUsed="0"/>
-    <w:lsdException w:name="Table Grid 1" w:semiHidden="0" w:uiPriority="0" w:unhideWhenUsed="0"/>
-    <w:lsdException w:name="Table Grid 2" w:semiHidden="0" w:uiPriority="0" w:unhideWhenUsed="0"/>
-    <w:lsdException w:name="Table Grid 3" w:semiHidden="0" w:uiPriority="0" w:unhideWhenUsed="0"/>
-    <w:lsdException w:name="Table Grid 4" w:semiHidden="0" w:uiPriority="0" w:unhideWhenUsed="0"/>
-    <w:lsdException w:name="Table Grid 5" w:semiHidden="0" w:uiPriority="0" w:unhideWhenUsed="0"/>
-    <w:lsdException w:name="Table Grid 6" w:semiHidden="0" w:uiPriority="0" w:unhideWhenUsed="0"/>
-    <w:lsdException w:name="Table Grid 7" w:semiHidden="0" w:uiPriority="0" w:unhideWhenUsed="0"/>
-    <w:lsdException w:name="Table Grid 8" w:semiHidden="0" w:uiPriority="0" w:unhideWhenUsed="0"/>
-    <w:lsdException w:name="Table List 1" w:semiHidden="0" w:uiPriority="0" w:unhideWhenUsed="0"/>
-    <w:lsdException w:name="Table List 2" w:semiHidden="0" w:uiPriority="0" w:unhideWhenUsed="0"/>
-    <w:lsdException w:name="Table List 3" w:semiHidden="0" w:uiPriority="0" w:unhideWhenUsed="0"/>
-    <w:lsdException w:name="Table List 4" w:semiHidden="0" w:uiPriority="0" w:unhideWhenUsed="0"/>
-    <w:lsdException w:name="Table List 5" w:semiHidden="0" w:uiPriority="0" w:unhideWhenUsed="0"/>
-    <w:lsdException w:name="Table List 6" w:semiHidden="0" w:uiPriority="0" w:unhideWhenUsed="0"/>
-    <w:lsdException w:name="Table List 7" w:semiHidden="0" w:uiPriority="0" w:unhideWhenUsed="0"/>
-    <w:lsdException w:name="Table List 8" w:semiHidden="0" w:uiPriority="0" w:unhideWhenUsed="0"/>
-    <w:lsdException w:name="Table 3D effects 1" w:semiHidden="0" w:uiPriority="0" w:unhideWhenUsed="0"/>
-    <w:lsdException w:name="Table 3D effects 2" w:semiHidden="0" w:uiPriority="0" w:unhideWhenUsed="0"/>
-    <w:lsdException w:name="Table 3D effects 3" w:semiHidden="0" w:uiPriority="0" w:unhideWhenUsed="0"/>
-    <w:lsdException w:name="Table Contemporary" w:semiHidden="0" w:uiPriority="0" w:unhideWhenUsed="0"/>
-    <w:lsdException w:name="Table Elegant" w:semiHidden="0" w:uiPriority="0" w:unhideWhenUsed="0"/>
-    <w:lsdException w:name="Table Professional" w:semiHidden="0" w:uiPriority="0" w:unhideWhenUsed="0"/>
-    <w:lsdException w:name="Table Subtle 1" w:semiHidden="0" w:uiPriority="0" w:unhideWhenUsed="0"/>
-    <w:lsdException w:name="Table Subtle 2" w:semiHidden="0" w:uiPriority="0" w:unhideWhenUsed="0"/>
-    <w:lsdException w:name="Table Web 1" w:semiHidden="0" w:uiPriority="0" w:unhideWhenUsed="0"/>
-    <w:lsdException w:name="Table Web 2" w:semiHidden="0" w:uiPriority="0" w:unhideWhenUsed="0"/>
-    <w:lsdException w:name="Table Web 3" w:semiHidden="0" w:uiPriority="0" w:unhideWhenUsed="0"/>
-    <w:lsdException w:name="Balloon Text" w:semiHidden="0" w:uiPriority="0" w:unhideWhenUsed="0"/>
-    <w:lsdException w:name="Table Grid" w:semiHidden="0" w:uiPriority="0" w:unhideWhenUsed="0" w:qFormat="1"/>
-    <w:lsdException w:name="Table Theme" w:semiHidden="0" w:uiPriority="0" w:unhideWhenUsed="0"/>
-    <w:lsdException w:name="Light Shading" w:semiHidden="0" w:uiPriority="60" w:unhideWhenUsed="0"/>
-    <w:lsdException w:name="Light List" w:semiHidden="0" w:uiPriority="61" w:unhideWhenUsed="0"/>
-    <w:lsdException w:name="Light Grid" w:semiHidden="0" w:uiPriority="62" w:unhideWhenUsed="0"/>
-    <w:lsdException w:name="Medium Shading 1" w:semiHidden="0" w:uiPriority="63" w:unhideWhenUsed="0"/>
-    <w:lsdException w:name="Medium Shading 2" w:semiHidden="0" w:uiPriority="64" w:unhideWhenUsed="0"/>
-    <w:lsdException w:name="Medium List 1" w:semiHidden="0" w:uiPriority="65" w:unhideWhenUsed="0"/>
-    <w:lsdException w:name="Medium List 2" w:semiHidden="0" w:uiPriority="66" w:unhideWhenUsed="0"/>
-    <w:lsdException w:name="Medium Grid 1" w:semiHidden="0" w:uiPriority="67" w:unhideWhenUsed="0"/>
-    <w:lsdException w:name="Medium Grid 2" w:semiHidden="0" w:uiPriority="68" w:unhideWhenUsed="0"/>
-    <w:lsdException w:name="Medium Grid 3" w:semiHidden="0" w:uiPriority="69" w:unhideWhenUsed="0"/>
-    <w:lsdException w:name="Dark List" w:semiHidden="0" w:uiPriority="70" w:unhideWhenUsed="0"/>
-    <w:lsdException w:name="Colorful Shading" w:semiHidden="0" w:uiPriority="71" w:unhideWhenUsed="0"/>
-    <w:lsdException w:name="Colorful List" w:semiHidden="0" w:uiPriority="72" w:unhideWhenUsed="0"/>
-    <w:lsdException w:name="Colorful Grid" w:semiHidden="0" w:uiPriority="73" w:unhideWhenUsed="0"/>
-    <w:lsdException w:name="Light Shading Accent 1" w:semiHidden="0" w:uiPriority="60" w:unhideWhenUsed="0"/>
-    <w:lsdException w:name="Light List Accent 1" w:semiHidden="0" w:uiPriority="61" w:unhideWhenUsed="0"/>
-    <w:lsdException w:name="Light Grid Accent 1" w:semiHidden="0" w:uiPriority="62" w:unhideWhenUsed="0"/>
-    <w:lsdException w:name="Medium Shading 1 Accent 1" w:semiHidden="0" w:uiPriority="63" w:unhideWhenUsed="0"/>
-    <w:lsdException w:name="Medium Shading 2 Accent 1" w:semiHidden="0" w:uiPriority="64" w:unhideWhenUsed="0"/>
-    <w:lsdException w:name="Medium List 1 Accent 1" w:semiHidden="0" w:uiPriority="65" w:unhideWhenUsed="0"/>
-    <w:lsdException w:name="Medium List 2 Accent 1" w:semiHidden="0" w:uiPriority="66" w:unhideWhenUsed="0"/>
-    <w:lsdException w:name="Medium Grid 1 Accent 1" w:semiHidden="0" w:uiPriority="67" w:unhideWhenUsed="0"/>
-    <w:lsdException w:name="Medium Grid 2 Accent 1" w:semiHidden="0" w:uiPriority="68" w:unhideWhenUsed="0"/>
-    <w:lsdException w:name="Medium Grid 3 Accent 1" w:semiHidden="0" w:uiPriority="69" w:unhideWhenUsed="0"/>
-    <w:lsdException w:name="Dark List Accent 1" w:semiHidden="0" w:uiPriority="70" w:unhideWhenUsed="0"/>
-    <w:lsdException w:name="Colorful Shading Accent 1" w:semiHidden="0" w:uiPriority="71" w:unhideWhenUsed="0"/>
-    <w:lsdException w:name="Colorful List Accent 1" w:semiHidden="0" w:uiPriority="72" w:unhideWhenUsed="0"/>
-    <w:lsdException w:name="Colorful Grid Accent 1" w:semiHidden="0" w:uiPriority="73" w:unhideWhenUsed="0"/>
-    <w:lsdException w:name="Light Shading Accent 2" w:semiHidden="0" w:uiPriority="60" w:unhideWhenUsed="0"/>
-    <w:lsdException w:name="Light List Accent 2" w:semiHidden="0" w:uiPriority="61" w:unhideWhenUsed="0"/>
-    <w:lsdException w:name="Light Grid Accent 2" w:semiHidden="0" w:uiPriority="62" w:unhideWhenUsed="0"/>
-    <w:lsdException w:name="Medium Shading 1 Accent 2" w:semiHidden="0" w:uiPriority="63" w:unhideWhenUsed="0"/>
-    <w:lsdException w:name="Medium Shading 2 Accent 2" w:semiHidden="0" w:uiPriority="64" w:unhideWhenUsed="0"/>
-    <w:lsdException w:name="Medium List 1 Accent 2" w:semiHidden="0" w:uiPriority="65" w:unhideWhenUsed="0"/>
-    <w:lsdException w:name="Medium List 2 Accent 2" w:semiHidden="0" w:uiPriority="66" w:unhideWhenUsed="0"/>
-    <w:lsdException w:name="Medium Grid 1 Accent 2" w:semiHidden="0" w:uiPriority="67" w:unhideWhenUsed="0"/>
-    <w:lsdException w:name="Medium Grid 2 Accent 2" w:semiHidden="0" w:uiPriority="68" w:unhideWhenUsed="0"/>
-    <w:lsdException w:name="Medium Grid 3 Accent 2" w:semiHidden="0" w:uiPriority="69" w:unhideWhenUsed="0"/>
-    <w:lsdException w:name="Dark List Accent 2" w:semiHidden="0" w:uiPriority="70" w:unhideWhenUsed="0"/>
-    <w:lsdException w:name="Colorful Shading Accent 2" w:semiHidden="0" w:uiPriority="71" w:unhideWhenUsed="0"/>
-    <w:lsdException w:name="Colorful List Accent 2" w:semiHidden="0" w:uiPriority="72" w:unhideWhenUsed="0"/>
-    <w:lsdException w:name="Colorful Grid Accent 2" w:semiHidden="0" w:uiPriority="73" w:unhideWhenUsed="0"/>
-    <w:lsdException w:name="Light Shading Accent 3" w:semiHidden="0" w:uiPriority="60" w:unhideWhenUsed="0"/>
-    <w:lsdException w:name="Light List Accent 3" w:semiHidden="0" w:uiPriority="61" w:unhideWhenUsed="0"/>
-    <w:lsdException w:name="Light Grid Accent 3" w:semiHidden="0" w:uiPriority="62" w:unhideWhenUsed="0"/>
-    <w:lsdException w:name="Medium Shading 1 Accent 3" w:semiHidden="0" w:uiPriority="63" w:unhideWhenUsed="0"/>
-    <w:lsdException w:name="Medium Shading 2 Accent 3" w:semiHidden="0" w:uiPriority="64" w:unhideWhenUsed="0"/>
-    <w:lsdException w:name="Medium List 1 Accent 3" w:semiHidden="0" w:uiPriority="65" w:unhideWhenUsed="0"/>
-    <w:lsdException w:name="Medium List 2 Accent 3" w:semiHidden="0" w:uiPriority="66" w:unhideWhenUsed="0"/>
-    <w:lsdException w:name="Medium Grid 1 Accent 3" w:semiHidden="0" w:uiPriority="67" w:unhideWhenUsed="0"/>
-    <w:lsdException w:name="Medium Grid 2 Accent 3" w:semiHidden="0" w:uiPriority="68" w:unhideWhenUsed="0"/>
-    <w:lsdException w:name="Medium Grid 3 Accent 3" w:semiHidden="0" w:uiPriority="69" w:unhideWhenUsed="0"/>
-    <w:lsdException w:name="Dark List Accent 3" w:semiHidden="0" w:uiPriority="70" w:unhideWhenUsed="0"/>
-    <w:lsdException w:name="Colorful Shading Accent 3" w:semiHidden="0" w:uiPriority="71" w:unhideWhenUsed="0"/>
-    <w:lsdException w:name="Colorful List Accent 3" w:semiHidden="0" w:uiPriority="72" w:unhideWhenUsed="0"/>
-    <w:lsdException w:name="Colorful Grid Accent 3" w:semiHidden="0" w:uiPriority="73" w:unhideWhenUsed="0"/>
-    <w:lsdException w:name="Light Shading Accent 4" w:semiHidden="0" w:uiPriority="60" w:unhideWhenUsed="0"/>
-    <w:lsdException w:name="Light List Accent 4" w:semiHidden="0" w:uiPriority="61" w:unhideWhenUsed="0"/>
-    <w:lsdException w:name="Light Grid Accent 4" w:semiHidden="0" w:uiPriority="62" w:unhideWhenUsed="0"/>
-    <w:lsdException w:name="Medium Shading 1 Accent 4" w:semiHidden="0" w:uiPriority="63" w:unhideWhenUsed="0"/>
-    <w:lsdException w:name="Medium Shading 2 Accent 4" w:semiHidden="0" w:uiPriority="64" w:unhideWhenUsed="0"/>
-    <w:lsdException w:name="Medium List 1 Accent 4" w:semiHidden="0" w:uiPriority="65" w:unhideWhenUsed="0"/>
-    <w:lsdException w:name="Medium List 2 Accent 4" w:semiHidden="0" w:uiPriority="66" w:unhideWhenUsed="0"/>
-    <w:lsdException w:name="Medium Grid 1 Accent 4" w:semiHidden="0" w:uiPriority="67" w:unhideWhenUsed="0"/>
-    <w:lsdException w:name="Medium Grid 2 Accent 4" w:semiHidden="0" w:uiPriority="68" w:unhideWhenUsed="0"/>
-    <w:lsdException w:name="Medium Grid 3 Accent 4" w:semiHidden="0" w:uiPriority="69" w:unhideWhenUsed="0"/>
-    <w:lsdException w:name="Dark List Accent 4" w:semiHidden="0" w:uiPriority="70" w:unhideWhenUsed="0"/>
-    <w:lsdException w:name="Colorful Shading Accent 4" w:semiHidden="0" w:uiPriority="71" w:unhideWhenUsed="0"/>
-    <w:lsdException w:name="Colorful List Accent 4" w:semiHidden="0" w:uiPriority="72" w:unhideWhenUsed="0"/>
-    <w:lsdException w:name="Colorful Grid Accent 4" w:semiHidden="0" w:uiPriority="73" w:unhideWhenUsed="0"/>
-    <w:lsdException w:name="Light Shading Accent 5" w:semiHidden="0" w:uiPriority="60" w:unhideWhenUsed="0"/>
-    <w:lsdException w:name="Light List Accent 5" w:semiHidden="0" w:uiPriority="61" w:unhideWhenUsed="0"/>
-    <w:lsdException w:name="Light Grid Accent 5" w:semiHidden="0" w:uiPriority="62" w:unhideWhenUsed="0"/>
-    <w:lsdException w:name="Medium Shading 1 Accent 5" w:semiHidden="0" w:uiPriority="63" w:unhideWhenUsed="0"/>
-    <w:lsdException w:name="Medium Shading 2 Accent 5" w:semiHidden="0" w:uiPriority="64" w:unhideWhenUsed="0"/>
-    <w:lsdException w:name="Medium List 1 Accent 5" w:semiHidden="0" w:uiPriority="65" w:unhideWhenUsed="0"/>
-    <w:lsdException w:name="Medium List 2 Accent 5" w:semiHidden="0" w:uiPriority="66" w:unhideWhenUsed="0"/>
-    <w:lsdException w:name="Medium Grid 1 Accent 5" w:semiHidden="0" w:uiPriority="67" w:unhideWhenUsed="0"/>
-    <w:lsdException w:name="Medium Grid 2 Accent 5" w:semiHidden="0" w:uiPriority="68" w:unhideWhenUsed="0"/>
-    <w:lsdException w:name="Medium Grid 3 Accent 5" w:semiHidden="0" w:uiPriority="69" w:unhideWhenUsed="0"/>
-    <w:lsdException w:name="Dark List Accent 5" w:semiHidden="0" w:uiPriority="70" w:unhideWhenUsed="0"/>
-    <w:lsdException w:name="Colorful Shading Accent 5" w:semiHidden="0" w:uiPriority="71" w:unhideWhenUsed="0"/>
-    <w:lsdException w:name="Colorful List Accent 5" w:semiHidden="0" w:uiPriority="72" w:unhideWhenUsed="0"/>
-    <w:lsdException w:name="Colorful Grid Accent 5" w:semiHidden="0" w:uiPriority="73" w:unhideWhenUsed="0"/>
-    <w:lsdException w:name="Light Shading Accent 6" w:semiHidden="0" w:uiPriority="60" w:unhideWhenUsed="0"/>
-    <w:lsdException w:name="Light List Accent 6" w:semiHidden="0" w:uiPriority="61" w:unhideWhenUsed="0"/>
-    <w:lsdException w:name="Light Grid Accent 6" w:semiHidden="0" w:uiPriority="62" w:unhideWhenUsed="0"/>
-    <w:lsdException w:name="Medium Shading 1 Accent 6" w:semiHidden="0" w:uiPriority="63" w:unhideWhenUsed="0"/>
-    <w:lsdException w:name="Medium Shading 2 Accent 6" w:semiHidden="0" w:uiPriority="64" w:unhideWhenUsed="0"/>
-    <w:lsdException w:name="Medium List 1 Accent 6" w:semiHidden="0" w:uiPriority="65" w:unhideWhenUsed="0"/>
-    <w:lsdException w:name="Medium List 2 Accent 6" w:semiHidden="0" w:uiPriority="66" w:unhideWhenUsed="0"/>
-    <w:lsdException w:name="Medium Grid 1 Accent 6" w:semiHidden="0" w:uiPriority="67" w:unhideWhenUsed="0"/>
-    <w:lsdException w:name="Medium Grid 2 Accent 6" w:semiHidden="0" w:uiPriority="68" w:unhideWhenUsed="0"/>
-    <w:lsdException w:name="Medium Grid 3 Accent 6" w:semiHidden="0" w:uiPriority="69" w:unhideWhenUsed="0"/>
-    <w:lsdException w:name="Dark List Accent 6" w:semiHidden="0" w:uiPriority="70" w:unhideWhenUsed="0"/>
-    <w:lsdException w:name="Colorful Shading Accent 6" w:semiHidden="0" w:uiPriority="71" w:unhideWhenUsed="0"/>
-    <w:lsdException w:name="Colorful List Accent 6" w:semiHidden="0" w:uiPriority="72" w:unhideWhenUsed="0"/>
-    <w:lsdException w:name="Colorful Grid Accent 6" w:semiHidden="0" w:uiPriority="73" w:unhideWhenUsed="0"/>
+  <w:latentStyles w:count="260" w:defQFormat="0" w:defUnhideWhenUsed="1" w:defSemiHidden="1" w:defUIPriority="99" w:defLockedState="0">
+    <w:lsdException w:qFormat="1" w:unhideWhenUsed="0" w:uiPriority="0" w:semiHidden="0" w:name="Normal"/>
+    <w:lsdException w:qFormat="1" w:unhideWhenUsed="0" w:uiPriority="0" w:semiHidden="0" w:name="heading 1"/>
+    <w:lsdException w:qFormat="1" w:uiPriority="0" w:semiHidden="0" w:name="heading 2"/>
+    <w:lsdException w:qFormat="1" w:uiPriority="0" w:name="heading 3"/>
+    <w:lsdException w:qFormat="1" w:uiPriority="0" w:semiHidden="0" w:name="heading 4"/>
+    <w:lsdException w:qFormat="1" w:uiPriority="0" w:name="heading 5"/>
+    <w:lsdException w:qFormat="1" w:uiPriority="0" w:name="heading 6"/>
+    <w:lsdException w:qFormat="1" w:uiPriority="0" w:name="heading 7"/>
+    <w:lsdException w:qFormat="1" w:uiPriority="0" w:name="heading 8"/>
+    <w:lsdException w:qFormat="1" w:uiPriority="0" w:name="heading 9"/>
+    <w:lsdException w:unhideWhenUsed="0" w:uiPriority="0" w:semiHidden="0" w:name="index 1"/>
+    <w:lsdException w:unhideWhenUsed="0" w:uiPriority="0" w:semiHidden="0" w:name="index 2"/>
+    <w:lsdException w:unhideWhenUsed="0" w:uiPriority="0" w:semiHidden="0" w:name="index 3"/>
+    <w:lsdException w:unhideWhenUsed="0" w:uiPriority="0" w:semiHidden="0" w:name="index 4"/>
+    <w:lsdException w:unhideWhenUsed="0" w:uiPriority="0" w:semiHidden="0" w:name="index 5"/>
+    <w:lsdException w:unhideWhenUsed="0" w:uiPriority="0" w:semiHidden="0" w:name="index 6"/>
+    <w:lsdException w:unhideWhenUsed="0" w:uiPriority="0" w:semiHidden="0" w:name="index 7"/>
+    <w:lsdException w:unhideWhenUsed="0" w:uiPriority="0" w:semiHidden="0" w:name="index 8"/>
+    <w:lsdException w:unhideWhenUsed="0" w:uiPriority="0" w:semiHidden="0" w:name="index 9"/>
+    <w:lsdException w:qFormat="1" w:unhideWhenUsed="0" w:uiPriority="0" w:semiHidden="0" w:name="toc 1"/>
+    <w:lsdException w:qFormat="1" w:unhideWhenUsed="0" w:uiPriority="0" w:semiHidden="0" w:name="toc 2"/>
+    <w:lsdException w:qFormat="1" w:unhideWhenUsed="0" w:uiPriority="0" w:semiHidden="0" w:name="toc 3"/>
+    <w:lsdException w:unhideWhenUsed="0" w:uiPriority="0" w:semiHidden="0" w:name="toc 4"/>
+    <w:lsdException w:unhideWhenUsed="0" w:uiPriority="0" w:semiHidden="0" w:name="toc 5"/>
+    <w:lsdException w:unhideWhenUsed="0" w:uiPriority="0" w:semiHidden="0" w:name="toc 6"/>
+    <w:lsdException w:unhideWhenUsed="0" w:uiPriority="0" w:semiHidden="0" w:name="toc 7"/>
+    <w:lsdException w:unhideWhenUsed="0" w:uiPriority="0" w:semiHidden="0" w:name="toc 8"/>
+    <w:lsdException w:unhideWhenUsed="0" w:uiPriority="0" w:semiHidden="0" w:name="toc 9"/>
+    <w:lsdException w:unhideWhenUsed="0" w:uiPriority="0" w:semiHidden="0" w:name="Normal Indent"/>
+    <w:lsdException w:unhideWhenUsed="0" w:uiPriority="0" w:semiHidden="0" w:name="footnote text"/>
+    <w:lsdException w:qFormat="1" w:unhideWhenUsed="0" w:uiPriority="0" w:semiHidden="0" w:name="annotation text"/>
+    <w:lsdException w:qFormat="1" w:unhideWhenUsed="0" w:uiPriority="0" w:semiHidden="0" w:name="header"/>
+    <w:lsdException w:qFormat="1" w:unhideWhenUsed="0" w:uiPriority="0" w:semiHidden="0" w:name="footer"/>
+    <w:lsdException w:unhideWhenUsed="0" w:uiPriority="0" w:semiHidden="0" w:name="index heading"/>
+    <w:lsdException w:qFormat="1" w:uiPriority="0" w:name="caption"/>
+    <w:lsdException w:unhideWhenUsed="0" w:uiPriority="0" w:semiHidden="0" w:name="table of figures"/>
+    <w:lsdException w:unhideWhenUsed="0" w:uiPriority="0" w:semiHidden="0" w:name="envelope address"/>
+    <w:lsdException w:unhideWhenUsed="0" w:uiPriority="0" w:semiHidden="0" w:name="envelope return"/>
+    <w:lsdException w:unhideWhenUsed="0" w:uiPriority="0" w:semiHidden="0" w:name="footnote reference"/>
+    <w:lsdException w:unhideWhenUsed="0" w:uiPriority="0" w:semiHidden="0" w:name="annotation reference"/>
+    <w:lsdException w:unhideWhenUsed="0" w:uiPriority="0" w:semiHidden="0" w:name="line number"/>
+    <w:lsdException w:unhideWhenUsed="0" w:uiPriority="0" w:semiHidden="0" w:name="page number"/>
+    <w:lsdException w:unhideWhenUsed="0" w:uiPriority="0" w:semiHidden="0" w:name="endnote reference"/>
+    <w:lsdException w:unhideWhenUsed="0" w:uiPriority="0" w:semiHidden="0" w:name="endnote text"/>
+    <w:lsdException w:unhideWhenUsed="0" w:uiPriority="0" w:semiHidden="0" w:name="table of authorities"/>
+    <w:lsdException w:unhideWhenUsed="0" w:uiPriority="0" w:semiHidden="0" w:name="macro"/>
+    <w:lsdException w:unhideWhenUsed="0" w:uiPriority="0" w:semiHidden="0" w:name="toa heading"/>
+    <w:lsdException w:unhideWhenUsed="0" w:uiPriority="0" w:semiHidden="0" w:name="List"/>
+    <w:lsdException w:unhideWhenUsed="0" w:uiPriority="0" w:semiHidden="0" w:name="List Bullet"/>
+    <w:lsdException w:unhideWhenUsed="0" w:uiPriority="0" w:semiHidden="0" w:name="List Number"/>
+    <w:lsdException w:unhideWhenUsed="0" w:uiPriority="0" w:semiHidden="0" w:name="List 2"/>
+    <w:lsdException w:unhideWhenUsed="0" w:uiPriority="0" w:semiHidden="0" w:name="List 3"/>
+    <w:lsdException w:unhideWhenUsed="0" w:uiPriority="0" w:semiHidden="0" w:name="List 4"/>
+    <w:lsdException w:unhideWhenUsed="0" w:uiPriority="0" w:semiHidden="0" w:name="List 5"/>
+    <w:lsdException w:unhideWhenUsed="0" w:uiPriority="0" w:semiHidden="0" w:name="List Bullet 2"/>
+    <w:lsdException w:unhideWhenUsed="0" w:uiPriority="0" w:semiHidden="0" w:name="List Bullet 3"/>
+    <w:lsdException w:unhideWhenUsed="0" w:uiPriority="0" w:semiHidden="0" w:name="List Bullet 4"/>
+    <w:lsdException w:unhideWhenUsed="0" w:uiPriority="0" w:semiHidden="0" w:name="List Bullet 5"/>
+    <w:lsdException w:unhideWhenUsed="0" w:uiPriority="0" w:semiHidden="0" w:name="List Number 2"/>
+    <w:lsdException w:unhideWhenUsed="0" w:uiPriority="0" w:semiHidden="0" w:name="List Number 3"/>
+    <w:lsdException w:unhideWhenUsed="0" w:uiPriority="0" w:semiHidden="0" w:name="List Number 4"/>
+    <w:lsdException w:unhideWhenUsed="0" w:uiPriority="0" w:semiHidden="0" w:name="List Number 5"/>
+    <w:lsdException w:qFormat="1" w:unhideWhenUsed="0" w:uiPriority="0" w:semiHidden="0" w:name="Title"/>
+    <w:lsdException w:unhideWhenUsed="0" w:uiPriority="0" w:semiHidden="0" w:name="Closing"/>
+    <w:lsdException w:unhideWhenUsed="0" w:uiPriority="0" w:semiHidden="0" w:name="Signature"/>
+    <w:lsdException w:qFormat="1" w:unhideWhenUsed="0" w:uiPriority="0" w:name="Default Paragraph Font"/>
+    <w:lsdException w:qFormat="1" w:unhideWhenUsed="0" w:uiPriority="0" w:name="Body Text"/>
+    <w:lsdException w:unhideWhenUsed="0" w:uiPriority="0" w:semiHidden="0" w:name="Body Text Indent"/>
+    <w:lsdException w:unhideWhenUsed="0" w:uiPriority="0" w:semiHidden="0" w:name="List Continue"/>
+    <w:lsdException w:unhideWhenUsed="0" w:uiPriority="0" w:semiHidden="0" w:name="List Continue 2"/>
+    <w:lsdException w:unhideWhenUsed="0" w:uiPriority="0" w:semiHidden="0" w:name="List Continue 3"/>
+    <w:lsdException w:unhideWhenUsed="0" w:uiPriority="0" w:semiHidden="0" w:name="List Continue 4"/>
+    <w:lsdException w:unhideWhenUsed="0" w:uiPriority="0" w:semiHidden="0" w:name="List Continue 5"/>
+    <w:lsdException w:unhideWhenUsed="0" w:uiPriority="0" w:semiHidden="0" w:name="Message Header"/>
+    <w:lsdException w:qFormat="1" w:unhideWhenUsed="0" w:uiPriority="0" w:semiHidden="0" w:name="Subtitle"/>
+    <w:lsdException w:unhideWhenUsed="0" w:uiPriority="0" w:semiHidden="0" w:name="Salutation"/>
+    <w:lsdException w:unhideWhenUsed="0" w:uiPriority="0" w:semiHidden="0" w:name="Date"/>
+    <w:lsdException w:unhideWhenUsed="0" w:uiPriority="0" w:semiHidden="0" w:name="Body Text First Indent"/>
+    <w:lsdException w:unhideWhenUsed="0" w:uiPriority="0" w:semiHidden="0" w:name="Body Text First Indent 2"/>
+    <w:lsdException w:uiPriority="99" w:name="Note Heading"/>
+    <w:lsdException w:unhideWhenUsed="0" w:uiPriority="0" w:semiHidden="0" w:name="Body Text 2"/>
+    <w:lsdException w:unhideWhenUsed="0" w:uiPriority="0" w:semiHidden="0" w:name="Body Text 3"/>
+    <w:lsdException w:unhideWhenUsed="0" w:uiPriority="0" w:semiHidden="0" w:name="Body Text Indent 2"/>
+    <w:lsdException w:unhideWhenUsed="0" w:uiPriority="0" w:semiHidden="0" w:name="Body Text Indent 3"/>
+    <w:lsdException w:unhideWhenUsed="0" w:uiPriority="0" w:semiHidden="0" w:name="Block Text"/>
+    <w:lsdException w:unhideWhenUsed="0" w:uiPriority="0" w:semiHidden="0" w:name="Hyperlink"/>
+    <w:lsdException w:unhideWhenUsed="0" w:uiPriority="0" w:semiHidden="0" w:name="FollowedHyperlink"/>
+    <w:lsdException w:qFormat="1" w:unhideWhenUsed="0" w:uiPriority="0" w:semiHidden="0" w:name="Strong"/>
+    <w:lsdException w:qFormat="1" w:unhideWhenUsed="0" w:uiPriority="0" w:semiHidden="0" w:name="Emphasis"/>
+    <w:lsdException w:unhideWhenUsed="0" w:uiPriority="0" w:semiHidden="0" w:name="Document Map"/>
+    <w:lsdException w:unhideWhenUsed="0" w:uiPriority="0" w:semiHidden="0" w:name="Plain Text"/>
+    <w:lsdException w:unhideWhenUsed="0" w:uiPriority="0" w:semiHidden="0" w:name="E-mail Signature"/>
+    <w:lsdException w:qFormat="1" w:unhideWhenUsed="0" w:uiPriority="0" w:semiHidden="0" w:name="Normal (Web)"/>
+    <w:lsdException w:unhideWhenUsed="0" w:uiPriority="0" w:semiHidden="0" w:name="HTML Acronym"/>
+    <w:lsdException w:unhideWhenUsed="0" w:uiPriority="0" w:semiHidden="0" w:name="HTML Address"/>
+    <w:lsdException w:unhideWhenUsed="0" w:uiPriority="0" w:semiHidden="0" w:name="HTML Cite"/>
+    <w:lsdException w:unhideWhenUsed="0" w:uiPriority="0" w:semiHidden="0" w:name="HTML Code"/>
+    <w:lsdException w:unhideWhenUsed="0" w:uiPriority="0" w:semiHidden="0" w:name="HTML Definition"/>
+    <w:lsdException w:unhideWhenUsed="0" w:uiPriority="0" w:semiHidden="0" w:name="HTML Keyboard"/>
+    <w:lsdException w:unhideWhenUsed="0" w:uiPriority="0" w:semiHidden="0" w:name="HTML Preformatted"/>
+    <w:lsdException w:unhideWhenUsed="0" w:uiPriority="0" w:semiHidden="0" w:name="HTML Sample"/>
+    <w:lsdException w:unhideWhenUsed="0" w:uiPriority="0" w:semiHidden="0" w:name="HTML Typewriter"/>
+    <w:lsdException w:unhideWhenUsed="0" w:uiPriority="0" w:semiHidden="0" w:name="HTML Variable"/>
+    <w:lsdException w:qFormat="1" w:unhideWhenUsed="0" w:uiPriority="0" w:name="Normal Table"/>
+    <w:lsdException w:unhideWhenUsed="0" w:uiPriority="0" w:semiHidden="0" w:name="annotation subject"/>
+    <w:lsdException w:unhideWhenUsed="0" w:uiPriority="0" w:semiHidden="0" w:name="Table Simple 1"/>
+    <w:lsdException w:unhideWhenUsed="0" w:uiPriority="0" w:semiHidden="0" w:name="Table Simple 2"/>
+    <w:lsdException w:unhideWhenUsed="0" w:uiPriority="0" w:semiHidden="0" w:name="Table Simple 3"/>
+    <w:lsdException w:unhideWhenUsed="0" w:uiPriority="0" w:semiHidden="0" w:name="Table Classic 1"/>
+    <w:lsdException w:unhideWhenUsed="0" w:uiPriority="0" w:semiHidden="0" w:name="Table Classic 2"/>
+    <w:lsdException w:unhideWhenUsed="0" w:uiPriority="0" w:semiHidden="0" w:name="Table Classic 3"/>
+    <w:lsdException w:unhideWhenUsed="0" w:uiPriority="0" w:semiHidden="0" w:name="Table Classic 4"/>
+    <w:lsdException w:unhideWhenUsed="0" w:uiPriority="0" w:semiHidden="0" w:name="Table Colorful 1"/>
+    <w:lsdException w:unhideWhenUsed="0" w:uiPriority="0" w:semiHidden="0" w:name="Table Colorful 2"/>
+    <w:lsdException w:unhideWhenUsed="0" w:uiPriority="0" w:semiHidden="0" w:name="Table Colorful 3"/>
+    <w:lsdException w:unhideWhenUsed="0" w:uiPriority="0" w:semiHidden="0" w:name="Table Columns 1"/>
+    <w:lsdException w:unhideWhenUsed="0" w:uiPriority="0" w:semiHidden="0" w:name="Table Columns 2"/>
+    <w:lsdException w:unhideWhenUsed="0" w:uiPriority="0" w:semiHidden="0" w:name="Table Columns 3"/>
+    <w:lsdException w:unhideWhenUsed="0" w:uiPriority="0" w:semiHidden="0" w:name="Table Columns 4"/>
+    <w:lsdException w:unhideWhenUsed="0" w:uiPriority="0" w:semiHidden="0" w:name="Table Columns 5"/>
+    <w:lsdException w:unhideWhenUsed="0" w:uiPriority="0" w:semiHidden="0" w:name="Table Grid 1"/>
+    <w:lsdException w:unhideWhenUsed="0" w:uiPriority="0" w:semiHidden="0" w:name="Table Grid 2"/>
+    <w:lsdException w:unhideWhenUsed="0" w:uiPriority="0" w:semiHidden="0" w:name="Table Grid 3"/>
+    <w:lsdException w:unhideWhenUsed="0" w:uiPriority="0" w:semiHidden="0" w:name="Table Grid 4"/>
+    <w:lsdException w:unhideWhenUsed="0" w:uiPriority="0" w:semiHidden="0" w:name="Table Grid 5"/>
+    <w:lsdException w:unhideWhenUsed="0" w:uiPriority="0" w:semiHidden="0" w:name="Table Grid 6"/>
+    <w:lsdException w:unhideWhenUsed="0" w:uiPriority="0" w:semiHidden="0" w:name="Table Grid 7"/>
+    <w:lsdException w:unhideWhenUsed="0" w:uiPriority="0" w:semiHidden="0" w:name="Table Grid 8"/>
+    <w:lsdException w:unhideWhenUsed="0" w:uiPriority="0" w:semiHidden="0" w:name="Table List 1"/>
+    <w:lsdException w:unhideWhenUsed="0" w:uiPriority="0" w:semiHidden="0" w:name="Table List 2"/>
+    <w:lsdException w:unhideWhenUsed="0" w:uiPriority="0" w:semiHidden="0" w:name="Table List 3"/>
+    <w:lsdException w:unhideWhenUsed="0" w:uiPriority="0" w:semiHidden="0" w:name="Table List 4"/>
+    <w:lsdException w:unhideWhenUsed="0" w:uiPriority="0" w:semiHidden="0" w:name="Table List 5"/>
+    <w:lsdException w:unhideWhenUsed="0" w:uiPriority="0" w:semiHidden="0" w:name="Table List 6"/>
+    <w:lsdException w:unhideWhenUsed="0" w:uiPriority="0" w:semiHidden="0" w:name="Table List 7"/>
+    <w:lsdException w:unhideWhenUsed="0" w:uiPriority="0" w:semiHidden="0" w:name="Table List 8"/>
+    <w:lsdException w:unhideWhenUsed="0" w:uiPriority="0" w:semiHidden="0" w:name="Table 3D effects 1"/>
+    <w:lsdException w:unhideWhenUsed="0" w:uiPriority="0" w:semiHidden="0" w:name="Table 3D effects 2"/>
+    <w:lsdException w:unhideWhenUsed="0" w:uiPriority="0" w:semiHidden="0" w:name="Table 3D effects 3"/>
+    <w:lsdException w:unhideWhenUsed="0" w:uiPriority="0" w:semiHidden="0" w:name="Table Contemporary"/>
+    <w:lsdException w:unhideWhenUsed="0" w:uiPriority="0" w:semiHidden="0" w:name="Table Elegant"/>
+    <w:lsdException w:unhideWhenUsed="0" w:uiPriority="0" w:semiHidden="0" w:name="Table Professional"/>
+    <w:lsdException w:unhideWhenUsed="0" w:uiPriority="0" w:semiHidden="0" w:name="Table Subtle 1"/>
+    <w:lsdException w:unhideWhenUsed="0" w:uiPriority="0" w:semiHidden="0" w:name="Table Subtle 2"/>
+    <w:lsdException w:unhideWhenUsed="0" w:uiPriority="0" w:semiHidden="0" w:name="Table Web 1"/>
+    <w:lsdException w:unhideWhenUsed="0" w:uiPriority="0" w:semiHidden="0" w:name="Table Web 2"/>
+    <w:lsdException w:unhideWhenUsed="0" w:uiPriority="0" w:semiHidden="0" w:name="Table Web 3"/>
+    <w:lsdException w:unhideWhenUsed="0" w:uiPriority="0" w:semiHidden="0" w:name="Balloon Text"/>
+    <w:lsdException w:qFormat="1" w:unhideWhenUsed="0" w:uiPriority="0" w:semiHidden="0" w:name="Table Grid"/>
+    <w:lsdException w:unhideWhenUsed="0" w:uiPriority="0" w:semiHidden="0" w:name="Table Theme"/>
+    <w:lsdException w:unhideWhenUsed="0" w:uiPriority="60" w:semiHidden="0" w:name="Light Shading"/>
+    <w:lsdException w:unhideWhenUsed="0" w:uiPriority="61" w:semiHidden="0" w:name="Light List"/>
+    <w:lsdException w:unhideWhenUsed="0" w:uiPriority="62" w:semiHidden="0" w:name="Light Grid"/>
+    <w:lsdException w:unhideWhenUsed="0" w:uiPriority="63" w:semiHidden="0" w:name="Medium Shading 1"/>
+    <w:lsdException w:unhideWhenUsed="0" w:uiPriority="64" w:semiHidden="0" w:name="Medium Shading 2"/>
+    <w:lsdException w:unhideWhenUsed="0" w:uiPriority="65" w:semiHidden="0" w:name="Medium List 1"/>
+    <w:lsdException w:unhideWhenUsed="0" w:uiPriority="66" w:semiHidden="0" w:name="Medium List 2"/>
+    <w:lsdException w:unhideWhenUsed="0" w:uiPriority="67" w:semiHidden="0" w:name="Medium Grid 1"/>
+    <w:lsdException w:unhideWhenUsed="0" w:uiPriority="68" w:semiHidden="0" w:name="Medium Grid 2"/>
+    <w:lsdException w:unhideWhenUsed="0" w:uiPriority="69" w:semiHidden="0" w:name="Medium Grid 3"/>
+    <w:lsdException w:unhideWhenUsed="0" w:uiPriority="70" w:semiHidden="0" w:name="Dark List"/>
+    <w:lsdException w:unhideWhenUsed="0" w:uiPriority="71" w:semiHidden="0" w:name="Colorful Shading"/>
+    <w:lsdException w:unhideWhenUsed="0" w:uiPriority="72" w:semiHidden="0" w:name="Colorful List"/>
+    <w:lsdException w:unhideWhenUsed="0" w:uiPriority="73" w:semiHidden="0" w:name="Colorful Grid"/>
+    <w:lsdException w:unhideWhenUsed="0" w:uiPriority="60" w:semiHidden="0" w:name="Light Shading Accent 1"/>
+    <w:lsdException w:unhideWhenUsed="0" w:uiPriority="61" w:semiHidden="0" w:name="Light List Accent 1"/>
+    <w:lsdException w:unhideWhenUsed="0" w:uiPriority="62" w:semiHidden="0" w:name="Light Grid Accent 1"/>
+    <w:lsdException w:unhideWhenUsed="0" w:uiPriority="63" w:semiHidden="0" w:name="Medium Shading 1 Accent 1"/>
+    <w:lsdException w:unhideWhenUsed="0" w:uiPriority="64" w:semiHidden="0" w:name="Medium Shading 2 Accent 1"/>
+    <w:lsdException w:unhideWhenUsed="0" w:uiPriority="65" w:semiHidden="0" w:name="Medium List 1 Accent 1"/>
+    <w:lsdException w:unhideWhenUsed="0" w:uiPriority="66" w:semiHidden="0" w:name="Medium List 2 Accent 1"/>
+    <w:lsdException w:unhideWhenUsed="0" w:uiPriority="67" w:semiHidden="0" w:name="Medium Grid 1 Accent 1"/>
+    <w:lsdException w:unhideWhenUsed="0" w:uiPriority="68" w:semiHidden="0" w:name="Medium Grid 2 Accent 1"/>
+    <w:lsdException w:unhideWhenUsed="0" w:uiPriority="69" w:semiHidden="0" w:name="Medium Grid 3 Accent 1"/>
+    <w:lsdException w:unhideWhenUsed="0" w:uiPriority="70" w:semiHidden="0" w:name="Dark List Accent 1"/>
+    <w:lsdException w:unhideWhenUsed="0" w:uiPriority="71" w:semiHidden="0" w:name="Colorful Shading Accent 1"/>
+    <w:lsdException w:unhideWhenUsed="0" w:uiPriority="72" w:semiHidden="0" w:name="Colorful List Accent 1"/>
+    <w:lsdException w:unhideWhenUsed="0" w:uiPriority="73" w:semiHidden="0" w:name="Colorful Grid Accent 1"/>
+    <w:lsdException w:unhideWhenUsed="0" w:uiPriority="60" w:semiHidden="0" w:name="Light Shading Accent 2"/>
+    <w:lsdException w:unhideWhenUsed="0" w:uiPriority="61" w:semiHidden="0" w:name="Light List Accent 2"/>
+    <w:lsdException w:unhideWhenUsed="0" w:uiPriority="62" w:semiHidden="0" w:name="Light Grid Accent 2"/>
+    <w:lsdException w:unhideWhenUsed="0" w:uiPriority="63" w:semiHidden="0" w:name="Medium Shading 1 Accent 2"/>
+    <w:lsdException w:unhideWhenUsed="0" w:uiPriority="64" w:semiHidden="0" w:name="Medium Shading 2 Accent 2"/>
+    <w:lsdException w:unhideWhenUsed="0" w:uiPriority="65" w:semiHidden="0" w:name="Medium List 1 Accent 2"/>
+    <w:lsdException w:unhideWhenUsed="0" w:uiPriority="66" w:semiHidden="0" w:name="Medium List 2 Accent 2"/>
+    <w:lsdException w:unhideWhenUsed="0" w:uiPriority="67" w:semiHidden="0" w:name="Medium Grid 1 Accent 2"/>
+    <w:lsdException w:unhideWhenUsed="0" w:uiPriority="68" w:semiHidden="0" w:name="Medium Grid 2 Accent 2"/>
+    <w:lsdException w:unhideWhenUsed="0" w:uiPriority="69" w:semiHidden="0" w:name="Medium Grid 3 Accent 2"/>
+    <w:lsdException w:unhideWhenUsed="0" w:uiPriority="70" w:semiHidden="0" w:name="Dark List Accent 2"/>
+    <w:lsdException w:unhideWhenUsed="0" w:uiPriority="71" w:semiHidden="0" w:name="Colorful Shading Accent 2"/>
+    <w:lsdException w:unhideWhenUsed="0" w:uiPriority="72" w:semiHidden="0" w:name="Colorful List Accent 2"/>
+    <w:lsdException w:unhideWhenUsed="0" w:uiPriority="73" w:semiHidden="0" w:name="Colorful Grid Accent 2"/>
+    <w:lsdException w:unhideWhenUsed="0" w:uiPriority="60" w:semiHidden="0" w:name="Light Shading Accent 3"/>
+    <w:lsdException w:unhideWhenUsed="0" w:uiPriority="61" w:semiHidden="0" w:name="Light List Accent 3"/>
+    <w:lsdException w:unhideWhenUsed="0" w:uiPriority="62" w:semiHidden="0" w:name="Light Grid Accent 3"/>
+    <w:lsdException w:unhideWhenUsed="0" w:uiPriority="63" w:semiHidden="0" w:name="Medium Shading 1 Accent 3"/>
+    <w:lsdException w:unhideWhenUsed="0" w:uiPriority="64" w:semiHidden="0" w:name="Medium Shading 2 Accent 3"/>
+    <w:lsdException w:unhideWhenUsed="0" w:uiPriority="65" w:semiHidden="0" w:name="Medium List 1 Accent 3"/>
+    <w:lsdException w:unhideWhenUsed="0" w:uiPriority="66" w:semiHidden="0" w:name="Medium List 2 Accent 3"/>
+    <w:lsdException w:unhideWhenUsed="0" w:uiPriority="67" w:semiHidden="0" w:name="Medium Grid 1 Accent 3"/>
+    <w:lsdException w:unhideWhenUsed="0" w:uiPriority="68" w:semiHidden="0" w:name="Medium Grid 2 Accent 3"/>
+    <w:lsdException w:unhideWhenUsed="0" w:uiPriority="69" w:semiHidden="0" w:name="Medium Grid 3 Accent 3"/>
+    <w:lsdException w:unhideWhenUsed="0" w:uiPriority="70" w:semiHidden="0" w:name="Dark List Accent 3"/>
+    <w:lsdException w:unhideWhenUsed="0" w:uiPriority="71" w:semiHidden="0" w:name="Colorful Shading Accent 3"/>
+    <w:lsdException w:unhideWhenUsed="0" w:uiPriority="72" w:semiHidden="0" w:name="Colorful List Accent 3"/>
+    <w:lsdException w:unhideWhenUsed="0" w:uiPriority="73" w:semiHidden="0" w:name="Colorful Grid Accent 3"/>
+    <w:lsdException w:unhideWhenUsed="0" w:uiPriority="60" w:semiHidden="0" w:name="Light Shading Accent 4"/>
+    <w:lsdException w:unhideWhenUsed="0" w:uiPriority="61" w:semiHidden="0" w:name="Light List Accent 4"/>
+    <w:lsdException w:unhideWhenUsed="0" w:uiPriority="62" w:semiHidden="0" w:name="Light Grid Accent 4"/>
+    <w:lsdException w:unhideWhenUsed="0" w:uiPriority="63" w:semiHidden="0" w:name="Medium Shading 1 Accent 4"/>
+    <w:lsdException w:unhideWhenUsed="0" w:uiPriority="64" w:semiHidden="0" w:name="Medium Shading 2 Accent 4"/>
+    <w:lsdException w:unhideWhenUsed="0" w:uiPriority="65" w:semiHidden="0" w:name="Medium List 1 Accent 4"/>
+    <w:lsdException w:unhideWhenUsed="0" w:uiPriority="66" w:semiHidden="0" w:name="Medium List 2 Accent 4"/>
+    <w:lsdException w:unhideWhenUsed="0" w:uiPriority="67" w:semiHidden="0" w:name="Medium Grid 1 Accent 4"/>
+    <w:lsdException w:unhideWhenUsed="0" w:uiPriority="68" w:semiHidden="0" w:name="Medium Grid 2 Accent 4"/>
+    <w:lsdException w:unhideWhenUsed="0" w:uiPriority="69" w:semiHidden="0" w:name="Medium Grid 3 Accent 4"/>
+    <w:lsdException w:unhideWhenUsed="0" w:uiPriority="70" w:semiHidden="0" w:name="Dark List Accent 4"/>
+    <w:lsdException w:unhideWhenUsed="0" w:uiPriority="71" w:semiHidden="0" w:name="Colorful Shading Accent 4"/>
+    <w:lsdException w:unhideWhenUsed="0" w:uiPriority="72" w:semiHidden="0" w:name="Colorful List Accent 4"/>
+    <w:lsdException w:unhideWhenUsed="0" w:uiPriority="73" w:semiHidden="0" w:name="Colorful Grid Accent 4"/>
+    <w:lsdException w:unhideWhenUsed="0" w:uiPriority="60" w:semiHidden="0" w:name="Light Shading Accent 5"/>
+    <w:lsdException w:unhideWhenUsed="0" w:uiPriority="61" w:semiHidden="0" w:name="Light List Accent 5"/>
+    <w:lsdException w:unhideWhenUsed="0" w:uiPriority="62" w:semiHidden="0" w:name="Light Grid Accent 5"/>
+    <w:lsdException w:unhideWhenUsed="0" w:uiPriority="63" w:semiHidden="0" w:name="Medium Shading 1 Accent 5"/>
+    <w:lsdException w:unhideWhenUsed="0" w:uiPriority="64" w:semiHidden="0" w:name="Medium Shading 2 Accent 5"/>
+    <w:lsdException w:unhideWhenUsed="0" w:uiPriority="65" w:semiHidden="0" w:name="Medium List 1 Accent 5"/>
+    <w:lsdException w:unhideWhenUsed="0" w:uiPriority="66" w:semiHidden="0" w:name="Medium List 2 Accent 5"/>
+    <w:lsdException w:unhideWhenUsed="0" w:uiPriority="67" w:semiHidden="0" w:name="Medium Grid 1 Accent 5"/>
+    <w:lsdException w:unhideWhenUsed="0" w:uiPriority="68" w:semiHidden="0" w:name="Medium Grid 2 Accent 5"/>
+    <w:lsdException w:unhideWhenUsed="0" w:uiPriority="69" w:semiHidden="0" w:name="Medium Grid 3 Accent 5"/>
+    <w:lsdException w:unhideWhenUsed="0" w:uiPriority="70" w:semiHidden="0" w:name="Dark List Accent 5"/>
+    <w:lsdException w:unhideWhenUsed="0" w:uiPriority="71" w:semiHidden="0" w:name="Colorful Shading Accent 5"/>
+    <w:lsdException w:unhideWhenUsed="0" w:uiPriority="72" w:semiHidden="0" w:name="Colorful List Accent 5"/>
+    <w:lsdException w:unhideWhenUsed="0" w:uiPriority="73" w:semiHidden="0" w:name="Colorful Grid Accent 5"/>
+    <w:lsdException w:unhideWhenUsed="0" w:uiPriority="60" w:semiHidden="0" w:name="Light Shading Accent 6"/>
+    <w:lsdException w:unhideWhenUsed="0" w:uiPriority="61" w:semiHidden="0" w:name="Light List Accent 6"/>
+    <w:lsdException w:unhideWhenUsed="0" w:uiPriority="62" w:semiHidden="0" w:name="Light Grid Accent 6"/>
+    <w:lsdException w:unhideWhenUsed="0" w:uiPriority="63" w:semiHidden="0" w:name="Medium Shading 1 Accent 6"/>
+    <w:lsdException w:unhideWhenUsed="0" w:uiPriority="64" w:semiHidden="0" w:name="Medium Shading 2 Accent 6"/>
+    <w:lsdException w:unhideWhenUsed="0" w:uiPriority="65" w:semiHidden="0" w:name="Medium List 1 Accent 6"/>
+    <w:lsdException w:unhideWhenUsed="0" w:uiPriority="66" w:semiHidden="0" w:name="Medium List 2 Accent 6"/>
+    <w:lsdException w:unhideWhenUsed="0" w:uiPriority="67" w:semiHidden="0" w:name="Medium Grid 1 Accent 6"/>
+    <w:lsdException w:unhideWhenUsed="0" w:uiPriority="68" w:semiHidden="0" w:name="Medium Grid 2 Accent 6"/>
+    <w:lsdException w:unhideWhenUsed="0" w:uiPriority="69" w:semiHidden="0" w:name="Medium Grid 3 Accent 6"/>
+    <w:lsdException w:unhideWhenUsed="0" w:uiPriority="70" w:semiHidden="0" w:name="Dark List Accent 6"/>
+    <w:lsdException w:unhideWhenUsed="0" w:uiPriority="71" w:semiHidden="0" w:name="Colorful Shading Accent 6"/>
+    <w:lsdException w:unhideWhenUsed="0" w:uiPriority="72" w:semiHidden="0" w:name="Colorful List Accent 6"/>
+    <w:lsdException w:unhideWhenUsed="0" w:uiPriority="73" w:semiHidden="0" w:name="Colorful Grid Accent 6"/>
   </w:latentStyles>
-  <w:style w:type="paragraph" w:default="1" w:styleId="Normal">
+  <w:style w:type="paragraph" w:default="1" w:styleId="1">
     <w:name w:val="Normal"/>
     <w:qFormat/>
+    <w:uiPriority w:val="0"/>
     <w:pPr>
       <w:kinsoku w:val="0"/>
       <w:autoSpaceDE w:val="0"/>
@@ -5308,7 +5440,7 @@
       <w:textAlignment w:val="baseline"/>
     </w:pPr>
     <w:rPr>
-      <w:rFonts w:ascii="Arial" w:eastAsia="宋体" w:hAnsi="Arial" w:cs="Arial"/>
+      <w:rFonts w:ascii="Arial" w:hAnsi="Arial" w:eastAsia="宋体" w:cs="Arial"/>
       <w:snapToGrid w:val="0"/>
       <w:color w:val="000000"/>
       <w:kern w:val="0"/>
@@ -5317,11 +5449,12 @@
       <w:lang w:val="en-US" w:eastAsia="en-US" w:bidi="ar-SA"/>
     </w:rPr>
   </w:style>
-  <w:style w:type="paragraph" w:styleId="Heading1">
+  <w:style w:type="paragraph" w:styleId="2">
     <w:name w:val="heading 1"/>
-    <w:basedOn w:val="Normal"/>
-    <w:next w:val="Normal"/>
+    <w:basedOn w:val="1"/>
+    <w:next w:val="1"/>
     <w:qFormat/>
+    <w:uiPriority w:val="0"/>
     <w:pPr>
       <w:keepNext/>
       <w:keepLines/>
@@ -5339,12 +5472,13 @@
       <w:sz w:val="44"/>
     </w:rPr>
   </w:style>
-  <w:style w:type="paragraph" w:styleId="Heading2">
+  <w:style w:type="paragraph" w:styleId="3">
     <w:name w:val="heading 2"/>
-    <w:basedOn w:val="Normal"/>
-    <w:next w:val="Normal"/>
+    <w:basedOn w:val="1"/>
+    <w:next w:val="1"/>
     <w:unhideWhenUsed/>
     <w:qFormat/>
+    <w:uiPriority w:val="0"/>
     <w:pPr>
       <w:keepNext/>
       <w:keepLines/>
@@ -5357,18 +5491,19 @@
       <w:outlineLvl w:val="1"/>
     </w:pPr>
     <w:rPr>
-      <w:rFonts w:ascii="Arial" w:eastAsia="黑体" w:hAnsi="Arial"/>
+      <w:rFonts w:ascii="Arial" w:hAnsi="Arial" w:eastAsia="黑体"/>
       <w:b/>
       <w:sz w:val="32"/>
     </w:rPr>
   </w:style>
-  <w:style w:type="paragraph" w:styleId="Heading3">
+  <w:style w:type="paragraph" w:styleId="4">
     <w:name w:val="heading 3"/>
-    <w:basedOn w:val="Normal"/>
-    <w:next w:val="Normal"/>
+    <w:basedOn w:val="1"/>
+    <w:next w:val="1"/>
     <w:semiHidden/>
     <w:unhideWhenUsed/>
     <w:qFormat/>
+    <w:uiPriority w:val="0"/>
     <w:pPr>
       <w:keepNext/>
       <w:keepLines/>
@@ -5385,12 +5520,13 @@
       <w:sz w:val="32"/>
     </w:rPr>
   </w:style>
-  <w:style w:type="paragraph" w:styleId="Heading4">
+  <w:style w:type="paragraph" w:styleId="5">
     <w:name w:val="heading 4"/>
-    <w:basedOn w:val="Normal"/>
-    <w:next w:val="Normal"/>
+    <w:basedOn w:val="1"/>
+    <w:next w:val="1"/>
     <w:unhideWhenUsed/>
     <w:qFormat/>
+    <w:uiPriority w:val="0"/>
     <w:pPr>
       <w:keepNext/>
       <w:keepLines/>
@@ -5403,18 +5539,19 @@
       <w:outlineLvl w:val="3"/>
     </w:pPr>
     <w:rPr>
-      <w:rFonts w:ascii="Arial" w:eastAsia="黑体" w:hAnsi="Arial"/>
+      <w:rFonts w:ascii="Arial" w:hAnsi="Arial" w:eastAsia="黑体"/>
       <w:b/>
       <w:sz w:val="28"/>
     </w:rPr>
   </w:style>
-  <w:style w:type="paragraph" w:styleId="Heading5">
+  <w:style w:type="paragraph" w:styleId="6">
     <w:name w:val="heading 5"/>
-    <w:basedOn w:val="Normal"/>
-    <w:next w:val="Normal"/>
+    <w:basedOn w:val="1"/>
+    <w:next w:val="1"/>
     <w:semiHidden/>
     <w:unhideWhenUsed/>
     <w:qFormat/>
+    <w:uiPriority w:val="0"/>
     <w:pPr>
       <w:keepNext/>
       <w:keepLines/>
@@ -5431,13 +5568,14 @@
       <w:sz w:val="28"/>
     </w:rPr>
   </w:style>
-  <w:style w:type="paragraph" w:styleId="Heading6">
+  <w:style w:type="paragraph" w:styleId="7">
     <w:name w:val="heading 6"/>
-    <w:basedOn w:val="Normal"/>
-    <w:next w:val="Normal"/>
+    <w:basedOn w:val="1"/>
+    <w:next w:val="1"/>
     <w:semiHidden/>
     <w:unhideWhenUsed/>
     <w:qFormat/>
+    <w:uiPriority w:val="0"/>
     <w:pPr>
       <w:keepNext/>
       <w:keepLines/>
@@ -5450,18 +5588,19 @@
       <w:outlineLvl w:val="5"/>
     </w:pPr>
     <w:rPr>
-      <w:rFonts w:ascii="Arial" w:eastAsia="黑体" w:hAnsi="Arial"/>
+      <w:rFonts w:ascii="Arial" w:hAnsi="Arial" w:eastAsia="黑体"/>
       <w:b/>
       <w:sz w:val="24"/>
     </w:rPr>
   </w:style>
-  <w:style w:type="paragraph" w:styleId="Heading7">
+  <w:style w:type="paragraph" w:styleId="8">
     <w:name w:val="heading 7"/>
-    <w:basedOn w:val="Normal"/>
-    <w:next w:val="Normal"/>
+    <w:basedOn w:val="1"/>
+    <w:next w:val="1"/>
     <w:semiHidden/>
     <w:unhideWhenUsed/>
     <w:qFormat/>
+    <w:uiPriority w:val="0"/>
     <w:pPr>
       <w:keepNext/>
       <w:keepLines/>
@@ -5478,13 +5617,14 @@
       <w:sz w:val="24"/>
     </w:rPr>
   </w:style>
-  <w:style w:type="paragraph" w:styleId="Heading8">
+  <w:style w:type="paragraph" w:styleId="9">
     <w:name w:val="heading 8"/>
-    <w:basedOn w:val="Normal"/>
-    <w:next w:val="Normal"/>
+    <w:basedOn w:val="1"/>
+    <w:next w:val="1"/>
     <w:semiHidden/>
     <w:unhideWhenUsed/>
     <w:qFormat/>
+    <w:uiPriority w:val="0"/>
     <w:pPr>
       <w:keepNext/>
       <w:keepLines/>
@@ -5497,17 +5637,18 @@
       <w:outlineLvl w:val="7"/>
     </w:pPr>
     <w:rPr>
-      <w:rFonts w:ascii="Arial" w:eastAsia="黑体" w:hAnsi="Arial"/>
+      <w:rFonts w:ascii="Arial" w:hAnsi="Arial" w:eastAsia="黑体"/>
       <w:sz w:val="24"/>
     </w:rPr>
   </w:style>
-  <w:style w:type="paragraph" w:styleId="Heading9">
+  <w:style w:type="paragraph" w:styleId="10">
     <w:name w:val="heading 9"/>
-    <w:basedOn w:val="Normal"/>
-    <w:next w:val="Normal"/>
+    <w:basedOn w:val="1"/>
+    <w:next w:val="1"/>
     <w:semiHidden/>
     <w:unhideWhenUsed/>
     <w:qFormat/>
+    <w:uiPriority w:val="0"/>
     <w:pPr>
       <w:keepNext/>
       <w:keepLines/>
@@ -5520,19 +5661,21 @@
       <w:outlineLvl w:val="8"/>
     </w:pPr>
     <w:rPr>
-      <w:rFonts w:ascii="Arial" w:eastAsia="黑体" w:hAnsi="Arial"/>
+      <w:rFonts w:ascii="Arial" w:hAnsi="Arial" w:eastAsia="黑体"/>
       <w:sz w:val="21"/>
     </w:rPr>
   </w:style>
-  <w:style w:type="character" w:default="1" w:styleId="DefaultParagraphFont">
+  <w:style w:type="character" w:default="1" w:styleId="22">
     <w:name w:val="Default Paragraph Font"/>
     <w:semiHidden/>
     <w:qFormat/>
+    <w:uiPriority w:val="0"/>
   </w:style>
-  <w:style w:type="table" w:default="1" w:styleId="TableNormal">
+  <w:style w:type="table" w:default="1" w:styleId="20">
     <w:name w:val="Normal Table"/>
     <w:semiHidden/>
     <w:qFormat/>
+    <w:uiPriority w:val="0"/>
     <w:tblPr>
       <w:tblCellMar>
         <w:top w:w="0" w:type="dxa"/>
@@ -5542,39 +5685,43 @@
       </w:tblCellMar>
     </w:tblPr>
   </w:style>
-  <w:style w:type="paragraph" w:styleId="CommentText">
+  <w:style w:type="paragraph" w:styleId="11">
     <w:name w:val="annotation text"/>
-    <w:basedOn w:val="Normal"/>
+    <w:basedOn w:val="1"/>
     <w:qFormat/>
+    <w:uiPriority w:val="0"/>
     <w:pPr>
       <w:jc w:val="left"/>
     </w:pPr>
   </w:style>
-  <w:style w:type="paragraph" w:styleId="BodyText">
+  <w:style w:type="paragraph" w:styleId="12">
     <w:name w:val="Body Text"/>
-    <w:basedOn w:val="Normal"/>
+    <w:basedOn w:val="1"/>
     <w:semiHidden/>
     <w:qFormat/>
+    <w:uiPriority w:val="0"/>
     <w:rPr>
-      <w:rFonts w:ascii="Arial" w:eastAsia="Arial" w:hAnsi="Arial" w:cs="Arial"/>
+      <w:rFonts w:ascii="Arial" w:hAnsi="Arial" w:eastAsia="Arial" w:cs="Arial"/>
       <w:sz w:val="21"/>
       <w:szCs w:val="21"/>
       <w:lang w:val="en-US" w:eastAsia="en-US" w:bidi="ar-SA"/>
     </w:rPr>
   </w:style>
-  <w:style w:type="paragraph" w:styleId="TOC3">
+  <w:style w:type="paragraph" w:styleId="13">
     <w:name w:val="toc 3"/>
-    <w:basedOn w:val="Normal"/>
-    <w:next w:val="Normal"/>
+    <w:basedOn w:val="1"/>
+    <w:next w:val="1"/>
     <w:qFormat/>
+    <w:uiPriority w:val="0"/>
     <w:pPr>
       <w:ind w:left="840" w:leftChars="400"/>
     </w:pPr>
   </w:style>
-  <w:style w:type="paragraph" w:styleId="Footer">
+  <w:style w:type="paragraph" w:styleId="14">
     <w:name w:val="footer"/>
-    <w:basedOn w:val="Normal"/>
+    <w:basedOn w:val="1"/>
     <w:qFormat/>
+    <w:uiPriority w:val="0"/>
     <w:pPr>
       <w:tabs>
         <w:tab w:val="center" w:pos="4153"/>
@@ -5587,16 +5734,17 @@
       <w:sz w:val="18"/>
     </w:rPr>
   </w:style>
-  <w:style w:type="paragraph" w:styleId="Header">
+  <w:style w:type="paragraph" w:styleId="15">
     <w:name w:val="header"/>
-    <w:basedOn w:val="Normal"/>
+    <w:basedOn w:val="1"/>
     <w:qFormat/>
+    <w:uiPriority w:val="0"/>
     <w:pPr>
       <w:pBdr>
-        <w:top w:val="nil"/>
-        <w:left w:val="nil"/>
-        <w:bottom w:val="nil"/>
-        <w:right w:val="nil"/>
+        <w:top w:val="none" w:color="auto" w:sz="0" w:space="0"/>
+        <w:left w:val="none" w:color="auto" w:sz="0" w:space="0"/>
+        <w:bottom w:val="none" w:color="auto" w:sz="0" w:space="0"/>
+        <w:right w:val="none" w:color="auto" w:sz="0" w:space="0"/>
       </w:pBdr>
       <w:tabs>
         <w:tab w:val="center" w:pos="4153"/>
@@ -5611,37 +5759,41 @@
       <w:sz w:val="18"/>
     </w:rPr>
   </w:style>
-  <w:style w:type="paragraph" w:styleId="TOC1">
+  <w:style w:type="paragraph" w:styleId="16">
     <w:name w:val="toc 1"/>
-    <w:basedOn w:val="Normal"/>
-    <w:next w:val="Normal"/>
+    <w:basedOn w:val="1"/>
+    <w:next w:val="1"/>
     <w:qFormat/>
+    <w:uiPriority w:val="0"/>
     <w:rPr>
-      <w:rFonts w:ascii="Arial" w:eastAsia="Microsoft JhengHei" w:hAnsi="Arial"/>
+      <w:rFonts w:ascii="Arial" w:hAnsi="Arial" w:eastAsia="Microsoft JhengHei"/>
       <w:sz w:val="24"/>
     </w:rPr>
   </w:style>
-  <w:style w:type="paragraph" w:styleId="TOC2">
+  <w:style w:type="paragraph" w:styleId="17">
     <w:name w:val="toc 2"/>
-    <w:basedOn w:val="Normal"/>
-    <w:next w:val="Normal"/>
+    <w:basedOn w:val="1"/>
+    <w:next w:val="1"/>
     <w:qFormat/>
+    <w:uiPriority w:val="0"/>
     <w:pPr>
       <w:ind w:left="420" w:leftChars="200"/>
     </w:pPr>
   </w:style>
-  <w:style w:type="paragraph" w:styleId="NormalWeb">
+  <w:style w:type="paragraph" w:styleId="18">
     <w:name w:val="Normal (Web)"/>
-    <w:basedOn w:val="Normal"/>
+    <w:basedOn w:val="1"/>
     <w:qFormat/>
+    <w:uiPriority w:val="0"/>
     <w:rPr>
       <w:sz w:val="24"/>
     </w:rPr>
   </w:style>
-  <w:style w:type="paragraph" w:styleId="Title">
+  <w:style w:type="paragraph" w:styleId="19">
     <w:name w:val="Title"/>
-    <w:basedOn w:val="Normal"/>
+    <w:basedOn w:val="1"/>
     <w:qFormat/>
+    <w:uiPriority w:val="0"/>
     <w:pPr>
       <w:spacing w:before="240" w:beforeLines="0" w:beforeAutospacing="0" w:after="60" w:afterLines="0" w:afterAutospacing="0"/>
       <w:jc w:val="center"/>
@@ -5653,68 +5805,73 @@
       <w:sz w:val="32"/>
     </w:rPr>
   </w:style>
-  <w:style w:type="table" w:styleId="TableGrid">
+  <w:style w:type="table" w:styleId="21">
     <w:name w:val="Table Grid"/>
-    <w:basedOn w:val="TableNormal"/>
+    <w:basedOn w:val="20"/>
     <w:qFormat/>
+    <w:uiPriority w:val="0"/>
     <w:pPr>
       <w:widowControl w:val="0"/>
       <w:jc w:val="both"/>
     </w:pPr>
     <w:tblPr>
       <w:tblBorders>
-        <w:top w:val="single" w:sz="4" w:space="0" w:color="auto"/>
-        <w:left w:val="single" w:sz="4" w:space="0" w:color="auto"/>
-        <w:bottom w:val="single" w:sz="4" w:space="0" w:color="auto"/>
-        <w:right w:val="single" w:sz="4" w:space="0" w:color="auto"/>
-        <w:insideH w:val="single" w:sz="4" w:space="0" w:color="auto"/>
-        <w:insideV w:val="single" w:sz="4" w:space="0" w:color="auto"/>
+        <w:top w:val="single" w:color="auto" w:sz="4" w:space="0"/>
+        <w:left w:val="single" w:color="auto" w:sz="4" w:space="0"/>
+        <w:bottom w:val="single" w:color="auto" w:sz="4" w:space="0"/>
+        <w:right w:val="single" w:color="auto" w:sz="4" w:space="0"/>
+        <w:insideH w:val="single" w:color="auto" w:sz="4" w:space="0"/>
+        <w:insideV w:val="single" w:color="auto" w:sz="4" w:space="0"/>
       </w:tblBorders>
     </w:tblPr>
   </w:style>
-  <w:style w:type="character" w:styleId="Strong">
+  <w:style w:type="character" w:styleId="23">
     <w:name w:val="Strong"/>
-    <w:basedOn w:val="DefaultParagraphFont"/>
+    <w:basedOn w:val="22"/>
     <w:qFormat/>
+    <w:uiPriority w:val="0"/>
     <w:rPr>
       <w:b/>
     </w:rPr>
   </w:style>
-  <w:style w:type="paragraph" w:customStyle="1" w:styleId="a">
+  <w:style w:type="paragraph" w:customStyle="1" w:styleId="24">
     <w:name w:val="柴_公司名"/>
-    <w:basedOn w:val="Title"/>
+    <w:basedOn w:val="19"/>
     <w:qFormat/>
+    <w:uiPriority w:val="0"/>
     <w:pPr>
       <w:spacing w:after="600" w:afterLines="600"/>
     </w:pPr>
     <w:rPr>
-      <w:rFonts w:ascii="宋体" w:eastAsia="宋体" w:hAnsi="宋体" w:cs="宋体" w:hint="eastAsia"/>
+      <w:rFonts w:hint="eastAsia" w:ascii="宋体" w:hAnsi="宋体" w:eastAsia="宋体" w:cs="宋体"/>
       <w:bCs/>
       <w:spacing w:val="-6"/>
       <w:sz w:val="52"/>
       <w:szCs w:val="52"/>
     </w:rPr>
   </w:style>
-  <w:style w:type="paragraph" w:customStyle="1" w:styleId="a0">
+  <w:style w:type="paragraph" w:customStyle="1" w:styleId="25">
     <w:name w:val="柴_文档名"/>
-    <w:basedOn w:val="Title"/>
+    <w:basedOn w:val="19"/>
     <w:qFormat/>
+    <w:uiPriority w:val="0"/>
     <w:pPr>
       <w:spacing w:after="900" w:afterLines="900"/>
     </w:pPr>
     <w:rPr>
-      <w:rFonts w:ascii="黑体" w:eastAsia="黑体" w:hAnsi="黑体" w:cs="黑体"/>
+      <w:rFonts w:ascii="黑体" w:hAnsi="黑体" w:eastAsia="黑体" w:cs="黑体"/>
       <w:bCs/>
       <w:spacing w:val="-7"/>
       <w:sz w:val="52"/>
       <w:szCs w:val="52"/>
     </w:rPr>
   </w:style>
-  <w:style w:type="table" w:customStyle="1" w:styleId="TableNormal0">
+  <w:style w:type="table" w:customStyle="1" w:styleId="26">
     <w:name w:val="Table Normal_0"/>
     <w:semiHidden/>
     <w:unhideWhenUsed/>
     <w:qFormat/>
+    <w:uiPriority w:val="0"/>
     <w:tblPr>
       <w:tblCellMar>
         <w:top w:w="0" w:type="dxa"/>
@@ -5724,81 +5881,87 @@
       </w:tblCellMar>
     </w:tblPr>
   </w:style>
-  <w:style w:type="paragraph" w:customStyle="1" w:styleId="TableText">
+  <w:style w:type="paragraph" w:customStyle="1" w:styleId="27">
     <w:name w:val="Table Text"/>
-    <w:basedOn w:val="Normal"/>
+    <w:basedOn w:val="1"/>
     <w:semiHidden/>
     <w:qFormat/>
+    <w:uiPriority w:val="0"/>
     <w:rPr>
-      <w:rFonts w:ascii="宋体" w:eastAsia="宋体" w:hAnsi="宋体" w:cs="宋体"/>
+      <w:rFonts w:ascii="宋体" w:hAnsi="宋体" w:eastAsia="宋体" w:cs="宋体"/>
       <w:sz w:val="21"/>
       <w:szCs w:val="21"/>
       <w:lang w:val="en-US" w:eastAsia="en-US" w:bidi="ar-SA"/>
     </w:rPr>
   </w:style>
-  <w:style w:type="paragraph" w:customStyle="1" w:styleId="1">
+  <w:style w:type="paragraph" w:customStyle="1" w:styleId="28">
     <w:name w:val="柴_标题1"/>
-    <w:basedOn w:val="Heading1"/>
-    <w:next w:val="a1"/>
-    <w:link w:val="1Char"/>
+    <w:basedOn w:val="2"/>
+    <w:next w:val="29"/>
+    <w:link w:val="38"/>
     <w:qFormat/>
+    <w:uiPriority w:val="0"/>
     <w:pPr>
       <w:spacing w:before="100" w:after="90" w:line="360" w:lineRule="auto"/>
     </w:pPr>
     <w:rPr>
-      <w:rFonts w:ascii="Arial" w:eastAsia="宋体" w:hAnsi="Arial"/>
+      <w:rFonts w:ascii="Arial" w:hAnsi="Arial" w:eastAsia="宋体"/>
       <w:sz w:val="32"/>
     </w:rPr>
   </w:style>
-  <w:style w:type="paragraph" w:customStyle="1" w:styleId="a1">
+  <w:style w:type="paragraph" w:customStyle="1" w:styleId="29">
     <w:name w:val="柴_正文"/>
-    <w:basedOn w:val="BodyText"/>
-    <w:link w:val="Char"/>
+    <w:basedOn w:val="12"/>
+    <w:link w:val="42"/>
     <w:qFormat/>
+    <w:uiPriority w:val="0"/>
     <w:pPr>
       <w:spacing w:line="360" w:lineRule="auto"/>
       <w:ind w:firstLine="470" w:firstLineChars="200"/>
     </w:pPr>
     <w:rPr>
-      <w:rFonts w:ascii="Arial" w:eastAsia="宋体" w:hAnsi="Arial"/>
+      <w:rFonts w:ascii="Arial" w:hAnsi="Arial" w:eastAsia="宋体"/>
       <w:sz w:val="24"/>
       <w:lang w:eastAsia="zh-CN"/>
     </w:rPr>
   </w:style>
-  <w:style w:type="paragraph" w:customStyle="1" w:styleId="2">
+  <w:style w:type="paragraph" w:customStyle="1" w:styleId="30">
     <w:name w:val="柴_标题2"/>
-    <w:basedOn w:val="Heading2"/>
-    <w:next w:val="a1"/>
+    <w:basedOn w:val="3"/>
+    <w:next w:val="29"/>
     <w:qFormat/>
+    <w:uiPriority w:val="0"/>
     <w:pPr>
       <w:spacing w:line="360" w:lineRule="auto"/>
     </w:pPr>
     <w:rPr>
-      <w:rFonts w:ascii="Arial" w:eastAsia="宋体" w:hAnsi="Arial"/>
+      <w:rFonts w:ascii="Arial" w:hAnsi="Arial" w:eastAsia="宋体"/>
       <w:sz w:val="28"/>
     </w:rPr>
   </w:style>
-  <w:style w:type="paragraph" w:customStyle="1" w:styleId="3">
+  <w:style w:type="paragraph" w:customStyle="1" w:styleId="31">
     <w:name w:val="柴_标题3"/>
-    <w:basedOn w:val="Heading3"/>
-    <w:next w:val="a1"/>
+    <w:basedOn w:val="4"/>
+    <w:next w:val="29"/>
     <w:qFormat/>
+    <w:uiPriority w:val="0"/>
     <w:pPr>
       <w:spacing w:line="360" w:lineRule="auto"/>
       <w:ind w:left="0" w:firstLine="472" w:firstLineChars="200"/>
     </w:pPr>
     <w:rPr>
-      <w:rFonts w:ascii="宋体" w:eastAsia="宋体" w:hAnsi="宋体" w:cs="宋体"/>
+      <w:rFonts w:ascii="宋体" w:hAnsi="宋体" w:eastAsia="宋体" w:cs="宋体"/>
       <w:spacing w:val="-2"/>
       <w:sz w:val="24"/>
       <w:szCs w:val="24"/>
     </w:rPr>
   </w:style>
-  <w:style w:type="paragraph" w:customStyle="1" w:styleId="a2">
+  <w:style w:type="paragraph" w:customStyle="1" w:styleId="32">
     <w:name w:val="柴_目录"/>
-    <w:basedOn w:val="Normal"/>
-    <w:next w:val="BodyText"/>
+    <w:basedOn w:val="1"/>
+    <w:next w:val="12"/>
     <w:qFormat/>
+    <w:uiPriority w:val="0"/>
     <w:pPr>
       <w:tabs>
         <w:tab w:val="right" w:leader="dot" w:pos="8442"/>
@@ -5806,59 +5969,64 @@
       <w:ind w:left="0" w:leftChars="0"/>
     </w:pPr>
     <w:rPr>
-      <w:rFonts w:ascii="Arial" w:eastAsia="Microsoft JhengHei" w:hAnsi="Arial"/>
+      <w:rFonts w:ascii="Arial" w:hAnsi="Arial" w:eastAsia="Microsoft JhengHei"/>
       <w:sz w:val="24"/>
     </w:rPr>
   </w:style>
-  <w:style w:type="paragraph" w:customStyle="1" w:styleId="WPSOffice1">
+  <w:style w:type="paragraph" w:customStyle="1" w:styleId="33">
     <w:name w:val="WPSOffice手动目录 1"/>
     <w:qFormat/>
+    <w:uiPriority w:val="0"/>
     <w:pPr>
       <w:ind w:leftChars="0"/>
     </w:pPr>
     <w:rPr>
-      <w:rFonts w:ascii="Times New Roman" w:eastAsia="宋体" w:hAnsi="Times New Roman" w:cs="Times New Roman"/>
+      <w:rFonts w:ascii="Times New Roman" w:hAnsi="Times New Roman" w:eastAsia="宋体" w:cs="Times New Roman"/>
       <w:sz w:val="20"/>
       <w:szCs w:val="20"/>
     </w:rPr>
   </w:style>
-  <w:style w:type="paragraph" w:customStyle="1" w:styleId="WPSOffice2">
+  <w:style w:type="paragraph" w:customStyle="1" w:styleId="34">
     <w:name w:val="WPSOffice手动目录 2"/>
     <w:qFormat/>
+    <w:uiPriority w:val="0"/>
     <w:pPr>
       <w:ind w:leftChars="200"/>
     </w:pPr>
     <w:rPr>
-      <w:rFonts w:ascii="Times New Roman" w:eastAsia="宋体" w:hAnsi="Times New Roman" w:cs="Times New Roman"/>
+      <w:rFonts w:ascii="Times New Roman" w:hAnsi="Times New Roman" w:eastAsia="宋体" w:cs="Times New Roman"/>
       <w:sz w:val="20"/>
       <w:szCs w:val="20"/>
     </w:rPr>
   </w:style>
-  <w:style w:type="paragraph" w:customStyle="1" w:styleId="WPSOffice3">
+  <w:style w:type="paragraph" w:customStyle="1" w:styleId="35">
     <w:name w:val="WPSOffice手动目录 3"/>
     <w:qFormat/>
+    <w:uiPriority w:val="0"/>
     <w:pPr>
       <w:ind w:leftChars="400"/>
     </w:pPr>
     <w:rPr>
-      <w:rFonts w:ascii="Times New Roman" w:eastAsia="宋体" w:hAnsi="Times New Roman" w:cs="Times New Roman"/>
+      <w:rFonts w:ascii="Times New Roman" w:hAnsi="Times New Roman" w:eastAsia="宋体" w:cs="Times New Roman"/>
       <w:sz w:val="20"/>
       <w:szCs w:val="20"/>
     </w:rPr>
   </w:style>
-  <w:style w:type="paragraph" w:customStyle="1" w:styleId="Compact">
+  <w:style w:type="paragraph" w:customStyle="1" w:styleId="36">
     <w:name w:val="Compact"/>
-    <w:basedOn w:val="BodyText"/>
+    <w:basedOn w:val="12"/>
     <w:qFormat/>
+    <w:uiPriority w:val="0"/>
     <w:pPr>
       <w:spacing w:before="36" w:after="36"/>
     </w:pPr>
   </w:style>
-  <w:style w:type="table" w:customStyle="1" w:styleId="Table">
+  <w:style w:type="table" w:customStyle="1" w:styleId="37">
     <w:name w:val="Table"/>
     <w:semiHidden/>
     <w:unhideWhenUsed/>
     <w:qFormat/>
+    <w:uiPriority w:val="0"/>
     <w:tblPr>
       <w:tblCellMar>
         <w:top w:w="0" w:type="dxa"/>
@@ -5870,26 +6038,28 @@
     <w:tblStylePr w:type="firstRow">
       <w:tcPr>
         <w:tcBorders>
-          <w:bottom w:val="single" w:sz="0" w:space="0" w:color="auto"/>
+          <w:bottom w:val="single" w:color="auto" w:sz="0" w:space="0"/>
         </w:tcBorders>
         <w:vAlign w:val="bottom"/>
       </w:tcPr>
     </w:tblStylePr>
   </w:style>
-  <w:style w:type="character" w:customStyle="1" w:styleId="1Char">
+  <w:style w:type="character" w:customStyle="1" w:styleId="38">
     <w:name w:val="柴_标题1 Char"/>
-    <w:link w:val="1"/>
+    <w:link w:val="28"/>
     <w:qFormat/>
+    <w:uiPriority w:val="0"/>
     <w:rPr>
-      <w:rFonts w:ascii="Arial" w:eastAsia="宋体" w:hAnsi="Arial"/>
+      <w:rFonts w:ascii="Arial" w:hAnsi="Arial" w:eastAsia="宋体"/>
       <w:sz w:val="32"/>
     </w:rPr>
   </w:style>
-  <w:style w:type="table" w:customStyle="1" w:styleId="TableNormal1">
+  <w:style w:type="table" w:customStyle="1" w:styleId="39">
     <w:name w:val="Table Normal_1"/>
     <w:semiHidden/>
     <w:unhideWhenUsed/>
     <w:qFormat/>
+    <w:uiPriority w:val="0"/>
     <w:tblPr>
       <w:tblCellMar>
         <w:top w:w="0" w:type="dxa"/>
@@ -5899,10 +6069,11 @@
       </w:tblCellMar>
     </w:tblPr>
   </w:style>
-  <w:style w:type="paragraph" w:customStyle="1" w:styleId="a3">
+  <w:style w:type="paragraph" w:customStyle="1" w:styleId="40">
     <w:name w:val="柴_正文_无缩进"/>
-    <w:basedOn w:val="Normal"/>
+    <w:basedOn w:val="1"/>
     <w:qFormat/>
+    <w:uiPriority w:val="0"/>
     <w:pPr>
       <w:ind w:firstLine="0" w:firstLineChars="0"/>
     </w:pPr>
@@ -5912,29 +6083,31 @@
       <w:lang w:eastAsia="zh-CN"/>
     </w:rPr>
   </w:style>
-  <w:style w:type="paragraph" w:customStyle="1" w:styleId="4">
+  <w:style w:type="paragraph" w:customStyle="1" w:styleId="41">
     <w:name w:val="柴_标题4"/>
-    <w:basedOn w:val="Heading4"/>
-    <w:next w:val="Normal"/>
+    <w:basedOn w:val="5"/>
+    <w:next w:val="1"/>
     <w:qFormat/>
+    <w:uiPriority w:val="0"/>
     <w:pPr>
       <w:widowControl w:val="0"/>
       <w:spacing w:before="160" w:line="360" w:lineRule="auto"/>
-      <w:ind w:left="981" w:hanging="862" w:leftChars="300"/>
+      <w:ind w:left="981" w:leftChars="300" w:hanging="862"/>
     </w:pPr>
     <w:rPr>
-      <w:rFonts w:ascii="Calibri" w:eastAsia="宋体" w:hAnsi="Calibri" w:cs="宋体" w:hint="eastAsia"/>
+      <w:rFonts w:hint="eastAsia" w:ascii="Calibri" w:hAnsi="Calibri" w:eastAsia="宋体" w:cs="宋体"/>
       <w:sz w:val="24"/>
       <w:szCs w:val="24"/>
       <w:lang w:eastAsia="zh-CN" w:bidi="zh-CN"/>
     </w:rPr>
   </w:style>
-  <w:style w:type="character" w:customStyle="1" w:styleId="Char">
+  <w:style w:type="character" w:customStyle="1" w:styleId="42">
     <w:name w:val="柴_正文 Char"/>
-    <w:link w:val="a1"/>
+    <w:link w:val="29"/>
     <w:qFormat/>
+    <w:uiPriority w:val="0"/>
     <w:rPr>
-      <w:rFonts w:ascii="Arial" w:eastAsia="宋体" w:hAnsi="Arial"/>
+      <w:rFonts w:ascii="Arial" w:hAnsi="Arial" w:eastAsia="宋体"/>
       <w:sz w:val="24"/>
       <w:lang w:eastAsia="zh-CN"/>
     </w:rPr>
